--- a/TS Jatai Ghanam Project/TS 4.4/TS 4.4 Ghanam Tamil Corrections.docx
+++ b/TS Jatai Ghanam Project/TS 4.4/TS 4.4 Ghanam Tamil Corrections.docx
@@ -1,6 +1,6 @@
 
 <file path=word/document.xml><?xml version="1.0" encoding="utf-8"?>
-<w:document xmlns:wpc="http://schemas.microsoft.com/office/word/2010/wordprocessingCanvas" xmlns:cx="http://schemas.microsoft.com/office/drawing/2014/chartex" xmlns:cx1="http://schemas.microsoft.com/office/drawing/2015/9/8/chartex" xmlns:cx2="http://schemas.microsoft.com/office/drawing/2015/10/21/chartex" xmlns:cx3="http://schemas.microsoft.com/office/drawing/2016/5/9/chartex" xmlns:cx4="http://schemas.microsoft.com/office/drawing/2016/5/10/chartex" xmlns:cx5="http://schemas.microsoft.com/office/drawing/2016/5/11/chartex" xmlns:cx6="http://schemas.microsoft.com/office/drawing/2016/5/12/chartex" xmlns:cx7="http://schemas.microsoft.com/office/drawing/2016/5/13/chartex" xmlns:cx8="http://schemas.microsoft.com/office/drawing/2016/5/14/chartex" xmlns:mc="http://schemas.openxmlformats.org/markup-compatibility/2006" xmlns:aink="http://schemas.microsoft.com/office/drawing/2016/ink" xmlns:am3d="http://schemas.microsoft.com/office/drawing/2017/model3d" xmlns:o="urn:schemas-microsoft-com:office:office" xmlns:oel="http://schemas.microsoft.com/office/2019/extlst" xmlns:r="http://schemas.openxmlformats.org/officeDocument/2006/relationships" xmlns:m="http://schemas.openxmlformats.org/officeDocument/2006/math" xmlns:v="urn:schemas-microsoft-com:vml" xmlns:wp14="http://schemas.microsoft.com/office/word/2010/wordprocessingDrawing" xmlns:wp="http://schemas.openxmlformats.org/drawingml/2006/wordprocessingDrawing" xmlns:w10="urn:schemas-microsoft-com:office:word" xmlns:w="http://schemas.openxmlformats.org/wordprocessingml/2006/main" xmlns:w14="http://schemas.microsoft.com/office/word/2010/wordml" xmlns:w15="http://schemas.microsoft.com/office/word/2012/wordml" xmlns:w16cex="http://schemas.microsoft.com/office/word/2018/wordml/cex" xmlns:w16cid="http://schemas.microsoft.com/office/word/2016/wordml/cid" xmlns:w16="http://schemas.microsoft.com/office/word/2018/wordml" xmlns:w16du="http://schemas.microsoft.com/office/word/2023/wordml/word16du" xmlns:w16sdtdh="http://schemas.microsoft.com/office/word/2020/wordml/sdtdatahash" xmlns:w16se="http://schemas.microsoft.com/office/word/2015/wordml/symex" xmlns:wpg="http://schemas.microsoft.com/office/word/2010/wordprocessingGroup" xmlns:wpi="http://schemas.microsoft.com/office/word/2010/wordprocessingInk" xmlns:wne="http://schemas.microsoft.com/office/word/2006/wordml" xmlns:wps="http://schemas.microsoft.com/office/word/2010/wordprocessingShape" mc:Ignorable="w14 w15 w16se w16cid w16 w16cex w16sdtdh w16du wp14">
+<w:document xmlns:wpc="http://schemas.microsoft.com/office/word/2010/wordprocessingCanvas" xmlns:cx="http://schemas.microsoft.com/office/drawing/2014/chartex" xmlns:cx1="http://schemas.microsoft.com/office/drawing/2015/9/8/chartex" xmlns:cx2="http://schemas.microsoft.com/office/drawing/2015/10/21/chartex" xmlns:cx3="http://schemas.microsoft.com/office/drawing/2016/5/9/chartex" xmlns:cx4="http://schemas.microsoft.com/office/drawing/2016/5/10/chartex" xmlns:cx5="http://schemas.microsoft.com/office/drawing/2016/5/11/chartex" xmlns:cx6="http://schemas.microsoft.com/office/drawing/2016/5/12/chartex" xmlns:cx7="http://schemas.microsoft.com/office/drawing/2016/5/13/chartex" xmlns:cx8="http://schemas.microsoft.com/office/drawing/2016/5/14/chartex" xmlns:mc="http://schemas.openxmlformats.org/markup-compatibility/2006" xmlns:aink="http://schemas.microsoft.com/office/drawing/2016/ink" xmlns:am3d="http://schemas.microsoft.com/office/drawing/2017/model3d" xmlns:o="urn:schemas-microsoft-com:office:office" xmlns:oel="http://schemas.microsoft.com/office/2019/extlst" xmlns:r="http://schemas.openxmlformats.org/officeDocument/2006/relationships" xmlns:m="http://schemas.openxmlformats.org/officeDocument/2006/math" xmlns:v="urn:schemas-microsoft-com:vml" xmlns:wp14="http://schemas.microsoft.com/office/word/2010/wordprocessingDrawing" xmlns:wp="http://schemas.openxmlformats.org/drawingml/2006/wordprocessingDrawing" xmlns:w10="urn:schemas-microsoft-com:office:word" xmlns:w="http://schemas.openxmlformats.org/wordprocessingml/2006/main" xmlns:w14="http://schemas.microsoft.com/office/word/2010/wordml" xmlns:w15="http://schemas.microsoft.com/office/word/2012/wordml" xmlns:w16cex="http://schemas.microsoft.com/office/word/2018/wordml/cex" xmlns:w16cid="http://schemas.microsoft.com/office/word/2016/wordml/cid" xmlns:w16="http://schemas.microsoft.com/office/word/2018/wordml" xmlns:w16du="http://schemas.microsoft.com/office/word/2023/wordml/word16du" xmlns:w16sdtdh="http://schemas.microsoft.com/office/word/2020/wordml/sdtdatahash" xmlns:w16sdtfl="http://schemas.microsoft.com/office/word/2024/wordml/sdtformatlock" xmlns:w16se="http://schemas.microsoft.com/office/word/2015/wordml/symex" xmlns:wpg="http://schemas.microsoft.com/office/word/2010/wordprocessingGroup" xmlns:wpi="http://schemas.microsoft.com/office/word/2010/wordprocessingInk" xmlns:wne="http://schemas.microsoft.com/office/word/2006/wordml" xmlns:wps="http://schemas.microsoft.com/office/word/2010/wordprocessingShape" mc:Ignorable="w14 w15 w16se w16cid w16 w16cex w16sdtdh w16sdtfl w16du wp14">
   <w:body>
     <w:p>
       <w:pPr>
@@ -52,6 +52,26 @@
           <w:szCs w:val="32"/>
           <w:u w:val="single"/>
         </w:rPr>
+        <w:t xml:space="preserve">– TS </w:t>
+      </w:r>
+      <w:r>
+        <w:rPr>
+          <w:b/>
+          <w:bCs/>
+          <w:sz w:val="32"/>
+          <w:szCs w:val="32"/>
+          <w:u w:val="single"/>
+        </w:rPr>
+        <w:t>4.4</w:t>
+      </w:r>
+      <w:r>
+        <w:rPr>
+          <w:b/>
+          <w:bCs/>
+          <w:sz w:val="32"/>
+          <w:szCs w:val="32"/>
+          <w:u w:val="single"/>
+        </w:rPr>
         <w:t xml:space="preserve"> </w:t>
       </w:r>
       <w:r>
@@ -62,7 +82,6922 @@
           <w:szCs w:val="32"/>
           <w:u w:val="single"/>
         </w:rPr>
-        <w:t xml:space="preserve">– TS </w:t>
+        <w:t>Tamil</w:t>
+      </w:r>
+      <w:r>
+        <w:rPr>
+          <w:b/>
+          <w:bCs/>
+          <w:sz w:val="32"/>
+          <w:szCs w:val="32"/>
+          <w:u w:val="single"/>
+        </w:rPr>
+        <w:t xml:space="preserve"> </w:t>
+      </w:r>
+      <w:r>
+        <w:rPr>
+          <w:b/>
+          <w:bCs/>
+          <w:sz w:val="32"/>
+          <w:szCs w:val="32"/>
+          <w:u w:val="single"/>
+        </w:rPr>
+        <w:t>Corrections –</w:t>
+      </w:r>
+      <w:r>
+        <w:rPr>
+          <w:b/>
+          <w:bCs/>
+          <w:sz w:val="32"/>
+          <w:szCs w:val="32"/>
+          <w:u w:val="single"/>
+        </w:rPr>
+        <w:t xml:space="preserve"> </w:t>
+      </w:r>
+      <w:r>
+        <w:rPr>
+          <w:b/>
+          <w:bCs/>
+          <w:sz w:val="32"/>
+          <w:szCs w:val="32"/>
+          <w:u w:val="single"/>
+        </w:rPr>
+        <w:t xml:space="preserve">Observed till </w:t>
+      </w:r>
+      <w:r>
+        <w:rPr>
+          <w:b/>
+          <w:bCs/>
+          <w:sz w:val="32"/>
+          <w:szCs w:val="32"/>
+          <w:u w:val="single"/>
+        </w:rPr>
+        <w:t>31st Oct 2026</w:t>
+      </w:r>
+    </w:p>
+    <w:p>
+      <w:pPr>
+        <w:spacing w:before="0" w:line="240" w:lineRule="auto"/>
+        <w:jc w:val="center"/>
+        <w:rPr>
+          <w:b/>
+          <w:bCs/>
+          <w:sz w:val="28"/>
+          <w:szCs w:val="32"/>
+        </w:rPr>
+      </w:pPr>
+      <w:r>
+        <w:rPr>
+          <w:b/>
+          <w:bCs/>
+          <w:sz w:val="28"/>
+          <w:szCs w:val="32"/>
+        </w:rPr>
+        <w:t>(ignore those which are already incorporated in your book’s version and date)</w:t>
+      </w:r>
+    </w:p>
+    <w:tbl>
+      <w:tblPr>
+        <w:tblW w:w="14537" w:type="dxa"/>
+        <w:tblInd w:w="-792" w:type="dxa"/>
+        <w:tblBorders>
+          <w:top w:val="single" w:sz="4" w:space="0" w:color="000000"/>
+          <w:left w:val="single" w:sz="4" w:space="0" w:color="000000"/>
+          <w:bottom w:val="single" w:sz="4" w:space="0" w:color="000000"/>
+          <w:right w:val="single" w:sz="4" w:space="0" w:color="000000"/>
+          <w:insideH w:val="single" w:sz="4" w:space="0" w:color="000000"/>
+          <w:insideV w:val="single" w:sz="4" w:space="0" w:color="000000"/>
+        </w:tblBorders>
+        <w:tblLook w:val="04A0" w:firstRow="1" w:lastRow="0" w:firstColumn="1" w:lastColumn="0" w:noHBand="0" w:noVBand="1"/>
+      </w:tblPr>
+      <w:tblGrid>
+        <w:gridCol w:w="7166"/>
+        <w:gridCol w:w="7371"/>
+      </w:tblGrid>
+      <w:tr>
+        <w:tc>
+          <w:tcPr>
+            <w:tcW w:w="7166" w:type="dxa"/>
+          </w:tcPr>
+          <w:p>
+            <w:pPr>
+              <w:spacing w:before="0" w:line="240" w:lineRule="auto"/>
+              <w:jc w:val="center"/>
+              <w:rPr>
+                <w:b/>
+                <w:sz w:val="32"/>
+                <w:szCs w:val="32"/>
+              </w:rPr>
+            </w:pPr>
+            <w:r>
+              <w:rPr>
+                <w:b/>
+                <w:sz w:val="32"/>
+                <w:szCs w:val="32"/>
+              </w:rPr>
+              <w:t>As Printed</w:t>
+            </w:r>
+          </w:p>
+        </w:tc>
+        <w:tc>
+          <w:tcPr>
+            <w:tcW w:w="7371" w:type="dxa"/>
+          </w:tcPr>
+          <w:p>
+            <w:pPr>
+              <w:spacing w:before="0" w:line="240" w:lineRule="auto"/>
+              <w:ind w:right="-18"/>
+              <w:jc w:val="center"/>
+              <w:rPr>
+                <w:b/>
+                <w:sz w:val="32"/>
+                <w:szCs w:val="32"/>
+              </w:rPr>
+            </w:pPr>
+            <w:r>
+              <w:rPr>
+                <w:b/>
+                <w:sz w:val="32"/>
+                <w:szCs w:val="32"/>
+              </w:rPr>
+              <w:t>To be read as or corrected as</w:t>
+            </w:r>
+            <w:r>
+              <w:rPr>
+                <w:b/>
+                <w:sz w:val="32"/>
+                <w:szCs w:val="32"/>
+              </w:rPr>
+              <w:t xml:space="preserve"> </w:t>
+            </w:r>
+          </w:p>
+        </w:tc>
+      </w:tr>
+      <w:tr>
+        <w:trPr>
+          <w:trHeight w:val="2262"/>
+        </w:trPr>
+        <w:tc>
+          <w:tcPr>
+            <w:tcW w:w="7166" w:type="dxa"/>
+            <w:tcBorders>
+              <w:top w:val="single" w:sz="4" w:space="0" w:color="000000"/>
+              <w:left w:val="single" w:sz="4" w:space="0" w:color="000000"/>
+              <w:bottom w:val="single" w:sz="4" w:space="0" w:color="000000"/>
+              <w:right w:val="single" w:sz="4" w:space="0" w:color="000000"/>
+            </w:tcBorders>
+          </w:tcPr>
+          <w:p>
+            <w:pPr>
+              <w:widowControl w:val="0"/>
+              <w:autoSpaceDE w:val="0"/>
+              <w:autoSpaceDN w:val="0"/>
+              <w:adjustRightInd w:val="0"/>
+              <w:spacing w:before="0" w:line="240" w:lineRule="auto"/>
+              <w:rPr>
+                <w:rFonts w:ascii="BRH Devanagari Extra" w:hAnsi="BRH Devanagari Extra" w:cs="BRH Devanagari Extra"/>
+                <w:color w:val="000000"/>
+                <w:sz w:val="32"/>
+                <w:szCs w:val="32"/>
+              </w:rPr>
+            </w:pPr>
+            <w:r>
+              <w:rPr>
+                <w:rFonts w:ascii="BRH Devanagari Extra" w:hAnsi="BRH Devanagari Extra" w:cs="BRH Devanagari Extra"/>
+                <w:color w:val="000000"/>
+                <w:sz w:val="32"/>
+                <w:szCs w:val="32"/>
+              </w:rPr>
+              <w:t>(</w:t>
+            </w:r>
+            <w:proofErr w:type="gramStart"/>
+            <w:r>
+              <w:rPr>
+                <w:rFonts w:cs="BRH Devanagari Extra"/>
+                <w:color w:val="000000"/>
+                <w:szCs w:val="32"/>
+              </w:rPr>
+              <w:t>1</w:t>
+            </w:r>
+            <w:r>
+              <w:rPr>
+                <w:rFonts w:ascii="BRH Devanagari Extra" w:hAnsi="BRH Devanagari Extra" w:cs="BRH Devanagari Extra"/>
+                <w:color w:val="000000"/>
+                <w:sz w:val="32"/>
+                <w:szCs w:val="32"/>
+              </w:rPr>
+              <w:t>)</w:t>
+            </w:r>
+            <w:r>
+              <w:rPr>
+                <w:rFonts w:cs="BRH Devanagari Extra"/>
+                <w:color w:val="000000"/>
+                <w:szCs w:val="32"/>
+              </w:rPr>
+              <w:t>[</w:t>
+            </w:r>
+            <w:proofErr w:type="gramEnd"/>
+            <w:r>
+              <w:rPr>
+                <w:rFonts w:cs="BRH Devanagari Extra"/>
+                <w:color w:val="000000"/>
+                <w:szCs w:val="32"/>
+              </w:rPr>
+              <w:t>P11</w:t>
+            </w:r>
+            <w:r>
+              <w:rPr>
+                <w:rFonts w:ascii="BRH Devanagari Extra" w:hAnsi="BRH Devanagari Extra" w:cs="BRH Devanagari Extra"/>
+                <w:color w:val="000000"/>
+                <w:sz w:val="32"/>
+                <w:szCs w:val="32"/>
+              </w:rPr>
+              <w:t xml:space="preserve">] </w:t>
+            </w:r>
+            <w:r>
+              <w:rPr>
+                <w:rFonts w:cs="BRH Devanagari Extra"/>
+                <w:color w:val="000000"/>
+                <w:szCs w:val="32"/>
+              </w:rPr>
+              <w:t>4</w:t>
+            </w:r>
+            <w:r>
+              <w:rPr>
+                <w:rFonts w:ascii="BRH Devanagari Extra" w:hAnsi="BRH Devanagari Extra" w:cs="BRH Devanagari Extra"/>
+                <w:color w:val="000000"/>
+                <w:sz w:val="32"/>
+                <w:szCs w:val="32"/>
+              </w:rPr>
+              <w:t>.</w:t>
+            </w:r>
+            <w:r>
+              <w:rPr>
+                <w:rFonts w:cs="BRH Devanagari Extra"/>
+                <w:color w:val="000000"/>
+                <w:szCs w:val="32"/>
+              </w:rPr>
+              <w:t>4</w:t>
+            </w:r>
+            <w:r>
+              <w:rPr>
+                <w:rFonts w:ascii="BRH Devanagari Extra" w:hAnsi="BRH Devanagari Extra" w:cs="BRH Devanagari Extra"/>
+                <w:color w:val="000000"/>
+                <w:sz w:val="32"/>
+                <w:szCs w:val="32"/>
+              </w:rPr>
+              <w:t>.</w:t>
+            </w:r>
+            <w:r>
+              <w:rPr>
+                <w:rFonts w:cs="BRH Devanagari Extra"/>
+                <w:color w:val="000000"/>
+                <w:szCs w:val="32"/>
+              </w:rPr>
+              <w:t>4</w:t>
+            </w:r>
+            <w:r>
+              <w:rPr>
+                <w:rFonts w:ascii="BRH Devanagari Extra" w:hAnsi="BRH Devanagari Extra" w:cs="BRH Devanagari Extra"/>
+                <w:color w:val="000000"/>
+                <w:sz w:val="32"/>
+                <w:szCs w:val="32"/>
+              </w:rPr>
+              <w:t>.</w:t>
+            </w:r>
+            <w:r>
+              <w:rPr>
+                <w:rFonts w:cs="BRH Devanagari Extra"/>
+                <w:color w:val="000000"/>
+                <w:szCs w:val="32"/>
+              </w:rPr>
+              <w:t>2</w:t>
+            </w:r>
+            <w:r>
+              <w:rPr>
+                <w:rFonts w:ascii="BRH Devanagari Extra" w:hAnsi="BRH Devanagari Extra" w:cs="BRH Devanagari Extra"/>
+                <w:color w:val="000000"/>
+                <w:sz w:val="32"/>
+                <w:szCs w:val="32"/>
+              </w:rPr>
+              <w:t>(</w:t>
+            </w:r>
+            <w:r>
+              <w:rPr>
+                <w:rFonts w:cs="BRH Devanagari Extra"/>
+                <w:color w:val="000000"/>
+                <w:szCs w:val="32"/>
+              </w:rPr>
+              <w:t>1</w:t>
+            </w:r>
+            <w:r>
+              <w:rPr>
+                <w:rFonts w:ascii="BRH Devanagari Extra" w:hAnsi="BRH Devanagari Extra" w:cs="BRH Devanagari Extra"/>
+                <w:color w:val="000000"/>
+                <w:sz w:val="32"/>
+                <w:szCs w:val="32"/>
+              </w:rPr>
+              <w:t>)</w:t>
+            </w:r>
+            <w:proofErr w:type="gramStart"/>
+            <w:r>
+              <w:rPr>
+                <w:rFonts w:ascii="BRH Devanagari Extra" w:hAnsi="BRH Devanagari Extra" w:cs="BRH Devanagari Extra"/>
+                <w:color w:val="000000"/>
+                <w:sz w:val="32"/>
+                <w:szCs w:val="32"/>
+              </w:rPr>
+              <w:t>-  mÉëÌiÉþ</w:t>
+            </w:r>
+            <w:proofErr w:type="gramEnd"/>
+            <w:r>
+              <w:rPr>
+                <w:rFonts w:ascii="BRH Devanagari Extra" w:hAnsi="BRH Devanagari Extra" w:cs="BRH Devanagari Extra"/>
+                <w:color w:val="000000"/>
+                <w:sz w:val="32"/>
+                <w:szCs w:val="32"/>
+              </w:rPr>
+              <w:t xml:space="preserve"> | kÉå</w:t>
+            </w:r>
+            <w:r>
+              <w:rPr>
+                <w:rFonts w:ascii="BRH Malayalam Extra" w:hAnsi="BRH Malayalam Extra" w:cs="BRH Devanagari Extra"/>
+                <w:color w:val="000000"/>
+                <w:sz w:val="26"/>
+                <w:szCs w:val="32"/>
+              </w:rPr>
+              <w:t>–</w:t>
+            </w:r>
+            <w:r>
+              <w:rPr>
+                <w:rFonts w:ascii="BRH Devanagari Extra" w:hAnsi="BRH Devanagari Extra" w:cs="BRH Devanagari Extra"/>
+                <w:color w:val="000000"/>
+                <w:sz w:val="32"/>
+                <w:szCs w:val="32"/>
+              </w:rPr>
+              <w:t>lÉÑqÉç | C</w:t>
+            </w:r>
+            <w:r>
+              <w:rPr>
+                <w:rFonts w:ascii="BRH Malayalam Extra" w:hAnsi="BRH Malayalam Extra" w:cs="BRH Devanagari Extra"/>
+                <w:color w:val="000000"/>
+                <w:sz w:val="26"/>
+                <w:szCs w:val="32"/>
+              </w:rPr>
+              <w:t>–</w:t>
+            </w:r>
+            <w:r>
+              <w:rPr>
+                <w:rFonts w:ascii="BRH Devanagari Extra" w:hAnsi="BRH Devanagari Extra" w:cs="BRH Devanagari Extra"/>
+                <w:color w:val="000000"/>
+                <w:sz w:val="32"/>
+                <w:szCs w:val="32"/>
+                <w:highlight w:val="yellow"/>
+              </w:rPr>
+              <w:t>uÉ</w:t>
+            </w:r>
+            <w:r>
+              <w:rPr>
+                <w:rFonts w:ascii="BRH Devanagari Extra" w:hAnsi="BRH Devanagari Extra" w:cs="BRH Devanagari Extra"/>
+                <w:color w:val="000000"/>
+                <w:sz w:val="32"/>
+                <w:szCs w:val="32"/>
+              </w:rPr>
+              <w:t xml:space="preserve"> |</w:t>
+            </w:r>
+          </w:p>
+          <w:p>
+            <w:pPr>
+              <w:widowControl w:val="0"/>
+              <w:autoSpaceDE w:val="0"/>
+              <w:autoSpaceDN w:val="0"/>
+              <w:adjustRightInd w:val="0"/>
+              <w:spacing w:before="0" w:line="240" w:lineRule="auto"/>
+              <w:rPr>
+                <w:rFonts w:ascii="BRH Devanagari Extra" w:hAnsi="BRH Devanagari Extra" w:cs="BRH Devanagari Extra"/>
+                <w:color w:val="000000"/>
+                <w:sz w:val="32"/>
+                <w:szCs w:val="32"/>
+              </w:rPr>
+            </w:pPr>
+            <w:r>
+              <w:rPr>
+                <w:rFonts w:ascii="BRH Devanagari Extra" w:hAnsi="BRH Devanagari Extra" w:cs="BRH Devanagari Extra"/>
+                <w:color w:val="000000"/>
+                <w:sz w:val="32"/>
+                <w:szCs w:val="32"/>
+              </w:rPr>
+              <w:t>mÉëÌiÉþ kÉå</w:t>
+            </w:r>
+            <w:r>
+              <w:rPr>
+                <w:rFonts w:ascii="BRH Malayalam Extra" w:hAnsi="BRH Malayalam Extra" w:cs="BRH Devanagari Extra"/>
+                <w:color w:val="000000"/>
+                <w:sz w:val="26"/>
+                <w:szCs w:val="32"/>
+              </w:rPr>
+              <w:t>–</w:t>
+            </w:r>
+            <w:r>
+              <w:rPr>
+                <w:rFonts w:ascii="BRH Devanagari Extra" w:hAnsi="BRH Devanagari Extra" w:cs="BRH Devanagari Extra"/>
+                <w:color w:val="000000"/>
+                <w:sz w:val="32"/>
+                <w:szCs w:val="32"/>
+              </w:rPr>
+              <w:t>lÉÑqÉç kÉå</w:t>
+            </w:r>
+            <w:r>
+              <w:rPr>
+                <w:rFonts w:ascii="BRH Malayalam Extra" w:hAnsi="BRH Malayalam Extra" w:cs="BRH Devanagari Extra"/>
+                <w:color w:val="000000"/>
+                <w:sz w:val="26"/>
+                <w:szCs w:val="32"/>
+              </w:rPr>
+              <w:t>–</w:t>
+            </w:r>
+            <w:r>
+              <w:rPr>
+                <w:rFonts w:ascii="BRH Devanagari Extra" w:hAnsi="BRH Devanagari Extra" w:cs="BRH Devanagari Extra"/>
+                <w:color w:val="000000"/>
+                <w:sz w:val="32"/>
+                <w:szCs w:val="32"/>
+              </w:rPr>
+              <w:t>lÉÑqÉç mÉëÌiÉ</w:t>
+            </w:r>
+            <w:r>
+              <w:rPr>
+                <w:rFonts w:ascii="BRH Malayalam Extra" w:hAnsi="BRH Malayalam Extra" w:cs="BRH Devanagari Extra"/>
+                <w:color w:val="000000"/>
+                <w:sz w:val="26"/>
+                <w:szCs w:val="32"/>
+              </w:rPr>
+              <w:t>–</w:t>
+            </w:r>
+            <w:r>
+              <w:rPr>
+                <w:rFonts w:ascii="BRH Devanagari Extra" w:hAnsi="BRH Devanagari Extra" w:cs="BRH Devanagari Extra"/>
+                <w:color w:val="000000"/>
+                <w:sz w:val="32"/>
+                <w:szCs w:val="32"/>
+              </w:rPr>
+              <w:t xml:space="preserve"> mÉëÌiÉþ kÉå</w:t>
+            </w:r>
+            <w:r>
+              <w:rPr>
+                <w:rFonts w:ascii="BRH Malayalam Extra" w:hAnsi="BRH Malayalam Extra" w:cs="BRH Devanagari Extra"/>
+                <w:color w:val="000000"/>
+                <w:sz w:val="26"/>
+                <w:szCs w:val="32"/>
+              </w:rPr>
+              <w:t>–</w:t>
+            </w:r>
+            <w:r>
+              <w:rPr>
+                <w:rFonts w:ascii="BRH Devanagari Extra" w:hAnsi="BRH Devanagari Extra" w:cs="BRH Devanagari Extra"/>
+                <w:color w:val="000000"/>
+                <w:sz w:val="32"/>
+                <w:szCs w:val="32"/>
+              </w:rPr>
+              <w:t xml:space="preserve">lÉÑ </w:t>
+            </w:r>
+            <w:r>
+              <w:rPr>
+                <w:rFonts w:ascii="BRH Devanagari Extra" w:hAnsi="BRH Devanagari Extra" w:cs="BRH Devanagari Extra"/>
+                <w:color w:val="000000"/>
+                <w:sz w:val="32"/>
+                <w:szCs w:val="32"/>
+                <w:highlight w:val="yellow"/>
+              </w:rPr>
+              <w:t>ÍqÉ</w:t>
+            </w:r>
+            <w:r>
+              <w:rPr>
+                <w:rFonts w:ascii="BRH Malayalam Extra" w:hAnsi="BRH Malayalam Extra" w:cs="BRH Devanagari Extra"/>
+                <w:color w:val="000000"/>
+                <w:sz w:val="26"/>
+                <w:szCs w:val="32"/>
+                <w:highlight w:val="yellow"/>
+              </w:rPr>
+              <w:t>–</w:t>
+            </w:r>
+            <w:r>
+              <w:rPr>
+                <w:rFonts w:ascii="BRH Devanagari Extra" w:hAnsi="BRH Devanagari Extra" w:cs="BRH Devanagari Extra"/>
+                <w:color w:val="000000"/>
+                <w:sz w:val="32"/>
+                <w:szCs w:val="32"/>
+              </w:rPr>
+              <w:t>uÉåuÉ kÉå</w:t>
+            </w:r>
+            <w:r>
+              <w:rPr>
+                <w:rFonts w:ascii="BRH Malayalam Extra" w:hAnsi="BRH Malayalam Extra" w:cs="BRH Devanagari Extra"/>
+                <w:color w:val="000000"/>
+                <w:sz w:val="26"/>
+                <w:szCs w:val="32"/>
+              </w:rPr>
+              <w:t>–</w:t>
+            </w:r>
+            <w:r>
+              <w:rPr>
+                <w:rFonts w:ascii="BRH Devanagari Extra" w:hAnsi="BRH Devanagari Extra" w:cs="BRH Devanagari Extra"/>
+                <w:color w:val="000000"/>
+                <w:sz w:val="32"/>
+                <w:szCs w:val="32"/>
+              </w:rPr>
+              <w:t>lÉÑqÉç mÉëÌiÉ</w:t>
+            </w:r>
+            <w:r>
+              <w:rPr>
+                <w:rFonts w:ascii="BRH Malayalam Extra" w:hAnsi="BRH Malayalam Extra" w:cs="BRH Devanagari Extra"/>
+                <w:color w:val="000000"/>
+                <w:sz w:val="26"/>
+                <w:szCs w:val="32"/>
+              </w:rPr>
+              <w:t>–</w:t>
+            </w:r>
+            <w:r>
+              <w:rPr>
+                <w:rFonts w:ascii="BRH Devanagari Extra" w:hAnsi="BRH Devanagari Extra" w:cs="BRH Devanagari Extra"/>
+                <w:color w:val="000000"/>
+                <w:sz w:val="32"/>
+                <w:szCs w:val="32"/>
+              </w:rPr>
+              <w:t xml:space="preserve"> mÉëÌiÉþ kÉå</w:t>
+            </w:r>
+            <w:r>
+              <w:rPr>
+                <w:rFonts w:ascii="BRH Malayalam Extra" w:hAnsi="BRH Malayalam Extra" w:cs="BRH Devanagari Extra"/>
+                <w:color w:val="000000"/>
+                <w:sz w:val="26"/>
+                <w:szCs w:val="32"/>
+              </w:rPr>
+              <w:t>–</w:t>
+            </w:r>
+            <w:r>
+              <w:rPr>
+                <w:rFonts w:ascii="BRH Devanagari Extra" w:hAnsi="BRH Devanagari Extra" w:cs="BRH Devanagari Extra"/>
+                <w:color w:val="000000"/>
+                <w:sz w:val="32"/>
+                <w:szCs w:val="32"/>
+              </w:rPr>
+              <w:t xml:space="preserve">lÉÑ </w:t>
+            </w:r>
+            <w:r>
+              <w:rPr>
+                <w:rFonts w:ascii="BRH Devanagari Extra" w:hAnsi="BRH Devanagari Extra" w:cs="BRH Devanagari Extra"/>
+                <w:color w:val="000000"/>
+                <w:sz w:val="32"/>
+                <w:szCs w:val="32"/>
+                <w:highlight w:val="yellow"/>
+              </w:rPr>
+              <w:t>ÍqÉ</w:t>
+            </w:r>
+            <w:r>
+              <w:rPr>
+                <w:rFonts w:ascii="BRH Malayalam Extra" w:hAnsi="BRH Malayalam Extra" w:cs="BRH Devanagari Extra"/>
+                <w:color w:val="000000"/>
+                <w:sz w:val="26"/>
+                <w:szCs w:val="32"/>
+              </w:rPr>
+              <w:t>–</w:t>
+            </w:r>
+            <w:r>
+              <w:rPr>
+                <w:rFonts w:ascii="BRH Devanagari Extra" w:hAnsi="BRH Devanagari Extra" w:cs="BRH Devanagari Extra"/>
+                <w:color w:val="000000"/>
+                <w:sz w:val="32"/>
+                <w:szCs w:val="32"/>
+              </w:rPr>
+              <w:t xml:space="preserve">uÉ | </w:t>
+            </w:r>
+          </w:p>
+          <w:p>
+            <w:pPr>
+              <w:widowControl w:val="0"/>
+              <w:autoSpaceDE w:val="0"/>
+              <w:autoSpaceDN w:val="0"/>
+              <w:adjustRightInd w:val="0"/>
+              <w:spacing w:before="0" w:line="240" w:lineRule="auto"/>
+              <w:rPr>
+                <w:rFonts w:ascii="BRH Devanagari Extra" w:hAnsi="BRH Devanagari Extra" w:cs="BRH Devanagari Extra"/>
+                <w:color w:val="000000"/>
+                <w:sz w:val="32"/>
+                <w:szCs w:val="32"/>
+              </w:rPr>
+            </w:pPr>
+            <w:r>
+              <w:rPr>
+                <w:rFonts w:ascii="BRH Devanagari Extra" w:hAnsi="BRH Devanagari Extra" w:cs="BRH Devanagari Extra"/>
+                <w:color w:val="000000"/>
+                <w:sz w:val="32"/>
+                <w:szCs w:val="32"/>
+              </w:rPr>
+              <w:t>(</w:t>
+            </w:r>
+            <w:proofErr w:type="gramStart"/>
+            <w:r>
+              <w:rPr>
+                <w:rFonts w:cs="BRH Devanagari Extra"/>
+                <w:color w:val="000000"/>
+                <w:szCs w:val="32"/>
+              </w:rPr>
+              <w:t>2</w:t>
+            </w:r>
+            <w:r>
+              <w:rPr>
+                <w:rFonts w:ascii="BRH Devanagari Extra" w:hAnsi="BRH Devanagari Extra" w:cs="BRH Devanagari Extra"/>
+                <w:color w:val="000000"/>
+                <w:sz w:val="32"/>
+                <w:szCs w:val="32"/>
+              </w:rPr>
+              <w:t>)</w:t>
+            </w:r>
+            <w:r>
+              <w:rPr>
+                <w:rFonts w:cs="BRH Devanagari Extra"/>
+                <w:color w:val="000000"/>
+                <w:szCs w:val="32"/>
+              </w:rPr>
+              <w:t>[</w:t>
+            </w:r>
+            <w:proofErr w:type="gramEnd"/>
+            <w:r>
+              <w:rPr>
+                <w:rFonts w:cs="BRH Devanagari Extra"/>
+                <w:color w:val="000000"/>
+                <w:szCs w:val="32"/>
+              </w:rPr>
+              <w:t>P11</w:t>
+            </w:r>
+            <w:r>
+              <w:rPr>
+                <w:rFonts w:ascii="BRH Devanagari Extra" w:hAnsi="BRH Devanagari Extra" w:cs="BRH Devanagari Extra"/>
+                <w:color w:val="000000"/>
+                <w:sz w:val="32"/>
+                <w:szCs w:val="32"/>
+              </w:rPr>
+              <w:t xml:space="preserve">] </w:t>
+            </w:r>
+            <w:r>
+              <w:rPr>
+                <w:rFonts w:cs="BRH Devanagari Extra"/>
+                <w:color w:val="000000"/>
+                <w:szCs w:val="32"/>
+              </w:rPr>
+              <w:t>4</w:t>
+            </w:r>
+            <w:r>
+              <w:rPr>
+                <w:rFonts w:ascii="BRH Devanagari Extra" w:hAnsi="BRH Devanagari Extra" w:cs="BRH Devanagari Extra"/>
+                <w:color w:val="000000"/>
+                <w:sz w:val="32"/>
+                <w:szCs w:val="32"/>
+              </w:rPr>
+              <w:t>.</w:t>
+            </w:r>
+            <w:r>
+              <w:rPr>
+                <w:rFonts w:cs="BRH Devanagari Extra"/>
+                <w:color w:val="000000"/>
+                <w:szCs w:val="32"/>
+              </w:rPr>
+              <w:t>4</w:t>
+            </w:r>
+            <w:r>
+              <w:rPr>
+                <w:rFonts w:ascii="BRH Devanagari Extra" w:hAnsi="BRH Devanagari Extra" w:cs="BRH Devanagari Extra"/>
+                <w:color w:val="000000"/>
+                <w:sz w:val="32"/>
+                <w:szCs w:val="32"/>
+              </w:rPr>
+              <w:t>.</w:t>
+            </w:r>
+            <w:r>
+              <w:rPr>
+                <w:rFonts w:cs="BRH Devanagari Extra"/>
+                <w:color w:val="000000"/>
+                <w:szCs w:val="32"/>
+              </w:rPr>
+              <w:t>4</w:t>
+            </w:r>
+            <w:r>
+              <w:rPr>
+                <w:rFonts w:ascii="BRH Devanagari Extra" w:hAnsi="BRH Devanagari Extra" w:cs="BRH Devanagari Extra"/>
+                <w:color w:val="000000"/>
+                <w:sz w:val="32"/>
+                <w:szCs w:val="32"/>
+              </w:rPr>
+              <w:t>.</w:t>
+            </w:r>
+            <w:r>
+              <w:rPr>
+                <w:rFonts w:cs="BRH Devanagari Extra"/>
+                <w:color w:val="000000"/>
+                <w:szCs w:val="32"/>
+              </w:rPr>
+              <w:t>2</w:t>
+            </w:r>
+            <w:r>
+              <w:rPr>
+                <w:rFonts w:ascii="BRH Devanagari Extra" w:hAnsi="BRH Devanagari Extra" w:cs="BRH Devanagari Extra"/>
+                <w:color w:val="000000"/>
+                <w:sz w:val="32"/>
+                <w:szCs w:val="32"/>
+              </w:rPr>
+              <w:t>(</w:t>
+            </w:r>
+            <w:r>
+              <w:rPr>
+                <w:rFonts w:cs="BRH Devanagari Extra"/>
+                <w:color w:val="000000"/>
+                <w:szCs w:val="32"/>
+              </w:rPr>
+              <w:t>2</w:t>
+            </w:r>
+            <w:r>
+              <w:rPr>
+                <w:rFonts w:ascii="BRH Devanagari Extra" w:hAnsi="BRH Devanagari Extra" w:cs="BRH Devanagari Extra"/>
+                <w:color w:val="000000"/>
+                <w:sz w:val="32"/>
+                <w:szCs w:val="32"/>
+              </w:rPr>
+              <w:t>)</w:t>
+            </w:r>
+            <w:proofErr w:type="gramStart"/>
+            <w:r>
+              <w:rPr>
+                <w:rFonts w:ascii="BRH Devanagari Extra" w:hAnsi="BRH Devanagari Extra" w:cs="BRH Devanagari Extra"/>
+                <w:color w:val="000000"/>
+                <w:sz w:val="32"/>
+                <w:szCs w:val="32"/>
+              </w:rPr>
+              <w:t>-  kÉå</w:t>
+            </w:r>
+            <w:proofErr w:type="gramEnd"/>
+            <w:r>
+              <w:rPr>
+                <w:rFonts w:ascii="BRH Malayalam Extra" w:hAnsi="BRH Malayalam Extra" w:cs="BRH Devanagari Extra"/>
+                <w:color w:val="000000"/>
+                <w:sz w:val="26"/>
+                <w:szCs w:val="32"/>
+              </w:rPr>
+              <w:t>–</w:t>
+            </w:r>
+            <w:r>
+              <w:rPr>
+                <w:rFonts w:ascii="BRH Devanagari Extra" w:hAnsi="BRH Devanagari Extra" w:cs="BRH Devanagari Extra"/>
+                <w:color w:val="000000"/>
+                <w:sz w:val="32"/>
+                <w:szCs w:val="32"/>
+              </w:rPr>
+              <w:t>lÉÑqÉç | C</w:t>
+            </w:r>
+            <w:r>
+              <w:rPr>
+                <w:rFonts w:ascii="BRH Malayalam Extra" w:hAnsi="BRH Malayalam Extra" w:cs="BRH Devanagari Extra"/>
+                <w:color w:val="000000"/>
+                <w:sz w:val="26"/>
+                <w:szCs w:val="32"/>
+                <w:highlight w:val="yellow"/>
+              </w:rPr>
+              <w:t>–</w:t>
+            </w:r>
+            <w:r>
+              <w:rPr>
+                <w:rFonts w:ascii="BRH Devanagari Extra" w:hAnsi="BRH Devanagari Extra" w:cs="BRH Devanagari Extra"/>
+                <w:color w:val="000000"/>
+                <w:sz w:val="32"/>
+                <w:szCs w:val="32"/>
+                <w:highlight w:val="yellow"/>
+              </w:rPr>
+              <w:t>u</w:t>
+            </w:r>
+            <w:r>
+              <w:rPr>
+                <w:rFonts w:ascii="BRH Devanagari Extra" w:hAnsi="BRH Devanagari Extra" w:cs="BRH Devanagari Extra"/>
+                <w:color w:val="000000"/>
+                <w:sz w:val="32"/>
+                <w:szCs w:val="32"/>
+              </w:rPr>
+              <w:t>É | AÉ</w:t>
+            </w:r>
+            <w:r>
+              <w:rPr>
+                <w:rFonts w:ascii="BRH Malayalam Extra" w:hAnsi="BRH Malayalam Extra" w:cs="BRH Devanagari Extra"/>
+                <w:color w:val="000000"/>
+                <w:sz w:val="26"/>
+                <w:szCs w:val="32"/>
+              </w:rPr>
+              <w:t>–</w:t>
+            </w:r>
+            <w:r>
+              <w:rPr>
+                <w:rFonts w:ascii="BRH Devanagari Extra" w:hAnsi="BRH Devanagari Extra" w:cs="BRH Devanagari Extra"/>
+                <w:color w:val="000000"/>
+                <w:sz w:val="32"/>
+                <w:szCs w:val="32"/>
+              </w:rPr>
+              <w:t>rÉ</w:t>
+            </w:r>
+            <w:r>
+              <w:rPr>
+                <w:rFonts w:ascii="BRH Malayalam Extra" w:hAnsi="BRH Malayalam Extra" w:cs="BRH Devanagari Extra"/>
+                <w:color w:val="000000"/>
+                <w:sz w:val="26"/>
+                <w:szCs w:val="32"/>
+              </w:rPr>
+              <w:t>–</w:t>
+            </w:r>
+            <w:r>
+              <w:rPr>
+                <w:rFonts w:ascii="BRH Devanagari Extra" w:hAnsi="BRH Devanagari Extra" w:cs="BRH Devanagari Extra"/>
+                <w:color w:val="000000"/>
+                <w:sz w:val="32"/>
+                <w:szCs w:val="32"/>
+              </w:rPr>
+              <w:t>iÉÏqÉç |</w:t>
+            </w:r>
+          </w:p>
+          <w:p>
+            <w:pPr>
+              <w:widowControl w:val="0"/>
+              <w:autoSpaceDE w:val="0"/>
+              <w:autoSpaceDN w:val="0"/>
+              <w:adjustRightInd w:val="0"/>
+              <w:spacing w:before="0" w:line="240" w:lineRule="auto"/>
+              <w:rPr>
+                <w:rFonts w:ascii="BRH Devanagari Extra" w:hAnsi="BRH Devanagari Extra" w:cs="BRH Devanagari Extra"/>
+                <w:color w:val="000000"/>
+                <w:sz w:val="32"/>
+                <w:szCs w:val="32"/>
+              </w:rPr>
+            </w:pPr>
+            <w:r>
+              <w:rPr>
+                <w:rFonts w:ascii="BRH Devanagari Extra" w:hAnsi="BRH Devanagari Extra" w:cs="BRH Devanagari Extra"/>
+                <w:color w:val="000000"/>
+                <w:sz w:val="32"/>
+                <w:szCs w:val="32"/>
+              </w:rPr>
+              <w:t>kÉå</w:t>
+            </w:r>
+            <w:r>
+              <w:rPr>
+                <w:rFonts w:ascii="BRH Malayalam Extra" w:hAnsi="BRH Malayalam Extra" w:cs="BRH Devanagari Extra"/>
+                <w:color w:val="000000"/>
+                <w:sz w:val="26"/>
+                <w:szCs w:val="32"/>
+              </w:rPr>
+              <w:t>–</w:t>
+            </w:r>
+            <w:r>
+              <w:rPr>
+                <w:rFonts w:ascii="BRH Devanagari Extra" w:hAnsi="BRH Devanagari Extra" w:cs="BRH Devanagari Extra"/>
+                <w:color w:val="000000"/>
+                <w:sz w:val="32"/>
+                <w:szCs w:val="32"/>
+              </w:rPr>
+              <w:t xml:space="preserve">lÉÑ </w:t>
+            </w:r>
+            <w:r>
+              <w:rPr>
+                <w:rFonts w:ascii="BRH Devanagari Extra" w:hAnsi="BRH Devanagari Extra" w:cs="BRH Devanagari Extra"/>
+                <w:color w:val="000000"/>
+                <w:sz w:val="32"/>
+                <w:szCs w:val="32"/>
+                <w:highlight w:val="yellow"/>
+              </w:rPr>
+              <w:t>ÍqÉ</w:t>
+            </w:r>
+            <w:r>
+              <w:rPr>
+                <w:rFonts w:ascii="BRH Malayalam Extra" w:hAnsi="BRH Malayalam Extra" w:cs="BRH Devanagari Extra"/>
+                <w:color w:val="000000"/>
+                <w:sz w:val="26"/>
+                <w:szCs w:val="32"/>
+                <w:highlight w:val="yellow"/>
+              </w:rPr>
+              <w:t>–</w:t>
+            </w:r>
+            <w:r>
+              <w:rPr>
+                <w:rFonts w:ascii="BRH Devanagari Extra" w:hAnsi="BRH Devanagari Extra" w:cs="BRH Devanagari Extra"/>
+                <w:color w:val="000000"/>
+                <w:sz w:val="32"/>
+                <w:szCs w:val="32"/>
+              </w:rPr>
+              <w:t>uÉåuÉ kÉå</w:t>
+            </w:r>
+            <w:r>
+              <w:rPr>
+                <w:rFonts w:ascii="BRH Malayalam Extra" w:hAnsi="BRH Malayalam Extra" w:cs="BRH Devanagari Extra"/>
+                <w:color w:val="000000"/>
+                <w:sz w:val="26"/>
+                <w:szCs w:val="32"/>
+              </w:rPr>
+              <w:t>–</w:t>
+            </w:r>
+            <w:r>
+              <w:rPr>
+                <w:rFonts w:ascii="BRH Devanagari Extra" w:hAnsi="BRH Devanagari Extra" w:cs="BRH Devanagari Extra"/>
+                <w:color w:val="000000"/>
+                <w:sz w:val="32"/>
+                <w:szCs w:val="32"/>
+              </w:rPr>
+              <w:t>lÉÑqÉç kÉå</w:t>
+            </w:r>
+            <w:r>
+              <w:rPr>
+                <w:rFonts w:ascii="BRH Malayalam Extra" w:hAnsi="BRH Malayalam Extra" w:cs="BRH Devanagari Extra"/>
+                <w:color w:val="000000"/>
+                <w:sz w:val="26"/>
+                <w:szCs w:val="32"/>
+              </w:rPr>
+              <w:t>–</w:t>
+            </w:r>
+            <w:r>
+              <w:rPr>
+                <w:rFonts w:ascii="BRH Devanagari Extra" w:hAnsi="BRH Devanagari Extra" w:cs="BRH Devanagari Extra"/>
+                <w:color w:val="000000"/>
+                <w:sz w:val="32"/>
+                <w:szCs w:val="32"/>
+              </w:rPr>
+              <w:t xml:space="preserve">lÉÑ </w:t>
+            </w:r>
+            <w:r>
+              <w:rPr>
+                <w:rFonts w:ascii="BRH Devanagari Extra" w:hAnsi="BRH Devanagari Extra" w:cs="BRH Devanagari Extra"/>
+                <w:color w:val="000000"/>
+                <w:sz w:val="32"/>
+                <w:szCs w:val="32"/>
+                <w:highlight w:val="yellow"/>
+              </w:rPr>
+              <w:t>ÍqÉ</w:t>
+            </w:r>
+            <w:r>
+              <w:rPr>
+                <w:rFonts w:ascii="BRH Malayalam Extra" w:hAnsi="BRH Malayalam Extra" w:cs="BRH Devanagari Extra"/>
+                <w:color w:val="000000"/>
+                <w:sz w:val="26"/>
+                <w:szCs w:val="32"/>
+                <w:highlight w:val="yellow"/>
+              </w:rPr>
+              <w:t>–</w:t>
+            </w:r>
+            <w:r>
+              <w:rPr>
+                <w:rFonts w:ascii="BRH Devanagari Extra" w:hAnsi="BRH Devanagari Extra" w:cs="BRH Devanagari Extra"/>
+                <w:color w:val="000000"/>
+                <w:sz w:val="32"/>
+                <w:szCs w:val="32"/>
+              </w:rPr>
+              <w:t>uÉÉrÉ</w:t>
+            </w:r>
+            <w:r>
+              <w:rPr>
+                <w:rFonts w:ascii="BRH Malayalam Extra" w:hAnsi="BRH Malayalam Extra" w:cs="BRH Devanagari Extra"/>
+                <w:color w:val="000000"/>
+                <w:sz w:val="26"/>
+                <w:szCs w:val="32"/>
+              </w:rPr>
+              <w:t>–</w:t>
+            </w:r>
+            <w:r>
+              <w:rPr>
+                <w:rFonts w:ascii="BRH Devanagari Extra" w:hAnsi="BRH Devanagari Extra" w:cs="BRH Devanagari Extra"/>
+                <w:color w:val="000000"/>
+                <w:sz w:val="32"/>
+                <w:szCs w:val="32"/>
+              </w:rPr>
+              <w:t>iÉÏ qÉÉþrÉ</w:t>
+            </w:r>
+            <w:r>
+              <w:rPr>
+                <w:rFonts w:ascii="BRH Malayalam Extra" w:hAnsi="BRH Malayalam Extra" w:cs="BRH Devanagari Extra"/>
+                <w:color w:val="000000"/>
+                <w:sz w:val="26"/>
+                <w:szCs w:val="32"/>
+              </w:rPr>
+              <w:t>–</w:t>
+            </w:r>
+            <w:r>
+              <w:rPr>
+                <w:rFonts w:ascii="BRH Devanagari Extra" w:hAnsi="BRH Devanagari Extra" w:cs="BRH Devanagari Extra"/>
+                <w:color w:val="000000"/>
+                <w:sz w:val="32"/>
+                <w:szCs w:val="32"/>
+              </w:rPr>
+              <w:t xml:space="preserve">iÉÏ </w:t>
+            </w:r>
+            <w:r>
+              <w:rPr>
+                <w:rFonts w:ascii="BRH Devanagari Extra" w:hAnsi="BRH Devanagari Extra" w:cs="BRH Devanagari Extra"/>
+                <w:color w:val="000000"/>
+                <w:sz w:val="32"/>
+                <w:szCs w:val="32"/>
+                <w:highlight w:val="yellow"/>
+              </w:rPr>
+              <w:t>ÍqÉ</w:t>
+            </w:r>
+            <w:r>
+              <w:rPr>
+                <w:rFonts w:ascii="BRH Malayalam Extra" w:hAnsi="BRH Malayalam Extra" w:cs="BRH Devanagari Extra"/>
+                <w:color w:val="000000"/>
+                <w:sz w:val="26"/>
+                <w:szCs w:val="32"/>
+              </w:rPr>
+              <w:t>–</w:t>
+            </w:r>
+            <w:r>
+              <w:rPr>
+                <w:rFonts w:ascii="BRH Devanagari Extra" w:hAnsi="BRH Devanagari Extra" w:cs="BRH Devanagari Extra"/>
+                <w:color w:val="000000"/>
+                <w:sz w:val="32"/>
+                <w:szCs w:val="32"/>
+              </w:rPr>
+              <w:t>uÉ kÉå</w:t>
+            </w:r>
+            <w:r>
+              <w:rPr>
+                <w:rFonts w:ascii="BRH Malayalam Extra" w:hAnsi="BRH Malayalam Extra" w:cs="BRH Devanagari Extra"/>
+                <w:color w:val="000000"/>
+                <w:sz w:val="26"/>
+                <w:szCs w:val="32"/>
+              </w:rPr>
+              <w:t>–</w:t>
+            </w:r>
+            <w:r>
+              <w:rPr>
+                <w:rFonts w:ascii="BRH Devanagari Extra" w:hAnsi="BRH Devanagari Extra" w:cs="BRH Devanagari Extra"/>
+                <w:color w:val="000000"/>
+                <w:sz w:val="32"/>
+                <w:szCs w:val="32"/>
+              </w:rPr>
+              <w:t>lÉÑqÉç kÉå</w:t>
+            </w:r>
+            <w:r>
+              <w:rPr>
+                <w:rFonts w:ascii="BRH Malayalam Extra" w:hAnsi="BRH Malayalam Extra" w:cs="BRH Devanagari Extra"/>
+                <w:color w:val="000000"/>
+                <w:sz w:val="26"/>
+                <w:szCs w:val="32"/>
+              </w:rPr>
+              <w:t>–</w:t>
+            </w:r>
+            <w:r>
+              <w:rPr>
+                <w:rFonts w:ascii="BRH Devanagari Extra" w:hAnsi="BRH Devanagari Extra" w:cs="BRH Devanagari Extra"/>
+                <w:color w:val="000000"/>
+                <w:sz w:val="32"/>
+                <w:szCs w:val="32"/>
+              </w:rPr>
+              <w:t xml:space="preserve">lÉÑ </w:t>
+            </w:r>
+          </w:p>
+          <w:p>
+            <w:pPr>
+              <w:widowControl w:val="0"/>
+              <w:autoSpaceDE w:val="0"/>
+              <w:autoSpaceDN w:val="0"/>
+              <w:adjustRightInd w:val="0"/>
+              <w:spacing w:before="0" w:line="240" w:lineRule="auto"/>
+              <w:rPr>
+                <w:rFonts w:ascii="BRH Devanagari Extra" w:hAnsi="BRH Devanagari Extra" w:cs="BRH Devanagari Extra"/>
+                <w:color w:val="000000"/>
+                <w:sz w:val="32"/>
+                <w:szCs w:val="32"/>
+              </w:rPr>
+            </w:pPr>
+            <w:r>
+              <w:rPr>
+                <w:rFonts w:ascii="BRH Devanagari Extra" w:hAnsi="BRH Devanagari Extra" w:cs="BRH Devanagari Extra"/>
+                <w:color w:val="000000"/>
+                <w:sz w:val="32"/>
+                <w:szCs w:val="32"/>
+              </w:rPr>
+              <w:t>ÍqÉ</w:t>
+            </w:r>
+            <w:r>
+              <w:rPr>
+                <w:rFonts w:ascii="BRH Malayalam Extra" w:hAnsi="BRH Malayalam Extra" w:cs="BRH Devanagari Extra"/>
+                <w:color w:val="000000"/>
+                <w:sz w:val="26"/>
+                <w:szCs w:val="32"/>
+              </w:rPr>
+              <w:t>–</w:t>
+            </w:r>
+            <w:r>
+              <w:rPr>
+                <w:rFonts w:ascii="BRH Devanagari Extra" w:hAnsi="BRH Devanagari Extra" w:cs="BRH Devanagari Extra"/>
+                <w:color w:val="000000"/>
+                <w:sz w:val="32"/>
+                <w:szCs w:val="32"/>
+              </w:rPr>
+              <w:t>uÉÉrÉ</w:t>
+            </w:r>
+            <w:r>
+              <w:rPr>
+                <w:rFonts w:ascii="BRH Malayalam Extra" w:hAnsi="BRH Malayalam Extra" w:cs="BRH Devanagari Extra"/>
+                <w:color w:val="000000"/>
+                <w:sz w:val="26"/>
+                <w:szCs w:val="32"/>
+              </w:rPr>
+              <w:t>–</w:t>
+            </w:r>
+            <w:r>
+              <w:rPr>
+                <w:rFonts w:ascii="BRH Devanagari Extra" w:hAnsi="BRH Devanagari Extra" w:cs="BRH Devanagari Extra"/>
+                <w:color w:val="000000"/>
+                <w:sz w:val="32"/>
+                <w:szCs w:val="32"/>
+              </w:rPr>
+              <w:t xml:space="preserve">iÉÏqÉç | </w:t>
+            </w:r>
+          </w:p>
+          <w:p>
+            <w:pPr>
+              <w:widowControl w:val="0"/>
+              <w:autoSpaceDE w:val="0"/>
+              <w:autoSpaceDN w:val="0"/>
+              <w:adjustRightInd w:val="0"/>
+              <w:spacing w:before="0" w:line="240" w:lineRule="auto"/>
+              <w:rPr>
+                <w:rFonts w:ascii="BRH Devanagari Extra" w:hAnsi="BRH Devanagari Extra" w:cs="BRH Devanagari Extra"/>
+                <w:color w:val="000000"/>
+                <w:sz w:val="32"/>
+                <w:szCs w:val="32"/>
+              </w:rPr>
+            </w:pPr>
+            <w:r>
+              <w:rPr>
+                <w:rFonts w:ascii="BRH Devanagari Extra" w:hAnsi="BRH Devanagari Extra" w:cs="BRH Devanagari Extra"/>
+                <w:color w:val="000000"/>
+                <w:sz w:val="32"/>
+                <w:szCs w:val="32"/>
+              </w:rPr>
+              <w:t>(</w:t>
+            </w:r>
+            <w:proofErr w:type="gramStart"/>
+            <w:r>
+              <w:rPr>
+                <w:rFonts w:cs="BRH Devanagari Extra"/>
+                <w:color w:val="000000"/>
+                <w:szCs w:val="32"/>
+              </w:rPr>
+              <w:t>3</w:t>
+            </w:r>
+            <w:r>
+              <w:rPr>
+                <w:rFonts w:ascii="BRH Devanagari Extra" w:hAnsi="BRH Devanagari Extra" w:cs="BRH Devanagari Extra"/>
+                <w:color w:val="000000"/>
+                <w:sz w:val="32"/>
+                <w:szCs w:val="32"/>
+              </w:rPr>
+              <w:t>)</w:t>
+            </w:r>
+            <w:r>
+              <w:rPr>
+                <w:rFonts w:cs="BRH Devanagari Extra"/>
+                <w:color w:val="000000"/>
+                <w:szCs w:val="32"/>
+              </w:rPr>
+              <w:t>[</w:t>
+            </w:r>
+            <w:proofErr w:type="gramEnd"/>
+            <w:r>
+              <w:rPr>
+                <w:rFonts w:cs="BRH Devanagari Extra"/>
+                <w:color w:val="000000"/>
+                <w:szCs w:val="32"/>
+              </w:rPr>
+              <w:t>P11</w:t>
+            </w:r>
+            <w:r>
+              <w:rPr>
+                <w:rFonts w:ascii="BRH Devanagari Extra" w:hAnsi="BRH Devanagari Extra" w:cs="BRH Devanagari Extra"/>
+                <w:color w:val="000000"/>
+                <w:sz w:val="32"/>
+                <w:szCs w:val="32"/>
+              </w:rPr>
+              <w:t xml:space="preserve">] </w:t>
+            </w:r>
+            <w:r>
+              <w:rPr>
+                <w:rFonts w:cs="BRH Devanagari Extra"/>
+                <w:color w:val="000000"/>
+                <w:szCs w:val="32"/>
+              </w:rPr>
+              <w:t>4</w:t>
+            </w:r>
+            <w:r>
+              <w:rPr>
+                <w:rFonts w:ascii="BRH Devanagari Extra" w:hAnsi="BRH Devanagari Extra" w:cs="BRH Devanagari Extra"/>
+                <w:color w:val="000000"/>
+                <w:sz w:val="32"/>
+                <w:szCs w:val="32"/>
+              </w:rPr>
+              <w:t>.</w:t>
+            </w:r>
+            <w:r>
+              <w:rPr>
+                <w:rFonts w:cs="BRH Devanagari Extra"/>
+                <w:color w:val="000000"/>
+                <w:szCs w:val="32"/>
+              </w:rPr>
+              <w:t>4</w:t>
+            </w:r>
+            <w:r>
+              <w:rPr>
+                <w:rFonts w:ascii="BRH Devanagari Extra" w:hAnsi="BRH Devanagari Extra" w:cs="BRH Devanagari Extra"/>
+                <w:color w:val="000000"/>
+                <w:sz w:val="32"/>
+                <w:szCs w:val="32"/>
+              </w:rPr>
+              <w:t>.</w:t>
+            </w:r>
+            <w:r>
+              <w:rPr>
+                <w:rFonts w:cs="BRH Devanagari Extra"/>
+                <w:color w:val="000000"/>
+                <w:szCs w:val="32"/>
+              </w:rPr>
+              <w:t>4</w:t>
+            </w:r>
+            <w:r>
+              <w:rPr>
+                <w:rFonts w:ascii="BRH Devanagari Extra" w:hAnsi="BRH Devanagari Extra" w:cs="BRH Devanagari Extra"/>
+                <w:color w:val="000000"/>
+                <w:sz w:val="32"/>
+                <w:szCs w:val="32"/>
+              </w:rPr>
+              <w:t>.</w:t>
+            </w:r>
+            <w:r>
+              <w:rPr>
+                <w:rFonts w:cs="BRH Devanagari Extra"/>
+                <w:color w:val="000000"/>
+                <w:szCs w:val="32"/>
+              </w:rPr>
+              <w:t>2</w:t>
+            </w:r>
+            <w:r>
+              <w:rPr>
+                <w:rFonts w:ascii="BRH Devanagari Extra" w:hAnsi="BRH Devanagari Extra" w:cs="BRH Devanagari Extra"/>
+                <w:color w:val="000000"/>
+                <w:sz w:val="32"/>
+                <w:szCs w:val="32"/>
+              </w:rPr>
+              <w:t>(</w:t>
+            </w:r>
+            <w:r>
+              <w:rPr>
+                <w:rFonts w:cs="BRH Devanagari Extra"/>
+                <w:color w:val="000000"/>
+                <w:szCs w:val="32"/>
+              </w:rPr>
+              <w:t>3</w:t>
+            </w:r>
+            <w:r>
+              <w:rPr>
+                <w:rFonts w:ascii="BRH Devanagari Extra" w:hAnsi="BRH Devanagari Extra" w:cs="BRH Devanagari Extra"/>
+                <w:color w:val="000000"/>
+                <w:sz w:val="32"/>
+                <w:szCs w:val="32"/>
+              </w:rPr>
+              <w:t>)</w:t>
+            </w:r>
+            <w:proofErr w:type="gramStart"/>
+            <w:r>
+              <w:rPr>
+                <w:rFonts w:ascii="BRH Devanagari Extra" w:hAnsi="BRH Devanagari Extra" w:cs="BRH Devanagari Extra"/>
+                <w:color w:val="000000"/>
+                <w:sz w:val="32"/>
+                <w:szCs w:val="32"/>
+              </w:rPr>
+              <w:t>-  C</w:t>
+            </w:r>
+            <w:proofErr w:type="gramEnd"/>
+            <w:r>
+              <w:rPr>
+                <w:rFonts w:ascii="BRH Malayalam Extra" w:hAnsi="BRH Malayalam Extra" w:cs="BRH Devanagari Extra"/>
+                <w:color w:val="000000"/>
+                <w:sz w:val="26"/>
+                <w:szCs w:val="32"/>
+                <w:highlight w:val="yellow"/>
+              </w:rPr>
+              <w:t>–</w:t>
+            </w:r>
+            <w:r>
+              <w:rPr>
+                <w:rFonts w:ascii="BRH Devanagari Extra" w:hAnsi="BRH Devanagari Extra" w:cs="BRH Devanagari Extra"/>
+                <w:color w:val="000000"/>
+                <w:sz w:val="32"/>
+                <w:szCs w:val="32"/>
+                <w:highlight w:val="yellow"/>
+              </w:rPr>
+              <w:t>uÉ</w:t>
+            </w:r>
+            <w:r>
+              <w:rPr>
+                <w:rFonts w:ascii="BRH Devanagari Extra" w:hAnsi="BRH Devanagari Extra" w:cs="BRH Devanagari Extra"/>
+                <w:color w:val="000000"/>
+                <w:sz w:val="32"/>
+                <w:szCs w:val="32"/>
+              </w:rPr>
+              <w:t xml:space="preserve"> | AÉ</w:t>
+            </w:r>
+            <w:r>
+              <w:rPr>
+                <w:rFonts w:ascii="BRH Malayalam Extra" w:hAnsi="BRH Malayalam Extra" w:cs="BRH Devanagari Extra"/>
+                <w:color w:val="000000"/>
+                <w:sz w:val="26"/>
+                <w:szCs w:val="32"/>
+              </w:rPr>
+              <w:t>–</w:t>
+            </w:r>
+            <w:r>
+              <w:rPr>
+                <w:rFonts w:ascii="BRH Devanagari Extra" w:hAnsi="BRH Devanagari Extra" w:cs="BRH Devanagari Extra"/>
+                <w:color w:val="000000"/>
+                <w:sz w:val="32"/>
+                <w:szCs w:val="32"/>
+              </w:rPr>
+              <w:t>rÉ</w:t>
+            </w:r>
+            <w:r>
+              <w:rPr>
+                <w:rFonts w:ascii="BRH Malayalam Extra" w:hAnsi="BRH Malayalam Extra" w:cs="BRH Devanagari Extra"/>
+                <w:color w:val="000000"/>
+                <w:sz w:val="26"/>
+                <w:szCs w:val="32"/>
+              </w:rPr>
+              <w:t>–</w:t>
+            </w:r>
+            <w:r>
+              <w:rPr>
+                <w:rFonts w:ascii="BRH Devanagari Extra" w:hAnsi="BRH Devanagari Extra" w:cs="BRH Devanagari Extra"/>
+                <w:color w:val="000000"/>
+                <w:sz w:val="32"/>
+                <w:szCs w:val="32"/>
+              </w:rPr>
+              <w:t>iÉÏqÉç | E</w:t>
+            </w:r>
+            <w:r>
+              <w:rPr>
+                <w:rFonts w:ascii="BRH Malayalam Extra" w:hAnsi="BRH Malayalam Extra" w:cs="BRH Devanagari Extra"/>
+                <w:color w:val="000000"/>
+                <w:sz w:val="26"/>
+                <w:szCs w:val="32"/>
+              </w:rPr>
+              <w:t>–</w:t>
+            </w:r>
+            <w:r>
+              <w:rPr>
+                <w:rFonts w:ascii="BRH Devanagari Extra" w:hAnsi="BRH Devanagari Extra" w:cs="BRH Devanagari Extra"/>
+                <w:color w:val="000000"/>
+                <w:sz w:val="32"/>
+                <w:szCs w:val="32"/>
+              </w:rPr>
+              <w:t>wÉÉxÉÿqÉç ||</w:t>
+            </w:r>
+          </w:p>
+          <w:p>
+            <w:pPr>
+              <w:widowControl w:val="0"/>
+              <w:autoSpaceDE w:val="0"/>
+              <w:autoSpaceDN w:val="0"/>
+              <w:adjustRightInd w:val="0"/>
+              <w:spacing w:before="0" w:line="240" w:lineRule="auto"/>
+              <w:rPr>
+                <w:rFonts w:cs="BRH Malayalam Extra"/>
+                <w:color w:val="FF0000"/>
+                <w:szCs w:val="40"/>
+              </w:rPr>
+            </w:pPr>
+            <w:r>
+              <w:rPr>
+                <w:rFonts w:ascii="BRH Devanagari Extra" w:hAnsi="BRH Devanagari Extra" w:cs="BRH Devanagari Extra"/>
+                <w:color w:val="000000"/>
+                <w:sz w:val="32"/>
+                <w:szCs w:val="32"/>
+              </w:rPr>
+              <w:t>C</w:t>
+            </w:r>
+            <w:r>
+              <w:rPr>
+                <w:rFonts w:ascii="BRH Malayalam Extra" w:hAnsi="BRH Malayalam Extra" w:cs="BRH Devanagari Extra"/>
+                <w:color w:val="000000"/>
+                <w:sz w:val="26"/>
+                <w:szCs w:val="32"/>
+              </w:rPr>
+              <w:t>–</w:t>
+            </w:r>
+            <w:r>
+              <w:rPr>
+                <w:rFonts w:ascii="BRH Devanagari Extra" w:hAnsi="BRH Devanagari Extra" w:cs="BRH Devanagari Extra"/>
+                <w:color w:val="000000"/>
+                <w:sz w:val="32"/>
+                <w:szCs w:val="32"/>
+                <w:highlight w:val="yellow"/>
+              </w:rPr>
+              <w:t>uÉÉ</w:t>
+            </w:r>
+            <w:r>
+              <w:rPr>
+                <w:rFonts w:ascii="BRH Devanagari Extra" w:hAnsi="BRH Devanagari Extra" w:cs="BRH Devanagari Extra"/>
+                <w:color w:val="000000"/>
+                <w:sz w:val="32"/>
+                <w:szCs w:val="32"/>
+              </w:rPr>
+              <w:t>rÉ</w:t>
+            </w:r>
+            <w:r>
+              <w:rPr>
+                <w:rFonts w:ascii="BRH Malayalam Extra" w:hAnsi="BRH Malayalam Extra" w:cs="BRH Devanagari Extra"/>
+                <w:color w:val="000000"/>
+                <w:sz w:val="26"/>
+                <w:szCs w:val="32"/>
+              </w:rPr>
+              <w:t>–</w:t>
+            </w:r>
+            <w:r>
+              <w:rPr>
+                <w:rFonts w:ascii="BRH Devanagari Extra" w:hAnsi="BRH Devanagari Extra" w:cs="BRH Devanagari Extra"/>
+                <w:color w:val="000000"/>
+                <w:sz w:val="32"/>
+                <w:szCs w:val="32"/>
+              </w:rPr>
+              <w:t>iÉÏ qÉÉþrÉ</w:t>
+            </w:r>
+            <w:r>
+              <w:rPr>
+                <w:rFonts w:ascii="BRH Malayalam Extra" w:hAnsi="BRH Malayalam Extra" w:cs="BRH Devanagari Extra"/>
+                <w:color w:val="000000"/>
+                <w:sz w:val="26"/>
+                <w:szCs w:val="32"/>
+              </w:rPr>
+              <w:t>–</w:t>
+            </w:r>
+            <w:r>
+              <w:rPr>
+                <w:rFonts w:ascii="BRH Devanagari Extra" w:hAnsi="BRH Devanagari Extra" w:cs="BRH Devanagari Extra"/>
+                <w:color w:val="000000"/>
+                <w:sz w:val="32"/>
+                <w:szCs w:val="32"/>
+              </w:rPr>
+              <w:t xml:space="preserve">iÉÏ </w:t>
+            </w:r>
+            <w:r>
+              <w:rPr>
+                <w:rFonts w:ascii="BRH Devanagari Extra" w:hAnsi="BRH Devanagari Extra" w:cs="BRH Devanagari Extra"/>
+                <w:color w:val="000000"/>
+                <w:sz w:val="32"/>
+                <w:szCs w:val="32"/>
+                <w:highlight w:val="yellow"/>
+              </w:rPr>
+              <w:t>ÍqÉ</w:t>
+            </w:r>
+            <w:r>
+              <w:rPr>
+                <w:rFonts w:ascii="BRH Malayalam Extra" w:hAnsi="BRH Malayalam Extra" w:cs="BRH Devanagari Extra"/>
+                <w:color w:val="000000"/>
+                <w:sz w:val="26"/>
+                <w:szCs w:val="32"/>
+              </w:rPr>
+              <w:t>–</w:t>
+            </w:r>
+            <w:r>
+              <w:rPr>
+                <w:rFonts w:ascii="BRH Devanagari Extra" w:hAnsi="BRH Devanagari Extra" w:cs="BRH Devanagari Extra"/>
+                <w:color w:val="000000"/>
+                <w:sz w:val="32"/>
+                <w:szCs w:val="32"/>
+              </w:rPr>
+              <w:t>uÉå uÉÉrÉ</w:t>
+            </w:r>
+            <w:r>
+              <w:rPr>
+                <w:rFonts w:ascii="BRH Malayalam Extra" w:hAnsi="BRH Malayalam Extra" w:cs="BRH Devanagari Extra"/>
+                <w:color w:val="000000"/>
+                <w:sz w:val="26"/>
+                <w:szCs w:val="32"/>
+              </w:rPr>
+              <w:t>–</w:t>
+            </w:r>
+            <w:r>
+              <w:rPr>
+                <w:rFonts w:ascii="BRH Devanagari Extra" w:hAnsi="BRH Devanagari Extra" w:cs="BRH Devanagari Extra"/>
+                <w:color w:val="000000"/>
+                <w:sz w:val="32"/>
+                <w:szCs w:val="32"/>
+              </w:rPr>
+              <w:t>iÉÏ qÉÑ</w:t>
+            </w:r>
+            <w:r>
+              <w:rPr>
+                <w:rFonts w:ascii="BRH Malayalam Extra" w:hAnsi="BRH Malayalam Extra" w:cs="BRH Devanagari Extra"/>
+                <w:color w:val="000000"/>
+                <w:sz w:val="26"/>
+                <w:szCs w:val="32"/>
+              </w:rPr>
+              <w:t>–</w:t>
+            </w:r>
+            <w:r>
+              <w:rPr>
+                <w:rFonts w:ascii="BRH Devanagari Extra" w:hAnsi="BRH Devanagari Extra" w:cs="BRH Devanagari Extra"/>
+                <w:color w:val="000000"/>
+                <w:sz w:val="32"/>
+                <w:szCs w:val="32"/>
+              </w:rPr>
+              <w:t>wÉÉxÉþ qÉÑ</w:t>
+            </w:r>
+            <w:r>
+              <w:rPr>
+                <w:rFonts w:ascii="BRH Malayalam Extra" w:hAnsi="BRH Malayalam Extra" w:cs="BRH Devanagari Extra"/>
+                <w:color w:val="000000"/>
+                <w:sz w:val="26"/>
+                <w:szCs w:val="32"/>
+              </w:rPr>
+              <w:t>–</w:t>
+            </w:r>
+            <w:r>
+              <w:rPr>
+                <w:rFonts w:ascii="BRH Devanagari Extra" w:hAnsi="BRH Devanagari Extra" w:cs="BRH Devanagari Extra"/>
+                <w:color w:val="000000"/>
+                <w:sz w:val="32"/>
+                <w:szCs w:val="32"/>
+              </w:rPr>
+              <w:t>wÉÉxÉþ qÉÉrÉ</w:t>
+            </w:r>
+            <w:r>
+              <w:rPr>
+                <w:rFonts w:ascii="BRH Malayalam Extra" w:hAnsi="BRH Malayalam Extra" w:cs="BRH Devanagari Extra"/>
+                <w:color w:val="000000"/>
+                <w:sz w:val="26"/>
+                <w:szCs w:val="32"/>
+              </w:rPr>
+              <w:t>–</w:t>
+            </w:r>
+            <w:r>
+              <w:rPr>
+                <w:rFonts w:ascii="BRH Devanagari Extra" w:hAnsi="BRH Devanagari Extra" w:cs="BRH Devanagari Extra"/>
+                <w:color w:val="000000"/>
+                <w:sz w:val="32"/>
+                <w:szCs w:val="32"/>
+              </w:rPr>
+              <w:t xml:space="preserve">iÉÏ </w:t>
+            </w:r>
+            <w:r>
+              <w:rPr>
+                <w:rFonts w:ascii="BRH Devanagari Extra" w:hAnsi="BRH Devanagari Extra" w:cs="BRH Devanagari Extra"/>
+                <w:color w:val="000000"/>
+                <w:sz w:val="32"/>
+                <w:szCs w:val="32"/>
+                <w:highlight w:val="yellow"/>
+              </w:rPr>
+              <w:t>ÍqÉ</w:t>
+            </w:r>
+            <w:r>
+              <w:rPr>
+                <w:rFonts w:ascii="BRH Malayalam Extra" w:hAnsi="BRH Malayalam Extra" w:cs="BRH Devanagari Extra"/>
+                <w:color w:val="000000"/>
+                <w:sz w:val="26"/>
+                <w:szCs w:val="32"/>
+              </w:rPr>
+              <w:t>–</w:t>
+            </w:r>
+            <w:r>
+              <w:rPr>
+                <w:rFonts w:ascii="BRH Devanagari Extra" w:hAnsi="BRH Devanagari Extra" w:cs="BRH Devanagari Extra"/>
+                <w:color w:val="000000"/>
+                <w:sz w:val="32"/>
+                <w:szCs w:val="32"/>
+              </w:rPr>
+              <w:t>uÉå uÉÉrÉ</w:t>
+            </w:r>
+            <w:r>
+              <w:rPr>
+                <w:rFonts w:ascii="BRH Malayalam Extra" w:hAnsi="BRH Malayalam Extra" w:cs="BRH Devanagari Extra"/>
+                <w:color w:val="000000"/>
+                <w:sz w:val="26"/>
+                <w:szCs w:val="32"/>
+              </w:rPr>
+              <w:t>–</w:t>
+            </w:r>
+            <w:r>
+              <w:rPr>
+                <w:rFonts w:ascii="BRH Devanagari Extra" w:hAnsi="BRH Devanagari Extra" w:cs="BRH Devanagari Extra"/>
+                <w:color w:val="000000"/>
+                <w:sz w:val="32"/>
+                <w:szCs w:val="32"/>
+              </w:rPr>
+              <w:t>iÉÏ qÉÑ</w:t>
+            </w:r>
+            <w:r>
+              <w:rPr>
+                <w:rFonts w:ascii="BRH Malayalam Extra" w:hAnsi="BRH Malayalam Extra" w:cs="BRH Devanagari Extra"/>
+                <w:color w:val="000000"/>
+                <w:sz w:val="26"/>
+                <w:szCs w:val="32"/>
+              </w:rPr>
+              <w:t>–</w:t>
+            </w:r>
+            <w:r>
+              <w:rPr>
+                <w:rFonts w:ascii="BRH Devanagari Extra" w:hAnsi="BRH Devanagari Extra" w:cs="BRH Devanagari Extra"/>
+                <w:color w:val="000000"/>
+                <w:sz w:val="32"/>
+                <w:szCs w:val="32"/>
+              </w:rPr>
+              <w:t xml:space="preserve">wÉÉxÉÿqÉç | </w:t>
+            </w:r>
+          </w:p>
+        </w:tc>
+        <w:tc>
+          <w:tcPr>
+            <w:tcW w:w="7371" w:type="dxa"/>
+            <w:tcBorders>
+              <w:top w:val="single" w:sz="4" w:space="0" w:color="000000"/>
+              <w:left w:val="single" w:sz="4" w:space="0" w:color="000000"/>
+              <w:bottom w:val="single" w:sz="4" w:space="0" w:color="000000"/>
+              <w:right w:val="single" w:sz="4" w:space="0" w:color="000000"/>
+            </w:tcBorders>
+          </w:tcPr>
+          <w:p>
+            <w:pPr>
+              <w:widowControl w:val="0"/>
+              <w:autoSpaceDE w:val="0"/>
+              <w:autoSpaceDN w:val="0"/>
+              <w:adjustRightInd w:val="0"/>
+              <w:spacing w:before="0" w:line="240" w:lineRule="auto"/>
+              <w:rPr>
+                <w:rFonts w:ascii="BRH Devanagari Extra" w:hAnsi="BRH Devanagari Extra" w:cs="BRH Devanagari Extra"/>
+                <w:color w:val="000000"/>
+                <w:sz w:val="32"/>
+                <w:szCs w:val="32"/>
+              </w:rPr>
+            </w:pPr>
+            <w:r>
+              <w:rPr>
+                <w:rFonts w:ascii="BRH Devanagari Extra" w:hAnsi="BRH Devanagari Extra" w:cs="BRH Devanagari Extra"/>
+                <w:color w:val="000000"/>
+                <w:sz w:val="32"/>
+                <w:szCs w:val="32"/>
+              </w:rPr>
+              <w:t>(</w:t>
+            </w:r>
+            <w:proofErr w:type="gramStart"/>
+            <w:r>
+              <w:rPr>
+                <w:rFonts w:cs="BRH Devanagari Extra"/>
+                <w:color w:val="000000"/>
+                <w:szCs w:val="32"/>
+              </w:rPr>
+              <w:t>1</w:t>
+            </w:r>
+            <w:r>
+              <w:rPr>
+                <w:rFonts w:ascii="BRH Devanagari Extra" w:hAnsi="BRH Devanagari Extra" w:cs="BRH Devanagari Extra"/>
+                <w:color w:val="000000"/>
+                <w:sz w:val="32"/>
+                <w:szCs w:val="32"/>
+              </w:rPr>
+              <w:t>)</w:t>
+            </w:r>
+            <w:r>
+              <w:rPr>
+                <w:rFonts w:cs="BRH Devanagari Extra"/>
+                <w:color w:val="000000"/>
+                <w:szCs w:val="32"/>
+              </w:rPr>
+              <w:t>[</w:t>
+            </w:r>
+            <w:proofErr w:type="gramEnd"/>
+            <w:r>
+              <w:rPr>
+                <w:rFonts w:cs="BRH Devanagari Extra"/>
+                <w:color w:val="000000"/>
+                <w:szCs w:val="32"/>
+              </w:rPr>
+              <w:t>P11</w:t>
+            </w:r>
+            <w:r>
+              <w:rPr>
+                <w:rFonts w:ascii="BRH Devanagari Extra" w:hAnsi="BRH Devanagari Extra" w:cs="BRH Devanagari Extra"/>
+                <w:color w:val="000000"/>
+                <w:sz w:val="32"/>
+                <w:szCs w:val="32"/>
+              </w:rPr>
+              <w:t xml:space="preserve">] </w:t>
+            </w:r>
+            <w:r>
+              <w:rPr>
+                <w:rFonts w:cs="BRH Devanagari Extra"/>
+                <w:color w:val="000000"/>
+                <w:szCs w:val="32"/>
+              </w:rPr>
+              <w:t>4</w:t>
+            </w:r>
+            <w:r>
+              <w:rPr>
+                <w:rFonts w:ascii="BRH Devanagari Extra" w:hAnsi="BRH Devanagari Extra" w:cs="BRH Devanagari Extra"/>
+                <w:color w:val="000000"/>
+                <w:sz w:val="32"/>
+                <w:szCs w:val="32"/>
+              </w:rPr>
+              <w:t>.</w:t>
+            </w:r>
+            <w:r>
+              <w:rPr>
+                <w:rFonts w:cs="BRH Devanagari Extra"/>
+                <w:color w:val="000000"/>
+                <w:szCs w:val="32"/>
+              </w:rPr>
+              <w:t>4</w:t>
+            </w:r>
+            <w:r>
+              <w:rPr>
+                <w:rFonts w:ascii="BRH Devanagari Extra" w:hAnsi="BRH Devanagari Extra" w:cs="BRH Devanagari Extra"/>
+                <w:color w:val="000000"/>
+                <w:sz w:val="32"/>
+                <w:szCs w:val="32"/>
+              </w:rPr>
+              <w:t>.</w:t>
+            </w:r>
+            <w:r>
+              <w:rPr>
+                <w:rFonts w:cs="BRH Devanagari Extra"/>
+                <w:color w:val="000000"/>
+                <w:szCs w:val="32"/>
+              </w:rPr>
+              <w:t>4</w:t>
+            </w:r>
+            <w:r>
+              <w:rPr>
+                <w:rFonts w:ascii="BRH Devanagari Extra" w:hAnsi="BRH Devanagari Extra" w:cs="BRH Devanagari Extra"/>
+                <w:color w:val="000000"/>
+                <w:sz w:val="32"/>
+                <w:szCs w:val="32"/>
+              </w:rPr>
+              <w:t>.</w:t>
+            </w:r>
+            <w:r>
+              <w:rPr>
+                <w:rFonts w:cs="BRH Devanagari Extra"/>
+                <w:color w:val="000000"/>
+                <w:szCs w:val="32"/>
+              </w:rPr>
+              <w:t>2</w:t>
+            </w:r>
+            <w:r>
+              <w:rPr>
+                <w:rFonts w:ascii="BRH Devanagari Extra" w:hAnsi="BRH Devanagari Extra" w:cs="BRH Devanagari Extra"/>
+                <w:color w:val="000000"/>
+                <w:sz w:val="32"/>
+                <w:szCs w:val="32"/>
+              </w:rPr>
+              <w:t>(</w:t>
+            </w:r>
+            <w:r>
+              <w:rPr>
+                <w:rFonts w:cs="BRH Devanagari Extra"/>
+                <w:color w:val="000000"/>
+                <w:szCs w:val="32"/>
+              </w:rPr>
+              <w:t>1</w:t>
+            </w:r>
+            <w:r>
+              <w:rPr>
+                <w:rFonts w:ascii="BRH Devanagari Extra" w:hAnsi="BRH Devanagari Extra" w:cs="BRH Devanagari Extra"/>
+                <w:color w:val="000000"/>
+                <w:sz w:val="32"/>
+                <w:szCs w:val="32"/>
+              </w:rPr>
+              <w:t>)</w:t>
+            </w:r>
+            <w:proofErr w:type="gramStart"/>
+            <w:r>
+              <w:rPr>
+                <w:rFonts w:ascii="BRH Devanagari Extra" w:hAnsi="BRH Devanagari Extra" w:cs="BRH Devanagari Extra"/>
+                <w:color w:val="000000"/>
+                <w:sz w:val="32"/>
+                <w:szCs w:val="32"/>
+              </w:rPr>
+              <w:t>-  mÉëÌiÉþ</w:t>
+            </w:r>
+            <w:proofErr w:type="gramEnd"/>
+            <w:r>
+              <w:rPr>
+                <w:rFonts w:ascii="BRH Devanagari Extra" w:hAnsi="BRH Devanagari Extra" w:cs="BRH Devanagari Extra"/>
+                <w:color w:val="000000"/>
+                <w:sz w:val="32"/>
+                <w:szCs w:val="32"/>
+              </w:rPr>
+              <w:t xml:space="preserve"> | kÉå</w:t>
+            </w:r>
+            <w:r>
+              <w:rPr>
+                <w:rFonts w:ascii="BRH Malayalam Extra" w:hAnsi="BRH Malayalam Extra" w:cs="BRH Devanagari Extra"/>
+                <w:color w:val="000000"/>
+                <w:sz w:val="26"/>
+                <w:szCs w:val="32"/>
+              </w:rPr>
+              <w:t>–</w:t>
+            </w:r>
+            <w:r>
+              <w:rPr>
+                <w:rFonts w:ascii="BRH Devanagari Extra" w:hAnsi="BRH Devanagari Extra" w:cs="BRH Devanagari Extra"/>
+                <w:color w:val="000000"/>
+                <w:sz w:val="32"/>
+                <w:szCs w:val="32"/>
+              </w:rPr>
+              <w:t>lÉÑqÉç | C</w:t>
+            </w:r>
+            <w:r>
+              <w:rPr>
+                <w:rFonts w:ascii="BRH Malayalam Extra" w:hAnsi="BRH Malayalam Extra" w:cs="BRH Devanagari Extra"/>
+                <w:color w:val="000000"/>
+                <w:sz w:val="26"/>
+                <w:szCs w:val="32"/>
+              </w:rPr>
+              <w:t>–</w:t>
+            </w:r>
+            <w:r>
+              <w:rPr>
+                <w:rFonts w:ascii="BRH Devanagari Extra" w:hAnsi="BRH Devanagari Extra" w:cs="BRH Devanagari Extra"/>
+                <w:color w:val="000000"/>
+                <w:sz w:val="32"/>
+                <w:szCs w:val="32"/>
+                <w:highlight w:val="green"/>
+              </w:rPr>
+              <w:t>uÉ</w:t>
+            </w:r>
+            <w:r>
+              <w:rPr>
+                <w:rFonts w:ascii="BRH Malayalam Extra" w:hAnsi="BRH Malayalam Extra" w:cs="BRH Devanagari Extra"/>
+                <w:color w:val="000000"/>
+                <w:sz w:val="26"/>
+                <w:szCs w:val="32"/>
+                <w:highlight w:val="green"/>
+              </w:rPr>
+              <w:t>–</w:t>
+            </w:r>
+            <w:r>
+              <w:rPr>
+                <w:rFonts w:ascii="BRH Devanagari Extra" w:hAnsi="BRH Devanagari Extra" w:cs="BRH Devanagari Extra"/>
+                <w:color w:val="000000"/>
+                <w:sz w:val="32"/>
+                <w:szCs w:val="32"/>
+              </w:rPr>
+              <w:t xml:space="preserve"> |</w:t>
+            </w:r>
+          </w:p>
+          <w:p>
+            <w:pPr>
+              <w:widowControl w:val="0"/>
+              <w:autoSpaceDE w:val="0"/>
+              <w:autoSpaceDN w:val="0"/>
+              <w:adjustRightInd w:val="0"/>
+              <w:spacing w:before="0" w:line="240" w:lineRule="auto"/>
+              <w:rPr>
+                <w:rFonts w:ascii="BRH Devanagari Extra" w:hAnsi="BRH Devanagari Extra" w:cs="BRH Devanagari Extra"/>
+                <w:color w:val="000000"/>
+                <w:sz w:val="32"/>
+                <w:szCs w:val="32"/>
+              </w:rPr>
+            </w:pPr>
+            <w:r>
+              <w:rPr>
+                <w:rFonts w:ascii="BRH Devanagari Extra" w:hAnsi="BRH Devanagari Extra" w:cs="BRH Devanagari Extra"/>
+                <w:color w:val="000000"/>
+                <w:sz w:val="32"/>
+                <w:szCs w:val="32"/>
+              </w:rPr>
+              <w:t>mÉëÌiÉþ kÉå</w:t>
+            </w:r>
+            <w:r>
+              <w:rPr>
+                <w:rFonts w:ascii="BRH Malayalam Extra" w:hAnsi="BRH Malayalam Extra" w:cs="BRH Devanagari Extra"/>
+                <w:color w:val="000000"/>
+                <w:sz w:val="26"/>
+                <w:szCs w:val="32"/>
+              </w:rPr>
+              <w:t>–</w:t>
+            </w:r>
+            <w:r>
+              <w:rPr>
+                <w:rFonts w:ascii="BRH Devanagari Extra" w:hAnsi="BRH Devanagari Extra" w:cs="BRH Devanagari Extra"/>
+                <w:color w:val="000000"/>
+                <w:sz w:val="32"/>
+                <w:szCs w:val="32"/>
+              </w:rPr>
+              <w:t>lÉÑqÉç kÉå</w:t>
+            </w:r>
+            <w:r>
+              <w:rPr>
+                <w:rFonts w:ascii="BRH Malayalam Extra" w:hAnsi="BRH Malayalam Extra" w:cs="BRH Devanagari Extra"/>
+                <w:color w:val="000000"/>
+                <w:sz w:val="26"/>
+                <w:szCs w:val="32"/>
+              </w:rPr>
+              <w:t>–</w:t>
+            </w:r>
+            <w:r>
+              <w:rPr>
+                <w:rFonts w:ascii="BRH Devanagari Extra" w:hAnsi="BRH Devanagari Extra" w:cs="BRH Devanagari Extra"/>
+                <w:color w:val="000000"/>
+                <w:sz w:val="32"/>
+                <w:szCs w:val="32"/>
+              </w:rPr>
+              <w:t>lÉÑqÉç mÉëÌiÉ</w:t>
+            </w:r>
+            <w:r>
+              <w:rPr>
+                <w:rFonts w:ascii="BRH Malayalam Extra" w:hAnsi="BRH Malayalam Extra" w:cs="BRH Devanagari Extra"/>
+                <w:color w:val="000000"/>
+                <w:sz w:val="26"/>
+                <w:szCs w:val="32"/>
+              </w:rPr>
+              <w:t>–</w:t>
+            </w:r>
+            <w:r>
+              <w:rPr>
+                <w:rFonts w:ascii="BRH Devanagari Extra" w:hAnsi="BRH Devanagari Extra" w:cs="BRH Devanagari Extra"/>
+                <w:color w:val="000000"/>
+                <w:sz w:val="32"/>
+                <w:szCs w:val="32"/>
+              </w:rPr>
+              <w:t xml:space="preserve"> mÉëÌiÉþ kÉå</w:t>
+            </w:r>
+            <w:r>
+              <w:rPr>
+                <w:rFonts w:ascii="BRH Malayalam Extra" w:hAnsi="BRH Malayalam Extra" w:cs="BRH Devanagari Extra"/>
+                <w:color w:val="000000"/>
+                <w:sz w:val="26"/>
+                <w:szCs w:val="32"/>
+              </w:rPr>
+              <w:t>–</w:t>
+            </w:r>
+            <w:r>
+              <w:rPr>
+                <w:rFonts w:ascii="BRH Devanagari Extra" w:hAnsi="BRH Devanagari Extra" w:cs="BRH Devanagari Extra"/>
+                <w:color w:val="000000"/>
+                <w:sz w:val="32"/>
+                <w:szCs w:val="32"/>
+              </w:rPr>
+              <w:t xml:space="preserve">lÉÑ </w:t>
+            </w:r>
+            <w:r>
+              <w:rPr>
+                <w:rFonts w:ascii="BRH Devanagari Extra" w:hAnsi="BRH Devanagari Extra" w:cs="BRH Devanagari Extra"/>
+                <w:color w:val="000000"/>
+                <w:sz w:val="32"/>
+                <w:szCs w:val="32"/>
+                <w:highlight w:val="green"/>
+              </w:rPr>
+              <w:t>ÍqÉþ</w:t>
+            </w:r>
+            <w:r>
+              <w:rPr>
+                <w:rFonts w:ascii="BRH Devanagari Extra" w:hAnsi="BRH Devanagari Extra" w:cs="BRH Devanagari Extra"/>
+                <w:color w:val="000000"/>
+                <w:sz w:val="32"/>
+                <w:szCs w:val="32"/>
+              </w:rPr>
+              <w:t>uÉåuÉ kÉå</w:t>
+            </w:r>
+            <w:r>
+              <w:rPr>
+                <w:rFonts w:ascii="BRH Malayalam Extra" w:hAnsi="BRH Malayalam Extra" w:cs="BRH Devanagari Extra"/>
+                <w:color w:val="000000"/>
+                <w:sz w:val="26"/>
+                <w:szCs w:val="32"/>
+              </w:rPr>
+              <w:t>–</w:t>
+            </w:r>
+            <w:r>
+              <w:rPr>
+                <w:rFonts w:ascii="BRH Devanagari Extra" w:hAnsi="BRH Devanagari Extra" w:cs="BRH Devanagari Extra"/>
+                <w:color w:val="000000"/>
+                <w:sz w:val="32"/>
+                <w:szCs w:val="32"/>
+              </w:rPr>
+              <w:t>lÉÑqÉç mÉëÌiÉ</w:t>
+            </w:r>
+            <w:r>
+              <w:rPr>
+                <w:rFonts w:ascii="BRH Malayalam Extra" w:hAnsi="BRH Malayalam Extra" w:cs="BRH Devanagari Extra"/>
+                <w:color w:val="000000"/>
+                <w:sz w:val="26"/>
+                <w:szCs w:val="32"/>
+              </w:rPr>
+              <w:t>–</w:t>
+            </w:r>
+            <w:r>
+              <w:rPr>
+                <w:rFonts w:ascii="BRH Devanagari Extra" w:hAnsi="BRH Devanagari Extra" w:cs="BRH Devanagari Extra"/>
+                <w:color w:val="000000"/>
+                <w:sz w:val="32"/>
+                <w:szCs w:val="32"/>
+              </w:rPr>
+              <w:t xml:space="preserve"> mÉëÌiÉþ kÉå</w:t>
+            </w:r>
+            <w:r>
+              <w:rPr>
+                <w:rFonts w:ascii="BRH Malayalam Extra" w:hAnsi="BRH Malayalam Extra" w:cs="BRH Devanagari Extra"/>
+                <w:color w:val="000000"/>
+                <w:sz w:val="26"/>
+                <w:szCs w:val="32"/>
+              </w:rPr>
+              <w:t>–</w:t>
+            </w:r>
+            <w:r>
+              <w:rPr>
+                <w:rFonts w:ascii="BRH Devanagari Extra" w:hAnsi="BRH Devanagari Extra" w:cs="BRH Devanagari Extra"/>
+                <w:color w:val="000000"/>
+                <w:sz w:val="32"/>
+                <w:szCs w:val="32"/>
+              </w:rPr>
+              <w:t xml:space="preserve">lÉÑ </w:t>
+            </w:r>
+            <w:r>
+              <w:rPr>
+                <w:rFonts w:ascii="BRH Devanagari Extra" w:hAnsi="BRH Devanagari Extra" w:cs="BRH Devanagari Extra"/>
+                <w:color w:val="000000"/>
+                <w:sz w:val="32"/>
+                <w:szCs w:val="32"/>
+                <w:highlight w:val="green"/>
+              </w:rPr>
+              <w:t>ÍqÉ</w:t>
+            </w:r>
+            <w:r>
+              <w:rPr>
+                <w:rFonts w:ascii="BRH Devanagari Extra" w:hAnsi="BRH Devanagari Extra" w:cs="BRH Devanagari Extra"/>
+                <w:color w:val="000000"/>
+                <w:sz w:val="32"/>
+                <w:szCs w:val="32"/>
+              </w:rPr>
+              <w:t xml:space="preserve">þuÉ | </w:t>
+            </w:r>
+          </w:p>
+          <w:p>
+            <w:pPr>
+              <w:widowControl w:val="0"/>
+              <w:autoSpaceDE w:val="0"/>
+              <w:autoSpaceDN w:val="0"/>
+              <w:adjustRightInd w:val="0"/>
+              <w:spacing w:before="0" w:line="240" w:lineRule="auto"/>
+              <w:rPr>
+                <w:rFonts w:ascii="BRH Devanagari Extra" w:hAnsi="BRH Devanagari Extra" w:cs="BRH Devanagari Extra"/>
+                <w:color w:val="000000"/>
+                <w:sz w:val="32"/>
+                <w:szCs w:val="32"/>
+              </w:rPr>
+            </w:pPr>
+            <w:r>
+              <w:rPr>
+                <w:rFonts w:ascii="BRH Devanagari Extra" w:hAnsi="BRH Devanagari Extra" w:cs="BRH Devanagari Extra"/>
+                <w:color w:val="000000"/>
+                <w:sz w:val="32"/>
+                <w:szCs w:val="32"/>
+              </w:rPr>
+              <w:t>(</w:t>
+            </w:r>
+            <w:proofErr w:type="gramStart"/>
+            <w:r>
+              <w:rPr>
+                <w:rFonts w:cs="BRH Devanagari Extra"/>
+                <w:color w:val="000000"/>
+                <w:szCs w:val="32"/>
+              </w:rPr>
+              <w:t>2</w:t>
+            </w:r>
+            <w:r>
+              <w:rPr>
+                <w:rFonts w:ascii="BRH Devanagari Extra" w:hAnsi="BRH Devanagari Extra" w:cs="BRH Devanagari Extra"/>
+                <w:color w:val="000000"/>
+                <w:sz w:val="32"/>
+                <w:szCs w:val="32"/>
+              </w:rPr>
+              <w:t>)</w:t>
+            </w:r>
+            <w:r>
+              <w:rPr>
+                <w:rFonts w:cs="BRH Devanagari Extra"/>
+                <w:color w:val="000000"/>
+                <w:szCs w:val="32"/>
+              </w:rPr>
+              <w:t>[</w:t>
+            </w:r>
+            <w:proofErr w:type="gramEnd"/>
+            <w:r>
+              <w:rPr>
+                <w:rFonts w:cs="BRH Devanagari Extra"/>
+                <w:color w:val="000000"/>
+                <w:szCs w:val="32"/>
+              </w:rPr>
+              <w:t>P11</w:t>
+            </w:r>
+            <w:r>
+              <w:rPr>
+                <w:rFonts w:ascii="BRH Devanagari Extra" w:hAnsi="BRH Devanagari Extra" w:cs="BRH Devanagari Extra"/>
+                <w:color w:val="000000"/>
+                <w:sz w:val="32"/>
+                <w:szCs w:val="32"/>
+              </w:rPr>
+              <w:t xml:space="preserve">] </w:t>
+            </w:r>
+            <w:r>
+              <w:rPr>
+                <w:rFonts w:cs="BRH Devanagari Extra"/>
+                <w:color w:val="000000"/>
+                <w:szCs w:val="32"/>
+              </w:rPr>
+              <w:t>4</w:t>
+            </w:r>
+            <w:r>
+              <w:rPr>
+                <w:rFonts w:ascii="BRH Devanagari Extra" w:hAnsi="BRH Devanagari Extra" w:cs="BRH Devanagari Extra"/>
+                <w:color w:val="000000"/>
+                <w:sz w:val="32"/>
+                <w:szCs w:val="32"/>
+              </w:rPr>
+              <w:t>.</w:t>
+            </w:r>
+            <w:r>
+              <w:rPr>
+                <w:rFonts w:cs="BRH Devanagari Extra"/>
+                <w:color w:val="000000"/>
+                <w:szCs w:val="32"/>
+              </w:rPr>
+              <w:t>4</w:t>
+            </w:r>
+            <w:r>
+              <w:rPr>
+                <w:rFonts w:ascii="BRH Devanagari Extra" w:hAnsi="BRH Devanagari Extra" w:cs="BRH Devanagari Extra"/>
+                <w:color w:val="000000"/>
+                <w:sz w:val="32"/>
+                <w:szCs w:val="32"/>
+              </w:rPr>
+              <w:t>.</w:t>
+            </w:r>
+            <w:r>
+              <w:rPr>
+                <w:rFonts w:cs="BRH Devanagari Extra"/>
+                <w:color w:val="000000"/>
+                <w:szCs w:val="32"/>
+              </w:rPr>
+              <w:t>4</w:t>
+            </w:r>
+            <w:r>
+              <w:rPr>
+                <w:rFonts w:ascii="BRH Devanagari Extra" w:hAnsi="BRH Devanagari Extra" w:cs="BRH Devanagari Extra"/>
+                <w:color w:val="000000"/>
+                <w:sz w:val="32"/>
+                <w:szCs w:val="32"/>
+              </w:rPr>
+              <w:t>.</w:t>
+            </w:r>
+            <w:r>
+              <w:rPr>
+                <w:rFonts w:cs="BRH Devanagari Extra"/>
+                <w:color w:val="000000"/>
+                <w:szCs w:val="32"/>
+              </w:rPr>
+              <w:t>2</w:t>
+            </w:r>
+            <w:r>
+              <w:rPr>
+                <w:rFonts w:ascii="BRH Devanagari Extra" w:hAnsi="BRH Devanagari Extra" w:cs="BRH Devanagari Extra"/>
+                <w:color w:val="000000"/>
+                <w:sz w:val="32"/>
+                <w:szCs w:val="32"/>
+              </w:rPr>
+              <w:t>(</w:t>
+            </w:r>
+            <w:r>
+              <w:rPr>
+                <w:rFonts w:cs="BRH Devanagari Extra"/>
+                <w:color w:val="000000"/>
+                <w:szCs w:val="32"/>
+              </w:rPr>
+              <w:t>2</w:t>
+            </w:r>
+            <w:r>
+              <w:rPr>
+                <w:rFonts w:ascii="BRH Devanagari Extra" w:hAnsi="BRH Devanagari Extra" w:cs="BRH Devanagari Extra"/>
+                <w:color w:val="000000"/>
+                <w:sz w:val="32"/>
+                <w:szCs w:val="32"/>
+              </w:rPr>
+              <w:t>)</w:t>
+            </w:r>
+            <w:proofErr w:type="gramStart"/>
+            <w:r>
+              <w:rPr>
+                <w:rFonts w:ascii="BRH Devanagari Extra" w:hAnsi="BRH Devanagari Extra" w:cs="BRH Devanagari Extra"/>
+                <w:color w:val="000000"/>
+                <w:sz w:val="32"/>
+                <w:szCs w:val="32"/>
+              </w:rPr>
+              <w:t>-  kÉå</w:t>
+            </w:r>
+            <w:proofErr w:type="gramEnd"/>
+            <w:r>
+              <w:rPr>
+                <w:rFonts w:ascii="BRH Malayalam Extra" w:hAnsi="BRH Malayalam Extra" w:cs="BRH Devanagari Extra"/>
+                <w:color w:val="000000"/>
+                <w:sz w:val="26"/>
+                <w:szCs w:val="32"/>
+              </w:rPr>
+              <w:t>–</w:t>
+            </w:r>
+            <w:r>
+              <w:rPr>
+                <w:rFonts w:ascii="BRH Devanagari Extra" w:hAnsi="BRH Devanagari Extra" w:cs="BRH Devanagari Extra"/>
+                <w:color w:val="000000"/>
+                <w:sz w:val="32"/>
+                <w:szCs w:val="32"/>
+              </w:rPr>
+              <w:t>lÉÑqÉç | C</w:t>
+            </w:r>
+            <w:r>
+              <w:rPr>
+                <w:rFonts w:ascii="BRH Malayalam Extra" w:hAnsi="BRH Malayalam Extra" w:cs="BRH Devanagari Extra"/>
+                <w:color w:val="000000"/>
+                <w:sz w:val="26"/>
+                <w:szCs w:val="32"/>
+                <w:highlight w:val="yellow"/>
+              </w:rPr>
+              <w:t>–</w:t>
+            </w:r>
+            <w:r>
+              <w:rPr>
+                <w:rFonts w:ascii="BRH Devanagari Extra" w:hAnsi="BRH Devanagari Extra" w:cs="BRH Devanagari Extra"/>
+                <w:color w:val="000000"/>
+                <w:sz w:val="32"/>
+                <w:szCs w:val="32"/>
+                <w:highlight w:val="green"/>
+              </w:rPr>
+              <w:t>uÉ</w:t>
+            </w:r>
+            <w:r>
+              <w:rPr>
+                <w:rFonts w:ascii="BRH Malayalam Extra" w:hAnsi="BRH Malayalam Extra" w:cs="BRH Devanagari Extra"/>
+                <w:color w:val="000000"/>
+                <w:sz w:val="26"/>
+                <w:szCs w:val="32"/>
+              </w:rPr>
+              <w:t>–</w:t>
+            </w:r>
+            <w:r>
+              <w:rPr>
+                <w:rFonts w:ascii="BRH Devanagari Extra" w:hAnsi="BRH Devanagari Extra" w:cs="BRH Devanagari Extra"/>
+                <w:color w:val="000000"/>
+                <w:sz w:val="32"/>
+                <w:szCs w:val="32"/>
+              </w:rPr>
+              <w:t xml:space="preserve"> | AÉ</w:t>
+            </w:r>
+            <w:r>
+              <w:rPr>
+                <w:rFonts w:ascii="BRH Malayalam Extra" w:hAnsi="BRH Malayalam Extra" w:cs="BRH Devanagari Extra"/>
+                <w:color w:val="000000"/>
+                <w:sz w:val="26"/>
+                <w:szCs w:val="32"/>
+              </w:rPr>
+              <w:t>–</w:t>
+            </w:r>
+            <w:r>
+              <w:rPr>
+                <w:rFonts w:ascii="BRH Devanagari Extra" w:hAnsi="BRH Devanagari Extra" w:cs="BRH Devanagari Extra"/>
+                <w:color w:val="000000"/>
+                <w:sz w:val="32"/>
+                <w:szCs w:val="32"/>
+              </w:rPr>
+              <w:t>rÉ</w:t>
+            </w:r>
+            <w:r>
+              <w:rPr>
+                <w:rFonts w:ascii="BRH Malayalam Extra" w:hAnsi="BRH Malayalam Extra" w:cs="BRH Devanagari Extra"/>
+                <w:color w:val="000000"/>
+                <w:sz w:val="26"/>
+                <w:szCs w:val="32"/>
+              </w:rPr>
+              <w:t>–</w:t>
+            </w:r>
+            <w:r>
+              <w:rPr>
+                <w:rFonts w:ascii="BRH Devanagari Extra" w:hAnsi="BRH Devanagari Extra" w:cs="BRH Devanagari Extra"/>
+                <w:color w:val="000000"/>
+                <w:sz w:val="32"/>
+                <w:szCs w:val="32"/>
+              </w:rPr>
+              <w:t>iÉÏqÉç |</w:t>
+            </w:r>
+          </w:p>
+          <w:p>
+            <w:pPr>
+              <w:widowControl w:val="0"/>
+              <w:autoSpaceDE w:val="0"/>
+              <w:autoSpaceDN w:val="0"/>
+              <w:adjustRightInd w:val="0"/>
+              <w:spacing w:before="0" w:line="240" w:lineRule="auto"/>
+              <w:rPr>
+                <w:rFonts w:ascii="BRH Devanagari Extra" w:hAnsi="BRH Devanagari Extra" w:cs="BRH Devanagari Extra"/>
+                <w:color w:val="000000"/>
+                <w:sz w:val="32"/>
+                <w:szCs w:val="32"/>
+              </w:rPr>
+            </w:pPr>
+            <w:r>
+              <w:rPr>
+                <w:rFonts w:ascii="BRH Devanagari Extra" w:hAnsi="BRH Devanagari Extra" w:cs="BRH Devanagari Extra"/>
+                <w:color w:val="000000"/>
+                <w:sz w:val="32"/>
+                <w:szCs w:val="32"/>
+              </w:rPr>
+              <w:t>kÉå</w:t>
+            </w:r>
+            <w:r>
+              <w:rPr>
+                <w:rFonts w:ascii="BRH Malayalam Extra" w:hAnsi="BRH Malayalam Extra" w:cs="BRH Devanagari Extra"/>
+                <w:color w:val="000000"/>
+                <w:sz w:val="26"/>
+                <w:szCs w:val="32"/>
+              </w:rPr>
+              <w:t>–</w:t>
+            </w:r>
+            <w:r>
+              <w:rPr>
+                <w:rFonts w:ascii="BRH Devanagari Extra" w:hAnsi="BRH Devanagari Extra" w:cs="BRH Devanagari Extra"/>
+                <w:color w:val="000000"/>
+                <w:sz w:val="32"/>
+                <w:szCs w:val="32"/>
+              </w:rPr>
+              <w:t xml:space="preserve">lÉÑ </w:t>
+            </w:r>
+            <w:r>
+              <w:rPr>
+                <w:rFonts w:ascii="BRH Devanagari Extra" w:hAnsi="BRH Devanagari Extra" w:cs="BRH Devanagari Extra"/>
+                <w:color w:val="000000"/>
+                <w:sz w:val="32"/>
+                <w:szCs w:val="32"/>
+                <w:highlight w:val="green"/>
+              </w:rPr>
+              <w:t>ÍqÉþ</w:t>
+            </w:r>
+            <w:r>
+              <w:rPr>
+                <w:rFonts w:ascii="BRH Devanagari Extra" w:hAnsi="BRH Devanagari Extra" w:cs="BRH Devanagari Extra"/>
+                <w:color w:val="000000"/>
+                <w:sz w:val="32"/>
+                <w:szCs w:val="32"/>
+              </w:rPr>
+              <w:t>uÉåuÉ kÉå</w:t>
+            </w:r>
+            <w:r>
+              <w:rPr>
+                <w:rFonts w:ascii="BRH Malayalam Extra" w:hAnsi="BRH Malayalam Extra" w:cs="BRH Devanagari Extra"/>
+                <w:color w:val="000000"/>
+                <w:sz w:val="26"/>
+                <w:szCs w:val="32"/>
+              </w:rPr>
+              <w:t>–</w:t>
+            </w:r>
+            <w:r>
+              <w:rPr>
+                <w:rFonts w:ascii="BRH Devanagari Extra" w:hAnsi="BRH Devanagari Extra" w:cs="BRH Devanagari Extra"/>
+                <w:color w:val="000000"/>
+                <w:sz w:val="32"/>
+                <w:szCs w:val="32"/>
+              </w:rPr>
+              <w:t>lÉÑqÉç kÉå</w:t>
+            </w:r>
+            <w:r>
+              <w:rPr>
+                <w:rFonts w:ascii="BRH Malayalam Extra" w:hAnsi="BRH Malayalam Extra" w:cs="BRH Devanagari Extra"/>
+                <w:color w:val="000000"/>
+                <w:sz w:val="26"/>
+                <w:szCs w:val="32"/>
+              </w:rPr>
+              <w:t>–</w:t>
+            </w:r>
+            <w:r>
+              <w:rPr>
+                <w:rFonts w:ascii="BRH Devanagari Extra" w:hAnsi="BRH Devanagari Extra" w:cs="BRH Devanagari Extra"/>
+                <w:color w:val="000000"/>
+                <w:sz w:val="32"/>
+                <w:szCs w:val="32"/>
+              </w:rPr>
+              <w:t xml:space="preserve">lÉÑ </w:t>
+            </w:r>
+            <w:r>
+              <w:rPr>
+                <w:rFonts w:ascii="BRH Devanagari Extra" w:hAnsi="BRH Devanagari Extra" w:cs="BRH Devanagari Extra"/>
+                <w:color w:val="000000"/>
+                <w:sz w:val="32"/>
+                <w:szCs w:val="32"/>
+                <w:highlight w:val="green"/>
+              </w:rPr>
+              <w:t>ÍqÉþ</w:t>
+            </w:r>
+            <w:r>
+              <w:rPr>
+                <w:rFonts w:ascii="BRH Devanagari Extra" w:hAnsi="BRH Devanagari Extra" w:cs="BRH Devanagari Extra"/>
+                <w:color w:val="000000"/>
+                <w:sz w:val="32"/>
+                <w:szCs w:val="32"/>
+              </w:rPr>
+              <w:t>uÉÉrÉ</w:t>
+            </w:r>
+            <w:r>
+              <w:rPr>
+                <w:rFonts w:ascii="BRH Malayalam Extra" w:hAnsi="BRH Malayalam Extra" w:cs="BRH Devanagari Extra"/>
+                <w:color w:val="000000"/>
+                <w:sz w:val="26"/>
+                <w:szCs w:val="32"/>
+              </w:rPr>
+              <w:t>–</w:t>
+            </w:r>
+            <w:r>
+              <w:rPr>
+                <w:rFonts w:ascii="BRH Devanagari Extra" w:hAnsi="BRH Devanagari Extra" w:cs="BRH Devanagari Extra"/>
+                <w:color w:val="000000"/>
+                <w:sz w:val="32"/>
+                <w:szCs w:val="32"/>
+              </w:rPr>
+              <w:t>iÉÏ qÉÉþrÉ</w:t>
+            </w:r>
+            <w:r>
+              <w:rPr>
+                <w:rFonts w:ascii="BRH Malayalam Extra" w:hAnsi="BRH Malayalam Extra" w:cs="BRH Devanagari Extra"/>
+                <w:color w:val="000000"/>
+                <w:sz w:val="26"/>
+                <w:szCs w:val="32"/>
+              </w:rPr>
+              <w:t>–</w:t>
+            </w:r>
+            <w:r>
+              <w:rPr>
+                <w:rFonts w:ascii="BRH Devanagari Extra" w:hAnsi="BRH Devanagari Extra" w:cs="BRH Devanagari Extra"/>
+                <w:color w:val="000000"/>
+                <w:sz w:val="32"/>
+                <w:szCs w:val="32"/>
+              </w:rPr>
+              <w:t xml:space="preserve">iÉÏ </w:t>
+            </w:r>
+            <w:r>
+              <w:rPr>
+                <w:rFonts w:ascii="BRH Devanagari Extra" w:hAnsi="BRH Devanagari Extra" w:cs="BRH Devanagari Extra"/>
+                <w:color w:val="000000"/>
+                <w:sz w:val="32"/>
+                <w:szCs w:val="32"/>
+                <w:highlight w:val="green"/>
+              </w:rPr>
+              <w:t>ÍqÉþ</w:t>
+            </w:r>
+            <w:r>
+              <w:rPr>
+                <w:rFonts w:ascii="BRH Devanagari Extra" w:hAnsi="BRH Devanagari Extra" w:cs="BRH Devanagari Extra"/>
+                <w:color w:val="000000"/>
+                <w:sz w:val="32"/>
+                <w:szCs w:val="32"/>
+              </w:rPr>
+              <w:t>uÉ kÉå</w:t>
+            </w:r>
+            <w:r>
+              <w:rPr>
+                <w:rFonts w:ascii="BRH Malayalam Extra" w:hAnsi="BRH Malayalam Extra" w:cs="BRH Devanagari Extra"/>
+                <w:color w:val="000000"/>
+                <w:sz w:val="26"/>
+                <w:szCs w:val="32"/>
+              </w:rPr>
+              <w:t>–</w:t>
+            </w:r>
+            <w:r>
+              <w:rPr>
+                <w:rFonts w:ascii="BRH Devanagari Extra" w:hAnsi="BRH Devanagari Extra" w:cs="BRH Devanagari Extra"/>
+                <w:color w:val="000000"/>
+                <w:sz w:val="32"/>
+                <w:szCs w:val="32"/>
+              </w:rPr>
+              <w:t>lÉÑqÉç kÉå</w:t>
+            </w:r>
+            <w:r>
+              <w:rPr>
+                <w:rFonts w:ascii="BRH Malayalam Extra" w:hAnsi="BRH Malayalam Extra" w:cs="BRH Devanagari Extra"/>
+                <w:color w:val="000000"/>
+                <w:sz w:val="26"/>
+                <w:szCs w:val="32"/>
+              </w:rPr>
+              <w:t>–</w:t>
+            </w:r>
+            <w:r>
+              <w:rPr>
+                <w:rFonts w:ascii="BRH Devanagari Extra" w:hAnsi="BRH Devanagari Extra" w:cs="BRH Devanagari Extra"/>
+                <w:color w:val="000000"/>
+                <w:sz w:val="32"/>
+                <w:szCs w:val="32"/>
+              </w:rPr>
+              <w:t>lÉÑ ÍqÉ</w:t>
+            </w:r>
+            <w:r>
+              <w:rPr>
+                <w:rFonts w:ascii="BRH Malayalam Extra" w:hAnsi="BRH Malayalam Extra" w:cs="BRH Devanagari Extra"/>
+                <w:color w:val="000000"/>
+                <w:sz w:val="26"/>
+                <w:szCs w:val="32"/>
+              </w:rPr>
+              <w:t>–</w:t>
+            </w:r>
+            <w:r>
+              <w:rPr>
+                <w:rFonts w:ascii="BRH Devanagari Extra" w:hAnsi="BRH Devanagari Extra" w:cs="BRH Devanagari Extra"/>
+                <w:color w:val="000000"/>
+                <w:sz w:val="32"/>
+                <w:szCs w:val="32"/>
+              </w:rPr>
+              <w:t>uÉÉrÉ</w:t>
+            </w:r>
+            <w:r>
+              <w:rPr>
+                <w:rFonts w:ascii="BRH Malayalam Extra" w:hAnsi="BRH Malayalam Extra" w:cs="BRH Devanagari Extra"/>
+                <w:color w:val="000000"/>
+                <w:sz w:val="26"/>
+                <w:szCs w:val="32"/>
+              </w:rPr>
+              <w:t>–</w:t>
+            </w:r>
+            <w:r>
+              <w:rPr>
+                <w:rFonts w:ascii="BRH Devanagari Extra" w:hAnsi="BRH Devanagari Extra" w:cs="BRH Devanagari Extra"/>
+                <w:color w:val="000000"/>
+                <w:sz w:val="32"/>
+                <w:szCs w:val="32"/>
+              </w:rPr>
+              <w:t xml:space="preserve">iÉÏqÉç | </w:t>
+            </w:r>
+          </w:p>
+          <w:p>
+            <w:pPr>
+              <w:widowControl w:val="0"/>
+              <w:autoSpaceDE w:val="0"/>
+              <w:autoSpaceDN w:val="0"/>
+              <w:adjustRightInd w:val="0"/>
+              <w:spacing w:before="0" w:line="240" w:lineRule="auto"/>
+              <w:rPr>
+                <w:rFonts w:ascii="BRH Devanagari Extra" w:hAnsi="BRH Devanagari Extra" w:cs="BRH Devanagari Extra"/>
+                <w:color w:val="000000"/>
+                <w:sz w:val="32"/>
+                <w:szCs w:val="32"/>
+              </w:rPr>
+            </w:pPr>
+            <w:r>
+              <w:rPr>
+                <w:rFonts w:ascii="BRH Devanagari Extra" w:hAnsi="BRH Devanagari Extra" w:cs="BRH Devanagari Extra"/>
+                <w:color w:val="000000"/>
+                <w:sz w:val="32"/>
+                <w:szCs w:val="32"/>
+              </w:rPr>
+              <w:t>(</w:t>
+            </w:r>
+            <w:proofErr w:type="gramStart"/>
+            <w:r>
+              <w:rPr>
+                <w:rFonts w:cs="BRH Devanagari Extra"/>
+                <w:color w:val="000000"/>
+                <w:szCs w:val="32"/>
+              </w:rPr>
+              <w:t>3</w:t>
+            </w:r>
+            <w:r>
+              <w:rPr>
+                <w:rFonts w:ascii="BRH Devanagari Extra" w:hAnsi="BRH Devanagari Extra" w:cs="BRH Devanagari Extra"/>
+                <w:color w:val="000000"/>
+                <w:sz w:val="32"/>
+                <w:szCs w:val="32"/>
+              </w:rPr>
+              <w:t>)</w:t>
+            </w:r>
+            <w:r>
+              <w:rPr>
+                <w:rFonts w:cs="BRH Devanagari Extra"/>
+                <w:color w:val="000000"/>
+                <w:szCs w:val="32"/>
+              </w:rPr>
+              <w:t>[</w:t>
+            </w:r>
+            <w:proofErr w:type="gramEnd"/>
+            <w:r>
+              <w:rPr>
+                <w:rFonts w:cs="BRH Devanagari Extra"/>
+                <w:color w:val="000000"/>
+                <w:szCs w:val="32"/>
+              </w:rPr>
+              <w:t>P11</w:t>
+            </w:r>
+            <w:r>
+              <w:rPr>
+                <w:rFonts w:ascii="BRH Devanagari Extra" w:hAnsi="BRH Devanagari Extra" w:cs="BRH Devanagari Extra"/>
+                <w:color w:val="000000"/>
+                <w:sz w:val="32"/>
+                <w:szCs w:val="32"/>
+              </w:rPr>
+              <w:t xml:space="preserve">] </w:t>
+            </w:r>
+            <w:r>
+              <w:rPr>
+                <w:rFonts w:cs="BRH Devanagari Extra"/>
+                <w:color w:val="000000"/>
+                <w:szCs w:val="32"/>
+              </w:rPr>
+              <w:t>4</w:t>
+            </w:r>
+            <w:r>
+              <w:rPr>
+                <w:rFonts w:ascii="BRH Devanagari Extra" w:hAnsi="BRH Devanagari Extra" w:cs="BRH Devanagari Extra"/>
+                <w:color w:val="000000"/>
+                <w:sz w:val="32"/>
+                <w:szCs w:val="32"/>
+              </w:rPr>
+              <w:t>.</w:t>
+            </w:r>
+            <w:r>
+              <w:rPr>
+                <w:rFonts w:cs="BRH Devanagari Extra"/>
+                <w:color w:val="000000"/>
+                <w:szCs w:val="32"/>
+              </w:rPr>
+              <w:t>4</w:t>
+            </w:r>
+            <w:r>
+              <w:rPr>
+                <w:rFonts w:ascii="BRH Devanagari Extra" w:hAnsi="BRH Devanagari Extra" w:cs="BRH Devanagari Extra"/>
+                <w:color w:val="000000"/>
+                <w:sz w:val="32"/>
+                <w:szCs w:val="32"/>
+              </w:rPr>
+              <w:t>.</w:t>
+            </w:r>
+            <w:r>
+              <w:rPr>
+                <w:rFonts w:cs="BRH Devanagari Extra"/>
+                <w:color w:val="000000"/>
+                <w:szCs w:val="32"/>
+              </w:rPr>
+              <w:t>4</w:t>
+            </w:r>
+            <w:r>
+              <w:rPr>
+                <w:rFonts w:ascii="BRH Devanagari Extra" w:hAnsi="BRH Devanagari Extra" w:cs="BRH Devanagari Extra"/>
+                <w:color w:val="000000"/>
+                <w:sz w:val="32"/>
+                <w:szCs w:val="32"/>
+              </w:rPr>
+              <w:t>.</w:t>
+            </w:r>
+            <w:r>
+              <w:rPr>
+                <w:rFonts w:cs="BRH Devanagari Extra"/>
+                <w:color w:val="000000"/>
+                <w:szCs w:val="32"/>
+              </w:rPr>
+              <w:t>2</w:t>
+            </w:r>
+            <w:r>
+              <w:rPr>
+                <w:rFonts w:ascii="BRH Devanagari Extra" w:hAnsi="BRH Devanagari Extra" w:cs="BRH Devanagari Extra"/>
+                <w:color w:val="000000"/>
+                <w:sz w:val="32"/>
+                <w:szCs w:val="32"/>
+              </w:rPr>
+              <w:t>(</w:t>
+            </w:r>
+            <w:r>
+              <w:rPr>
+                <w:rFonts w:cs="BRH Devanagari Extra"/>
+                <w:color w:val="000000"/>
+                <w:szCs w:val="32"/>
+              </w:rPr>
+              <w:t>3</w:t>
+            </w:r>
+            <w:r>
+              <w:rPr>
+                <w:rFonts w:ascii="BRH Devanagari Extra" w:hAnsi="BRH Devanagari Extra" w:cs="BRH Devanagari Extra"/>
+                <w:color w:val="000000"/>
+                <w:sz w:val="32"/>
+                <w:szCs w:val="32"/>
+              </w:rPr>
+              <w:t>)</w:t>
+            </w:r>
+            <w:proofErr w:type="gramStart"/>
+            <w:r>
+              <w:rPr>
+                <w:rFonts w:ascii="BRH Devanagari Extra" w:hAnsi="BRH Devanagari Extra" w:cs="BRH Devanagari Extra"/>
+                <w:color w:val="000000"/>
+                <w:sz w:val="32"/>
+                <w:szCs w:val="32"/>
+              </w:rPr>
+              <w:t>-  C</w:t>
+            </w:r>
+            <w:proofErr w:type="gramEnd"/>
+            <w:r>
+              <w:rPr>
+                <w:rFonts w:ascii="BRH Malayalam Extra" w:hAnsi="BRH Malayalam Extra" w:cs="BRH Devanagari Extra"/>
+                <w:color w:val="000000"/>
+                <w:sz w:val="26"/>
+                <w:szCs w:val="32"/>
+                <w:highlight w:val="yellow"/>
+              </w:rPr>
+              <w:t>–</w:t>
+            </w:r>
+            <w:r>
+              <w:rPr>
+                <w:rFonts w:ascii="BRH Devanagari Extra" w:hAnsi="BRH Devanagari Extra" w:cs="BRH Devanagari Extra"/>
+                <w:color w:val="000000"/>
+                <w:sz w:val="32"/>
+                <w:szCs w:val="32"/>
+                <w:highlight w:val="green"/>
+              </w:rPr>
+              <w:t>uÉ</w:t>
+            </w:r>
+            <w:r>
+              <w:rPr>
+                <w:rFonts w:ascii="BRH Malayalam Extra" w:hAnsi="BRH Malayalam Extra" w:cs="BRH Devanagari Extra"/>
+                <w:color w:val="000000"/>
+                <w:sz w:val="26"/>
+                <w:szCs w:val="32"/>
+              </w:rPr>
+              <w:t>–</w:t>
+            </w:r>
+            <w:r>
+              <w:rPr>
+                <w:rFonts w:ascii="BRH Devanagari Extra" w:hAnsi="BRH Devanagari Extra" w:cs="BRH Devanagari Extra"/>
+                <w:color w:val="000000"/>
+                <w:sz w:val="32"/>
+                <w:szCs w:val="32"/>
+              </w:rPr>
+              <w:t xml:space="preserve"> | AÉ</w:t>
+            </w:r>
+            <w:r>
+              <w:rPr>
+                <w:rFonts w:ascii="BRH Malayalam Extra" w:hAnsi="BRH Malayalam Extra" w:cs="BRH Devanagari Extra"/>
+                <w:color w:val="000000"/>
+                <w:sz w:val="26"/>
+                <w:szCs w:val="32"/>
+              </w:rPr>
+              <w:t>–</w:t>
+            </w:r>
+            <w:r>
+              <w:rPr>
+                <w:rFonts w:ascii="BRH Devanagari Extra" w:hAnsi="BRH Devanagari Extra" w:cs="BRH Devanagari Extra"/>
+                <w:color w:val="000000"/>
+                <w:sz w:val="32"/>
+                <w:szCs w:val="32"/>
+              </w:rPr>
+              <w:t>rÉ</w:t>
+            </w:r>
+            <w:r>
+              <w:rPr>
+                <w:rFonts w:ascii="BRH Malayalam Extra" w:hAnsi="BRH Malayalam Extra" w:cs="BRH Devanagari Extra"/>
+                <w:color w:val="000000"/>
+                <w:sz w:val="26"/>
+                <w:szCs w:val="32"/>
+              </w:rPr>
+              <w:t>–</w:t>
+            </w:r>
+            <w:r>
+              <w:rPr>
+                <w:rFonts w:ascii="BRH Devanagari Extra" w:hAnsi="BRH Devanagari Extra" w:cs="BRH Devanagari Extra"/>
+                <w:color w:val="000000"/>
+                <w:sz w:val="32"/>
+                <w:szCs w:val="32"/>
+              </w:rPr>
+              <w:t>iÉÏqÉç | E</w:t>
+            </w:r>
+            <w:r>
+              <w:rPr>
+                <w:rFonts w:ascii="BRH Malayalam Extra" w:hAnsi="BRH Malayalam Extra" w:cs="BRH Devanagari Extra"/>
+                <w:color w:val="000000"/>
+                <w:sz w:val="26"/>
+                <w:szCs w:val="32"/>
+              </w:rPr>
+              <w:t>–</w:t>
+            </w:r>
+            <w:r>
+              <w:rPr>
+                <w:rFonts w:ascii="BRH Devanagari Extra" w:hAnsi="BRH Devanagari Extra" w:cs="BRH Devanagari Extra"/>
+                <w:color w:val="000000"/>
+                <w:sz w:val="32"/>
+                <w:szCs w:val="32"/>
+              </w:rPr>
+              <w:t>wÉÉxÉÿqÉç ||</w:t>
+            </w:r>
+          </w:p>
+          <w:p>
+            <w:pPr>
+              <w:widowControl w:val="0"/>
+              <w:autoSpaceDE w:val="0"/>
+              <w:autoSpaceDN w:val="0"/>
+              <w:adjustRightInd w:val="0"/>
+              <w:spacing w:before="0" w:line="240" w:lineRule="auto"/>
+              <w:rPr>
+                <w:rFonts w:cs="BRH Malayalam Extra"/>
+                <w:color w:val="FF0000"/>
+                <w:szCs w:val="40"/>
+              </w:rPr>
+            </w:pPr>
+            <w:r>
+              <w:rPr>
+                <w:rFonts w:ascii="BRH Devanagari Extra" w:hAnsi="BRH Devanagari Extra" w:cs="BRH Devanagari Extra"/>
+                <w:color w:val="000000"/>
+                <w:sz w:val="32"/>
+                <w:szCs w:val="32"/>
+              </w:rPr>
+              <w:t>C</w:t>
+            </w:r>
+            <w:r>
+              <w:rPr>
+                <w:rFonts w:ascii="BRH Malayalam Extra" w:hAnsi="BRH Malayalam Extra" w:cs="BRH Devanagari Extra"/>
+                <w:color w:val="000000"/>
+                <w:sz w:val="26"/>
+                <w:szCs w:val="32"/>
+              </w:rPr>
+              <w:t>–</w:t>
+            </w:r>
+            <w:r>
+              <w:rPr>
+                <w:rFonts w:ascii="BRH Devanagari Extra" w:hAnsi="BRH Devanagari Extra" w:cs="BRH Devanagari Extra"/>
+                <w:color w:val="000000"/>
+                <w:sz w:val="32"/>
+                <w:szCs w:val="32"/>
+                <w:highlight w:val="green"/>
+              </w:rPr>
+              <w:t>uÉÉ</w:t>
+            </w:r>
+            <w:r>
+              <w:rPr>
+                <w:rFonts w:ascii="BRH Malayalam Extra" w:hAnsi="BRH Malayalam Extra" w:cs="BRH Devanagari Extra"/>
+                <w:color w:val="000000"/>
+                <w:sz w:val="26"/>
+                <w:szCs w:val="32"/>
+              </w:rPr>
+              <w:t>–</w:t>
+            </w:r>
+            <w:r>
+              <w:rPr>
+                <w:rFonts w:ascii="BRH Devanagari Extra" w:hAnsi="BRH Devanagari Extra" w:cs="BRH Devanagari Extra"/>
+                <w:color w:val="000000"/>
+                <w:sz w:val="32"/>
+                <w:szCs w:val="32"/>
+              </w:rPr>
+              <w:t>rÉ</w:t>
+            </w:r>
+            <w:r>
+              <w:rPr>
+                <w:rFonts w:ascii="BRH Malayalam Extra" w:hAnsi="BRH Malayalam Extra" w:cs="BRH Devanagari Extra"/>
+                <w:color w:val="000000"/>
+                <w:sz w:val="26"/>
+                <w:szCs w:val="32"/>
+              </w:rPr>
+              <w:t>–</w:t>
+            </w:r>
+            <w:r>
+              <w:rPr>
+                <w:rFonts w:ascii="BRH Devanagari Extra" w:hAnsi="BRH Devanagari Extra" w:cs="BRH Devanagari Extra"/>
+                <w:color w:val="000000"/>
+                <w:sz w:val="32"/>
+                <w:szCs w:val="32"/>
+              </w:rPr>
+              <w:t>iÉÏ qÉÉþrÉ</w:t>
+            </w:r>
+            <w:r>
+              <w:rPr>
+                <w:rFonts w:ascii="BRH Malayalam Extra" w:hAnsi="BRH Malayalam Extra" w:cs="BRH Devanagari Extra"/>
+                <w:color w:val="000000"/>
+                <w:sz w:val="26"/>
+                <w:szCs w:val="32"/>
+              </w:rPr>
+              <w:t>–</w:t>
+            </w:r>
+            <w:r>
+              <w:rPr>
+                <w:rFonts w:ascii="BRH Devanagari Extra" w:hAnsi="BRH Devanagari Extra" w:cs="BRH Devanagari Extra"/>
+                <w:color w:val="000000"/>
+                <w:sz w:val="32"/>
+                <w:szCs w:val="32"/>
+              </w:rPr>
+              <w:t xml:space="preserve">iÉÏ </w:t>
+            </w:r>
+            <w:r>
+              <w:rPr>
+                <w:rFonts w:ascii="BRH Devanagari Extra" w:hAnsi="BRH Devanagari Extra" w:cs="BRH Devanagari Extra"/>
+                <w:color w:val="000000"/>
+                <w:sz w:val="32"/>
+                <w:szCs w:val="32"/>
+                <w:highlight w:val="green"/>
+              </w:rPr>
+              <w:t>ÍqÉþ</w:t>
+            </w:r>
+            <w:r>
+              <w:rPr>
+                <w:rFonts w:ascii="BRH Devanagari Extra" w:hAnsi="BRH Devanagari Extra" w:cs="BRH Devanagari Extra"/>
+                <w:color w:val="000000"/>
+                <w:sz w:val="32"/>
+                <w:szCs w:val="32"/>
+              </w:rPr>
+              <w:t>uÉå uÉÉrÉ</w:t>
+            </w:r>
+            <w:r>
+              <w:rPr>
+                <w:rFonts w:ascii="BRH Malayalam Extra" w:hAnsi="BRH Malayalam Extra" w:cs="BRH Devanagari Extra"/>
+                <w:color w:val="000000"/>
+                <w:sz w:val="26"/>
+                <w:szCs w:val="32"/>
+              </w:rPr>
+              <w:t>–</w:t>
+            </w:r>
+            <w:r>
+              <w:rPr>
+                <w:rFonts w:ascii="BRH Devanagari Extra" w:hAnsi="BRH Devanagari Extra" w:cs="BRH Devanagari Extra"/>
+                <w:color w:val="000000"/>
+                <w:sz w:val="32"/>
+                <w:szCs w:val="32"/>
+              </w:rPr>
+              <w:t>iÉÏ qÉÑ</w:t>
+            </w:r>
+            <w:r>
+              <w:rPr>
+                <w:rFonts w:ascii="BRH Malayalam Extra" w:hAnsi="BRH Malayalam Extra" w:cs="BRH Devanagari Extra"/>
+                <w:color w:val="000000"/>
+                <w:sz w:val="26"/>
+                <w:szCs w:val="32"/>
+              </w:rPr>
+              <w:t>–</w:t>
+            </w:r>
+            <w:r>
+              <w:rPr>
+                <w:rFonts w:ascii="BRH Devanagari Extra" w:hAnsi="BRH Devanagari Extra" w:cs="BRH Devanagari Extra"/>
+                <w:color w:val="000000"/>
+                <w:sz w:val="32"/>
+                <w:szCs w:val="32"/>
+              </w:rPr>
+              <w:t>wÉÉxÉþ qÉÑ</w:t>
+            </w:r>
+            <w:r>
+              <w:rPr>
+                <w:rFonts w:ascii="BRH Malayalam Extra" w:hAnsi="BRH Malayalam Extra" w:cs="BRH Devanagari Extra"/>
+                <w:color w:val="000000"/>
+                <w:sz w:val="26"/>
+                <w:szCs w:val="32"/>
+              </w:rPr>
+              <w:t>–</w:t>
+            </w:r>
+            <w:r>
+              <w:rPr>
+                <w:rFonts w:ascii="BRH Devanagari Extra" w:hAnsi="BRH Devanagari Extra" w:cs="BRH Devanagari Extra"/>
+                <w:color w:val="000000"/>
+                <w:sz w:val="32"/>
+                <w:szCs w:val="32"/>
+              </w:rPr>
+              <w:t>wÉÉxÉþ qÉÉrÉ</w:t>
+            </w:r>
+            <w:r>
+              <w:rPr>
+                <w:rFonts w:ascii="BRH Malayalam Extra" w:hAnsi="BRH Malayalam Extra" w:cs="BRH Devanagari Extra"/>
+                <w:color w:val="000000"/>
+                <w:sz w:val="26"/>
+                <w:szCs w:val="32"/>
+              </w:rPr>
+              <w:t>–</w:t>
+            </w:r>
+            <w:r>
+              <w:rPr>
+                <w:rFonts w:ascii="BRH Devanagari Extra" w:hAnsi="BRH Devanagari Extra" w:cs="BRH Devanagari Extra"/>
+                <w:color w:val="000000"/>
+                <w:sz w:val="32"/>
+                <w:szCs w:val="32"/>
+              </w:rPr>
+              <w:t xml:space="preserve">iÉÏ </w:t>
+            </w:r>
+            <w:r>
+              <w:rPr>
+                <w:rFonts w:ascii="BRH Devanagari Extra" w:hAnsi="BRH Devanagari Extra" w:cs="BRH Devanagari Extra"/>
+                <w:color w:val="000000"/>
+                <w:sz w:val="32"/>
+                <w:szCs w:val="32"/>
+                <w:highlight w:val="green"/>
+              </w:rPr>
+              <w:t>ÍqÉþ</w:t>
+            </w:r>
+            <w:r>
+              <w:rPr>
+                <w:rFonts w:ascii="BRH Devanagari Extra" w:hAnsi="BRH Devanagari Extra" w:cs="BRH Devanagari Extra"/>
+                <w:color w:val="000000"/>
+                <w:sz w:val="32"/>
+                <w:szCs w:val="32"/>
+              </w:rPr>
+              <w:t>uÉå uÉÉrÉ</w:t>
+            </w:r>
+            <w:r>
+              <w:rPr>
+                <w:rFonts w:ascii="BRH Malayalam Extra" w:hAnsi="BRH Malayalam Extra" w:cs="BRH Devanagari Extra"/>
+                <w:color w:val="000000"/>
+                <w:sz w:val="26"/>
+                <w:szCs w:val="32"/>
+              </w:rPr>
+              <w:t>–</w:t>
+            </w:r>
+            <w:r>
+              <w:rPr>
+                <w:rFonts w:ascii="BRH Devanagari Extra" w:hAnsi="BRH Devanagari Extra" w:cs="BRH Devanagari Extra"/>
+                <w:color w:val="000000"/>
+                <w:sz w:val="32"/>
+                <w:szCs w:val="32"/>
+              </w:rPr>
+              <w:t>iÉÏ qÉÑ</w:t>
+            </w:r>
+            <w:r>
+              <w:rPr>
+                <w:rFonts w:ascii="BRH Malayalam Extra" w:hAnsi="BRH Malayalam Extra" w:cs="BRH Devanagari Extra"/>
+                <w:color w:val="000000"/>
+                <w:sz w:val="26"/>
+                <w:szCs w:val="32"/>
+              </w:rPr>
+              <w:t>–</w:t>
+            </w:r>
+            <w:r>
+              <w:rPr>
+                <w:rFonts w:ascii="BRH Devanagari Extra" w:hAnsi="BRH Devanagari Extra" w:cs="BRH Devanagari Extra"/>
+                <w:color w:val="000000"/>
+                <w:sz w:val="32"/>
+                <w:szCs w:val="32"/>
+              </w:rPr>
+              <w:t xml:space="preserve">wÉÉxÉÿqÉç | </w:t>
+            </w:r>
+          </w:p>
+        </w:tc>
+      </w:tr>
+      <w:tr>
+        <w:trPr>
+          <w:trHeight w:val="899"/>
+        </w:trPr>
+        <w:tc>
+          <w:tcPr>
+            <w:tcW w:w="7166" w:type="dxa"/>
+            <w:tcBorders>
+              <w:top w:val="single" w:sz="4" w:space="0" w:color="000000"/>
+              <w:left w:val="single" w:sz="4" w:space="0" w:color="000000"/>
+              <w:bottom w:val="single" w:sz="4" w:space="0" w:color="000000"/>
+              <w:right w:val="single" w:sz="4" w:space="0" w:color="000000"/>
+            </w:tcBorders>
+          </w:tcPr>
+          <w:p>
+            <w:pPr>
+              <w:widowControl w:val="0"/>
+              <w:autoSpaceDE w:val="0"/>
+              <w:autoSpaceDN w:val="0"/>
+              <w:adjustRightInd w:val="0"/>
+              <w:spacing w:before="0" w:line="240" w:lineRule="auto"/>
+              <w:rPr>
+                <w:rFonts w:ascii="BRH Devanagari Extra" w:hAnsi="BRH Devanagari Extra" w:cs="BRH Devanagari Extra"/>
+                <w:color w:val="000000"/>
+                <w:sz w:val="32"/>
+                <w:szCs w:val="32"/>
+              </w:rPr>
+            </w:pPr>
+            <w:r>
+              <w:rPr>
+                <w:rFonts w:ascii="BRH Devanagari Extra" w:hAnsi="BRH Devanagari Extra" w:cs="BRH Devanagari Extra"/>
+                <w:color w:val="000000"/>
+                <w:sz w:val="32"/>
+                <w:szCs w:val="32"/>
+              </w:rPr>
+              <w:t>(</w:t>
+            </w:r>
+            <w:proofErr w:type="gramStart"/>
+            <w:r>
+              <w:rPr>
+                <w:rFonts w:cs="BRH Devanagari Extra"/>
+                <w:color w:val="000000"/>
+                <w:szCs w:val="32"/>
+              </w:rPr>
+              <w:t>34</w:t>
+            </w:r>
+            <w:r>
+              <w:rPr>
+                <w:rFonts w:ascii="BRH Devanagari Extra" w:hAnsi="BRH Devanagari Extra" w:cs="BRH Devanagari Extra"/>
+                <w:color w:val="000000"/>
+                <w:sz w:val="32"/>
+                <w:szCs w:val="32"/>
+              </w:rPr>
+              <w:t>)</w:t>
+            </w:r>
+            <w:r>
+              <w:rPr>
+                <w:rFonts w:cs="BRH Devanagari Extra"/>
+                <w:color w:val="000000"/>
+                <w:szCs w:val="32"/>
+              </w:rPr>
+              <w:t>[</w:t>
+            </w:r>
+            <w:proofErr w:type="gramEnd"/>
+            <w:r>
+              <w:rPr>
+                <w:rFonts w:cs="BRH Devanagari Extra"/>
+                <w:color w:val="000000"/>
+                <w:szCs w:val="32"/>
+              </w:rPr>
+              <w:t>P15</w:t>
+            </w:r>
+            <w:r>
+              <w:rPr>
+                <w:rFonts w:ascii="BRH Devanagari Extra" w:hAnsi="BRH Devanagari Extra" w:cs="BRH Devanagari Extra"/>
+                <w:color w:val="000000"/>
+                <w:sz w:val="32"/>
+                <w:szCs w:val="32"/>
+              </w:rPr>
+              <w:t xml:space="preserve">] </w:t>
+            </w:r>
+            <w:r>
+              <w:rPr>
+                <w:rFonts w:cs="BRH Devanagari Extra"/>
+                <w:color w:val="000000"/>
+                <w:szCs w:val="32"/>
+              </w:rPr>
+              <w:t>4</w:t>
+            </w:r>
+            <w:r>
+              <w:rPr>
+                <w:rFonts w:ascii="BRH Devanagari Extra" w:hAnsi="BRH Devanagari Extra" w:cs="BRH Devanagari Extra"/>
+                <w:color w:val="000000"/>
+                <w:sz w:val="32"/>
+                <w:szCs w:val="32"/>
+              </w:rPr>
+              <w:t>.</w:t>
+            </w:r>
+            <w:r>
+              <w:rPr>
+                <w:rFonts w:cs="BRH Devanagari Extra"/>
+                <w:color w:val="000000"/>
+                <w:szCs w:val="32"/>
+              </w:rPr>
+              <w:t>4</w:t>
+            </w:r>
+            <w:r>
+              <w:rPr>
+                <w:rFonts w:ascii="BRH Devanagari Extra" w:hAnsi="BRH Devanagari Extra" w:cs="BRH Devanagari Extra"/>
+                <w:color w:val="000000"/>
+                <w:sz w:val="32"/>
+                <w:szCs w:val="32"/>
+              </w:rPr>
+              <w:t>.</w:t>
+            </w:r>
+            <w:r>
+              <w:rPr>
+                <w:rFonts w:cs="BRH Devanagari Extra"/>
+                <w:color w:val="000000"/>
+                <w:szCs w:val="32"/>
+              </w:rPr>
+              <w:t>4</w:t>
+            </w:r>
+            <w:r>
+              <w:rPr>
+                <w:rFonts w:ascii="BRH Devanagari Extra" w:hAnsi="BRH Devanagari Extra" w:cs="BRH Devanagari Extra"/>
+                <w:color w:val="000000"/>
+                <w:sz w:val="32"/>
+                <w:szCs w:val="32"/>
+              </w:rPr>
+              <w:t>.</w:t>
+            </w:r>
+            <w:r>
+              <w:rPr>
+                <w:rFonts w:cs="BRH Devanagari Extra"/>
+                <w:color w:val="000000"/>
+                <w:szCs w:val="32"/>
+              </w:rPr>
+              <w:t>6</w:t>
+            </w:r>
+            <w:r>
+              <w:rPr>
+                <w:rFonts w:ascii="BRH Devanagari Extra" w:hAnsi="BRH Devanagari Extra" w:cs="BRH Devanagari Extra"/>
+                <w:color w:val="000000"/>
+                <w:sz w:val="32"/>
+                <w:szCs w:val="32"/>
+              </w:rPr>
+              <w:t>(</w:t>
+            </w:r>
+            <w:r>
+              <w:rPr>
+                <w:rFonts w:cs="BRH Devanagari Extra"/>
+                <w:color w:val="000000"/>
+                <w:szCs w:val="32"/>
+              </w:rPr>
+              <w:t>31</w:t>
+            </w:r>
+            <w:r>
+              <w:rPr>
+                <w:rFonts w:ascii="BRH Devanagari Extra" w:hAnsi="BRH Devanagari Extra" w:cs="BRH Devanagari Extra"/>
+                <w:color w:val="000000"/>
+                <w:sz w:val="32"/>
+                <w:szCs w:val="32"/>
+              </w:rPr>
+              <w:t>)</w:t>
+            </w:r>
+            <w:proofErr w:type="gramStart"/>
+            <w:r>
+              <w:rPr>
+                <w:rFonts w:ascii="BRH Devanagari Extra" w:hAnsi="BRH Devanagari Extra" w:cs="BRH Devanagari Extra"/>
+                <w:color w:val="000000"/>
+                <w:sz w:val="32"/>
+                <w:szCs w:val="32"/>
+              </w:rPr>
+              <w:t>-  xÉÑ</w:t>
+            </w:r>
+            <w:proofErr w:type="gramEnd"/>
+            <w:r>
+              <w:rPr>
+                <w:rFonts w:ascii="BRH Devanagari Extra" w:hAnsi="BRH Devanagari Extra" w:cs="BRH Devanagari Extra"/>
+                <w:color w:val="000000"/>
+                <w:sz w:val="32"/>
+                <w:szCs w:val="32"/>
+                <w:highlight w:val="yellow"/>
+              </w:rPr>
+              <w:t>¶É</w:t>
+            </w:r>
+            <w:r>
+              <w:rPr>
+                <w:rFonts w:ascii="BRH Malayalam Extra" w:hAnsi="BRH Malayalam Extra" w:cs="BRH Devanagari Extra"/>
+                <w:color w:val="000000"/>
+                <w:sz w:val="26"/>
+                <w:szCs w:val="32"/>
+                <w:highlight w:val="yellow"/>
+              </w:rPr>
+              <w:t>–</w:t>
+            </w:r>
+            <w:r>
+              <w:rPr>
+                <w:rFonts w:ascii="BRH Devanagari Extra" w:hAnsi="BRH Devanagari Extra" w:cs="BRH Devanagari Extra"/>
+                <w:color w:val="000000"/>
+                <w:sz w:val="32"/>
+                <w:szCs w:val="32"/>
+                <w:highlight w:val="yellow"/>
+              </w:rPr>
+              <w:t>lSì</w:t>
+            </w:r>
+            <w:r>
+              <w:rPr>
+                <w:rFonts w:ascii="BRH Malayalam Extra" w:hAnsi="BRH Malayalam Extra" w:cs="BRH Devanagari Extra"/>
+                <w:color w:val="000000"/>
+                <w:sz w:val="26"/>
+                <w:szCs w:val="32"/>
+              </w:rPr>
+              <w:t>–</w:t>
+            </w:r>
+            <w:r>
+              <w:rPr>
+                <w:rFonts w:ascii="BRH Devanagari Extra" w:hAnsi="BRH Devanagari Extra" w:cs="BRH Devanagari Extra"/>
+                <w:color w:val="000000"/>
+                <w:sz w:val="32"/>
+                <w:szCs w:val="32"/>
+              </w:rPr>
+              <w:t xml:space="preserve"> | SxqÉþ | ÌuÉzmÉþiÉå |</w:t>
+            </w:r>
+          </w:p>
+          <w:p>
+            <w:pPr>
+              <w:widowControl w:val="0"/>
+              <w:autoSpaceDE w:val="0"/>
+              <w:autoSpaceDN w:val="0"/>
+              <w:adjustRightInd w:val="0"/>
+              <w:spacing w:before="0" w:line="240" w:lineRule="auto"/>
+              <w:rPr>
+                <w:rFonts w:ascii="BRH Devanagari Extra" w:hAnsi="BRH Devanagari Extra" w:cs="BRH Devanagari Extra"/>
+                <w:color w:val="000000"/>
+                <w:sz w:val="32"/>
+                <w:szCs w:val="32"/>
+              </w:rPr>
+            </w:pPr>
+            <w:r>
+              <w:rPr>
+                <w:rFonts w:ascii="BRH Devanagari Extra" w:hAnsi="BRH Devanagari Extra" w:cs="BRH Devanagari Extra"/>
+                <w:color w:val="000000"/>
+                <w:sz w:val="32"/>
+                <w:szCs w:val="32"/>
+              </w:rPr>
+              <w:t>xÉÑ¶ÉþlSì</w:t>
+            </w:r>
+            <w:r>
+              <w:rPr>
+                <w:rFonts w:ascii="BRH Malayalam Extra" w:hAnsi="BRH Malayalam Extra" w:cs="BRH Devanagari Extra"/>
+                <w:color w:val="000000"/>
+                <w:sz w:val="26"/>
+                <w:szCs w:val="32"/>
+              </w:rPr>
+              <w:t>–</w:t>
+            </w:r>
+            <w:r>
+              <w:rPr>
+                <w:rFonts w:ascii="BRH Devanagari Extra" w:hAnsi="BRH Devanagari Extra" w:cs="BRH Devanagari Extra"/>
+                <w:color w:val="000000"/>
+                <w:sz w:val="32"/>
+                <w:szCs w:val="32"/>
+              </w:rPr>
+              <w:t xml:space="preserve"> SxqÉ</w:t>
+            </w:r>
+            <w:r>
+              <w:rPr>
+                <w:rFonts w:ascii="BRH Malayalam Extra" w:hAnsi="BRH Malayalam Extra" w:cs="BRH Devanagari Extra"/>
+                <w:color w:val="000000"/>
+                <w:sz w:val="26"/>
+                <w:szCs w:val="32"/>
+              </w:rPr>
+              <w:t>–</w:t>
+            </w:r>
+            <w:r>
+              <w:rPr>
+                <w:rFonts w:ascii="BRH Devanagari Extra" w:hAnsi="BRH Devanagari Extra" w:cs="BRH Devanagari Extra"/>
+                <w:color w:val="000000"/>
+                <w:sz w:val="32"/>
+                <w:szCs w:val="32"/>
+              </w:rPr>
+              <w:t xml:space="preserve"> SxqÉ</w:t>
+            </w:r>
+            <w:r>
+              <w:rPr>
+                <w:rFonts w:ascii="BRH Malayalam Extra" w:hAnsi="BRH Malayalam Extra" w:cs="BRH Devanagari Extra"/>
+                <w:color w:val="000000"/>
+                <w:sz w:val="26"/>
+                <w:szCs w:val="32"/>
+              </w:rPr>
+              <w:t>–</w:t>
+            </w:r>
+            <w:r>
+              <w:rPr>
+                <w:rFonts w:ascii="BRH Devanagari Extra" w:hAnsi="BRH Devanagari Extra" w:cs="BRH Devanagari Extra"/>
+                <w:color w:val="000000"/>
+                <w:sz w:val="32"/>
+                <w:szCs w:val="32"/>
+              </w:rPr>
+              <w:t xml:space="preserve"> xÉÑ¶ÉþlSì</w:t>
+            </w:r>
+            <w:r>
+              <w:rPr>
+                <w:rFonts w:ascii="BRH Malayalam Extra" w:hAnsi="BRH Malayalam Extra" w:cs="BRH Devanagari Extra"/>
+                <w:color w:val="000000"/>
+                <w:sz w:val="26"/>
+                <w:szCs w:val="32"/>
+              </w:rPr>
+              <w:t>–</w:t>
+            </w:r>
+            <w:r>
+              <w:rPr>
+                <w:rFonts w:ascii="BRH Devanagari Extra" w:hAnsi="BRH Devanagari Extra" w:cs="BRH Devanagari Extra"/>
+                <w:color w:val="000000"/>
+                <w:sz w:val="32"/>
+                <w:szCs w:val="32"/>
+              </w:rPr>
+              <w:t xml:space="preserve"> xÉÑ¶ÉþlSì</w:t>
+            </w:r>
+            <w:r>
+              <w:rPr>
+                <w:rFonts w:ascii="BRH Malayalam Extra" w:hAnsi="BRH Malayalam Extra" w:cs="BRH Devanagari Extra"/>
+                <w:color w:val="000000"/>
+                <w:sz w:val="26"/>
+                <w:szCs w:val="32"/>
+              </w:rPr>
+              <w:t>–</w:t>
+            </w:r>
+            <w:r>
+              <w:rPr>
+                <w:rFonts w:ascii="BRH Devanagari Extra" w:hAnsi="BRH Devanagari Extra" w:cs="BRH Devanagari Extra"/>
+                <w:color w:val="000000"/>
+                <w:sz w:val="32"/>
+                <w:szCs w:val="32"/>
+              </w:rPr>
+              <w:t xml:space="preserve"> SxqÉ</w:t>
+            </w:r>
+            <w:r>
+              <w:rPr>
+                <w:rFonts w:ascii="BRH Malayalam Extra" w:hAnsi="BRH Malayalam Extra" w:cs="BRH Devanagari Extra"/>
+                <w:color w:val="000000"/>
+                <w:sz w:val="26"/>
+                <w:szCs w:val="32"/>
+              </w:rPr>
+              <w:t>–</w:t>
+            </w:r>
+            <w:r>
+              <w:rPr>
+                <w:rFonts w:ascii="BRH Devanagari Extra" w:hAnsi="BRH Devanagari Extra" w:cs="BRH Devanagari Extra"/>
+                <w:color w:val="000000"/>
+                <w:sz w:val="32"/>
+                <w:szCs w:val="32"/>
+              </w:rPr>
+              <w:t xml:space="preserve"> ÌuÉzmÉþiÉå</w:t>
+            </w:r>
+            <w:r>
+              <w:rPr>
+                <w:rFonts w:ascii="BRH Malayalam Extra" w:hAnsi="BRH Malayalam Extra" w:cs="BRH Devanagari Extra"/>
+                <w:color w:val="000000"/>
+                <w:sz w:val="26"/>
+                <w:szCs w:val="32"/>
+              </w:rPr>
+              <w:t>–</w:t>
+            </w:r>
+            <w:r>
+              <w:rPr>
+                <w:rFonts w:ascii="BRH Devanagari Extra" w:hAnsi="BRH Devanagari Extra" w:cs="BRH Devanagari Extra"/>
+                <w:color w:val="000000"/>
+                <w:sz w:val="32"/>
+                <w:szCs w:val="32"/>
+              </w:rPr>
+              <w:t xml:space="preserve"> ÌuÉzmÉþiÉå</w:t>
+            </w:r>
+            <w:r>
+              <w:rPr>
+                <w:rFonts w:ascii="BRH Malayalam Extra" w:hAnsi="BRH Malayalam Extra" w:cs="BRH Devanagari Extra"/>
+                <w:color w:val="000000"/>
+                <w:sz w:val="26"/>
+                <w:szCs w:val="32"/>
+              </w:rPr>
+              <w:t>–</w:t>
+            </w:r>
+            <w:r>
+              <w:rPr>
+                <w:rFonts w:ascii="BRH Devanagari Extra" w:hAnsi="BRH Devanagari Extra" w:cs="BRH Devanagari Extra"/>
+                <w:color w:val="000000"/>
+                <w:sz w:val="32"/>
+                <w:szCs w:val="32"/>
+              </w:rPr>
+              <w:t xml:space="preserve"> </w:t>
+            </w:r>
+          </w:p>
+          <w:p>
+            <w:pPr>
+              <w:widowControl w:val="0"/>
+              <w:autoSpaceDE w:val="0"/>
+              <w:autoSpaceDN w:val="0"/>
+              <w:adjustRightInd w:val="0"/>
+              <w:spacing w:before="0" w:line="240" w:lineRule="auto"/>
+              <w:rPr>
+                <w:rFonts w:ascii="BRH Devanagari Extra" w:hAnsi="BRH Devanagari Extra" w:cs="BRH Devanagari Extra"/>
+                <w:color w:val="000000"/>
+                <w:sz w:val="32"/>
+                <w:szCs w:val="32"/>
+              </w:rPr>
+            </w:pPr>
+            <w:r>
+              <w:rPr>
+                <w:rFonts w:ascii="BRH Devanagari Extra" w:hAnsi="BRH Devanagari Extra" w:cs="BRH Devanagari Extra"/>
+                <w:color w:val="000000"/>
+                <w:sz w:val="32"/>
+                <w:szCs w:val="32"/>
+              </w:rPr>
+              <w:t>SxqÉ</w:t>
+            </w:r>
+            <w:r>
+              <w:rPr>
+                <w:rFonts w:ascii="BRH Malayalam Extra" w:hAnsi="BRH Malayalam Extra" w:cs="BRH Devanagari Extra"/>
+                <w:color w:val="000000"/>
+                <w:sz w:val="26"/>
+                <w:szCs w:val="32"/>
+              </w:rPr>
+              <w:t>–</w:t>
+            </w:r>
+            <w:r>
+              <w:rPr>
+                <w:rFonts w:ascii="BRH Devanagari Extra" w:hAnsi="BRH Devanagari Extra" w:cs="BRH Devanagari Extra"/>
+                <w:color w:val="000000"/>
+                <w:sz w:val="32"/>
+                <w:szCs w:val="32"/>
+              </w:rPr>
+              <w:t xml:space="preserve"> xÉÑ¶ÉþlSì</w:t>
+            </w:r>
+            <w:r>
+              <w:rPr>
+                <w:rFonts w:ascii="BRH Malayalam Extra" w:hAnsi="BRH Malayalam Extra" w:cs="BRH Devanagari Extra"/>
+                <w:color w:val="000000"/>
+                <w:sz w:val="26"/>
+                <w:szCs w:val="32"/>
+              </w:rPr>
+              <w:t>–</w:t>
+            </w:r>
+            <w:r>
+              <w:rPr>
+                <w:rFonts w:ascii="BRH Devanagari Extra" w:hAnsi="BRH Devanagari Extra" w:cs="BRH Devanagari Extra"/>
+                <w:color w:val="000000"/>
+                <w:sz w:val="32"/>
+                <w:szCs w:val="32"/>
+              </w:rPr>
+              <w:t xml:space="preserve"> xÉÑ¶ÉþlSì</w:t>
+            </w:r>
+            <w:r>
+              <w:rPr>
+                <w:rFonts w:ascii="BRH Malayalam Extra" w:hAnsi="BRH Malayalam Extra" w:cs="BRH Devanagari Extra"/>
+                <w:color w:val="000000"/>
+                <w:sz w:val="26"/>
+                <w:szCs w:val="32"/>
+              </w:rPr>
+              <w:t>–</w:t>
+            </w:r>
+            <w:r>
+              <w:rPr>
+                <w:rFonts w:ascii="BRH Devanagari Extra" w:hAnsi="BRH Devanagari Extra" w:cs="BRH Devanagari Extra"/>
+                <w:color w:val="000000"/>
+                <w:sz w:val="32"/>
+                <w:szCs w:val="32"/>
+              </w:rPr>
+              <w:t xml:space="preserve"> SxqÉ</w:t>
+            </w:r>
+            <w:r>
+              <w:rPr>
+                <w:rFonts w:ascii="BRH Malayalam Extra" w:hAnsi="BRH Malayalam Extra" w:cs="BRH Devanagari Extra"/>
+                <w:color w:val="000000"/>
+                <w:sz w:val="26"/>
+                <w:szCs w:val="32"/>
+              </w:rPr>
+              <w:t>–</w:t>
+            </w:r>
+            <w:r>
+              <w:rPr>
+                <w:rFonts w:ascii="BRH Devanagari Extra" w:hAnsi="BRH Devanagari Extra" w:cs="BRH Devanagari Extra"/>
+                <w:color w:val="000000"/>
+                <w:sz w:val="32"/>
+                <w:szCs w:val="32"/>
+              </w:rPr>
+              <w:t xml:space="preserve"> ÌuÉzmÉþiÉå | </w:t>
+            </w:r>
+          </w:p>
+          <w:p>
+            <w:pPr>
+              <w:widowControl w:val="0"/>
+              <w:autoSpaceDE w:val="0"/>
+              <w:autoSpaceDN w:val="0"/>
+              <w:adjustRightInd w:val="0"/>
+              <w:spacing w:before="0" w:line="240" w:lineRule="auto"/>
+              <w:rPr>
+                <w:rFonts w:ascii="BRH Devanagari Extra" w:hAnsi="BRH Devanagari Extra" w:cs="BRH Devanagari Extra"/>
+                <w:color w:val="000000"/>
+                <w:sz w:val="32"/>
+                <w:szCs w:val="32"/>
+              </w:rPr>
+            </w:pPr>
+            <w:r>
+              <w:rPr>
+                <w:rFonts w:ascii="BRH Devanagari Extra" w:hAnsi="BRH Devanagari Extra" w:cs="BRH Devanagari Extra"/>
+                <w:color w:val="000000"/>
+                <w:sz w:val="32"/>
+                <w:szCs w:val="32"/>
+              </w:rPr>
+              <w:lastRenderedPageBreak/>
+              <w:t>(</w:t>
+            </w:r>
+            <w:proofErr w:type="gramStart"/>
+            <w:r>
+              <w:rPr>
+                <w:rFonts w:cs="BRH Devanagari Extra"/>
+                <w:color w:val="000000"/>
+                <w:szCs w:val="32"/>
+              </w:rPr>
+              <w:t>35</w:t>
+            </w:r>
+            <w:r>
+              <w:rPr>
+                <w:rFonts w:ascii="BRH Devanagari Extra" w:hAnsi="BRH Devanagari Extra" w:cs="BRH Devanagari Extra"/>
+                <w:color w:val="000000"/>
+                <w:sz w:val="32"/>
+                <w:szCs w:val="32"/>
+              </w:rPr>
+              <w:t>)</w:t>
+            </w:r>
+            <w:r>
+              <w:rPr>
+                <w:rFonts w:cs="BRH Devanagari Extra"/>
+                <w:color w:val="000000"/>
+                <w:szCs w:val="32"/>
+              </w:rPr>
+              <w:t>[</w:t>
+            </w:r>
+            <w:proofErr w:type="gramEnd"/>
+            <w:r>
+              <w:rPr>
+                <w:rFonts w:cs="BRH Devanagari Extra"/>
+                <w:color w:val="000000"/>
+                <w:szCs w:val="32"/>
+              </w:rPr>
+              <w:t>P15</w:t>
+            </w:r>
+            <w:r>
+              <w:rPr>
+                <w:rFonts w:ascii="BRH Devanagari Extra" w:hAnsi="BRH Devanagari Extra" w:cs="BRH Devanagari Extra"/>
+                <w:color w:val="000000"/>
+                <w:sz w:val="32"/>
+                <w:szCs w:val="32"/>
+              </w:rPr>
+              <w:t xml:space="preserve">] </w:t>
+            </w:r>
+            <w:r>
+              <w:rPr>
+                <w:rFonts w:cs="BRH Devanagari Extra"/>
+                <w:color w:val="000000"/>
+                <w:szCs w:val="32"/>
+              </w:rPr>
+              <w:t>4</w:t>
+            </w:r>
+            <w:r>
+              <w:rPr>
+                <w:rFonts w:ascii="BRH Devanagari Extra" w:hAnsi="BRH Devanagari Extra" w:cs="BRH Devanagari Extra"/>
+                <w:color w:val="000000"/>
+                <w:sz w:val="32"/>
+                <w:szCs w:val="32"/>
+              </w:rPr>
+              <w:t>.</w:t>
+            </w:r>
+            <w:r>
+              <w:rPr>
+                <w:rFonts w:cs="BRH Devanagari Extra"/>
+                <w:color w:val="000000"/>
+                <w:szCs w:val="32"/>
+              </w:rPr>
+              <w:t>4</w:t>
+            </w:r>
+            <w:r>
+              <w:rPr>
+                <w:rFonts w:ascii="BRH Devanagari Extra" w:hAnsi="BRH Devanagari Extra" w:cs="BRH Devanagari Extra"/>
+                <w:color w:val="000000"/>
+                <w:sz w:val="32"/>
+                <w:szCs w:val="32"/>
+              </w:rPr>
+              <w:t>.</w:t>
+            </w:r>
+            <w:r>
+              <w:rPr>
+                <w:rFonts w:cs="BRH Devanagari Extra"/>
+                <w:color w:val="000000"/>
+                <w:szCs w:val="32"/>
+              </w:rPr>
+              <w:t>4</w:t>
+            </w:r>
+            <w:r>
+              <w:rPr>
+                <w:rFonts w:ascii="BRH Devanagari Extra" w:hAnsi="BRH Devanagari Extra" w:cs="BRH Devanagari Extra"/>
+                <w:color w:val="000000"/>
+                <w:sz w:val="32"/>
+                <w:szCs w:val="32"/>
+              </w:rPr>
+              <w:t>.</w:t>
+            </w:r>
+            <w:r>
+              <w:rPr>
+                <w:rFonts w:cs="BRH Devanagari Extra"/>
+                <w:color w:val="000000"/>
+                <w:szCs w:val="32"/>
+              </w:rPr>
+              <w:t>6</w:t>
+            </w:r>
+            <w:r>
+              <w:rPr>
+                <w:rFonts w:ascii="BRH Devanagari Extra" w:hAnsi="BRH Devanagari Extra" w:cs="BRH Devanagari Extra"/>
+                <w:color w:val="000000"/>
+                <w:sz w:val="32"/>
+                <w:szCs w:val="32"/>
+              </w:rPr>
+              <w:t>(</w:t>
+            </w:r>
+            <w:r>
+              <w:rPr>
+                <w:rFonts w:cs="BRH Devanagari Extra"/>
+                <w:color w:val="000000"/>
+                <w:szCs w:val="32"/>
+              </w:rPr>
+              <w:t>31</w:t>
+            </w:r>
+            <w:r>
+              <w:rPr>
+                <w:rFonts w:ascii="BRH Devanagari Extra" w:hAnsi="BRH Devanagari Extra" w:cs="BRH Devanagari Extra"/>
+                <w:color w:val="000000"/>
+                <w:sz w:val="32"/>
+                <w:szCs w:val="32"/>
+              </w:rPr>
+              <w:t>)</w:t>
+            </w:r>
+            <w:proofErr w:type="gramStart"/>
+            <w:r>
+              <w:rPr>
+                <w:rFonts w:ascii="BRH Devanagari Extra" w:hAnsi="BRH Devanagari Extra" w:cs="BRH Devanagari Extra"/>
+                <w:color w:val="000000"/>
+                <w:sz w:val="32"/>
+                <w:szCs w:val="32"/>
+              </w:rPr>
+              <w:t>-  xÉÑ</w:t>
+            </w:r>
+            <w:proofErr w:type="gramEnd"/>
+            <w:r>
+              <w:rPr>
+                <w:rFonts w:ascii="BRH Devanagari Extra" w:hAnsi="BRH Devanagari Extra" w:cs="BRH Devanagari Extra"/>
+                <w:color w:val="000000"/>
+                <w:sz w:val="32"/>
+                <w:szCs w:val="32"/>
+                <w:highlight w:val="yellow"/>
+              </w:rPr>
+              <w:t>¶É</w:t>
+            </w:r>
+            <w:r>
+              <w:rPr>
+                <w:rFonts w:ascii="BRH Malayalam Extra" w:hAnsi="BRH Malayalam Extra" w:cs="BRH Devanagari Extra"/>
+                <w:color w:val="000000"/>
+                <w:sz w:val="26"/>
+                <w:szCs w:val="32"/>
+                <w:highlight w:val="yellow"/>
+              </w:rPr>
+              <w:t>–</w:t>
+            </w:r>
+            <w:r>
+              <w:rPr>
+                <w:rFonts w:ascii="BRH Devanagari Extra" w:hAnsi="BRH Devanagari Extra" w:cs="BRH Devanagari Extra"/>
+                <w:color w:val="000000"/>
+                <w:sz w:val="32"/>
+                <w:szCs w:val="32"/>
+                <w:highlight w:val="yellow"/>
+              </w:rPr>
+              <w:t>lSì</w:t>
+            </w:r>
+            <w:r>
+              <w:rPr>
+                <w:rFonts w:ascii="BRH Malayalam Extra" w:hAnsi="BRH Malayalam Extra" w:cs="BRH Devanagari Extra"/>
+                <w:color w:val="000000"/>
+                <w:sz w:val="26"/>
+                <w:szCs w:val="32"/>
+                <w:highlight w:val="yellow"/>
+              </w:rPr>
+              <w:t>–</w:t>
+            </w:r>
+            <w:r>
+              <w:rPr>
+                <w:rFonts w:ascii="BRH Devanagari Extra" w:hAnsi="BRH Devanagari Extra" w:cs="BRH Devanagari Extra"/>
+                <w:color w:val="000000"/>
+                <w:sz w:val="32"/>
+                <w:szCs w:val="32"/>
+              </w:rPr>
+              <w:t xml:space="preserve"> |</w:t>
+            </w:r>
+          </w:p>
+          <w:p>
+            <w:pPr>
+              <w:widowControl w:val="0"/>
+              <w:autoSpaceDE w:val="0"/>
+              <w:autoSpaceDN w:val="0"/>
+              <w:adjustRightInd w:val="0"/>
+              <w:spacing w:before="0" w:line="240" w:lineRule="auto"/>
+              <w:rPr>
+                <w:rFonts w:cs="BRH Malayalam Extra"/>
+                <w:color w:val="FF0000"/>
+                <w:szCs w:val="40"/>
+              </w:rPr>
+            </w:pPr>
+            <w:r>
+              <w:rPr>
+                <w:rFonts w:ascii="BRH Devanagari Extra" w:hAnsi="BRH Devanagari Extra" w:cs="BRH Devanagari Extra"/>
+                <w:color w:val="000000"/>
+                <w:sz w:val="32"/>
+                <w:szCs w:val="32"/>
+              </w:rPr>
+              <w:t>xÉÑ¶É</w:t>
+            </w:r>
+            <w:r>
+              <w:rPr>
+                <w:rFonts w:ascii="BRH Malayalam Extra" w:hAnsi="BRH Malayalam Extra" w:cs="BRH Devanagari Extra"/>
+                <w:color w:val="000000"/>
+                <w:sz w:val="26"/>
+                <w:szCs w:val="32"/>
+              </w:rPr>
+              <w:t>–</w:t>
+            </w:r>
+            <w:r>
+              <w:rPr>
+                <w:rFonts w:ascii="BRH Devanagari Extra" w:hAnsi="BRH Devanagari Extra" w:cs="BRH Devanagari Extra"/>
+                <w:color w:val="000000"/>
+                <w:sz w:val="32"/>
+                <w:szCs w:val="32"/>
+              </w:rPr>
+              <w:t>lSìåÌiÉ</w:t>
+            </w:r>
+            <w:r>
+              <w:rPr>
+                <w:rFonts w:ascii="BRH Malayalam Extra" w:hAnsi="BRH Malayalam Extra" w:cs="BRH Devanagari Extra"/>
+                <w:color w:val="000000"/>
+                <w:sz w:val="26"/>
+                <w:szCs w:val="32"/>
+              </w:rPr>
+              <w:t>–</w:t>
+            </w:r>
+            <w:r>
+              <w:rPr>
+                <w:rFonts w:ascii="BRH Devanagari Extra" w:hAnsi="BRH Devanagari Extra" w:cs="BRH Devanagari Extra"/>
+                <w:color w:val="000000"/>
+                <w:sz w:val="32"/>
+                <w:szCs w:val="32"/>
+              </w:rPr>
+              <w:t xml:space="preserve"> xÉÑ - cÉ</w:t>
+            </w:r>
+            <w:r>
+              <w:rPr>
+                <w:rFonts w:ascii="BRH Malayalam Extra" w:hAnsi="BRH Malayalam Extra" w:cs="BRH Devanagari Extra"/>
+                <w:color w:val="000000"/>
+                <w:sz w:val="26"/>
+                <w:szCs w:val="32"/>
+              </w:rPr>
+              <w:t>–</w:t>
+            </w:r>
+            <w:r>
+              <w:rPr>
+                <w:rFonts w:ascii="BRH Devanagari Extra" w:hAnsi="BRH Devanagari Extra" w:cs="BRH Devanagari Extra"/>
+                <w:color w:val="000000"/>
+                <w:sz w:val="32"/>
+                <w:szCs w:val="32"/>
+              </w:rPr>
+              <w:t>lSì</w:t>
+            </w:r>
+            <w:r>
+              <w:rPr>
+                <w:rFonts w:ascii="BRH Malayalam Extra" w:hAnsi="BRH Malayalam Extra" w:cs="BRH Devanagari Extra"/>
+                <w:color w:val="000000"/>
+                <w:sz w:val="26"/>
+                <w:szCs w:val="32"/>
+              </w:rPr>
+              <w:t>–</w:t>
+            </w:r>
+            <w:r>
+              <w:rPr>
+                <w:rFonts w:ascii="BRH Devanagari Extra" w:hAnsi="BRH Devanagari Extra" w:cs="BRH Devanagari Extra"/>
+                <w:color w:val="000000"/>
+                <w:sz w:val="32"/>
+                <w:szCs w:val="32"/>
+              </w:rPr>
+              <w:t xml:space="preserve"> | </w:t>
+            </w:r>
+          </w:p>
+        </w:tc>
+        <w:tc>
+          <w:tcPr>
+            <w:tcW w:w="7371" w:type="dxa"/>
+            <w:tcBorders>
+              <w:top w:val="single" w:sz="4" w:space="0" w:color="000000"/>
+              <w:left w:val="single" w:sz="4" w:space="0" w:color="000000"/>
+              <w:bottom w:val="single" w:sz="4" w:space="0" w:color="000000"/>
+              <w:right w:val="single" w:sz="4" w:space="0" w:color="000000"/>
+            </w:tcBorders>
+          </w:tcPr>
+          <w:p>
+            <w:pPr>
+              <w:widowControl w:val="0"/>
+              <w:autoSpaceDE w:val="0"/>
+              <w:autoSpaceDN w:val="0"/>
+              <w:adjustRightInd w:val="0"/>
+              <w:spacing w:before="0" w:line="240" w:lineRule="auto"/>
+              <w:rPr>
+                <w:rFonts w:ascii="BRH Devanagari Extra" w:hAnsi="BRH Devanagari Extra" w:cs="BRH Devanagari Extra"/>
+                <w:color w:val="000000"/>
+                <w:sz w:val="32"/>
+                <w:szCs w:val="32"/>
+              </w:rPr>
+            </w:pPr>
+            <w:r>
+              <w:rPr>
+                <w:rFonts w:ascii="BRH Devanagari Extra" w:hAnsi="BRH Devanagari Extra" w:cs="BRH Devanagari Extra"/>
+                <w:color w:val="000000"/>
+                <w:sz w:val="32"/>
+                <w:szCs w:val="32"/>
+              </w:rPr>
+              <w:lastRenderedPageBreak/>
+              <w:t>(</w:t>
+            </w:r>
+            <w:proofErr w:type="gramStart"/>
+            <w:r>
+              <w:rPr>
+                <w:rFonts w:cs="BRH Devanagari Extra"/>
+                <w:color w:val="000000"/>
+                <w:szCs w:val="32"/>
+              </w:rPr>
+              <w:t>34</w:t>
+            </w:r>
+            <w:r>
+              <w:rPr>
+                <w:rFonts w:ascii="BRH Devanagari Extra" w:hAnsi="BRH Devanagari Extra" w:cs="BRH Devanagari Extra"/>
+                <w:color w:val="000000"/>
+                <w:sz w:val="32"/>
+                <w:szCs w:val="32"/>
+              </w:rPr>
+              <w:t>)</w:t>
+            </w:r>
+            <w:r>
+              <w:rPr>
+                <w:rFonts w:cs="BRH Devanagari Extra"/>
+                <w:color w:val="000000"/>
+                <w:szCs w:val="32"/>
+              </w:rPr>
+              <w:t>[</w:t>
+            </w:r>
+            <w:proofErr w:type="gramEnd"/>
+            <w:r>
+              <w:rPr>
+                <w:rFonts w:cs="BRH Devanagari Extra"/>
+                <w:color w:val="000000"/>
+                <w:szCs w:val="32"/>
+              </w:rPr>
+              <w:t>P15</w:t>
+            </w:r>
+            <w:r>
+              <w:rPr>
+                <w:rFonts w:ascii="BRH Devanagari Extra" w:hAnsi="BRH Devanagari Extra" w:cs="BRH Devanagari Extra"/>
+                <w:color w:val="000000"/>
+                <w:sz w:val="32"/>
+                <w:szCs w:val="32"/>
+              </w:rPr>
+              <w:t xml:space="preserve">] </w:t>
+            </w:r>
+            <w:r>
+              <w:rPr>
+                <w:rFonts w:cs="BRH Devanagari Extra"/>
+                <w:color w:val="000000"/>
+                <w:szCs w:val="32"/>
+              </w:rPr>
+              <w:t>4</w:t>
+            </w:r>
+            <w:r>
+              <w:rPr>
+                <w:rFonts w:ascii="BRH Devanagari Extra" w:hAnsi="BRH Devanagari Extra" w:cs="BRH Devanagari Extra"/>
+                <w:color w:val="000000"/>
+                <w:sz w:val="32"/>
+                <w:szCs w:val="32"/>
+              </w:rPr>
+              <w:t>.</w:t>
+            </w:r>
+            <w:r>
+              <w:rPr>
+                <w:rFonts w:cs="BRH Devanagari Extra"/>
+                <w:color w:val="000000"/>
+                <w:szCs w:val="32"/>
+              </w:rPr>
+              <w:t>4</w:t>
+            </w:r>
+            <w:r>
+              <w:rPr>
+                <w:rFonts w:ascii="BRH Devanagari Extra" w:hAnsi="BRH Devanagari Extra" w:cs="BRH Devanagari Extra"/>
+                <w:color w:val="000000"/>
+                <w:sz w:val="32"/>
+                <w:szCs w:val="32"/>
+              </w:rPr>
+              <w:t>.</w:t>
+            </w:r>
+            <w:r>
+              <w:rPr>
+                <w:rFonts w:cs="BRH Devanagari Extra"/>
+                <w:color w:val="000000"/>
+                <w:szCs w:val="32"/>
+              </w:rPr>
+              <w:t>4</w:t>
+            </w:r>
+            <w:r>
+              <w:rPr>
+                <w:rFonts w:ascii="BRH Devanagari Extra" w:hAnsi="BRH Devanagari Extra" w:cs="BRH Devanagari Extra"/>
+                <w:color w:val="000000"/>
+                <w:sz w:val="32"/>
+                <w:szCs w:val="32"/>
+              </w:rPr>
+              <w:t>.</w:t>
+            </w:r>
+            <w:r>
+              <w:rPr>
+                <w:rFonts w:cs="BRH Devanagari Extra"/>
+                <w:color w:val="000000"/>
+                <w:szCs w:val="32"/>
+              </w:rPr>
+              <w:t>6</w:t>
+            </w:r>
+            <w:r>
+              <w:rPr>
+                <w:rFonts w:ascii="BRH Devanagari Extra" w:hAnsi="BRH Devanagari Extra" w:cs="BRH Devanagari Extra"/>
+                <w:color w:val="000000"/>
+                <w:sz w:val="32"/>
+                <w:szCs w:val="32"/>
+              </w:rPr>
+              <w:t>(</w:t>
+            </w:r>
+            <w:r>
+              <w:rPr>
+                <w:rFonts w:cs="BRH Devanagari Extra"/>
+                <w:color w:val="000000"/>
+                <w:szCs w:val="32"/>
+              </w:rPr>
+              <w:t>31</w:t>
+            </w:r>
+            <w:r>
+              <w:rPr>
+                <w:rFonts w:ascii="BRH Devanagari Extra" w:hAnsi="BRH Devanagari Extra" w:cs="BRH Devanagari Extra"/>
+                <w:color w:val="000000"/>
+                <w:sz w:val="32"/>
+                <w:szCs w:val="32"/>
+              </w:rPr>
+              <w:t>)</w:t>
+            </w:r>
+            <w:proofErr w:type="gramStart"/>
+            <w:r>
+              <w:rPr>
+                <w:rFonts w:ascii="BRH Devanagari Extra" w:hAnsi="BRH Devanagari Extra" w:cs="BRH Devanagari Extra"/>
+                <w:color w:val="000000"/>
+                <w:sz w:val="32"/>
+                <w:szCs w:val="32"/>
+              </w:rPr>
+              <w:t>-  xÉÑ</w:t>
+            </w:r>
+            <w:proofErr w:type="gramEnd"/>
+            <w:r>
+              <w:rPr>
+                <w:rFonts w:ascii="BRH Devanagari Extra" w:hAnsi="BRH Devanagari Extra" w:cs="BRH Devanagari Extra"/>
+                <w:color w:val="000000"/>
+                <w:sz w:val="32"/>
+                <w:szCs w:val="32"/>
+                <w:highlight w:val="green"/>
+              </w:rPr>
+              <w:t>¶É</w:t>
+            </w:r>
+            <w:r>
+              <w:rPr>
+                <w:rFonts w:ascii="BRH Devanagari Extra" w:hAnsi="BRH Devanagari Extra" w:cs="BRH Devanagari Extra"/>
+                <w:color w:val="000000"/>
+                <w:sz w:val="32"/>
+                <w:szCs w:val="32"/>
+              </w:rPr>
+              <w:t>þlSì | SxqÉþ | ÌuÉzmÉþiÉå |</w:t>
+            </w:r>
+          </w:p>
+          <w:p>
+            <w:pPr>
+              <w:widowControl w:val="0"/>
+              <w:autoSpaceDE w:val="0"/>
+              <w:autoSpaceDN w:val="0"/>
+              <w:adjustRightInd w:val="0"/>
+              <w:spacing w:before="0" w:line="240" w:lineRule="auto"/>
+              <w:rPr>
+                <w:rFonts w:ascii="BRH Devanagari Extra" w:hAnsi="BRH Devanagari Extra" w:cs="BRH Devanagari Extra"/>
+                <w:color w:val="000000"/>
+                <w:sz w:val="32"/>
+                <w:szCs w:val="32"/>
+              </w:rPr>
+            </w:pPr>
+            <w:r>
+              <w:rPr>
+                <w:rFonts w:ascii="BRH Devanagari Extra" w:hAnsi="BRH Devanagari Extra" w:cs="BRH Devanagari Extra"/>
+                <w:color w:val="000000"/>
+                <w:sz w:val="32"/>
+                <w:szCs w:val="32"/>
+              </w:rPr>
+              <w:t>xÉÑ¶ÉþlSì</w:t>
+            </w:r>
+            <w:r>
+              <w:rPr>
+                <w:rFonts w:ascii="BRH Malayalam Extra" w:hAnsi="BRH Malayalam Extra" w:cs="BRH Devanagari Extra"/>
+                <w:color w:val="000000"/>
+                <w:sz w:val="26"/>
+                <w:szCs w:val="32"/>
+              </w:rPr>
+              <w:t>–</w:t>
+            </w:r>
+            <w:r>
+              <w:rPr>
+                <w:rFonts w:ascii="BRH Devanagari Extra" w:hAnsi="BRH Devanagari Extra" w:cs="BRH Devanagari Extra"/>
+                <w:color w:val="000000"/>
+                <w:sz w:val="32"/>
+                <w:szCs w:val="32"/>
+              </w:rPr>
+              <w:t xml:space="preserve"> SxqÉ</w:t>
+            </w:r>
+            <w:r>
+              <w:rPr>
+                <w:rFonts w:ascii="BRH Malayalam Extra" w:hAnsi="BRH Malayalam Extra" w:cs="BRH Devanagari Extra"/>
+                <w:color w:val="000000"/>
+                <w:sz w:val="26"/>
+                <w:szCs w:val="32"/>
+              </w:rPr>
+              <w:t>–</w:t>
+            </w:r>
+            <w:r>
+              <w:rPr>
+                <w:rFonts w:ascii="BRH Devanagari Extra" w:hAnsi="BRH Devanagari Extra" w:cs="BRH Devanagari Extra"/>
+                <w:color w:val="000000"/>
+                <w:sz w:val="32"/>
+                <w:szCs w:val="32"/>
+              </w:rPr>
+              <w:t xml:space="preserve"> SxqÉ</w:t>
+            </w:r>
+            <w:r>
+              <w:rPr>
+                <w:rFonts w:ascii="BRH Malayalam Extra" w:hAnsi="BRH Malayalam Extra" w:cs="BRH Devanagari Extra"/>
+                <w:color w:val="000000"/>
+                <w:sz w:val="26"/>
+                <w:szCs w:val="32"/>
+              </w:rPr>
+              <w:t>–</w:t>
+            </w:r>
+            <w:r>
+              <w:rPr>
+                <w:rFonts w:ascii="BRH Devanagari Extra" w:hAnsi="BRH Devanagari Extra" w:cs="BRH Devanagari Extra"/>
+                <w:color w:val="000000"/>
+                <w:sz w:val="32"/>
+                <w:szCs w:val="32"/>
+              </w:rPr>
+              <w:t xml:space="preserve"> xÉÑ¶ÉþlSì</w:t>
+            </w:r>
+            <w:r>
+              <w:rPr>
+                <w:rFonts w:ascii="BRH Malayalam Extra" w:hAnsi="BRH Malayalam Extra" w:cs="BRH Devanagari Extra"/>
+                <w:color w:val="000000"/>
+                <w:sz w:val="26"/>
+                <w:szCs w:val="32"/>
+              </w:rPr>
+              <w:t>–</w:t>
+            </w:r>
+            <w:r>
+              <w:rPr>
+                <w:rFonts w:ascii="BRH Devanagari Extra" w:hAnsi="BRH Devanagari Extra" w:cs="BRH Devanagari Extra"/>
+                <w:color w:val="000000"/>
+                <w:sz w:val="32"/>
+                <w:szCs w:val="32"/>
+              </w:rPr>
+              <w:t xml:space="preserve"> xÉÑ¶ÉþlSì</w:t>
+            </w:r>
+            <w:r>
+              <w:rPr>
+                <w:rFonts w:ascii="BRH Malayalam Extra" w:hAnsi="BRH Malayalam Extra" w:cs="BRH Devanagari Extra"/>
+                <w:color w:val="000000"/>
+                <w:sz w:val="26"/>
+                <w:szCs w:val="32"/>
+              </w:rPr>
+              <w:t>–</w:t>
+            </w:r>
+            <w:r>
+              <w:rPr>
+                <w:rFonts w:ascii="BRH Devanagari Extra" w:hAnsi="BRH Devanagari Extra" w:cs="BRH Devanagari Extra"/>
+                <w:color w:val="000000"/>
+                <w:sz w:val="32"/>
+                <w:szCs w:val="32"/>
+              </w:rPr>
+              <w:t xml:space="preserve"> SxqÉ</w:t>
+            </w:r>
+            <w:r>
+              <w:rPr>
+                <w:rFonts w:ascii="BRH Malayalam Extra" w:hAnsi="BRH Malayalam Extra" w:cs="BRH Devanagari Extra"/>
+                <w:color w:val="000000"/>
+                <w:sz w:val="26"/>
+                <w:szCs w:val="32"/>
+              </w:rPr>
+              <w:t>–</w:t>
+            </w:r>
+            <w:r>
+              <w:rPr>
+                <w:rFonts w:ascii="BRH Devanagari Extra" w:hAnsi="BRH Devanagari Extra" w:cs="BRH Devanagari Extra"/>
+                <w:color w:val="000000"/>
+                <w:sz w:val="32"/>
+                <w:szCs w:val="32"/>
+              </w:rPr>
+              <w:t xml:space="preserve"> ÌuÉzmÉþiÉå</w:t>
+            </w:r>
+            <w:r>
+              <w:rPr>
+                <w:rFonts w:ascii="BRH Malayalam Extra" w:hAnsi="BRH Malayalam Extra" w:cs="BRH Devanagari Extra"/>
+                <w:color w:val="000000"/>
+                <w:sz w:val="26"/>
+                <w:szCs w:val="32"/>
+              </w:rPr>
+              <w:t>–</w:t>
+            </w:r>
+            <w:r>
+              <w:rPr>
+                <w:rFonts w:ascii="BRH Devanagari Extra" w:hAnsi="BRH Devanagari Extra" w:cs="BRH Devanagari Extra"/>
+                <w:color w:val="000000"/>
+                <w:sz w:val="32"/>
+                <w:szCs w:val="32"/>
+              </w:rPr>
+              <w:t xml:space="preserve"> ÌuÉzmÉþiÉå</w:t>
+            </w:r>
+            <w:r>
+              <w:rPr>
+                <w:rFonts w:ascii="BRH Malayalam Extra" w:hAnsi="BRH Malayalam Extra" w:cs="BRH Devanagari Extra"/>
+                <w:color w:val="000000"/>
+                <w:sz w:val="26"/>
+                <w:szCs w:val="32"/>
+              </w:rPr>
+              <w:t>–</w:t>
+            </w:r>
+            <w:r>
+              <w:rPr>
+                <w:rFonts w:ascii="BRH Devanagari Extra" w:hAnsi="BRH Devanagari Extra" w:cs="BRH Devanagari Extra"/>
+                <w:color w:val="000000"/>
+                <w:sz w:val="32"/>
+                <w:szCs w:val="32"/>
+              </w:rPr>
+              <w:t xml:space="preserve"> </w:t>
+            </w:r>
+          </w:p>
+          <w:p>
+            <w:pPr>
+              <w:widowControl w:val="0"/>
+              <w:autoSpaceDE w:val="0"/>
+              <w:autoSpaceDN w:val="0"/>
+              <w:adjustRightInd w:val="0"/>
+              <w:spacing w:before="0" w:line="240" w:lineRule="auto"/>
+              <w:rPr>
+                <w:rFonts w:ascii="BRH Devanagari Extra" w:hAnsi="BRH Devanagari Extra" w:cs="BRH Devanagari Extra"/>
+                <w:color w:val="000000"/>
+                <w:sz w:val="32"/>
+                <w:szCs w:val="32"/>
+              </w:rPr>
+            </w:pPr>
+            <w:r>
+              <w:rPr>
+                <w:rFonts w:ascii="BRH Devanagari Extra" w:hAnsi="BRH Devanagari Extra" w:cs="BRH Devanagari Extra"/>
+                <w:color w:val="000000"/>
+                <w:sz w:val="32"/>
+                <w:szCs w:val="32"/>
+              </w:rPr>
+              <w:t>SxqÉ</w:t>
+            </w:r>
+            <w:r>
+              <w:rPr>
+                <w:rFonts w:ascii="BRH Malayalam Extra" w:hAnsi="BRH Malayalam Extra" w:cs="BRH Devanagari Extra"/>
+                <w:color w:val="000000"/>
+                <w:sz w:val="26"/>
+                <w:szCs w:val="32"/>
+              </w:rPr>
+              <w:t>–</w:t>
+            </w:r>
+            <w:r>
+              <w:rPr>
+                <w:rFonts w:ascii="BRH Devanagari Extra" w:hAnsi="BRH Devanagari Extra" w:cs="BRH Devanagari Extra"/>
+                <w:color w:val="000000"/>
+                <w:sz w:val="32"/>
+                <w:szCs w:val="32"/>
+              </w:rPr>
+              <w:t xml:space="preserve"> xÉÑ¶ÉþlSì</w:t>
+            </w:r>
+            <w:r>
+              <w:rPr>
+                <w:rFonts w:ascii="BRH Malayalam Extra" w:hAnsi="BRH Malayalam Extra" w:cs="BRH Devanagari Extra"/>
+                <w:color w:val="000000"/>
+                <w:sz w:val="26"/>
+                <w:szCs w:val="32"/>
+              </w:rPr>
+              <w:t>–</w:t>
+            </w:r>
+            <w:r>
+              <w:rPr>
+                <w:rFonts w:ascii="BRH Devanagari Extra" w:hAnsi="BRH Devanagari Extra" w:cs="BRH Devanagari Extra"/>
+                <w:color w:val="000000"/>
+                <w:sz w:val="32"/>
+                <w:szCs w:val="32"/>
+              </w:rPr>
+              <w:t xml:space="preserve"> xÉÑ¶ÉþlSì</w:t>
+            </w:r>
+            <w:r>
+              <w:rPr>
+                <w:rFonts w:ascii="BRH Malayalam Extra" w:hAnsi="BRH Malayalam Extra" w:cs="BRH Devanagari Extra"/>
+                <w:color w:val="000000"/>
+                <w:sz w:val="26"/>
+                <w:szCs w:val="32"/>
+              </w:rPr>
+              <w:t>–</w:t>
+            </w:r>
+            <w:r>
+              <w:rPr>
+                <w:rFonts w:ascii="BRH Devanagari Extra" w:hAnsi="BRH Devanagari Extra" w:cs="BRH Devanagari Extra"/>
+                <w:color w:val="000000"/>
+                <w:sz w:val="32"/>
+                <w:szCs w:val="32"/>
+              </w:rPr>
+              <w:t xml:space="preserve"> SxqÉ</w:t>
+            </w:r>
+            <w:r>
+              <w:rPr>
+                <w:rFonts w:ascii="BRH Malayalam Extra" w:hAnsi="BRH Malayalam Extra" w:cs="BRH Devanagari Extra"/>
+                <w:color w:val="000000"/>
+                <w:sz w:val="26"/>
+                <w:szCs w:val="32"/>
+              </w:rPr>
+              <w:t>–</w:t>
+            </w:r>
+            <w:r>
+              <w:rPr>
+                <w:rFonts w:ascii="BRH Devanagari Extra" w:hAnsi="BRH Devanagari Extra" w:cs="BRH Devanagari Extra"/>
+                <w:color w:val="000000"/>
+                <w:sz w:val="32"/>
+                <w:szCs w:val="32"/>
+              </w:rPr>
+              <w:t xml:space="preserve"> ÌuÉzmÉþiÉå | </w:t>
+            </w:r>
+          </w:p>
+          <w:p>
+            <w:pPr>
+              <w:widowControl w:val="0"/>
+              <w:autoSpaceDE w:val="0"/>
+              <w:autoSpaceDN w:val="0"/>
+              <w:adjustRightInd w:val="0"/>
+              <w:spacing w:before="0" w:line="240" w:lineRule="auto"/>
+              <w:rPr>
+                <w:rFonts w:ascii="BRH Devanagari Extra" w:hAnsi="BRH Devanagari Extra" w:cs="BRH Devanagari Extra"/>
+                <w:color w:val="000000"/>
+                <w:sz w:val="32"/>
+                <w:szCs w:val="32"/>
+              </w:rPr>
+            </w:pPr>
+            <w:r>
+              <w:rPr>
+                <w:rFonts w:ascii="BRH Devanagari Extra" w:hAnsi="BRH Devanagari Extra" w:cs="BRH Devanagari Extra"/>
+                <w:color w:val="000000"/>
+                <w:sz w:val="32"/>
+                <w:szCs w:val="32"/>
+              </w:rPr>
+              <w:lastRenderedPageBreak/>
+              <w:t>(</w:t>
+            </w:r>
+            <w:proofErr w:type="gramStart"/>
+            <w:r>
+              <w:rPr>
+                <w:rFonts w:cs="BRH Devanagari Extra"/>
+                <w:color w:val="000000"/>
+                <w:szCs w:val="32"/>
+              </w:rPr>
+              <w:t>35</w:t>
+            </w:r>
+            <w:r>
+              <w:rPr>
+                <w:rFonts w:ascii="BRH Devanagari Extra" w:hAnsi="BRH Devanagari Extra" w:cs="BRH Devanagari Extra"/>
+                <w:color w:val="000000"/>
+                <w:sz w:val="32"/>
+                <w:szCs w:val="32"/>
+              </w:rPr>
+              <w:t>)</w:t>
+            </w:r>
+            <w:r>
+              <w:rPr>
+                <w:rFonts w:cs="BRH Devanagari Extra"/>
+                <w:color w:val="000000"/>
+                <w:szCs w:val="32"/>
+              </w:rPr>
+              <w:t>[</w:t>
+            </w:r>
+            <w:proofErr w:type="gramEnd"/>
+            <w:r>
+              <w:rPr>
+                <w:rFonts w:cs="BRH Devanagari Extra"/>
+                <w:color w:val="000000"/>
+                <w:szCs w:val="32"/>
+              </w:rPr>
+              <w:t>P15</w:t>
+            </w:r>
+            <w:r>
+              <w:rPr>
+                <w:rFonts w:ascii="BRH Devanagari Extra" w:hAnsi="BRH Devanagari Extra" w:cs="BRH Devanagari Extra"/>
+                <w:color w:val="000000"/>
+                <w:sz w:val="32"/>
+                <w:szCs w:val="32"/>
+              </w:rPr>
+              <w:t xml:space="preserve">] </w:t>
+            </w:r>
+            <w:r>
+              <w:rPr>
+                <w:rFonts w:cs="BRH Devanagari Extra"/>
+                <w:color w:val="000000"/>
+                <w:szCs w:val="32"/>
+              </w:rPr>
+              <w:t>4</w:t>
+            </w:r>
+            <w:r>
+              <w:rPr>
+                <w:rFonts w:ascii="BRH Devanagari Extra" w:hAnsi="BRH Devanagari Extra" w:cs="BRH Devanagari Extra"/>
+                <w:color w:val="000000"/>
+                <w:sz w:val="32"/>
+                <w:szCs w:val="32"/>
+              </w:rPr>
+              <w:t>.</w:t>
+            </w:r>
+            <w:r>
+              <w:rPr>
+                <w:rFonts w:cs="BRH Devanagari Extra"/>
+                <w:color w:val="000000"/>
+                <w:szCs w:val="32"/>
+              </w:rPr>
+              <w:t>4</w:t>
+            </w:r>
+            <w:r>
+              <w:rPr>
+                <w:rFonts w:ascii="BRH Devanagari Extra" w:hAnsi="BRH Devanagari Extra" w:cs="BRH Devanagari Extra"/>
+                <w:color w:val="000000"/>
+                <w:sz w:val="32"/>
+                <w:szCs w:val="32"/>
+              </w:rPr>
+              <w:t>.</w:t>
+            </w:r>
+            <w:r>
+              <w:rPr>
+                <w:rFonts w:cs="BRH Devanagari Extra"/>
+                <w:color w:val="000000"/>
+                <w:szCs w:val="32"/>
+              </w:rPr>
+              <w:t>4</w:t>
+            </w:r>
+            <w:r>
+              <w:rPr>
+                <w:rFonts w:ascii="BRH Devanagari Extra" w:hAnsi="BRH Devanagari Extra" w:cs="BRH Devanagari Extra"/>
+                <w:color w:val="000000"/>
+                <w:sz w:val="32"/>
+                <w:szCs w:val="32"/>
+              </w:rPr>
+              <w:t>.</w:t>
+            </w:r>
+            <w:r>
+              <w:rPr>
+                <w:rFonts w:cs="BRH Devanagari Extra"/>
+                <w:color w:val="000000"/>
+                <w:szCs w:val="32"/>
+              </w:rPr>
+              <w:t>6</w:t>
+            </w:r>
+            <w:r>
+              <w:rPr>
+                <w:rFonts w:ascii="BRH Devanagari Extra" w:hAnsi="BRH Devanagari Extra" w:cs="BRH Devanagari Extra"/>
+                <w:color w:val="000000"/>
+                <w:sz w:val="32"/>
+                <w:szCs w:val="32"/>
+              </w:rPr>
+              <w:t>(</w:t>
+            </w:r>
+            <w:r>
+              <w:rPr>
+                <w:rFonts w:cs="BRH Devanagari Extra"/>
+                <w:color w:val="000000"/>
+                <w:szCs w:val="32"/>
+              </w:rPr>
+              <w:t>31</w:t>
+            </w:r>
+            <w:r>
+              <w:rPr>
+                <w:rFonts w:ascii="BRH Devanagari Extra" w:hAnsi="BRH Devanagari Extra" w:cs="BRH Devanagari Extra"/>
+                <w:color w:val="000000"/>
+                <w:sz w:val="32"/>
+                <w:szCs w:val="32"/>
+              </w:rPr>
+              <w:t>)</w:t>
+            </w:r>
+            <w:proofErr w:type="gramStart"/>
+            <w:r>
+              <w:rPr>
+                <w:rFonts w:ascii="BRH Devanagari Extra" w:hAnsi="BRH Devanagari Extra" w:cs="BRH Devanagari Extra"/>
+                <w:color w:val="000000"/>
+                <w:sz w:val="32"/>
+                <w:szCs w:val="32"/>
+              </w:rPr>
+              <w:t>-  xÉÑ</w:t>
+            </w:r>
+            <w:proofErr w:type="gramEnd"/>
+            <w:r>
+              <w:rPr>
+                <w:rFonts w:ascii="BRH Devanagari Extra" w:hAnsi="BRH Devanagari Extra" w:cs="BRH Devanagari Extra"/>
+                <w:color w:val="000000"/>
+                <w:sz w:val="32"/>
+                <w:szCs w:val="32"/>
+                <w:highlight w:val="green"/>
+              </w:rPr>
+              <w:t>¶É</w:t>
+            </w:r>
+            <w:r>
+              <w:rPr>
+                <w:rFonts w:ascii="BRH Devanagari Extra" w:hAnsi="BRH Devanagari Extra" w:cs="BRH Devanagari Extra"/>
+                <w:color w:val="000000"/>
+                <w:sz w:val="32"/>
+                <w:szCs w:val="32"/>
+              </w:rPr>
+              <w:t>þlSì |</w:t>
+            </w:r>
+          </w:p>
+          <w:p>
+            <w:pPr>
+              <w:widowControl w:val="0"/>
+              <w:autoSpaceDE w:val="0"/>
+              <w:autoSpaceDN w:val="0"/>
+              <w:adjustRightInd w:val="0"/>
+              <w:spacing w:before="0" w:line="240" w:lineRule="auto"/>
+              <w:rPr>
+                <w:rFonts w:cs="BRH Malayalam Extra"/>
+                <w:color w:val="FF0000"/>
+                <w:szCs w:val="40"/>
+              </w:rPr>
+            </w:pPr>
+            <w:r>
+              <w:rPr>
+                <w:rFonts w:ascii="BRH Devanagari Extra" w:hAnsi="BRH Devanagari Extra" w:cs="BRH Devanagari Extra"/>
+                <w:color w:val="000000"/>
+                <w:sz w:val="32"/>
+                <w:szCs w:val="32"/>
+              </w:rPr>
+              <w:t>xÉÑ¶É</w:t>
+            </w:r>
+            <w:r>
+              <w:rPr>
+                <w:rFonts w:ascii="BRH Malayalam Extra" w:hAnsi="BRH Malayalam Extra" w:cs="BRH Devanagari Extra"/>
+                <w:color w:val="000000"/>
+                <w:sz w:val="26"/>
+                <w:szCs w:val="32"/>
+              </w:rPr>
+              <w:t>–</w:t>
+            </w:r>
+            <w:r>
+              <w:rPr>
+                <w:rFonts w:ascii="BRH Devanagari Extra" w:hAnsi="BRH Devanagari Extra" w:cs="BRH Devanagari Extra"/>
+                <w:color w:val="000000"/>
+                <w:sz w:val="32"/>
+                <w:szCs w:val="32"/>
+              </w:rPr>
+              <w:t>lSìåÌiÉ</w:t>
+            </w:r>
+            <w:r>
+              <w:rPr>
+                <w:rFonts w:ascii="BRH Malayalam Extra" w:hAnsi="BRH Malayalam Extra" w:cs="BRH Devanagari Extra"/>
+                <w:color w:val="000000"/>
+                <w:sz w:val="26"/>
+                <w:szCs w:val="32"/>
+              </w:rPr>
+              <w:t>–</w:t>
+            </w:r>
+            <w:r>
+              <w:rPr>
+                <w:rFonts w:ascii="BRH Devanagari Extra" w:hAnsi="BRH Devanagari Extra" w:cs="BRH Devanagari Extra"/>
+                <w:color w:val="000000"/>
+                <w:sz w:val="32"/>
+                <w:szCs w:val="32"/>
+              </w:rPr>
+              <w:t xml:space="preserve"> xÉÑ - cÉ</w:t>
+            </w:r>
+            <w:r>
+              <w:rPr>
+                <w:rFonts w:ascii="BRH Malayalam Extra" w:hAnsi="BRH Malayalam Extra" w:cs="BRH Devanagari Extra"/>
+                <w:color w:val="000000"/>
+                <w:sz w:val="26"/>
+                <w:szCs w:val="32"/>
+              </w:rPr>
+              <w:t>–</w:t>
+            </w:r>
+            <w:r>
+              <w:rPr>
+                <w:rFonts w:ascii="BRH Devanagari Extra" w:hAnsi="BRH Devanagari Extra" w:cs="BRH Devanagari Extra"/>
+                <w:color w:val="000000"/>
+                <w:sz w:val="32"/>
+                <w:szCs w:val="32"/>
+              </w:rPr>
+              <w:t>lSì</w:t>
+            </w:r>
+            <w:r>
+              <w:rPr>
+                <w:rFonts w:ascii="BRH Malayalam Extra" w:hAnsi="BRH Malayalam Extra" w:cs="BRH Devanagari Extra"/>
+                <w:color w:val="000000"/>
+                <w:sz w:val="26"/>
+                <w:szCs w:val="32"/>
+              </w:rPr>
+              <w:t>–</w:t>
+            </w:r>
+            <w:r>
+              <w:rPr>
+                <w:rFonts w:ascii="BRH Devanagari Extra" w:hAnsi="BRH Devanagari Extra" w:cs="BRH Devanagari Extra"/>
+                <w:color w:val="000000"/>
+                <w:sz w:val="32"/>
+                <w:szCs w:val="32"/>
+              </w:rPr>
+              <w:t xml:space="preserve"> | </w:t>
+            </w:r>
+          </w:p>
+        </w:tc>
+      </w:tr>
+      <w:tr>
+        <w:trPr>
+          <w:trHeight w:val="899"/>
+        </w:trPr>
+        <w:tc>
+          <w:tcPr>
+            <w:tcW w:w="7166" w:type="dxa"/>
+            <w:tcBorders>
+              <w:top w:val="single" w:sz="4" w:space="0" w:color="000000"/>
+              <w:left w:val="single" w:sz="4" w:space="0" w:color="000000"/>
+              <w:bottom w:val="single" w:sz="4" w:space="0" w:color="000000"/>
+              <w:right w:val="single" w:sz="4" w:space="0" w:color="000000"/>
+            </w:tcBorders>
+          </w:tcPr>
+          <w:p>
+            <w:pPr>
+              <w:widowControl w:val="0"/>
+              <w:autoSpaceDE w:val="0"/>
+              <w:autoSpaceDN w:val="0"/>
+              <w:adjustRightInd w:val="0"/>
+              <w:spacing w:before="0" w:line="240" w:lineRule="auto"/>
+              <w:rPr>
+                <w:rFonts w:ascii="BRH Devanagari Extra" w:hAnsi="BRH Devanagari Extra" w:cs="BRH Devanagari Extra"/>
+                <w:color w:val="000000"/>
+                <w:sz w:val="32"/>
+                <w:szCs w:val="32"/>
+              </w:rPr>
+            </w:pPr>
+            <w:r>
+              <w:rPr>
+                <w:rFonts w:ascii="BRH Devanagari Extra" w:hAnsi="BRH Devanagari Extra" w:cs="BRH Devanagari Extra"/>
+                <w:color w:val="000000"/>
+                <w:sz w:val="32"/>
+                <w:szCs w:val="32"/>
+              </w:rPr>
+              <w:lastRenderedPageBreak/>
+              <w:t>(</w:t>
+            </w:r>
+            <w:proofErr w:type="gramStart"/>
+            <w:r>
+              <w:rPr>
+                <w:rFonts w:cs="BRH Devanagari Extra"/>
+                <w:color w:val="000000"/>
+                <w:szCs w:val="32"/>
+              </w:rPr>
+              <w:t>49</w:t>
+            </w:r>
+            <w:r>
+              <w:rPr>
+                <w:rFonts w:ascii="BRH Devanagari Extra" w:hAnsi="BRH Devanagari Extra" w:cs="BRH Devanagari Extra"/>
+                <w:color w:val="000000"/>
+                <w:sz w:val="32"/>
+                <w:szCs w:val="32"/>
+              </w:rPr>
+              <w:t>)</w:t>
+            </w:r>
+            <w:r>
+              <w:rPr>
+                <w:rFonts w:cs="BRH Devanagari Extra"/>
+                <w:color w:val="000000"/>
+                <w:szCs w:val="32"/>
+              </w:rPr>
+              <w:t>[</w:t>
+            </w:r>
+            <w:proofErr w:type="gramEnd"/>
+            <w:r>
+              <w:rPr>
+                <w:rFonts w:cs="BRH Devanagari Extra"/>
+                <w:color w:val="000000"/>
+                <w:szCs w:val="32"/>
+              </w:rPr>
+              <w:t>P16</w:t>
+            </w:r>
+            <w:r>
+              <w:rPr>
+                <w:rFonts w:ascii="BRH Devanagari Extra" w:hAnsi="BRH Devanagari Extra" w:cs="BRH Devanagari Extra"/>
+                <w:color w:val="000000"/>
+                <w:sz w:val="32"/>
+                <w:szCs w:val="32"/>
+              </w:rPr>
+              <w:t xml:space="preserve">] </w:t>
+            </w:r>
+            <w:r>
+              <w:rPr>
+                <w:rFonts w:cs="BRH Devanagari Extra"/>
+                <w:color w:val="000000"/>
+                <w:szCs w:val="32"/>
+              </w:rPr>
+              <w:t>4</w:t>
+            </w:r>
+            <w:r>
+              <w:rPr>
+                <w:rFonts w:ascii="BRH Devanagari Extra" w:hAnsi="BRH Devanagari Extra" w:cs="BRH Devanagari Extra"/>
+                <w:color w:val="000000"/>
+                <w:sz w:val="32"/>
+                <w:szCs w:val="32"/>
+              </w:rPr>
+              <w:t>.</w:t>
+            </w:r>
+            <w:r>
+              <w:rPr>
+                <w:rFonts w:cs="BRH Devanagari Extra"/>
+                <w:color w:val="000000"/>
+                <w:szCs w:val="32"/>
+              </w:rPr>
+              <w:t>4</w:t>
+            </w:r>
+            <w:r>
+              <w:rPr>
+                <w:rFonts w:ascii="BRH Devanagari Extra" w:hAnsi="BRH Devanagari Extra" w:cs="BRH Devanagari Extra"/>
+                <w:color w:val="000000"/>
+                <w:sz w:val="32"/>
+                <w:szCs w:val="32"/>
+              </w:rPr>
+              <w:t>.</w:t>
+            </w:r>
+            <w:r>
+              <w:rPr>
+                <w:rFonts w:cs="BRH Devanagari Extra"/>
+                <w:color w:val="000000"/>
+                <w:szCs w:val="32"/>
+              </w:rPr>
+              <w:t>4</w:t>
+            </w:r>
+            <w:r>
+              <w:rPr>
+                <w:rFonts w:ascii="BRH Devanagari Extra" w:hAnsi="BRH Devanagari Extra" w:cs="BRH Devanagari Extra"/>
+                <w:color w:val="000000"/>
+                <w:sz w:val="32"/>
+                <w:szCs w:val="32"/>
+              </w:rPr>
+              <w:t>.</w:t>
+            </w:r>
+            <w:r>
+              <w:rPr>
+                <w:rFonts w:cs="BRH Devanagari Extra"/>
+                <w:color w:val="000000"/>
+                <w:szCs w:val="32"/>
+              </w:rPr>
+              <w:t>7</w:t>
+            </w:r>
+            <w:r>
+              <w:rPr>
+                <w:rFonts w:ascii="BRH Devanagari Extra" w:hAnsi="BRH Devanagari Extra" w:cs="BRH Devanagari Extra"/>
+                <w:color w:val="000000"/>
+                <w:sz w:val="32"/>
+                <w:szCs w:val="32"/>
+              </w:rPr>
+              <w:t>(</w:t>
+            </w:r>
+            <w:r>
+              <w:rPr>
+                <w:rFonts w:cs="BRH Devanagari Extra"/>
+                <w:color w:val="000000"/>
+                <w:szCs w:val="32"/>
+              </w:rPr>
+              <w:t>48</w:t>
+            </w:r>
+            <w:r>
+              <w:rPr>
+                <w:rFonts w:ascii="BRH Devanagari Extra" w:hAnsi="BRH Devanagari Extra" w:cs="BRH Devanagari Extra"/>
+                <w:color w:val="000000"/>
+                <w:sz w:val="32"/>
+                <w:szCs w:val="32"/>
+              </w:rPr>
+              <w:t>)</w:t>
+            </w:r>
+            <w:proofErr w:type="gramStart"/>
+            <w:r>
+              <w:rPr>
+                <w:rFonts w:ascii="BRH Devanagari Extra" w:hAnsi="BRH Devanagari Extra" w:cs="BRH Devanagari Extra"/>
+                <w:color w:val="000000"/>
+                <w:sz w:val="32"/>
+                <w:szCs w:val="32"/>
+              </w:rPr>
+              <w:t>-  pÉuÉþ</w:t>
+            </w:r>
+            <w:proofErr w:type="gramEnd"/>
+            <w:r>
+              <w:rPr>
+                <w:rFonts w:ascii="BRH Devanagari Extra" w:hAnsi="BRH Devanagari Extra" w:cs="BRH Devanagari Extra"/>
+                <w:color w:val="000000"/>
+                <w:sz w:val="32"/>
+                <w:szCs w:val="32"/>
+              </w:rPr>
+              <w:t xml:space="preserve"> | lÉ</w:t>
+            </w:r>
+            <w:r>
+              <w:rPr>
+                <w:rFonts w:ascii="BRH Malayalam Extra" w:hAnsi="BRH Malayalam Extra" w:cs="BRH Devanagari Extra"/>
+                <w:color w:val="000000"/>
+                <w:sz w:val="26"/>
+                <w:szCs w:val="32"/>
+              </w:rPr>
+              <w:t>–</w:t>
+            </w:r>
+            <w:r>
+              <w:rPr>
+                <w:rFonts w:ascii="BRH Devanagari Extra" w:hAnsi="BRH Devanagari Extra" w:cs="BRH Devanagari Extra"/>
+                <w:color w:val="000000"/>
+                <w:sz w:val="32"/>
+                <w:szCs w:val="32"/>
+              </w:rPr>
+              <w:t>È | A</w:t>
+            </w:r>
+            <w:r>
+              <w:rPr>
+                <w:rFonts w:ascii="BRH Malayalam Extra" w:hAnsi="BRH Malayalam Extra" w:cs="BRH Devanagari Extra"/>
+                <w:color w:val="000000"/>
+                <w:sz w:val="26"/>
+                <w:szCs w:val="32"/>
+              </w:rPr>
+              <w:t>–</w:t>
+            </w:r>
+            <w:r>
+              <w:rPr>
+                <w:rFonts w:ascii="BRH Devanagari Extra" w:hAnsi="BRH Devanagari Extra" w:cs="BRH Devanagari Extra"/>
+                <w:color w:val="000000"/>
+                <w:sz w:val="32"/>
+                <w:szCs w:val="32"/>
+              </w:rPr>
+              <w:t>uÉÉïXèû |</w:t>
+            </w:r>
+          </w:p>
+          <w:p>
+            <w:pPr>
+              <w:widowControl w:val="0"/>
+              <w:autoSpaceDE w:val="0"/>
+              <w:autoSpaceDN w:val="0"/>
+              <w:adjustRightInd w:val="0"/>
+              <w:spacing w:before="0" w:line="240" w:lineRule="auto"/>
+              <w:rPr>
+                <w:rFonts w:ascii="BRH Devanagari Extra" w:hAnsi="BRH Devanagari Extra" w:cs="BRH Devanagari Extra"/>
+                <w:color w:val="000000"/>
+                <w:sz w:val="32"/>
+                <w:szCs w:val="32"/>
+              </w:rPr>
+            </w:pPr>
+            <w:r>
+              <w:rPr>
+                <w:rFonts w:ascii="BRH Devanagari Extra" w:hAnsi="BRH Devanagari Extra" w:cs="BRH Devanagari Extra"/>
+                <w:color w:val="000000"/>
+                <w:sz w:val="32"/>
+                <w:szCs w:val="32"/>
+              </w:rPr>
+              <w:t>pÉuÉÉþ lÉÉå lÉÉå</w:t>
+            </w:r>
+            <w:r>
+              <w:rPr>
+                <w:rFonts w:ascii="BRH Malayalam Extra" w:hAnsi="BRH Malayalam Extra" w:cs="BRH Devanagari Extra"/>
+                <w:color w:val="000000"/>
+                <w:sz w:val="26"/>
+                <w:szCs w:val="32"/>
+              </w:rPr>
+              <w:t>–</w:t>
+            </w:r>
+            <w:r>
+              <w:rPr>
+                <w:rFonts w:ascii="BRH Devanagari Extra" w:hAnsi="BRH Devanagari Extra" w:cs="BRH Devanagari Extra"/>
+                <w:color w:val="000000"/>
+                <w:sz w:val="32"/>
+                <w:szCs w:val="32"/>
+              </w:rPr>
+              <w:t xml:space="preserve"> pÉuÉ</w:t>
+            </w:r>
+            <w:r>
+              <w:rPr>
+                <w:rFonts w:ascii="BRH Malayalam Extra" w:hAnsi="BRH Malayalam Extra" w:cs="BRH Devanagari Extra"/>
+                <w:color w:val="000000"/>
+                <w:sz w:val="26"/>
+                <w:szCs w:val="32"/>
+              </w:rPr>
+              <w:t>–</w:t>
+            </w:r>
+            <w:r>
+              <w:rPr>
+                <w:rFonts w:ascii="BRH Devanagari Extra" w:hAnsi="BRH Devanagari Extra" w:cs="BRH Devanagari Extra"/>
+                <w:color w:val="000000"/>
+                <w:sz w:val="32"/>
+                <w:szCs w:val="32"/>
+              </w:rPr>
+              <w:t xml:space="preserve"> pÉuÉÉþ lÉÉå A</w:t>
+            </w:r>
+            <w:r>
+              <w:rPr>
+                <w:rFonts w:ascii="BRH Malayalam Extra" w:hAnsi="BRH Malayalam Extra" w:cs="BRH Devanagari Extra"/>
+                <w:sz w:val="26"/>
+                <w:szCs w:val="32"/>
+              </w:rPr>
+              <w:t>–</w:t>
+            </w:r>
+            <w:r>
+              <w:rPr>
+                <w:rFonts w:ascii="BRH Devanagari Extra" w:hAnsi="BRH Devanagari Extra" w:cs="BRH Devanagari Extra"/>
+                <w:sz w:val="32"/>
+                <w:szCs w:val="32"/>
+              </w:rPr>
+              <w:t>uÉ</w:t>
+            </w:r>
+            <w:r>
+              <w:rPr>
+                <w:rFonts w:ascii="BRH Devanagari Extra" w:hAnsi="BRH Devanagari Extra" w:cs="BRH Devanagari Extra"/>
+                <w:sz w:val="32"/>
+                <w:szCs w:val="32"/>
+                <w:highlight w:val="yellow"/>
+              </w:rPr>
+              <w:t>Éïˆû</w:t>
+            </w:r>
+            <w:r>
+              <w:rPr>
+                <w:rFonts w:ascii="BRH Malayalam Extra" w:hAnsi="BRH Malayalam Extra" w:cs="BRH Devanagari Extra"/>
+                <w:sz w:val="26"/>
+                <w:szCs w:val="32"/>
+                <w:highlight w:val="yellow"/>
+              </w:rPr>
+              <w:t>–</w:t>
+            </w:r>
+            <w:r>
+              <w:rPr>
+                <w:rFonts w:ascii="BRH Devanagari Extra" w:hAnsi="BRH Devanagari Extra" w:cs="BRH Devanagari Extra"/>
+                <w:sz w:val="32"/>
+                <w:szCs w:val="32"/>
+                <w:highlight w:val="yellow"/>
+              </w:rPr>
+              <w:t>uÉÉïX</w:t>
+            </w:r>
+            <w:r>
+              <w:rPr>
+                <w:rFonts w:ascii="BRH Devanagari Extra" w:hAnsi="BRH Devanagari Extra" w:cs="BRH Devanagari Extra"/>
+                <w:sz w:val="32"/>
+                <w:szCs w:val="32"/>
+              </w:rPr>
+              <w:t xml:space="preserve">èû </w:t>
+            </w:r>
+            <w:r>
+              <w:rPr>
+                <w:rFonts w:ascii="BRH Devanagari Extra" w:hAnsi="BRH Devanagari Extra" w:cs="BRH Devanagari Extra"/>
+                <w:color w:val="000000"/>
+                <w:sz w:val="32"/>
+                <w:szCs w:val="32"/>
+              </w:rPr>
+              <w:t>lÉÉå</w:t>
+            </w:r>
+            <w:r>
+              <w:rPr>
+                <w:rFonts w:ascii="BRH Malayalam Extra" w:hAnsi="BRH Malayalam Extra" w:cs="BRH Devanagari Extra"/>
+                <w:color w:val="000000"/>
+                <w:sz w:val="26"/>
+                <w:szCs w:val="32"/>
+              </w:rPr>
+              <w:t>–</w:t>
+            </w:r>
+            <w:r>
+              <w:rPr>
+                <w:rFonts w:ascii="BRH Devanagari Extra" w:hAnsi="BRH Devanagari Extra" w:cs="BRH Devanagari Extra"/>
+                <w:color w:val="000000"/>
+                <w:sz w:val="32"/>
+                <w:szCs w:val="32"/>
+              </w:rPr>
+              <w:t xml:space="preserve"> pÉuÉ</w:t>
+            </w:r>
+            <w:r>
+              <w:rPr>
+                <w:rFonts w:ascii="BRH Malayalam Extra" w:hAnsi="BRH Malayalam Extra" w:cs="BRH Devanagari Extra"/>
+                <w:color w:val="000000"/>
+                <w:sz w:val="26"/>
+                <w:szCs w:val="32"/>
+              </w:rPr>
+              <w:t>–</w:t>
+            </w:r>
+            <w:r>
+              <w:rPr>
+                <w:rFonts w:ascii="BRH Devanagari Extra" w:hAnsi="BRH Devanagari Extra" w:cs="BRH Devanagari Extra"/>
+                <w:color w:val="000000"/>
+                <w:sz w:val="32"/>
+                <w:szCs w:val="32"/>
+              </w:rPr>
+              <w:t xml:space="preserve"> pÉuÉÉþ lÉÉå </w:t>
+            </w:r>
+          </w:p>
+          <w:p>
+            <w:pPr>
+              <w:widowControl w:val="0"/>
+              <w:autoSpaceDE w:val="0"/>
+              <w:autoSpaceDN w:val="0"/>
+              <w:adjustRightInd w:val="0"/>
+              <w:spacing w:before="0" w:line="240" w:lineRule="auto"/>
+              <w:rPr>
+                <w:rFonts w:ascii="BRH Devanagari Extra" w:hAnsi="BRH Devanagari Extra" w:cs="BRH Devanagari Extra"/>
+                <w:sz w:val="32"/>
+                <w:szCs w:val="32"/>
+              </w:rPr>
+            </w:pPr>
+            <w:r>
+              <w:rPr>
+                <w:rFonts w:ascii="BRH Devanagari Extra" w:hAnsi="BRH Devanagari Extra" w:cs="BRH Devanagari Extra"/>
+                <w:sz w:val="32"/>
+                <w:szCs w:val="32"/>
+              </w:rPr>
+              <w:t>A</w:t>
+            </w:r>
+            <w:r>
+              <w:rPr>
+                <w:rFonts w:ascii="BRH Malayalam Extra" w:hAnsi="BRH Malayalam Extra" w:cs="BRH Devanagari Extra"/>
+                <w:sz w:val="26"/>
+                <w:szCs w:val="32"/>
+              </w:rPr>
+              <w:t>–</w:t>
+            </w:r>
+            <w:r>
+              <w:rPr>
+                <w:rFonts w:ascii="BRH Devanagari Extra" w:hAnsi="BRH Devanagari Extra" w:cs="BRH Devanagari Extra"/>
+                <w:sz w:val="32"/>
+                <w:szCs w:val="32"/>
+              </w:rPr>
+              <w:t xml:space="preserve">uÉÉïXèû | </w:t>
+            </w:r>
+          </w:p>
+          <w:p>
+            <w:pPr>
+              <w:widowControl w:val="0"/>
+              <w:autoSpaceDE w:val="0"/>
+              <w:autoSpaceDN w:val="0"/>
+              <w:adjustRightInd w:val="0"/>
+              <w:spacing w:before="0" w:line="240" w:lineRule="auto"/>
+              <w:rPr>
+                <w:rFonts w:ascii="BRH Devanagari Extra" w:hAnsi="BRH Devanagari Extra" w:cs="BRH Devanagari Extra"/>
+                <w:sz w:val="32"/>
+                <w:szCs w:val="32"/>
+              </w:rPr>
+            </w:pPr>
+            <w:r>
+              <w:rPr>
+                <w:rFonts w:ascii="BRH Devanagari Extra" w:hAnsi="BRH Devanagari Extra" w:cs="BRH Devanagari Extra"/>
+                <w:sz w:val="32"/>
+                <w:szCs w:val="32"/>
+              </w:rPr>
+              <w:t>(</w:t>
+            </w:r>
+            <w:proofErr w:type="gramStart"/>
+            <w:r>
+              <w:rPr>
+                <w:rFonts w:cs="BRH Devanagari Extra"/>
+                <w:szCs w:val="32"/>
+              </w:rPr>
+              <w:t>50</w:t>
+            </w:r>
+            <w:r>
+              <w:rPr>
+                <w:rFonts w:ascii="BRH Devanagari Extra" w:hAnsi="BRH Devanagari Extra" w:cs="BRH Devanagari Extra"/>
+                <w:sz w:val="32"/>
+                <w:szCs w:val="32"/>
+              </w:rPr>
+              <w:t>)</w:t>
+            </w:r>
+            <w:r>
+              <w:rPr>
+                <w:rFonts w:cs="BRH Devanagari Extra"/>
+                <w:szCs w:val="32"/>
+              </w:rPr>
+              <w:t>[</w:t>
+            </w:r>
+            <w:proofErr w:type="gramEnd"/>
+            <w:r>
+              <w:rPr>
+                <w:rFonts w:cs="BRH Devanagari Extra"/>
+                <w:szCs w:val="32"/>
+              </w:rPr>
+              <w:t>P16</w:t>
+            </w:r>
+            <w:r>
+              <w:rPr>
+                <w:rFonts w:ascii="BRH Devanagari Extra" w:hAnsi="BRH Devanagari Extra" w:cs="BRH Devanagari Extra"/>
+                <w:sz w:val="32"/>
+                <w:szCs w:val="32"/>
+              </w:rPr>
+              <w:t xml:space="preserve">] </w:t>
+            </w:r>
+            <w:r>
+              <w:rPr>
+                <w:rFonts w:cs="BRH Devanagari Extra"/>
+                <w:szCs w:val="32"/>
+              </w:rPr>
+              <w:t>4</w:t>
+            </w:r>
+            <w:r>
+              <w:rPr>
+                <w:rFonts w:ascii="BRH Devanagari Extra" w:hAnsi="BRH Devanagari Extra" w:cs="BRH Devanagari Extra"/>
+                <w:sz w:val="32"/>
+                <w:szCs w:val="32"/>
+              </w:rPr>
+              <w:t>.</w:t>
+            </w:r>
+            <w:r>
+              <w:rPr>
+                <w:rFonts w:cs="BRH Devanagari Extra"/>
+                <w:szCs w:val="32"/>
+              </w:rPr>
+              <w:t>4</w:t>
+            </w:r>
+            <w:r>
+              <w:rPr>
+                <w:rFonts w:ascii="BRH Devanagari Extra" w:hAnsi="BRH Devanagari Extra" w:cs="BRH Devanagari Extra"/>
+                <w:sz w:val="32"/>
+                <w:szCs w:val="32"/>
+              </w:rPr>
+              <w:t>.</w:t>
+            </w:r>
+            <w:r>
+              <w:rPr>
+                <w:rFonts w:cs="BRH Devanagari Extra"/>
+                <w:szCs w:val="32"/>
+              </w:rPr>
+              <w:t>4</w:t>
+            </w:r>
+            <w:r>
+              <w:rPr>
+                <w:rFonts w:ascii="BRH Devanagari Extra" w:hAnsi="BRH Devanagari Extra" w:cs="BRH Devanagari Extra"/>
+                <w:sz w:val="32"/>
+                <w:szCs w:val="32"/>
+              </w:rPr>
+              <w:t>.</w:t>
+            </w:r>
+            <w:r>
+              <w:rPr>
+                <w:rFonts w:cs="BRH Devanagari Extra"/>
+                <w:szCs w:val="32"/>
+              </w:rPr>
+              <w:t>7</w:t>
+            </w:r>
+            <w:r>
+              <w:rPr>
+                <w:rFonts w:ascii="BRH Devanagari Extra" w:hAnsi="BRH Devanagari Extra" w:cs="BRH Devanagari Extra"/>
+                <w:sz w:val="32"/>
+                <w:szCs w:val="32"/>
+              </w:rPr>
+              <w:t>(</w:t>
+            </w:r>
+            <w:r>
+              <w:rPr>
+                <w:rFonts w:cs="BRH Devanagari Extra"/>
+                <w:szCs w:val="32"/>
+              </w:rPr>
+              <w:t>49</w:t>
+            </w:r>
+            <w:r>
+              <w:rPr>
+                <w:rFonts w:ascii="BRH Devanagari Extra" w:hAnsi="BRH Devanagari Extra" w:cs="BRH Devanagari Extra"/>
+                <w:sz w:val="32"/>
+                <w:szCs w:val="32"/>
+              </w:rPr>
+              <w:t>)</w:t>
+            </w:r>
+            <w:proofErr w:type="gramStart"/>
+            <w:r>
+              <w:rPr>
+                <w:rFonts w:ascii="BRH Devanagari Extra" w:hAnsi="BRH Devanagari Extra" w:cs="BRH Devanagari Extra"/>
+                <w:sz w:val="32"/>
+                <w:szCs w:val="32"/>
+              </w:rPr>
+              <w:t>-  lÉ</w:t>
+            </w:r>
+            <w:proofErr w:type="gramEnd"/>
+            <w:r>
+              <w:rPr>
+                <w:rFonts w:ascii="BRH Malayalam Extra" w:hAnsi="BRH Malayalam Extra" w:cs="BRH Devanagari Extra"/>
+                <w:sz w:val="26"/>
+                <w:szCs w:val="32"/>
+              </w:rPr>
+              <w:t>–</w:t>
+            </w:r>
+            <w:r>
+              <w:rPr>
+                <w:rFonts w:ascii="BRH Devanagari Extra" w:hAnsi="BRH Devanagari Extra" w:cs="BRH Devanagari Extra"/>
+                <w:sz w:val="32"/>
+                <w:szCs w:val="32"/>
+              </w:rPr>
+              <w:t>È | A</w:t>
+            </w:r>
+            <w:r>
+              <w:rPr>
+                <w:rFonts w:ascii="BRH Malayalam Extra" w:hAnsi="BRH Malayalam Extra" w:cs="BRH Devanagari Extra"/>
+                <w:sz w:val="26"/>
+                <w:szCs w:val="32"/>
+              </w:rPr>
+              <w:t>–</w:t>
+            </w:r>
+            <w:r>
+              <w:rPr>
+                <w:rFonts w:ascii="BRH Devanagari Extra" w:hAnsi="BRH Devanagari Extra" w:cs="BRH Devanagari Extra"/>
+                <w:sz w:val="32"/>
+                <w:szCs w:val="32"/>
+              </w:rPr>
+              <w:t>uÉÉïXèû | xÉÑuÉþÈ |</w:t>
+            </w:r>
+          </w:p>
+          <w:p>
+            <w:pPr>
+              <w:widowControl w:val="0"/>
+              <w:autoSpaceDE w:val="0"/>
+              <w:autoSpaceDN w:val="0"/>
+              <w:adjustRightInd w:val="0"/>
+              <w:spacing w:before="0" w:line="240" w:lineRule="auto"/>
+              <w:rPr>
+                <w:rFonts w:ascii="BRH Devanagari Extra" w:hAnsi="BRH Devanagari Extra" w:cs="BRH Devanagari Extra"/>
+                <w:sz w:val="32"/>
+                <w:szCs w:val="32"/>
+              </w:rPr>
+            </w:pPr>
+            <w:r>
+              <w:rPr>
+                <w:rFonts w:ascii="BRH Devanagari Extra" w:hAnsi="BRH Devanagari Extra" w:cs="BRH Devanagari Extra"/>
+                <w:sz w:val="32"/>
+                <w:szCs w:val="32"/>
+              </w:rPr>
+              <w:t>lÉÉå</w:t>
+            </w:r>
+            <w:r>
+              <w:rPr>
+                <w:rFonts w:ascii="BRH Malayalam Extra" w:hAnsi="BRH Malayalam Extra" w:cs="BRH Devanagari Extra"/>
+                <w:sz w:val="26"/>
+                <w:szCs w:val="32"/>
+              </w:rPr>
+              <w:t>–</w:t>
+            </w:r>
+            <w:r>
+              <w:rPr>
+                <w:rFonts w:ascii="BRH Devanagari Extra" w:hAnsi="BRH Devanagari Extra" w:cs="BRH Devanagari Extra"/>
+                <w:sz w:val="32"/>
+                <w:szCs w:val="32"/>
+              </w:rPr>
+              <w:t xml:space="preserve"> A</w:t>
+            </w:r>
+            <w:r>
+              <w:rPr>
+                <w:rFonts w:ascii="BRH Malayalam Extra" w:hAnsi="BRH Malayalam Extra" w:cs="BRH Devanagari Extra"/>
+                <w:sz w:val="26"/>
+                <w:szCs w:val="32"/>
+              </w:rPr>
+              <w:t>–</w:t>
+            </w:r>
+            <w:r>
+              <w:rPr>
+                <w:rFonts w:ascii="BRH Devanagari Extra" w:hAnsi="BRH Devanagari Extra" w:cs="BRH Devanagari Extra"/>
+                <w:sz w:val="32"/>
+                <w:szCs w:val="32"/>
+              </w:rPr>
+              <w:t>u</w:t>
+            </w:r>
+            <w:r>
+              <w:rPr>
+                <w:rFonts w:ascii="BRH Devanagari Extra" w:hAnsi="BRH Devanagari Extra" w:cs="BRH Devanagari Extra"/>
+                <w:sz w:val="32"/>
+                <w:szCs w:val="32"/>
+                <w:highlight w:val="yellow"/>
+              </w:rPr>
+              <w:t>ÉÉïˆû</w:t>
+            </w:r>
+            <w:r>
+              <w:rPr>
+                <w:rFonts w:ascii="BRH Malayalam Extra" w:hAnsi="BRH Malayalam Extra" w:cs="BRH Devanagari Extra"/>
+                <w:sz w:val="26"/>
+                <w:szCs w:val="32"/>
+                <w:highlight w:val="yellow"/>
+              </w:rPr>
+              <w:t>–</w:t>
+            </w:r>
+            <w:r>
+              <w:rPr>
+                <w:rFonts w:ascii="BRH Devanagari Extra" w:hAnsi="BRH Devanagari Extra" w:cs="BRH Devanagari Extra"/>
+                <w:sz w:val="32"/>
+                <w:szCs w:val="32"/>
+                <w:highlight w:val="yellow"/>
+              </w:rPr>
+              <w:t>uÉÉïX</w:t>
+            </w:r>
+            <w:r>
+              <w:rPr>
+                <w:rFonts w:ascii="BRH Devanagari Extra" w:hAnsi="BRH Devanagari Extra" w:cs="BRH Devanagari Extra"/>
+                <w:sz w:val="32"/>
+                <w:szCs w:val="32"/>
+              </w:rPr>
+              <w:t>èû lÉÉåþ lÉÉå A</w:t>
+            </w:r>
+            <w:r>
+              <w:rPr>
+                <w:rFonts w:ascii="BRH Malayalam Extra" w:hAnsi="BRH Malayalam Extra" w:cs="BRH Devanagari Extra"/>
+                <w:sz w:val="26"/>
+                <w:szCs w:val="32"/>
+              </w:rPr>
+              <w:t>–</w:t>
+            </w:r>
+            <w:r>
+              <w:rPr>
+                <w:rFonts w:ascii="BRH Devanagari Extra" w:hAnsi="BRH Devanagari Extra" w:cs="BRH Devanagari Extra"/>
+                <w:sz w:val="32"/>
+                <w:szCs w:val="32"/>
+              </w:rPr>
+              <w:t>uÉÉïXèû ZxÉÑuÉ</w:t>
+            </w:r>
+            <w:r>
+              <w:rPr>
+                <w:rFonts w:ascii="BRH Malayalam Extra" w:hAnsi="BRH Malayalam Extra" w:cs="BRH Devanagari Extra"/>
+                <w:sz w:val="26"/>
+                <w:szCs w:val="32"/>
+              </w:rPr>
+              <w:t>–</w:t>
+            </w:r>
+            <w:r>
+              <w:rPr>
+                <w:rFonts w:ascii="BRH Devanagari Extra" w:hAnsi="BRH Devanagari Extra" w:cs="BRH Devanagari Extra"/>
+                <w:sz w:val="32"/>
+                <w:szCs w:val="32"/>
+              </w:rPr>
+              <w:t>È xÉÑuÉþ U</w:t>
+            </w:r>
+            <w:r>
+              <w:rPr>
+                <w:rFonts w:ascii="BRH Malayalam Extra" w:hAnsi="BRH Malayalam Extra" w:cs="BRH Devanagari Extra"/>
+                <w:sz w:val="26"/>
+                <w:szCs w:val="32"/>
+              </w:rPr>
+              <w:t>–</w:t>
+            </w:r>
+            <w:r>
+              <w:rPr>
+                <w:rFonts w:ascii="BRH Devanagari Extra" w:hAnsi="BRH Devanagari Extra" w:cs="BRH Devanagari Extra"/>
+                <w:sz w:val="32"/>
+                <w:szCs w:val="32"/>
+              </w:rPr>
+              <w:t>uÉÉïXèû lÉÉåþ lÉÉå A</w:t>
+            </w:r>
+            <w:r>
+              <w:rPr>
+                <w:rFonts w:ascii="BRH Malayalam Extra" w:hAnsi="BRH Malayalam Extra" w:cs="BRH Devanagari Extra"/>
+                <w:sz w:val="26"/>
+                <w:szCs w:val="32"/>
+              </w:rPr>
+              <w:t>–</w:t>
+            </w:r>
+            <w:r>
+              <w:rPr>
+                <w:rFonts w:ascii="BRH Devanagari Extra" w:hAnsi="BRH Devanagari Extra" w:cs="BRH Devanagari Extra"/>
+                <w:sz w:val="32"/>
+                <w:szCs w:val="32"/>
+              </w:rPr>
+              <w:t xml:space="preserve">uÉÉïXèû ZxÉÑuÉþÈ | </w:t>
+            </w:r>
+          </w:p>
+          <w:p>
+            <w:pPr>
+              <w:widowControl w:val="0"/>
+              <w:autoSpaceDE w:val="0"/>
+              <w:autoSpaceDN w:val="0"/>
+              <w:adjustRightInd w:val="0"/>
+              <w:spacing w:before="0" w:line="240" w:lineRule="auto"/>
+              <w:rPr>
+                <w:rFonts w:ascii="BRH Devanagari Extra" w:hAnsi="BRH Devanagari Extra" w:cs="BRH Devanagari Extra"/>
+                <w:sz w:val="32"/>
+                <w:szCs w:val="32"/>
+              </w:rPr>
+            </w:pPr>
+            <w:r>
+              <w:rPr>
+                <w:rFonts w:ascii="BRH Devanagari Extra" w:hAnsi="BRH Devanagari Extra" w:cs="BRH Devanagari Extra"/>
+                <w:sz w:val="32"/>
+                <w:szCs w:val="32"/>
+              </w:rPr>
+              <w:t>(</w:t>
+            </w:r>
+            <w:proofErr w:type="gramStart"/>
+            <w:r>
+              <w:rPr>
+                <w:rFonts w:cs="BRH Devanagari Extra"/>
+                <w:szCs w:val="32"/>
+              </w:rPr>
+              <w:t>51</w:t>
+            </w:r>
+            <w:r>
+              <w:rPr>
+                <w:rFonts w:ascii="BRH Devanagari Extra" w:hAnsi="BRH Devanagari Extra" w:cs="BRH Devanagari Extra"/>
+                <w:sz w:val="32"/>
+                <w:szCs w:val="32"/>
+              </w:rPr>
+              <w:t>)</w:t>
+            </w:r>
+            <w:r>
+              <w:rPr>
+                <w:rFonts w:cs="BRH Devanagari Extra"/>
+                <w:szCs w:val="32"/>
+              </w:rPr>
+              <w:t>[</w:t>
+            </w:r>
+            <w:proofErr w:type="gramEnd"/>
+            <w:r>
+              <w:rPr>
+                <w:rFonts w:cs="BRH Devanagari Extra"/>
+                <w:szCs w:val="32"/>
+              </w:rPr>
+              <w:t>P16</w:t>
+            </w:r>
+            <w:r>
+              <w:rPr>
+                <w:rFonts w:ascii="BRH Devanagari Extra" w:hAnsi="BRH Devanagari Extra" w:cs="BRH Devanagari Extra"/>
+                <w:sz w:val="32"/>
+                <w:szCs w:val="32"/>
+              </w:rPr>
+              <w:t xml:space="preserve">] </w:t>
+            </w:r>
+            <w:r>
+              <w:rPr>
+                <w:rFonts w:cs="BRH Devanagari Extra"/>
+                <w:szCs w:val="32"/>
+              </w:rPr>
+              <w:t>4</w:t>
+            </w:r>
+            <w:r>
+              <w:rPr>
+                <w:rFonts w:ascii="BRH Devanagari Extra" w:hAnsi="BRH Devanagari Extra" w:cs="BRH Devanagari Extra"/>
+                <w:sz w:val="32"/>
+                <w:szCs w:val="32"/>
+              </w:rPr>
+              <w:t>.</w:t>
+            </w:r>
+            <w:r>
+              <w:rPr>
+                <w:rFonts w:cs="BRH Devanagari Extra"/>
+                <w:szCs w:val="32"/>
+              </w:rPr>
+              <w:t>4</w:t>
+            </w:r>
+            <w:r>
+              <w:rPr>
+                <w:rFonts w:ascii="BRH Devanagari Extra" w:hAnsi="BRH Devanagari Extra" w:cs="BRH Devanagari Extra"/>
+                <w:sz w:val="32"/>
+                <w:szCs w:val="32"/>
+              </w:rPr>
+              <w:t>.</w:t>
+            </w:r>
+            <w:r>
+              <w:rPr>
+                <w:rFonts w:cs="BRH Devanagari Extra"/>
+                <w:szCs w:val="32"/>
+              </w:rPr>
+              <w:t>4</w:t>
+            </w:r>
+            <w:r>
+              <w:rPr>
+                <w:rFonts w:ascii="BRH Devanagari Extra" w:hAnsi="BRH Devanagari Extra" w:cs="BRH Devanagari Extra"/>
+                <w:sz w:val="32"/>
+                <w:szCs w:val="32"/>
+              </w:rPr>
+              <w:t>.</w:t>
+            </w:r>
+            <w:r>
+              <w:rPr>
+                <w:rFonts w:cs="BRH Devanagari Extra"/>
+                <w:szCs w:val="32"/>
+              </w:rPr>
+              <w:t>7</w:t>
+            </w:r>
+            <w:r>
+              <w:rPr>
+                <w:rFonts w:ascii="BRH Devanagari Extra" w:hAnsi="BRH Devanagari Extra" w:cs="BRH Devanagari Extra"/>
+                <w:sz w:val="32"/>
+                <w:szCs w:val="32"/>
+              </w:rPr>
+              <w:t>(</w:t>
+            </w:r>
+            <w:r>
+              <w:rPr>
+                <w:rFonts w:cs="BRH Devanagari Extra"/>
+                <w:szCs w:val="32"/>
+              </w:rPr>
+              <w:t>50</w:t>
+            </w:r>
+            <w:r>
+              <w:rPr>
+                <w:rFonts w:ascii="BRH Devanagari Extra" w:hAnsi="BRH Devanagari Extra" w:cs="BRH Devanagari Extra"/>
+                <w:sz w:val="32"/>
+                <w:szCs w:val="32"/>
+              </w:rPr>
+              <w:t>)</w:t>
+            </w:r>
+            <w:proofErr w:type="gramStart"/>
+            <w:r>
+              <w:rPr>
+                <w:rFonts w:ascii="BRH Devanagari Extra" w:hAnsi="BRH Devanagari Extra" w:cs="BRH Devanagari Extra"/>
+                <w:sz w:val="32"/>
+                <w:szCs w:val="32"/>
+              </w:rPr>
+              <w:t>-  A</w:t>
+            </w:r>
+            <w:proofErr w:type="gramEnd"/>
+            <w:r>
+              <w:rPr>
+                <w:rFonts w:ascii="BRH Malayalam Extra" w:hAnsi="BRH Malayalam Extra" w:cs="BRH Devanagari Extra"/>
+                <w:sz w:val="26"/>
+                <w:szCs w:val="32"/>
+              </w:rPr>
+              <w:t>–</w:t>
+            </w:r>
+            <w:r>
+              <w:rPr>
+                <w:rFonts w:ascii="BRH Devanagari Extra" w:hAnsi="BRH Devanagari Extra" w:cs="BRH Devanagari Extra"/>
+                <w:sz w:val="32"/>
+                <w:szCs w:val="32"/>
+              </w:rPr>
+              <w:t>uÉÉïXèû | xÉÑuÉþÈ | lÉ |</w:t>
+            </w:r>
+          </w:p>
+          <w:p>
+            <w:pPr>
+              <w:widowControl w:val="0"/>
+              <w:autoSpaceDE w:val="0"/>
+              <w:autoSpaceDN w:val="0"/>
+              <w:adjustRightInd w:val="0"/>
+              <w:spacing w:before="0" w:line="240" w:lineRule="auto"/>
+              <w:rPr>
+                <w:rFonts w:ascii="BRH Malayalam Extra" w:hAnsi="BRH Malayalam Extra" w:cs="BRH Malayalam Extra"/>
+                <w:color w:val="000000"/>
+                <w:sz w:val="32"/>
+                <w:szCs w:val="32"/>
+              </w:rPr>
+            </w:pPr>
+            <w:r>
+              <w:rPr>
+                <w:rFonts w:ascii="BRH Devanagari Extra" w:hAnsi="BRH Devanagari Extra" w:cs="BRH Devanagari Extra"/>
+                <w:sz w:val="32"/>
+                <w:szCs w:val="32"/>
+              </w:rPr>
+              <w:t>A</w:t>
+            </w:r>
+            <w:r>
+              <w:rPr>
+                <w:rFonts w:ascii="BRH Malayalam Extra" w:hAnsi="BRH Malayalam Extra" w:cs="BRH Devanagari Extra"/>
+                <w:sz w:val="26"/>
+                <w:szCs w:val="32"/>
+              </w:rPr>
+              <w:t>–</w:t>
+            </w:r>
+            <w:r>
+              <w:rPr>
+                <w:rFonts w:ascii="BRH Devanagari Extra" w:hAnsi="BRH Devanagari Extra" w:cs="BRH Devanagari Extra"/>
+                <w:sz w:val="32"/>
+                <w:szCs w:val="32"/>
+              </w:rPr>
+              <w:t>uÉÉïXèû ZxÉÑuÉ</w:t>
+            </w:r>
+            <w:r>
+              <w:rPr>
+                <w:rFonts w:ascii="BRH Malayalam Extra" w:hAnsi="BRH Malayalam Extra" w:cs="BRH Devanagari Extra"/>
+                <w:sz w:val="26"/>
+                <w:szCs w:val="32"/>
+              </w:rPr>
+              <w:t>–</w:t>
+            </w:r>
+            <w:r>
+              <w:rPr>
+                <w:rFonts w:ascii="BRH Devanagari Extra" w:hAnsi="BRH Devanagari Extra" w:cs="BRH Devanagari Extra"/>
+                <w:sz w:val="32"/>
+                <w:szCs w:val="32"/>
+              </w:rPr>
+              <w:t>È xÉÑuÉþ U</w:t>
+            </w:r>
+            <w:r>
+              <w:rPr>
+                <w:rFonts w:ascii="BRH Malayalam Extra" w:hAnsi="BRH Malayalam Extra" w:cs="BRH Devanagari Extra"/>
+                <w:sz w:val="26"/>
+                <w:szCs w:val="32"/>
+              </w:rPr>
+              <w:t>–</w:t>
+            </w:r>
+            <w:r>
+              <w:rPr>
+                <w:rFonts w:ascii="BRH Devanagari Extra" w:hAnsi="BRH Devanagari Extra" w:cs="BRH Devanagari Extra"/>
+                <w:sz w:val="32"/>
+                <w:szCs w:val="32"/>
+              </w:rPr>
+              <w:t>uÉÉ</w:t>
+            </w:r>
+            <w:r>
+              <w:rPr>
+                <w:rFonts w:ascii="BRH Devanagari Extra" w:hAnsi="BRH Devanagari Extra" w:cs="BRH Devanagari Extra"/>
+                <w:sz w:val="32"/>
+                <w:szCs w:val="32"/>
+                <w:highlight w:val="yellow"/>
+              </w:rPr>
+              <w:t>ïˆû</w:t>
+            </w:r>
+            <w:r>
+              <w:rPr>
+                <w:rFonts w:ascii="BRH Malayalam Extra" w:hAnsi="BRH Malayalam Extra" w:cs="BRH Devanagari Extra"/>
+                <w:sz w:val="26"/>
+                <w:szCs w:val="32"/>
+                <w:highlight w:val="yellow"/>
+              </w:rPr>
+              <w:t>–</w:t>
+            </w:r>
+            <w:r>
+              <w:rPr>
+                <w:rFonts w:ascii="BRH Devanagari Extra" w:hAnsi="BRH Devanagari Extra" w:cs="BRH Devanagari Extra"/>
+                <w:sz w:val="32"/>
+                <w:szCs w:val="32"/>
+                <w:highlight w:val="yellow"/>
+              </w:rPr>
+              <w:t>uÉÉïX</w:t>
+            </w:r>
+            <w:r>
+              <w:rPr>
+                <w:rFonts w:ascii="BRH Devanagari Extra" w:hAnsi="BRH Devanagari Extra" w:cs="BRH Devanagari Extra"/>
+                <w:sz w:val="32"/>
+                <w:szCs w:val="32"/>
+              </w:rPr>
+              <w:t>èû ZxÉÑuÉ</w:t>
+            </w:r>
+            <w:r>
+              <w:rPr>
+                <w:rFonts w:ascii="BRH Malayalam Extra" w:hAnsi="BRH Malayalam Extra" w:cs="BRH Devanagari Extra"/>
+                <w:sz w:val="26"/>
+                <w:szCs w:val="32"/>
+              </w:rPr>
+              <w:t>–</w:t>
+            </w:r>
+            <w:r>
+              <w:rPr>
+                <w:rFonts w:ascii="BRH Devanagari Extra" w:hAnsi="BRH Devanagari Extra" w:cs="BRH Devanagari Extra"/>
+                <w:sz w:val="32"/>
+                <w:szCs w:val="32"/>
+              </w:rPr>
+              <w:t>Uç lÉ lÉ xÉÑuÉþ U</w:t>
+            </w:r>
+            <w:r>
+              <w:rPr>
+                <w:rFonts w:ascii="BRH Malayalam Extra" w:hAnsi="BRH Malayalam Extra" w:cs="BRH Devanagari Extra"/>
+                <w:sz w:val="26"/>
+                <w:szCs w:val="32"/>
+              </w:rPr>
+              <w:t>–</w:t>
+            </w:r>
+            <w:r>
+              <w:rPr>
+                <w:rFonts w:ascii="BRH Devanagari Extra" w:hAnsi="BRH Devanagari Extra" w:cs="BRH Devanagari Extra"/>
+                <w:sz w:val="32"/>
+                <w:szCs w:val="32"/>
+              </w:rPr>
+              <w:t>u</w:t>
+            </w:r>
+            <w:r>
+              <w:rPr>
+                <w:rFonts w:ascii="BRH Devanagari Extra" w:hAnsi="BRH Devanagari Extra" w:cs="BRH Devanagari Extra"/>
+                <w:sz w:val="32"/>
+                <w:szCs w:val="32"/>
+                <w:highlight w:val="yellow"/>
+              </w:rPr>
+              <w:t>ÉÉïˆû</w:t>
+            </w:r>
+            <w:r>
+              <w:rPr>
+                <w:rFonts w:ascii="BRH Malayalam Extra" w:hAnsi="BRH Malayalam Extra" w:cs="BRH Devanagari Extra"/>
+                <w:sz w:val="26"/>
+                <w:szCs w:val="32"/>
+                <w:highlight w:val="yellow"/>
+              </w:rPr>
+              <w:t>–</w:t>
+            </w:r>
+            <w:r>
+              <w:rPr>
+                <w:rFonts w:ascii="BRH Devanagari Extra" w:hAnsi="BRH Devanagari Extra" w:cs="BRH Devanagari Extra"/>
+                <w:sz w:val="32"/>
+                <w:szCs w:val="32"/>
+                <w:highlight w:val="yellow"/>
+              </w:rPr>
+              <w:t>uÉÉïX</w:t>
+            </w:r>
+            <w:r>
+              <w:rPr>
+                <w:rFonts w:ascii="BRH Devanagari Extra" w:hAnsi="BRH Devanagari Extra" w:cs="BRH Devanagari Extra"/>
+                <w:sz w:val="32"/>
+                <w:szCs w:val="32"/>
+              </w:rPr>
+              <w:t>èû ZxÉÑuÉ</w:t>
+            </w:r>
+            <w:r>
+              <w:rPr>
+                <w:rFonts w:ascii="BRH Malayalam Extra" w:hAnsi="BRH Malayalam Extra" w:cs="BRH Devanagari Extra"/>
+                <w:sz w:val="26"/>
+                <w:szCs w:val="32"/>
+              </w:rPr>
+              <w:t>–</w:t>
+            </w:r>
+            <w:r>
+              <w:rPr>
+                <w:rFonts w:ascii="BRH Devanagari Extra" w:hAnsi="BRH Devanagari Extra" w:cs="BRH Devanagari Extra"/>
+                <w:sz w:val="32"/>
+                <w:szCs w:val="32"/>
+              </w:rPr>
+              <w:t xml:space="preserve">Uç lÉ | </w:t>
+            </w:r>
+          </w:p>
+        </w:tc>
+        <w:tc>
+          <w:tcPr>
+            <w:tcW w:w="7371" w:type="dxa"/>
+            <w:tcBorders>
+              <w:top w:val="single" w:sz="4" w:space="0" w:color="000000"/>
+              <w:left w:val="single" w:sz="4" w:space="0" w:color="000000"/>
+              <w:bottom w:val="single" w:sz="4" w:space="0" w:color="000000"/>
+              <w:right w:val="single" w:sz="4" w:space="0" w:color="000000"/>
+            </w:tcBorders>
+          </w:tcPr>
+          <w:p>
+            <w:pPr>
+              <w:widowControl w:val="0"/>
+              <w:autoSpaceDE w:val="0"/>
+              <w:autoSpaceDN w:val="0"/>
+              <w:adjustRightInd w:val="0"/>
+              <w:spacing w:before="0" w:line="240" w:lineRule="auto"/>
+              <w:rPr>
+                <w:rFonts w:ascii="BRH Devanagari Extra" w:hAnsi="BRH Devanagari Extra" w:cs="BRH Devanagari Extra"/>
+                <w:sz w:val="32"/>
+                <w:szCs w:val="32"/>
+              </w:rPr>
+            </w:pPr>
+            <w:r>
+              <w:rPr>
+                <w:rFonts w:ascii="BRH Devanagari Extra" w:hAnsi="BRH Devanagari Extra" w:cs="BRH Devanagari Extra"/>
+                <w:sz w:val="32"/>
+                <w:szCs w:val="32"/>
+              </w:rPr>
+              <w:t>(</w:t>
+            </w:r>
+            <w:proofErr w:type="gramStart"/>
+            <w:r>
+              <w:rPr>
+                <w:rFonts w:cs="BRH Devanagari Extra"/>
+                <w:szCs w:val="32"/>
+              </w:rPr>
+              <w:t>49</w:t>
+            </w:r>
+            <w:r>
+              <w:rPr>
+                <w:rFonts w:ascii="BRH Devanagari Extra" w:hAnsi="BRH Devanagari Extra" w:cs="BRH Devanagari Extra"/>
+                <w:sz w:val="32"/>
+                <w:szCs w:val="32"/>
+              </w:rPr>
+              <w:t>)</w:t>
+            </w:r>
+            <w:r>
+              <w:rPr>
+                <w:rFonts w:cs="BRH Devanagari Extra"/>
+                <w:szCs w:val="32"/>
+              </w:rPr>
+              <w:t>[</w:t>
+            </w:r>
+            <w:proofErr w:type="gramEnd"/>
+            <w:r>
+              <w:rPr>
+                <w:rFonts w:cs="BRH Devanagari Extra"/>
+                <w:szCs w:val="32"/>
+              </w:rPr>
+              <w:t>P16</w:t>
+            </w:r>
+            <w:r>
+              <w:rPr>
+                <w:rFonts w:ascii="BRH Devanagari Extra" w:hAnsi="BRH Devanagari Extra" w:cs="BRH Devanagari Extra"/>
+                <w:sz w:val="32"/>
+                <w:szCs w:val="32"/>
+              </w:rPr>
+              <w:t xml:space="preserve">] </w:t>
+            </w:r>
+            <w:r>
+              <w:rPr>
+                <w:rFonts w:cs="BRH Devanagari Extra"/>
+                <w:szCs w:val="32"/>
+              </w:rPr>
+              <w:t>4</w:t>
+            </w:r>
+            <w:r>
+              <w:rPr>
+                <w:rFonts w:ascii="BRH Devanagari Extra" w:hAnsi="BRH Devanagari Extra" w:cs="BRH Devanagari Extra"/>
+                <w:sz w:val="32"/>
+                <w:szCs w:val="32"/>
+              </w:rPr>
+              <w:t>.</w:t>
+            </w:r>
+            <w:r>
+              <w:rPr>
+                <w:rFonts w:cs="BRH Devanagari Extra"/>
+                <w:szCs w:val="32"/>
+              </w:rPr>
+              <w:t>4</w:t>
+            </w:r>
+            <w:r>
+              <w:rPr>
+                <w:rFonts w:ascii="BRH Devanagari Extra" w:hAnsi="BRH Devanagari Extra" w:cs="BRH Devanagari Extra"/>
+                <w:sz w:val="32"/>
+                <w:szCs w:val="32"/>
+              </w:rPr>
+              <w:t>.</w:t>
+            </w:r>
+            <w:r>
+              <w:rPr>
+                <w:rFonts w:cs="BRH Devanagari Extra"/>
+                <w:szCs w:val="32"/>
+              </w:rPr>
+              <w:t>4</w:t>
+            </w:r>
+            <w:r>
+              <w:rPr>
+                <w:rFonts w:ascii="BRH Devanagari Extra" w:hAnsi="BRH Devanagari Extra" w:cs="BRH Devanagari Extra"/>
+                <w:sz w:val="32"/>
+                <w:szCs w:val="32"/>
+              </w:rPr>
+              <w:t>.</w:t>
+            </w:r>
+            <w:r>
+              <w:rPr>
+                <w:rFonts w:cs="BRH Devanagari Extra"/>
+                <w:szCs w:val="32"/>
+              </w:rPr>
+              <w:t>7</w:t>
+            </w:r>
+            <w:r>
+              <w:rPr>
+                <w:rFonts w:ascii="BRH Devanagari Extra" w:hAnsi="BRH Devanagari Extra" w:cs="BRH Devanagari Extra"/>
+                <w:sz w:val="32"/>
+                <w:szCs w:val="32"/>
+              </w:rPr>
+              <w:t>(</w:t>
+            </w:r>
+            <w:r>
+              <w:rPr>
+                <w:rFonts w:cs="BRH Devanagari Extra"/>
+                <w:szCs w:val="32"/>
+              </w:rPr>
+              <w:t>48</w:t>
+            </w:r>
+            <w:r>
+              <w:rPr>
+                <w:rFonts w:ascii="BRH Devanagari Extra" w:hAnsi="BRH Devanagari Extra" w:cs="BRH Devanagari Extra"/>
+                <w:sz w:val="32"/>
+                <w:szCs w:val="32"/>
+              </w:rPr>
+              <w:t>)</w:t>
+            </w:r>
+            <w:proofErr w:type="gramStart"/>
+            <w:r>
+              <w:rPr>
+                <w:rFonts w:ascii="BRH Devanagari Extra" w:hAnsi="BRH Devanagari Extra" w:cs="BRH Devanagari Extra"/>
+                <w:sz w:val="32"/>
+                <w:szCs w:val="32"/>
+              </w:rPr>
+              <w:t>-  pÉuÉþ</w:t>
+            </w:r>
+            <w:proofErr w:type="gramEnd"/>
+            <w:r>
+              <w:rPr>
+                <w:rFonts w:ascii="BRH Devanagari Extra" w:hAnsi="BRH Devanagari Extra" w:cs="BRH Devanagari Extra"/>
+                <w:sz w:val="32"/>
+                <w:szCs w:val="32"/>
+              </w:rPr>
+              <w:t xml:space="preserve"> | lÉ</w:t>
+            </w:r>
+            <w:r>
+              <w:rPr>
+                <w:rFonts w:ascii="BRH Malayalam Extra" w:hAnsi="BRH Malayalam Extra" w:cs="BRH Devanagari Extra"/>
+                <w:sz w:val="26"/>
+                <w:szCs w:val="32"/>
+              </w:rPr>
+              <w:t>–</w:t>
+            </w:r>
+            <w:r>
+              <w:rPr>
+                <w:rFonts w:ascii="BRH Devanagari Extra" w:hAnsi="BRH Devanagari Extra" w:cs="BRH Devanagari Extra"/>
+                <w:sz w:val="32"/>
+                <w:szCs w:val="32"/>
+              </w:rPr>
+              <w:t>È | A</w:t>
+            </w:r>
+            <w:r>
+              <w:rPr>
+                <w:rFonts w:ascii="BRH Malayalam Extra" w:hAnsi="BRH Malayalam Extra" w:cs="BRH Devanagari Extra"/>
+                <w:sz w:val="26"/>
+                <w:szCs w:val="32"/>
+              </w:rPr>
+              <w:t>–</w:t>
+            </w:r>
+            <w:r>
+              <w:rPr>
+                <w:rFonts w:ascii="BRH Devanagari Extra" w:hAnsi="BRH Devanagari Extra" w:cs="BRH Devanagari Extra"/>
+                <w:sz w:val="32"/>
+                <w:szCs w:val="32"/>
+              </w:rPr>
+              <w:t>uÉÉïXèû |</w:t>
+            </w:r>
+          </w:p>
+          <w:p>
+            <w:pPr>
+              <w:widowControl w:val="0"/>
+              <w:autoSpaceDE w:val="0"/>
+              <w:autoSpaceDN w:val="0"/>
+              <w:adjustRightInd w:val="0"/>
+              <w:spacing w:before="0" w:line="240" w:lineRule="auto"/>
+              <w:rPr>
+                <w:rFonts w:ascii="BRH Devanagari Extra" w:hAnsi="BRH Devanagari Extra" w:cs="BRH Devanagari Extra"/>
+                <w:sz w:val="32"/>
+                <w:szCs w:val="32"/>
+              </w:rPr>
+            </w:pPr>
+            <w:r>
+              <w:rPr>
+                <w:rFonts w:ascii="BRH Devanagari Extra" w:hAnsi="BRH Devanagari Extra" w:cs="BRH Devanagari Extra"/>
+                <w:sz w:val="32"/>
+                <w:szCs w:val="32"/>
+              </w:rPr>
+              <w:t>pÉuÉÉþ lÉÉå lÉÉå</w:t>
+            </w:r>
+            <w:r>
+              <w:rPr>
+                <w:rFonts w:ascii="BRH Malayalam Extra" w:hAnsi="BRH Malayalam Extra" w:cs="BRH Devanagari Extra"/>
+                <w:sz w:val="26"/>
+                <w:szCs w:val="32"/>
+              </w:rPr>
+              <w:t>–</w:t>
+            </w:r>
+            <w:r>
+              <w:rPr>
+                <w:rFonts w:ascii="BRH Devanagari Extra" w:hAnsi="BRH Devanagari Extra" w:cs="BRH Devanagari Extra"/>
+                <w:sz w:val="32"/>
+                <w:szCs w:val="32"/>
+              </w:rPr>
+              <w:t xml:space="preserve"> pÉuÉ</w:t>
+            </w:r>
+            <w:r>
+              <w:rPr>
+                <w:rFonts w:ascii="BRH Malayalam Extra" w:hAnsi="BRH Malayalam Extra" w:cs="BRH Devanagari Extra"/>
+                <w:sz w:val="26"/>
+                <w:szCs w:val="32"/>
+              </w:rPr>
+              <w:t>–</w:t>
+            </w:r>
+            <w:r>
+              <w:rPr>
+                <w:rFonts w:ascii="BRH Devanagari Extra" w:hAnsi="BRH Devanagari Extra" w:cs="BRH Devanagari Extra"/>
+                <w:sz w:val="32"/>
+                <w:szCs w:val="32"/>
+              </w:rPr>
+              <w:t xml:space="preserve"> pÉuÉÉþ lÉÉå A</w:t>
+            </w:r>
+            <w:r>
+              <w:rPr>
+                <w:rFonts w:ascii="BRH Malayalam Extra" w:hAnsi="BRH Malayalam Extra" w:cs="BRH Devanagari Extra"/>
+                <w:sz w:val="26"/>
+                <w:szCs w:val="32"/>
+              </w:rPr>
+              <w:t>–</w:t>
+            </w:r>
+            <w:r>
+              <w:rPr>
+                <w:rFonts w:ascii="BRH Devanagari Extra" w:hAnsi="BRH Devanagari Extra" w:cs="BRH Devanagari Extra"/>
+                <w:sz w:val="32"/>
+                <w:szCs w:val="32"/>
+              </w:rPr>
+              <w:t>uÉÉï</w:t>
+            </w:r>
+            <w:r>
+              <w:rPr>
+                <w:rFonts w:ascii="BRH Devanagari Extra" w:hAnsi="BRH Devanagari Extra" w:cs="BRH Devanagari Extra"/>
+                <w:sz w:val="32"/>
+                <w:szCs w:val="32"/>
+                <w:highlight w:val="green"/>
+              </w:rPr>
+              <w:t>Xû</w:t>
+            </w:r>
+            <w:r>
+              <w:rPr>
+                <w:rFonts w:ascii="BRH Malayalam Extra" w:hAnsi="BRH Malayalam Extra" w:cs="BRH Devanagari Extra"/>
+                <w:sz w:val="26"/>
+                <w:szCs w:val="32"/>
+                <w:highlight w:val="green"/>
+              </w:rPr>
+              <w:t>–</w:t>
+            </w:r>
+            <w:r>
+              <w:rPr>
+                <w:rFonts w:ascii="BRH Devanagari Extra" w:hAnsi="BRH Devanagari Extra" w:cs="BRH Devanagari Extra"/>
+                <w:sz w:val="32"/>
+                <w:szCs w:val="32"/>
+              </w:rPr>
+              <w:t>uÉÉïXèû lÉÉå</w:t>
+            </w:r>
+            <w:r>
+              <w:rPr>
+                <w:rFonts w:ascii="BRH Malayalam Extra" w:hAnsi="BRH Malayalam Extra" w:cs="BRH Devanagari Extra"/>
+                <w:sz w:val="26"/>
+                <w:szCs w:val="32"/>
+              </w:rPr>
+              <w:t>–</w:t>
+            </w:r>
+            <w:r>
+              <w:rPr>
+                <w:rFonts w:ascii="BRH Devanagari Extra" w:hAnsi="BRH Devanagari Extra" w:cs="BRH Devanagari Extra"/>
+                <w:sz w:val="32"/>
+                <w:szCs w:val="32"/>
+              </w:rPr>
+              <w:t xml:space="preserve"> pÉuÉ</w:t>
+            </w:r>
+            <w:r>
+              <w:rPr>
+                <w:rFonts w:ascii="BRH Malayalam Extra" w:hAnsi="BRH Malayalam Extra" w:cs="BRH Devanagari Extra"/>
+                <w:sz w:val="26"/>
+                <w:szCs w:val="32"/>
+              </w:rPr>
+              <w:t>–</w:t>
+            </w:r>
+            <w:r>
+              <w:rPr>
+                <w:rFonts w:ascii="BRH Devanagari Extra" w:hAnsi="BRH Devanagari Extra" w:cs="BRH Devanagari Extra"/>
+                <w:sz w:val="32"/>
+                <w:szCs w:val="32"/>
+              </w:rPr>
+              <w:t xml:space="preserve"> pÉuÉÉþ lÉÉå </w:t>
+            </w:r>
+          </w:p>
+          <w:p>
+            <w:pPr>
+              <w:widowControl w:val="0"/>
+              <w:autoSpaceDE w:val="0"/>
+              <w:autoSpaceDN w:val="0"/>
+              <w:adjustRightInd w:val="0"/>
+              <w:spacing w:before="0" w:line="240" w:lineRule="auto"/>
+              <w:rPr>
+                <w:rFonts w:ascii="BRH Devanagari Extra" w:hAnsi="BRH Devanagari Extra" w:cs="BRH Devanagari Extra"/>
+                <w:sz w:val="32"/>
+                <w:szCs w:val="32"/>
+              </w:rPr>
+            </w:pPr>
+            <w:r>
+              <w:rPr>
+                <w:rFonts w:ascii="BRH Devanagari Extra" w:hAnsi="BRH Devanagari Extra" w:cs="BRH Devanagari Extra"/>
+                <w:sz w:val="32"/>
+                <w:szCs w:val="32"/>
+              </w:rPr>
+              <w:t>A</w:t>
+            </w:r>
+            <w:r>
+              <w:rPr>
+                <w:rFonts w:ascii="BRH Malayalam Extra" w:hAnsi="BRH Malayalam Extra" w:cs="BRH Devanagari Extra"/>
+                <w:sz w:val="26"/>
+                <w:szCs w:val="32"/>
+              </w:rPr>
+              <w:t>–</w:t>
+            </w:r>
+            <w:r>
+              <w:rPr>
+                <w:rFonts w:ascii="BRH Devanagari Extra" w:hAnsi="BRH Devanagari Extra" w:cs="BRH Devanagari Extra"/>
+                <w:sz w:val="32"/>
+                <w:szCs w:val="32"/>
+              </w:rPr>
+              <w:t xml:space="preserve">uÉÉïXèû | </w:t>
+            </w:r>
+          </w:p>
+          <w:p>
+            <w:pPr>
+              <w:widowControl w:val="0"/>
+              <w:autoSpaceDE w:val="0"/>
+              <w:autoSpaceDN w:val="0"/>
+              <w:adjustRightInd w:val="0"/>
+              <w:spacing w:before="0" w:line="240" w:lineRule="auto"/>
+              <w:rPr>
+                <w:rFonts w:ascii="BRH Devanagari Extra" w:hAnsi="BRH Devanagari Extra" w:cs="BRH Devanagari Extra"/>
+                <w:sz w:val="32"/>
+                <w:szCs w:val="32"/>
+              </w:rPr>
+            </w:pPr>
+            <w:r>
+              <w:rPr>
+                <w:rFonts w:ascii="BRH Devanagari Extra" w:hAnsi="BRH Devanagari Extra" w:cs="BRH Devanagari Extra"/>
+                <w:sz w:val="32"/>
+                <w:szCs w:val="32"/>
+              </w:rPr>
+              <w:t>(</w:t>
+            </w:r>
+            <w:proofErr w:type="gramStart"/>
+            <w:r>
+              <w:rPr>
+                <w:rFonts w:cs="BRH Devanagari Extra"/>
+                <w:szCs w:val="32"/>
+              </w:rPr>
+              <w:t>50</w:t>
+            </w:r>
+            <w:r>
+              <w:rPr>
+                <w:rFonts w:ascii="BRH Devanagari Extra" w:hAnsi="BRH Devanagari Extra" w:cs="BRH Devanagari Extra"/>
+                <w:sz w:val="32"/>
+                <w:szCs w:val="32"/>
+              </w:rPr>
+              <w:t>)</w:t>
+            </w:r>
+            <w:r>
+              <w:rPr>
+                <w:rFonts w:cs="BRH Devanagari Extra"/>
+                <w:szCs w:val="32"/>
+              </w:rPr>
+              <w:t>[</w:t>
+            </w:r>
+            <w:proofErr w:type="gramEnd"/>
+            <w:r>
+              <w:rPr>
+                <w:rFonts w:cs="BRH Devanagari Extra"/>
+                <w:szCs w:val="32"/>
+              </w:rPr>
+              <w:t>P16</w:t>
+            </w:r>
+            <w:r>
+              <w:rPr>
+                <w:rFonts w:ascii="BRH Devanagari Extra" w:hAnsi="BRH Devanagari Extra" w:cs="BRH Devanagari Extra"/>
+                <w:sz w:val="32"/>
+                <w:szCs w:val="32"/>
+              </w:rPr>
+              <w:t xml:space="preserve">] </w:t>
+            </w:r>
+            <w:r>
+              <w:rPr>
+                <w:rFonts w:cs="BRH Devanagari Extra"/>
+                <w:szCs w:val="32"/>
+              </w:rPr>
+              <w:t>4</w:t>
+            </w:r>
+            <w:r>
+              <w:rPr>
+                <w:rFonts w:ascii="BRH Devanagari Extra" w:hAnsi="BRH Devanagari Extra" w:cs="BRH Devanagari Extra"/>
+                <w:sz w:val="32"/>
+                <w:szCs w:val="32"/>
+              </w:rPr>
+              <w:t>.</w:t>
+            </w:r>
+            <w:r>
+              <w:rPr>
+                <w:rFonts w:cs="BRH Devanagari Extra"/>
+                <w:szCs w:val="32"/>
+              </w:rPr>
+              <w:t>4</w:t>
+            </w:r>
+            <w:r>
+              <w:rPr>
+                <w:rFonts w:ascii="BRH Devanagari Extra" w:hAnsi="BRH Devanagari Extra" w:cs="BRH Devanagari Extra"/>
+                <w:sz w:val="32"/>
+                <w:szCs w:val="32"/>
+              </w:rPr>
+              <w:t>.</w:t>
+            </w:r>
+            <w:r>
+              <w:rPr>
+                <w:rFonts w:cs="BRH Devanagari Extra"/>
+                <w:szCs w:val="32"/>
+              </w:rPr>
+              <w:t>4</w:t>
+            </w:r>
+            <w:r>
+              <w:rPr>
+                <w:rFonts w:ascii="BRH Devanagari Extra" w:hAnsi="BRH Devanagari Extra" w:cs="BRH Devanagari Extra"/>
+                <w:sz w:val="32"/>
+                <w:szCs w:val="32"/>
+              </w:rPr>
+              <w:t>.</w:t>
+            </w:r>
+            <w:r>
+              <w:rPr>
+                <w:rFonts w:cs="BRH Devanagari Extra"/>
+                <w:szCs w:val="32"/>
+              </w:rPr>
+              <w:t>7</w:t>
+            </w:r>
+            <w:r>
+              <w:rPr>
+                <w:rFonts w:ascii="BRH Devanagari Extra" w:hAnsi="BRH Devanagari Extra" w:cs="BRH Devanagari Extra"/>
+                <w:sz w:val="32"/>
+                <w:szCs w:val="32"/>
+              </w:rPr>
+              <w:t>(</w:t>
+            </w:r>
+            <w:r>
+              <w:rPr>
+                <w:rFonts w:cs="BRH Devanagari Extra"/>
+                <w:szCs w:val="32"/>
+              </w:rPr>
+              <w:t>49</w:t>
+            </w:r>
+            <w:r>
+              <w:rPr>
+                <w:rFonts w:ascii="BRH Devanagari Extra" w:hAnsi="BRH Devanagari Extra" w:cs="BRH Devanagari Extra"/>
+                <w:sz w:val="32"/>
+                <w:szCs w:val="32"/>
+              </w:rPr>
+              <w:t>)</w:t>
+            </w:r>
+            <w:proofErr w:type="gramStart"/>
+            <w:r>
+              <w:rPr>
+                <w:rFonts w:ascii="BRH Devanagari Extra" w:hAnsi="BRH Devanagari Extra" w:cs="BRH Devanagari Extra"/>
+                <w:sz w:val="32"/>
+                <w:szCs w:val="32"/>
+              </w:rPr>
+              <w:t>-  lÉ</w:t>
+            </w:r>
+            <w:proofErr w:type="gramEnd"/>
+            <w:r>
+              <w:rPr>
+                <w:rFonts w:ascii="BRH Malayalam Extra" w:hAnsi="BRH Malayalam Extra" w:cs="BRH Devanagari Extra"/>
+                <w:sz w:val="26"/>
+                <w:szCs w:val="32"/>
+              </w:rPr>
+              <w:t>–</w:t>
+            </w:r>
+            <w:r>
+              <w:rPr>
+                <w:rFonts w:ascii="BRH Devanagari Extra" w:hAnsi="BRH Devanagari Extra" w:cs="BRH Devanagari Extra"/>
+                <w:sz w:val="32"/>
+                <w:szCs w:val="32"/>
+              </w:rPr>
+              <w:t>È | A</w:t>
+            </w:r>
+            <w:r>
+              <w:rPr>
+                <w:rFonts w:ascii="BRH Malayalam Extra" w:hAnsi="BRH Malayalam Extra" w:cs="BRH Devanagari Extra"/>
+                <w:sz w:val="26"/>
+                <w:szCs w:val="32"/>
+              </w:rPr>
+              <w:t>–</w:t>
+            </w:r>
+            <w:r>
+              <w:rPr>
+                <w:rFonts w:ascii="BRH Devanagari Extra" w:hAnsi="BRH Devanagari Extra" w:cs="BRH Devanagari Extra"/>
+                <w:sz w:val="32"/>
+                <w:szCs w:val="32"/>
+              </w:rPr>
+              <w:t>uÉÉïXèû | xÉÑuÉþÈ |</w:t>
+            </w:r>
+          </w:p>
+          <w:p>
+            <w:pPr>
+              <w:widowControl w:val="0"/>
+              <w:autoSpaceDE w:val="0"/>
+              <w:autoSpaceDN w:val="0"/>
+              <w:adjustRightInd w:val="0"/>
+              <w:spacing w:before="0" w:line="240" w:lineRule="auto"/>
+              <w:rPr>
+                <w:rFonts w:ascii="BRH Devanagari Extra" w:hAnsi="BRH Devanagari Extra" w:cs="BRH Devanagari Extra"/>
+                <w:sz w:val="32"/>
+                <w:szCs w:val="32"/>
+              </w:rPr>
+            </w:pPr>
+            <w:r>
+              <w:rPr>
+                <w:rFonts w:ascii="BRH Devanagari Extra" w:hAnsi="BRH Devanagari Extra" w:cs="BRH Devanagari Extra"/>
+                <w:sz w:val="32"/>
+                <w:szCs w:val="32"/>
+              </w:rPr>
+              <w:t>lÉÉå</w:t>
+            </w:r>
+            <w:r>
+              <w:rPr>
+                <w:rFonts w:ascii="BRH Malayalam Extra" w:hAnsi="BRH Malayalam Extra" w:cs="BRH Devanagari Extra"/>
+                <w:sz w:val="26"/>
+                <w:szCs w:val="32"/>
+              </w:rPr>
+              <w:t>–</w:t>
+            </w:r>
+            <w:r>
+              <w:rPr>
+                <w:rFonts w:ascii="BRH Devanagari Extra" w:hAnsi="BRH Devanagari Extra" w:cs="BRH Devanagari Extra"/>
+                <w:sz w:val="32"/>
+                <w:szCs w:val="32"/>
+              </w:rPr>
+              <w:t xml:space="preserve"> A</w:t>
+            </w:r>
+            <w:r>
+              <w:rPr>
+                <w:rFonts w:ascii="BRH Malayalam Extra" w:hAnsi="BRH Malayalam Extra" w:cs="BRH Devanagari Extra"/>
+                <w:sz w:val="26"/>
+                <w:szCs w:val="32"/>
+              </w:rPr>
+              <w:t>–</w:t>
+            </w:r>
+            <w:r>
+              <w:rPr>
+                <w:rFonts w:ascii="BRH Devanagari Extra" w:hAnsi="BRH Devanagari Extra" w:cs="BRH Devanagari Extra"/>
+                <w:sz w:val="32"/>
+                <w:szCs w:val="32"/>
+              </w:rPr>
+              <w:t>uÉÉï</w:t>
+            </w:r>
+            <w:r>
+              <w:rPr>
+                <w:rFonts w:ascii="BRH Devanagari Extra" w:hAnsi="BRH Devanagari Extra" w:cs="BRH Devanagari Extra"/>
+                <w:sz w:val="32"/>
+                <w:szCs w:val="32"/>
+                <w:highlight w:val="green"/>
+              </w:rPr>
+              <w:t>Xû</w:t>
+            </w:r>
+            <w:r>
+              <w:rPr>
+                <w:rFonts w:ascii="BRH Malayalam Extra" w:hAnsi="BRH Malayalam Extra" w:cs="BRH Devanagari Extra"/>
+                <w:sz w:val="26"/>
+                <w:szCs w:val="32"/>
+                <w:highlight w:val="green"/>
+              </w:rPr>
+              <w:t>–</w:t>
+            </w:r>
+            <w:r>
+              <w:rPr>
+                <w:rFonts w:ascii="BRH Devanagari Extra" w:hAnsi="BRH Devanagari Extra" w:cs="BRH Devanagari Extra"/>
+                <w:sz w:val="32"/>
+                <w:szCs w:val="32"/>
+              </w:rPr>
+              <w:t>û</w:t>
+            </w:r>
+            <w:r>
+              <w:rPr>
+                <w:rFonts w:ascii="BRH Malayalam Extra" w:hAnsi="BRH Malayalam Extra" w:cs="BRH Devanagari Extra"/>
+                <w:sz w:val="26"/>
+                <w:szCs w:val="32"/>
+              </w:rPr>
+              <w:t>–</w:t>
+            </w:r>
+            <w:r>
+              <w:rPr>
+                <w:rFonts w:ascii="BRH Devanagari Extra" w:hAnsi="BRH Devanagari Extra" w:cs="BRH Devanagari Extra"/>
+                <w:sz w:val="32"/>
+                <w:szCs w:val="32"/>
+              </w:rPr>
+              <w:t>uÉÉïXèû lÉÉåþ lÉÉå A</w:t>
+            </w:r>
+            <w:r>
+              <w:rPr>
+                <w:rFonts w:ascii="BRH Malayalam Extra" w:hAnsi="BRH Malayalam Extra" w:cs="BRH Devanagari Extra"/>
+                <w:sz w:val="26"/>
+                <w:szCs w:val="32"/>
+              </w:rPr>
+              <w:t>–</w:t>
+            </w:r>
+            <w:r>
+              <w:rPr>
+                <w:rFonts w:ascii="BRH Devanagari Extra" w:hAnsi="BRH Devanagari Extra" w:cs="BRH Devanagari Extra"/>
+                <w:sz w:val="32"/>
+                <w:szCs w:val="32"/>
+              </w:rPr>
+              <w:t>uÉÉïXèû ZxÉÑuÉ</w:t>
+            </w:r>
+            <w:r>
+              <w:rPr>
+                <w:rFonts w:ascii="BRH Malayalam Extra" w:hAnsi="BRH Malayalam Extra" w:cs="BRH Devanagari Extra"/>
+                <w:sz w:val="26"/>
+                <w:szCs w:val="32"/>
+              </w:rPr>
+              <w:t>–</w:t>
+            </w:r>
+            <w:r>
+              <w:rPr>
+                <w:rFonts w:ascii="BRH Devanagari Extra" w:hAnsi="BRH Devanagari Extra" w:cs="BRH Devanagari Extra"/>
+                <w:sz w:val="32"/>
+                <w:szCs w:val="32"/>
+              </w:rPr>
+              <w:t>È xÉÑuÉþ U</w:t>
+            </w:r>
+            <w:r>
+              <w:rPr>
+                <w:rFonts w:ascii="BRH Malayalam Extra" w:hAnsi="BRH Malayalam Extra" w:cs="BRH Devanagari Extra"/>
+                <w:sz w:val="26"/>
+                <w:szCs w:val="32"/>
+              </w:rPr>
+              <w:t>–</w:t>
+            </w:r>
+            <w:r>
+              <w:rPr>
+                <w:rFonts w:ascii="BRH Devanagari Extra" w:hAnsi="BRH Devanagari Extra" w:cs="BRH Devanagari Extra"/>
+                <w:sz w:val="32"/>
+                <w:szCs w:val="32"/>
+              </w:rPr>
+              <w:t>uÉÉïXèû lÉÉåþ lÉÉå A</w:t>
+            </w:r>
+            <w:r>
+              <w:rPr>
+                <w:rFonts w:ascii="BRH Malayalam Extra" w:hAnsi="BRH Malayalam Extra" w:cs="BRH Devanagari Extra"/>
+                <w:sz w:val="26"/>
+                <w:szCs w:val="32"/>
+              </w:rPr>
+              <w:t>–</w:t>
+            </w:r>
+            <w:r>
+              <w:rPr>
+                <w:rFonts w:ascii="BRH Devanagari Extra" w:hAnsi="BRH Devanagari Extra" w:cs="BRH Devanagari Extra"/>
+                <w:sz w:val="32"/>
+                <w:szCs w:val="32"/>
+              </w:rPr>
+              <w:t xml:space="preserve">uÉÉïXèû ZxÉÑuÉþÈ | </w:t>
+            </w:r>
+          </w:p>
+          <w:p>
+            <w:pPr>
+              <w:widowControl w:val="0"/>
+              <w:autoSpaceDE w:val="0"/>
+              <w:autoSpaceDN w:val="0"/>
+              <w:adjustRightInd w:val="0"/>
+              <w:spacing w:before="0" w:line="240" w:lineRule="auto"/>
+              <w:rPr>
+                <w:rFonts w:ascii="BRH Devanagari Extra" w:hAnsi="BRH Devanagari Extra" w:cs="BRH Devanagari Extra"/>
+                <w:sz w:val="32"/>
+                <w:szCs w:val="32"/>
+              </w:rPr>
+            </w:pPr>
+            <w:r>
+              <w:rPr>
+                <w:rFonts w:ascii="BRH Devanagari Extra" w:hAnsi="BRH Devanagari Extra" w:cs="BRH Devanagari Extra"/>
+                <w:sz w:val="32"/>
+                <w:szCs w:val="32"/>
+              </w:rPr>
+              <w:t>(</w:t>
+            </w:r>
+            <w:proofErr w:type="gramStart"/>
+            <w:r>
+              <w:rPr>
+                <w:rFonts w:cs="BRH Devanagari Extra"/>
+                <w:szCs w:val="32"/>
+              </w:rPr>
+              <w:t>51</w:t>
+            </w:r>
+            <w:r>
+              <w:rPr>
+                <w:rFonts w:ascii="BRH Devanagari Extra" w:hAnsi="BRH Devanagari Extra" w:cs="BRH Devanagari Extra"/>
+                <w:sz w:val="32"/>
+                <w:szCs w:val="32"/>
+              </w:rPr>
+              <w:t>)</w:t>
+            </w:r>
+            <w:r>
+              <w:rPr>
+                <w:rFonts w:cs="BRH Devanagari Extra"/>
+                <w:szCs w:val="32"/>
+              </w:rPr>
+              <w:t>[</w:t>
+            </w:r>
+            <w:proofErr w:type="gramEnd"/>
+            <w:r>
+              <w:rPr>
+                <w:rFonts w:cs="BRH Devanagari Extra"/>
+                <w:szCs w:val="32"/>
+              </w:rPr>
+              <w:t>P16</w:t>
+            </w:r>
+            <w:r>
+              <w:rPr>
+                <w:rFonts w:ascii="BRH Devanagari Extra" w:hAnsi="BRH Devanagari Extra" w:cs="BRH Devanagari Extra"/>
+                <w:sz w:val="32"/>
+                <w:szCs w:val="32"/>
+              </w:rPr>
+              <w:t xml:space="preserve">] </w:t>
+            </w:r>
+            <w:r>
+              <w:rPr>
+                <w:rFonts w:cs="BRH Devanagari Extra"/>
+                <w:szCs w:val="32"/>
+              </w:rPr>
+              <w:t>4</w:t>
+            </w:r>
+            <w:r>
+              <w:rPr>
+                <w:rFonts w:ascii="BRH Devanagari Extra" w:hAnsi="BRH Devanagari Extra" w:cs="BRH Devanagari Extra"/>
+                <w:sz w:val="32"/>
+                <w:szCs w:val="32"/>
+              </w:rPr>
+              <w:t>.</w:t>
+            </w:r>
+            <w:r>
+              <w:rPr>
+                <w:rFonts w:cs="BRH Devanagari Extra"/>
+                <w:szCs w:val="32"/>
+              </w:rPr>
+              <w:t>4</w:t>
+            </w:r>
+            <w:r>
+              <w:rPr>
+                <w:rFonts w:ascii="BRH Devanagari Extra" w:hAnsi="BRH Devanagari Extra" w:cs="BRH Devanagari Extra"/>
+                <w:sz w:val="32"/>
+                <w:szCs w:val="32"/>
+              </w:rPr>
+              <w:t>.</w:t>
+            </w:r>
+            <w:r>
+              <w:rPr>
+                <w:rFonts w:cs="BRH Devanagari Extra"/>
+                <w:szCs w:val="32"/>
+              </w:rPr>
+              <w:t>4</w:t>
+            </w:r>
+            <w:r>
+              <w:rPr>
+                <w:rFonts w:ascii="BRH Devanagari Extra" w:hAnsi="BRH Devanagari Extra" w:cs="BRH Devanagari Extra"/>
+                <w:sz w:val="32"/>
+                <w:szCs w:val="32"/>
+              </w:rPr>
+              <w:t>.</w:t>
+            </w:r>
+            <w:r>
+              <w:rPr>
+                <w:rFonts w:cs="BRH Devanagari Extra"/>
+                <w:szCs w:val="32"/>
+              </w:rPr>
+              <w:t>7</w:t>
+            </w:r>
+            <w:r>
+              <w:rPr>
+                <w:rFonts w:ascii="BRH Devanagari Extra" w:hAnsi="BRH Devanagari Extra" w:cs="BRH Devanagari Extra"/>
+                <w:sz w:val="32"/>
+                <w:szCs w:val="32"/>
+              </w:rPr>
+              <w:t>(</w:t>
+            </w:r>
+            <w:r>
+              <w:rPr>
+                <w:rFonts w:cs="BRH Devanagari Extra"/>
+                <w:szCs w:val="32"/>
+              </w:rPr>
+              <w:t>50</w:t>
+            </w:r>
+            <w:r>
+              <w:rPr>
+                <w:rFonts w:ascii="BRH Devanagari Extra" w:hAnsi="BRH Devanagari Extra" w:cs="BRH Devanagari Extra"/>
+                <w:sz w:val="32"/>
+                <w:szCs w:val="32"/>
+              </w:rPr>
+              <w:t>)</w:t>
+            </w:r>
+            <w:proofErr w:type="gramStart"/>
+            <w:r>
+              <w:rPr>
+                <w:rFonts w:ascii="BRH Devanagari Extra" w:hAnsi="BRH Devanagari Extra" w:cs="BRH Devanagari Extra"/>
+                <w:sz w:val="32"/>
+                <w:szCs w:val="32"/>
+              </w:rPr>
+              <w:t>-  A</w:t>
+            </w:r>
+            <w:proofErr w:type="gramEnd"/>
+            <w:r>
+              <w:rPr>
+                <w:rFonts w:ascii="BRH Malayalam Extra" w:hAnsi="BRH Malayalam Extra" w:cs="BRH Devanagari Extra"/>
+                <w:sz w:val="26"/>
+                <w:szCs w:val="32"/>
+              </w:rPr>
+              <w:t>–</w:t>
+            </w:r>
+            <w:r>
+              <w:rPr>
+                <w:rFonts w:ascii="BRH Devanagari Extra" w:hAnsi="BRH Devanagari Extra" w:cs="BRH Devanagari Extra"/>
+                <w:sz w:val="32"/>
+                <w:szCs w:val="32"/>
+              </w:rPr>
+              <w:t>uÉÉïXèû | xÉÑuÉþÈ | lÉ |</w:t>
+            </w:r>
+          </w:p>
+          <w:p>
+            <w:pPr>
+              <w:widowControl w:val="0"/>
+              <w:autoSpaceDE w:val="0"/>
+              <w:autoSpaceDN w:val="0"/>
+              <w:adjustRightInd w:val="0"/>
+              <w:spacing w:before="0" w:line="240" w:lineRule="auto"/>
+              <w:rPr>
+                <w:rFonts w:ascii="BRH Malayalam Extra" w:hAnsi="BRH Malayalam Extra" w:cs="BRH Malayalam Extra"/>
+                <w:color w:val="000000"/>
+                <w:sz w:val="32"/>
+                <w:szCs w:val="32"/>
+              </w:rPr>
+            </w:pPr>
+            <w:r>
+              <w:rPr>
+                <w:rFonts w:ascii="BRH Devanagari Extra" w:hAnsi="BRH Devanagari Extra" w:cs="BRH Devanagari Extra"/>
+                <w:sz w:val="32"/>
+                <w:szCs w:val="32"/>
+              </w:rPr>
+              <w:t>A</w:t>
+            </w:r>
+            <w:r>
+              <w:rPr>
+                <w:rFonts w:ascii="BRH Malayalam Extra" w:hAnsi="BRH Malayalam Extra" w:cs="BRH Devanagari Extra"/>
+                <w:sz w:val="26"/>
+                <w:szCs w:val="32"/>
+              </w:rPr>
+              <w:t>–</w:t>
+            </w:r>
+            <w:r>
+              <w:rPr>
+                <w:rFonts w:ascii="BRH Devanagari Extra" w:hAnsi="BRH Devanagari Extra" w:cs="BRH Devanagari Extra"/>
+                <w:sz w:val="32"/>
+                <w:szCs w:val="32"/>
+              </w:rPr>
+              <w:t>uÉÉïXèû ZxÉÑuÉ</w:t>
+            </w:r>
+            <w:r>
+              <w:rPr>
+                <w:rFonts w:ascii="BRH Malayalam Extra" w:hAnsi="BRH Malayalam Extra" w:cs="BRH Devanagari Extra"/>
+                <w:sz w:val="26"/>
+                <w:szCs w:val="32"/>
+              </w:rPr>
+              <w:t>–</w:t>
+            </w:r>
+            <w:r>
+              <w:rPr>
+                <w:rFonts w:ascii="BRH Devanagari Extra" w:hAnsi="BRH Devanagari Extra" w:cs="BRH Devanagari Extra"/>
+                <w:sz w:val="32"/>
+                <w:szCs w:val="32"/>
+              </w:rPr>
+              <w:t>È xÉÑuÉþ U</w:t>
+            </w:r>
+            <w:r>
+              <w:rPr>
+                <w:rFonts w:ascii="BRH Malayalam Extra" w:hAnsi="BRH Malayalam Extra" w:cs="BRH Devanagari Extra"/>
+                <w:sz w:val="26"/>
+                <w:szCs w:val="32"/>
+              </w:rPr>
+              <w:t>–</w:t>
+            </w:r>
+            <w:r>
+              <w:rPr>
+                <w:rFonts w:ascii="BRH Devanagari Extra" w:hAnsi="BRH Devanagari Extra" w:cs="BRH Devanagari Extra"/>
+                <w:sz w:val="32"/>
+                <w:szCs w:val="32"/>
+              </w:rPr>
+              <w:t>uÉÉï</w:t>
+            </w:r>
+            <w:r>
+              <w:rPr>
+                <w:rFonts w:ascii="BRH Devanagari Extra" w:hAnsi="BRH Devanagari Extra" w:cs="BRH Devanagari Extra"/>
+                <w:sz w:val="32"/>
+                <w:szCs w:val="32"/>
+                <w:highlight w:val="green"/>
+              </w:rPr>
+              <w:t>Xû</w:t>
+            </w:r>
+            <w:r>
+              <w:rPr>
+                <w:rFonts w:ascii="BRH Malayalam Extra" w:hAnsi="BRH Malayalam Extra" w:cs="BRH Devanagari Extra"/>
+                <w:sz w:val="26"/>
+                <w:szCs w:val="32"/>
+                <w:highlight w:val="green"/>
+              </w:rPr>
+              <w:t>–</w:t>
+            </w:r>
+            <w:r>
+              <w:rPr>
+                <w:rFonts w:ascii="BRH Devanagari Extra" w:hAnsi="BRH Devanagari Extra" w:cs="BRH Devanagari Extra"/>
+                <w:sz w:val="32"/>
+                <w:szCs w:val="32"/>
+              </w:rPr>
+              <w:t>û</w:t>
+            </w:r>
+            <w:r>
+              <w:rPr>
+                <w:rFonts w:ascii="BRH Malayalam Extra" w:hAnsi="BRH Malayalam Extra" w:cs="BRH Devanagari Extra"/>
+                <w:sz w:val="26"/>
+                <w:szCs w:val="32"/>
+              </w:rPr>
+              <w:t>–</w:t>
+            </w:r>
+            <w:r>
+              <w:rPr>
+                <w:rFonts w:ascii="BRH Devanagari Extra" w:hAnsi="BRH Devanagari Extra" w:cs="BRH Devanagari Extra"/>
+                <w:sz w:val="32"/>
+                <w:szCs w:val="32"/>
+              </w:rPr>
+              <w:t>uÉÉïXèû ZxÉÑuÉ</w:t>
+            </w:r>
+            <w:r>
+              <w:rPr>
+                <w:rFonts w:ascii="BRH Malayalam Extra" w:hAnsi="BRH Malayalam Extra" w:cs="BRH Devanagari Extra"/>
+                <w:sz w:val="26"/>
+                <w:szCs w:val="32"/>
+              </w:rPr>
+              <w:t>–</w:t>
+            </w:r>
+            <w:r>
+              <w:rPr>
+                <w:rFonts w:ascii="BRH Devanagari Extra" w:hAnsi="BRH Devanagari Extra" w:cs="BRH Devanagari Extra"/>
+                <w:sz w:val="32"/>
+                <w:szCs w:val="32"/>
+              </w:rPr>
+              <w:t>Uç lÉ lÉ xÉÑuÉþ U</w:t>
+            </w:r>
+            <w:r>
+              <w:rPr>
+                <w:rFonts w:ascii="BRH Malayalam Extra" w:hAnsi="BRH Malayalam Extra" w:cs="BRH Devanagari Extra"/>
+                <w:sz w:val="26"/>
+                <w:szCs w:val="32"/>
+              </w:rPr>
+              <w:t>–</w:t>
+            </w:r>
+            <w:r>
+              <w:rPr>
+                <w:rFonts w:ascii="BRH Devanagari Extra" w:hAnsi="BRH Devanagari Extra" w:cs="BRH Devanagari Extra"/>
+                <w:sz w:val="32"/>
+                <w:szCs w:val="32"/>
+              </w:rPr>
+              <w:t>uÉÉï</w:t>
+            </w:r>
+            <w:r>
+              <w:rPr>
+                <w:rFonts w:ascii="BRH Devanagari Extra" w:hAnsi="BRH Devanagari Extra" w:cs="BRH Devanagari Extra"/>
+                <w:sz w:val="32"/>
+                <w:szCs w:val="32"/>
+                <w:highlight w:val="green"/>
+              </w:rPr>
+              <w:t>Xû</w:t>
+            </w:r>
+            <w:r>
+              <w:rPr>
+                <w:rFonts w:ascii="BRH Malayalam Extra" w:hAnsi="BRH Malayalam Extra" w:cs="BRH Devanagari Extra"/>
+                <w:sz w:val="26"/>
+                <w:szCs w:val="32"/>
+                <w:highlight w:val="green"/>
+              </w:rPr>
+              <w:t>–</w:t>
+            </w:r>
+            <w:r>
+              <w:rPr>
+                <w:rFonts w:ascii="BRH Devanagari Extra" w:hAnsi="BRH Devanagari Extra" w:cs="BRH Devanagari Extra"/>
+                <w:sz w:val="32"/>
+                <w:szCs w:val="32"/>
+              </w:rPr>
+              <w:t>û</w:t>
+            </w:r>
+            <w:r>
+              <w:rPr>
+                <w:rFonts w:ascii="BRH Malayalam Extra" w:hAnsi="BRH Malayalam Extra" w:cs="BRH Devanagari Extra"/>
+                <w:sz w:val="26"/>
+                <w:szCs w:val="32"/>
+              </w:rPr>
+              <w:t>–</w:t>
+            </w:r>
+            <w:r>
+              <w:rPr>
+                <w:rFonts w:ascii="BRH Devanagari Extra" w:hAnsi="BRH Devanagari Extra" w:cs="BRH Devanagari Extra"/>
+                <w:sz w:val="32"/>
+                <w:szCs w:val="32"/>
+              </w:rPr>
+              <w:t>uÉÉïXèû ZxÉÑuÉ</w:t>
+            </w:r>
+            <w:r>
+              <w:rPr>
+                <w:rFonts w:ascii="BRH Malayalam Extra" w:hAnsi="BRH Malayalam Extra" w:cs="BRH Devanagari Extra"/>
+                <w:sz w:val="26"/>
+                <w:szCs w:val="32"/>
+              </w:rPr>
+              <w:t>–</w:t>
+            </w:r>
+            <w:r>
+              <w:rPr>
+                <w:rFonts w:ascii="BRH Devanagari Extra" w:hAnsi="BRH Devanagari Extra" w:cs="BRH Devanagari Extra"/>
+                <w:sz w:val="32"/>
+                <w:szCs w:val="32"/>
+              </w:rPr>
+              <w:t xml:space="preserve">Uç lÉ | </w:t>
+            </w:r>
+          </w:p>
+        </w:tc>
+      </w:tr>
+    </w:tbl>
+    <w:p>
+      <w:pPr>
+        <w:spacing w:before="0" w:line="240" w:lineRule="auto"/>
+        <w:jc w:val="center"/>
+        <w:rPr>
+          <w:b/>
+          <w:bCs/>
+          <w:sz w:val="32"/>
+          <w:szCs w:val="32"/>
+          <w:u w:val="single"/>
+        </w:rPr>
+      </w:pPr>
+    </w:p>
+    <w:p>
+      <w:pPr>
+        <w:spacing w:before="0" w:line="240" w:lineRule="auto"/>
+        <w:jc w:val="center"/>
+        <w:rPr>
+          <w:b/>
+          <w:bCs/>
+          <w:sz w:val="32"/>
+          <w:szCs w:val="32"/>
+          <w:u w:val="single"/>
+        </w:rPr>
+      </w:pPr>
+      <w:r>
+        <w:rPr>
+          <w:b/>
+          <w:bCs/>
+          <w:sz w:val="32"/>
+          <w:szCs w:val="32"/>
+          <w:u w:val="single"/>
+        </w:rPr>
+        <w:t>===========</w:t>
+      </w:r>
+    </w:p>
+    <w:p>
+      <w:pPr>
+        <w:spacing w:before="0" w:line="240" w:lineRule="auto"/>
+        <w:jc w:val="center"/>
+        <w:rPr>
+          <w:b/>
+          <w:bCs/>
+          <w:sz w:val="32"/>
+          <w:szCs w:val="32"/>
+          <w:u w:val="single"/>
+        </w:rPr>
+      </w:pPr>
+    </w:p>
+    <w:p>
+      <w:pPr>
+        <w:spacing w:before="0" w:line="240" w:lineRule="auto"/>
+        <w:jc w:val="center"/>
+        <w:rPr>
+          <w:b/>
+          <w:bCs/>
+          <w:sz w:val="32"/>
+          <w:szCs w:val="32"/>
+          <w:u w:val="single"/>
+        </w:rPr>
+      </w:pPr>
+    </w:p>
+    <w:p>
+      <w:pPr>
+        <w:spacing w:before="0" w:line="240" w:lineRule="auto"/>
+        <w:jc w:val="center"/>
+        <w:rPr>
+          <w:b/>
+          <w:bCs/>
+          <w:sz w:val="32"/>
+          <w:szCs w:val="32"/>
+          <w:u w:val="single"/>
+        </w:rPr>
+      </w:pPr>
+    </w:p>
+    <w:p>
+      <w:pPr>
+        <w:spacing w:before="0" w:line="240" w:lineRule="auto"/>
+        <w:jc w:val="center"/>
+        <w:rPr>
+          <w:b/>
+          <w:bCs/>
+          <w:sz w:val="32"/>
+          <w:szCs w:val="32"/>
+          <w:u w:val="single"/>
+        </w:rPr>
+      </w:pPr>
+      <w:r>
+        <w:rPr>
+          <w:b/>
+          <w:bCs/>
+          <w:sz w:val="32"/>
+          <w:szCs w:val="32"/>
+          <w:u w:val="single"/>
+        </w:rPr>
+        <w:lastRenderedPageBreak/>
+        <w:t xml:space="preserve">TS </w:t>
+      </w:r>
+      <w:proofErr w:type="gramStart"/>
+      <w:r>
+        <w:rPr>
+          <w:b/>
+          <w:bCs/>
+          <w:sz w:val="32"/>
+          <w:szCs w:val="32"/>
+          <w:u w:val="single"/>
+        </w:rPr>
+        <w:t>Ghanam</w:t>
+      </w:r>
+      <w:r>
+        <w:rPr>
+          <w:b/>
+          <w:bCs/>
+          <w:sz w:val="32"/>
+          <w:szCs w:val="32"/>
+          <w:u w:val="single"/>
+        </w:rPr>
+        <w:t xml:space="preserve"> </w:t>
+      </w:r>
+      <w:r>
+        <w:rPr>
+          <w:b/>
+          <w:bCs/>
+          <w:sz w:val="32"/>
+          <w:szCs w:val="32"/>
+          <w:u w:val="single"/>
+        </w:rPr>
+        <w:t xml:space="preserve"> </w:t>
+      </w:r>
+      <w:r>
+        <w:rPr>
+          <w:b/>
+          <w:bCs/>
+          <w:sz w:val="32"/>
+          <w:szCs w:val="32"/>
+          <w:u w:val="single"/>
+        </w:rPr>
+        <w:t>–</w:t>
+      </w:r>
+      <w:proofErr w:type="gramEnd"/>
+      <w:r>
+        <w:rPr>
+          <w:b/>
+          <w:bCs/>
+          <w:sz w:val="32"/>
+          <w:szCs w:val="32"/>
+          <w:u w:val="single"/>
+        </w:rPr>
+        <w:t xml:space="preserve"> TS </w:t>
       </w:r>
       <w:r>
         <w:rPr>
@@ -300,6 +7235,7 @@
               </w:rPr>
               <w:t>(</w:t>
             </w:r>
+            <w:proofErr w:type="gramStart"/>
             <w:r>
               <w:rPr>
                 <w:rFonts w:ascii="Latha" w:hAnsi="Latha" w:cs="Latha"/>
@@ -331,6 +7267,7 @@
               </w:rPr>
               <w:t>[</w:t>
             </w:r>
+            <w:proofErr w:type="gramEnd"/>
             <w:r>
               <w:rPr>
                 <w:rFonts w:ascii="Latha" w:hAnsi="Latha" w:cs="Latha"/>
@@ -445,6 +7382,7 @@
               </w:rPr>
               <w:t>)</w:t>
             </w:r>
+            <w:proofErr w:type="gramStart"/>
             <w:r>
               <w:rPr>
                 <w:rFonts w:ascii="Latha" w:hAnsi="Latha" w:cs="Latha"/>
@@ -464,6 +7402,7 @@
               </w:rPr>
               <w:t>த்வா</w:t>
             </w:r>
+            <w:proofErr w:type="gramEnd"/>
             <w:r>
               <w:rPr>
                 <w:rFonts w:ascii="BRH Tamil Tab Extra" w:hAnsi="BRH Tamil Tab Extra" w:cs="Latha"/>
@@ -970,6 +7909,7 @@
               </w:rPr>
               <w:t>(</w:t>
             </w:r>
+            <w:proofErr w:type="gramStart"/>
             <w:r>
               <w:rPr>
                 <w:rFonts w:ascii="Latha" w:hAnsi="Latha" w:cs="Latha"/>
@@ -1001,6 +7941,7 @@
               </w:rPr>
               <w:t>[</w:t>
             </w:r>
+            <w:proofErr w:type="gramEnd"/>
             <w:r>
               <w:rPr>
                 <w:rFonts w:ascii="Latha" w:hAnsi="Latha" w:cs="Latha"/>
@@ -1115,6 +8056,7 @@
               </w:rPr>
               <w:t>)</w:t>
             </w:r>
+            <w:proofErr w:type="gramStart"/>
             <w:r>
               <w:rPr>
                 <w:rFonts w:ascii="Latha" w:hAnsi="Latha" w:cs="Latha"/>
@@ -1134,6 +8076,7 @@
               </w:rPr>
               <w:t>த்வா</w:t>
             </w:r>
+            <w:proofErr w:type="gramEnd"/>
             <w:r>
               <w:rPr>
                 <w:rFonts w:ascii="BRH Tamil Tab Extra" w:hAnsi="BRH Tamil Tab Extra" w:cs="Latha"/>
@@ -1643,7 +8586,18 @@
                 <w:szCs w:val="24"/>
                 <w:lang w:bidi="ta-IN"/>
               </w:rPr>
-              <w:t>(4</w:t>
+              <w:t>(</w:t>
+            </w:r>
+            <w:proofErr w:type="gramStart"/>
+            <w:r>
+              <w:rPr>
+                <w:rFonts w:ascii="Latha" w:hAnsi="Latha" w:cs="Latha"/>
+                <w:b/>
+                <w:bCs/>
+                <w:szCs w:val="24"/>
+                <w:lang w:bidi="ta-IN"/>
+              </w:rPr>
+              <w:t>4</w:t>
             </w:r>
             <w:r>
               <w:rPr>
@@ -1666,6 +8620,7 @@
               </w:rPr>
               <w:t>)[</w:t>
             </w:r>
+            <w:proofErr w:type="gramEnd"/>
             <w:r>
               <w:rPr>
                 <w:rFonts w:ascii="Latha" w:hAnsi="Latha" w:cs="Latha"/>
@@ -1748,6 +8703,7 @@
               </w:rPr>
               <w:t>)</w:t>
             </w:r>
+            <w:proofErr w:type="gramStart"/>
             <w:r>
               <w:rPr>
                 <w:rFonts w:ascii="Latha" w:hAnsi="Latha" w:cs="Latha"/>
@@ -1767,6 +8723,7 @@
               </w:rPr>
               <w:t>அவ்ய</w:t>
             </w:r>
+            <w:proofErr w:type="gramEnd"/>
             <w:r>
               <w:rPr>
                 <w:rFonts w:ascii="BRH Tamil Tab Extra" w:hAnsi="BRH Tamil Tab Extra" w:cs="Latha"/>
@@ -2749,7 +9706,18 @@
                 <w:szCs w:val="24"/>
                 <w:lang w:bidi="ta-IN"/>
               </w:rPr>
-              <w:t>(4</w:t>
+              <w:t>(</w:t>
+            </w:r>
+            <w:proofErr w:type="gramStart"/>
+            <w:r>
+              <w:rPr>
+                <w:rFonts w:ascii="Latha" w:hAnsi="Latha" w:cs="Latha"/>
+                <w:b/>
+                <w:bCs/>
+                <w:szCs w:val="24"/>
+                <w:lang w:bidi="ta-IN"/>
+              </w:rPr>
+              <w:t>4</w:t>
             </w:r>
             <w:r>
               <w:rPr>
@@ -2772,6 +9740,7 @@
               </w:rPr>
               <w:t>)[</w:t>
             </w:r>
+            <w:proofErr w:type="gramEnd"/>
             <w:r>
               <w:rPr>
                 <w:rFonts w:ascii="Latha" w:hAnsi="Latha" w:cs="Latha"/>
@@ -2854,6 +9823,7 @@
               </w:rPr>
               <w:t>)</w:t>
             </w:r>
+            <w:proofErr w:type="gramStart"/>
             <w:r>
               <w:rPr>
                 <w:rFonts w:ascii="Latha" w:hAnsi="Latha" w:cs="Latha"/>
@@ -2873,6 +9843,7 @@
               </w:rPr>
               <w:t>ஸ்த</w:t>
             </w:r>
+            <w:proofErr w:type="gramEnd"/>
             <w:r>
               <w:rPr>
                 <w:rFonts w:ascii="BRH Tamil Tab Extra" w:hAnsi="BRH Tamil Tab Extra" w:cs="Latha"/>
@@ -3772,7 +10743,18 @@
                 <w:szCs w:val="24"/>
                 <w:lang w:bidi="ta-IN"/>
               </w:rPr>
-              <w:t>(4</w:t>
+              <w:t>(</w:t>
+            </w:r>
+            <w:proofErr w:type="gramStart"/>
+            <w:r>
+              <w:rPr>
+                <w:rFonts w:ascii="Latha" w:hAnsi="Latha" w:cs="Latha"/>
+                <w:b/>
+                <w:bCs/>
+                <w:szCs w:val="24"/>
+                <w:lang w:bidi="ta-IN"/>
+              </w:rPr>
+              <w:t>4</w:t>
             </w:r>
             <w:r>
               <w:rPr>
@@ -3795,6 +10777,7 @@
               </w:rPr>
               <w:t>)[</w:t>
             </w:r>
+            <w:proofErr w:type="gramEnd"/>
             <w:r>
               <w:rPr>
                 <w:rFonts w:ascii="Latha" w:hAnsi="Latha" w:cs="Latha"/>
@@ -3877,6 +10860,7 @@
               </w:rPr>
               <w:t>)</w:t>
             </w:r>
+            <w:proofErr w:type="gramStart"/>
             <w:r>
               <w:rPr>
                 <w:rFonts w:ascii="Latha" w:hAnsi="Latha" w:cs="Latha"/>
@@ -3896,6 +10880,7 @@
               </w:rPr>
               <w:t>அவ்ய</w:t>
             </w:r>
+            <w:proofErr w:type="gramEnd"/>
             <w:r>
               <w:rPr>
                 <w:rFonts w:ascii="BRH Tamil Tab Extra" w:hAnsi="BRH Tamil Tab Extra" w:cs="Latha"/>
@@ -4893,7 +11878,18 @@
                 <w:szCs w:val="24"/>
                 <w:lang w:bidi="ta-IN"/>
               </w:rPr>
-              <w:t>(4</w:t>
+              <w:t>(</w:t>
+            </w:r>
+            <w:proofErr w:type="gramStart"/>
+            <w:r>
+              <w:rPr>
+                <w:rFonts w:ascii="Latha" w:hAnsi="Latha" w:cs="Latha"/>
+                <w:b/>
+                <w:bCs/>
+                <w:szCs w:val="24"/>
+                <w:lang w:bidi="ta-IN"/>
+              </w:rPr>
+              <w:t>4</w:t>
             </w:r>
             <w:r>
               <w:rPr>
@@ -4916,6 +11912,7 @@
               </w:rPr>
               <w:t>)[</w:t>
             </w:r>
+            <w:proofErr w:type="gramEnd"/>
             <w:r>
               <w:rPr>
                 <w:rFonts w:ascii="Latha" w:hAnsi="Latha" w:cs="Latha"/>
@@ -4998,6 +11995,7 @@
               </w:rPr>
               <w:t>)</w:t>
             </w:r>
+            <w:proofErr w:type="gramStart"/>
             <w:r>
               <w:rPr>
                 <w:rFonts w:ascii="Latha" w:hAnsi="Latha" w:cs="Latha"/>
@@ -5017,6 +12015,7 @@
               </w:rPr>
               <w:t>ஸ்த</w:t>
             </w:r>
+            <w:proofErr w:type="gramEnd"/>
             <w:r>
               <w:rPr>
                 <w:rFonts w:ascii="BRH Tamil Tab Extra" w:hAnsi="BRH Tamil Tab Extra" w:cs="Latha"/>
@@ -5947,6 +12946,7 @@
               <w:lastRenderedPageBreak/>
               <w:t>(</w:t>
             </w:r>
+            <w:proofErr w:type="gramStart"/>
             <w:r>
               <w:rPr>
                 <w:rFonts w:ascii="Latha" w:hAnsi="Latha" w:cs="Latha"/>
@@ -5978,6 +12978,7 @@
               </w:rPr>
               <w:t>)[</w:t>
             </w:r>
+            <w:proofErr w:type="gramEnd"/>
             <w:r>
               <w:rPr>
                 <w:rFonts w:ascii="Latha" w:hAnsi="Latha" w:cs="Latha"/>
@@ -7000,6 +14001,7 @@
               </w:rPr>
               <w:t>(</w:t>
             </w:r>
+            <w:proofErr w:type="gramStart"/>
             <w:r>
               <w:rPr>
                 <w:rFonts w:ascii="Latha" w:hAnsi="Latha" w:cs="Latha"/>
@@ -7021,6 +14023,7 @@
               </w:rPr>
               <w:t>)[</w:t>
             </w:r>
+            <w:proofErr w:type="gramEnd"/>
             <w:r>
               <w:rPr>
                 <w:rFonts w:ascii="Latha" w:hAnsi="Latha" w:cs="Latha"/>
@@ -8195,6 +15198,7 @@
               </w:rPr>
               <w:t>(</w:t>
             </w:r>
+            <w:proofErr w:type="gramStart"/>
             <w:r>
               <w:rPr>
                 <w:rFonts w:ascii="Latha" w:hAnsi="Latha" w:cs="Latha"/>
@@ -8227,6 +15231,7 @@
               </w:rPr>
               <w:t>[</w:t>
             </w:r>
+            <w:proofErr w:type="gramEnd"/>
             <w:r>
               <w:rPr>
                 <w:rFonts w:ascii="Latha" w:hAnsi="Latha" w:cs="Latha"/>
@@ -8319,6 +15324,7 @@
               </w:rPr>
               <w:t>)</w:t>
             </w:r>
+            <w:proofErr w:type="gramStart"/>
             <w:r>
               <w:rPr>
                 <w:rFonts w:ascii="Latha" w:hAnsi="Latha" w:cs="Latha"/>
@@ -8338,6 +15344,7 @@
               </w:rPr>
               <w:t>ஸம்</w:t>
             </w:r>
+            <w:proofErr w:type="gramEnd"/>
             <w:r>
               <w:rPr>
                 <w:rFonts w:ascii="BRH Tamil Tab Extra" w:hAnsi="BRH Tamil Tab Extra" w:cs="Latha"/>
@@ -9394,6 +16401,7 @@
               </w:rPr>
               <w:t>(</w:t>
             </w:r>
+            <w:proofErr w:type="gramStart"/>
             <w:r>
               <w:rPr>
                 <w:rFonts w:ascii="Latha" w:hAnsi="Latha" w:cs="Latha"/>
@@ -9425,6 +16433,7 @@
               </w:rPr>
               <w:t>)[</w:t>
             </w:r>
+            <w:proofErr w:type="gramEnd"/>
             <w:r>
               <w:rPr>
                 <w:rFonts w:ascii="Latha" w:hAnsi="Latha" w:cs="Latha"/>
@@ -10471,6 +17480,7 @@
               </w:rPr>
               <w:t>(</w:t>
             </w:r>
+            <w:proofErr w:type="gramStart"/>
             <w:r>
               <w:rPr>
                 <w:rFonts w:ascii="Latha" w:hAnsi="Latha" w:cs="Latha"/>
@@ -10492,6 +17502,7 @@
               </w:rPr>
               <w:t>)[</w:t>
             </w:r>
+            <w:proofErr w:type="gramEnd"/>
             <w:r>
               <w:rPr>
                 <w:rFonts w:ascii="Latha" w:hAnsi="Latha" w:cs="Latha"/>
@@ -11700,6 +18711,7 @@
               </w:rPr>
               <w:t>(</w:t>
             </w:r>
+            <w:proofErr w:type="gramStart"/>
             <w:r>
               <w:rPr>
                 <w:rFonts w:ascii="Latha" w:hAnsi="Latha" w:cs="Latha"/>
@@ -11732,6 +18744,7 @@
               </w:rPr>
               <w:t>[</w:t>
             </w:r>
+            <w:proofErr w:type="gramEnd"/>
             <w:r>
               <w:rPr>
                 <w:rFonts w:ascii="Latha" w:hAnsi="Latha" w:cs="Latha"/>
@@ -11824,6 +18837,7 @@
               </w:rPr>
               <w:t>)</w:t>
             </w:r>
+            <w:proofErr w:type="gramStart"/>
             <w:r>
               <w:rPr>
                 <w:rFonts w:ascii="Latha" w:hAnsi="Latha" w:cs="Latha"/>
@@ -11843,6 +18857,7 @@
               </w:rPr>
               <w:t>ஸம்</w:t>
             </w:r>
+            <w:proofErr w:type="gramEnd"/>
             <w:r>
               <w:rPr>
                 <w:rFonts w:ascii="BRH Tamil Tab Extra" w:hAnsi="BRH Tamil Tab Extra" w:cs="Latha"/>
@@ -12939,6 +19954,7 @@
               <w:lastRenderedPageBreak/>
               <w:t>(</w:t>
             </w:r>
+            <w:proofErr w:type="gramStart"/>
             <w:r>
               <w:rPr>
                 <w:rFonts w:ascii="Latha" w:hAnsi="Latha" w:cs="Latha"/>
@@ -12971,6 +19987,7 @@
               </w:rPr>
               <w:t>[</w:t>
             </w:r>
+            <w:proofErr w:type="gramEnd"/>
             <w:r>
               <w:rPr>
                 <w:rFonts w:ascii="Latha" w:hAnsi="Latha" w:cs="Latha"/>
@@ -13054,6 +20071,7 @@
               </w:rPr>
               <w:t>3)</w:t>
             </w:r>
+            <w:proofErr w:type="gramStart"/>
             <w:r>
               <w:rPr>
                 <w:rFonts w:ascii="Latha" w:hAnsi="Latha" w:cs="Latha"/>
@@ -13073,6 +20091,7 @@
               </w:rPr>
               <w:t>ஸா</w:t>
             </w:r>
+            <w:proofErr w:type="gramEnd"/>
             <w:r>
               <w:rPr>
                 <w:rFonts w:ascii="BRH Tamil Tab Extra" w:hAnsi="BRH Tamil Tab Extra" w:cs="Latha"/>
@@ -13933,6 +20952,7 @@
               </w:rPr>
               <w:t>(</w:t>
             </w:r>
+            <w:proofErr w:type="gramStart"/>
             <w:r>
               <w:rPr>
                 <w:rFonts w:ascii="Latha" w:hAnsi="Latha" w:cs="Latha"/>
@@ -13954,6 +20974,7 @@
               </w:rPr>
               <w:t>)[</w:t>
             </w:r>
+            <w:proofErr w:type="gramEnd"/>
             <w:r>
               <w:rPr>
                 <w:rFonts w:ascii="Latha" w:hAnsi="Latha" w:cs="Latha"/>
@@ -14036,6 +21057,7 @@
               </w:rPr>
               <w:t>)</w:t>
             </w:r>
+            <w:proofErr w:type="gramStart"/>
             <w:r>
               <w:rPr>
                 <w:rFonts w:ascii="Latha" w:hAnsi="Latha" w:cs="Latha"/>
@@ -14055,6 +21077,7 @@
               </w:rPr>
               <w:t>சா</w:t>
             </w:r>
+            <w:proofErr w:type="gramEnd"/>
             <w:r>
               <w:rPr>
                 <w:rFonts w:ascii="BRH Tamil Tab Extra" w:hAnsi="BRH Tamil Tab Extra" w:cs="Latha"/>
@@ -14958,6 +21981,7 @@
               </w:rPr>
               <w:t>(</w:t>
             </w:r>
+            <w:proofErr w:type="gramStart"/>
             <w:r>
               <w:rPr>
                 <w:rFonts w:ascii="Latha" w:hAnsi="Latha" w:cs="Latha"/>
@@ -14990,6 +22014,7 @@
               </w:rPr>
               <w:t>[</w:t>
             </w:r>
+            <w:proofErr w:type="gramEnd"/>
             <w:r>
               <w:rPr>
                 <w:rFonts w:ascii="Latha" w:hAnsi="Latha" w:cs="Latha"/>
@@ -15073,6 +22098,7 @@
               </w:rPr>
               <w:t>3)</w:t>
             </w:r>
+            <w:proofErr w:type="gramStart"/>
             <w:r>
               <w:rPr>
                 <w:rFonts w:ascii="Latha" w:hAnsi="Latha" w:cs="Latha"/>
@@ -15092,6 +22118,7 @@
               </w:rPr>
               <w:t>ஸா</w:t>
             </w:r>
+            <w:proofErr w:type="gramEnd"/>
             <w:r>
               <w:rPr>
                 <w:rFonts w:ascii="BRH Tamil Tab Extra" w:hAnsi="BRH Tamil Tab Extra" w:cs="Latha"/>
@@ -15938,6 +22965,7 @@
               </w:rPr>
               <w:t>(</w:t>
             </w:r>
+            <w:proofErr w:type="gramStart"/>
             <w:r>
               <w:rPr>
                 <w:rFonts w:ascii="Latha" w:hAnsi="Latha" w:cs="Latha"/>
@@ -15959,6 +22987,7 @@
               </w:rPr>
               <w:t>)[</w:t>
             </w:r>
+            <w:proofErr w:type="gramEnd"/>
             <w:r>
               <w:rPr>
                 <w:rFonts w:ascii="Latha" w:hAnsi="Latha" w:cs="Latha"/>
@@ -16041,6 +23070,7 @@
               </w:rPr>
               <w:t>)</w:t>
             </w:r>
+            <w:proofErr w:type="gramStart"/>
             <w:r>
               <w:rPr>
                 <w:rFonts w:ascii="Latha" w:hAnsi="Latha" w:cs="Latha"/>
@@ -16060,6 +23090,7 @@
               </w:rPr>
               <w:t>சா</w:t>
             </w:r>
+            <w:proofErr w:type="gramEnd"/>
             <w:r>
               <w:rPr>
                 <w:rFonts w:ascii="BRH Tamil Tab Extra" w:hAnsi="BRH Tamil Tab Extra" w:cs="Latha"/>
@@ -16982,6 +24013,7 @@
               </w:rPr>
               <w:t>(</w:t>
             </w:r>
+            <w:proofErr w:type="gramStart"/>
             <w:r>
               <w:rPr>
                 <w:rFonts w:ascii="Latha" w:hAnsi="Latha" w:cs="Latha"/>
@@ -17003,6 +24035,7 @@
               </w:rPr>
               <w:t>)[</w:t>
             </w:r>
+            <w:proofErr w:type="gramEnd"/>
             <w:r>
               <w:rPr>
                 <w:rFonts w:ascii="Latha" w:hAnsi="Latha" w:cs="Latha"/>
@@ -17085,6 +24118,7 @@
               </w:rPr>
               <w:t>)</w:t>
             </w:r>
+            <w:proofErr w:type="gramStart"/>
             <w:r>
               <w:rPr>
                 <w:rFonts w:ascii="Latha" w:hAnsi="Latha" w:cs="Latha"/>
@@ -17104,6 +24138,7 @@
               </w:rPr>
               <w:t>அ</w:t>
             </w:r>
+            <w:proofErr w:type="gramEnd"/>
             <w:r>
               <w:rPr>
                 <w:rFonts w:ascii="BRH Tamil Tab Extra" w:hAnsi="BRH Tamil Tab Extra" w:cs="Latha"/>
@@ -17652,6 +24687,7 @@
               </w:rPr>
               <w:t>(</w:t>
             </w:r>
+            <w:proofErr w:type="gramStart"/>
             <w:r>
               <w:rPr>
                 <w:rFonts w:ascii="Latha" w:hAnsi="Latha" w:cs="Latha"/>
@@ -17673,6 +24709,7 @@
               </w:rPr>
               <w:t>)[</w:t>
             </w:r>
+            <w:proofErr w:type="gramEnd"/>
             <w:r>
               <w:rPr>
                 <w:rFonts w:ascii="Latha" w:hAnsi="Latha" w:cs="Latha"/>
@@ -17755,6 +24792,7 @@
               </w:rPr>
               <w:t>)</w:t>
             </w:r>
+            <w:proofErr w:type="gramStart"/>
             <w:r>
               <w:rPr>
                 <w:rFonts w:ascii="Latha" w:hAnsi="Latha" w:cs="Latha"/>
@@ -17774,6 +24812,7 @@
               </w:rPr>
               <w:t>வாத</w:t>
             </w:r>
+            <w:proofErr w:type="gramEnd"/>
             <w:r>
               <w:rPr>
                 <w:rFonts w:ascii="BRH Tamil Tab Extra" w:hAnsi="BRH Tamil Tab Extra" w:cs="Latha"/>
@@ -18304,6 +25343,7 @@
               </w:rPr>
               <w:t>(</w:t>
             </w:r>
+            <w:proofErr w:type="gramStart"/>
             <w:r>
               <w:rPr>
                 <w:rFonts w:ascii="Latha" w:hAnsi="Latha" w:cs="Latha"/>
@@ -18325,6 +25365,7 @@
               </w:rPr>
               <w:t>)[</w:t>
             </w:r>
+            <w:proofErr w:type="gramEnd"/>
             <w:r>
               <w:rPr>
                 <w:rFonts w:ascii="Latha" w:hAnsi="Latha" w:cs="Latha"/>
@@ -18407,6 +25448,7 @@
               </w:rPr>
               <w:t>)</w:t>
             </w:r>
+            <w:proofErr w:type="gramStart"/>
             <w:r>
               <w:rPr>
                 <w:rFonts w:ascii="Latha" w:hAnsi="Latha" w:cs="Latha"/>
@@ -18426,6 +25468,7 @@
               </w:rPr>
               <w:t>அ</w:t>
             </w:r>
+            <w:proofErr w:type="gramEnd"/>
             <w:r>
               <w:rPr>
                 <w:rFonts w:ascii="BRH Tamil Tab Extra" w:hAnsi="BRH Tamil Tab Extra" w:cs="Latha"/>
@@ -18984,6 +26027,7 @@
               </w:rPr>
               <w:t>(</w:t>
             </w:r>
+            <w:proofErr w:type="gramStart"/>
             <w:r>
               <w:rPr>
                 <w:rFonts w:ascii="Latha" w:hAnsi="Latha" w:cs="Latha"/>
@@ -19005,6 +26049,7 @@
               </w:rPr>
               <w:t>)[</w:t>
             </w:r>
+            <w:proofErr w:type="gramEnd"/>
             <w:r>
               <w:rPr>
                 <w:rFonts w:ascii="Latha" w:hAnsi="Latha" w:cs="Latha"/>
@@ -19087,6 +26132,7 @@
               </w:rPr>
               <w:t>)</w:t>
             </w:r>
+            <w:proofErr w:type="gramStart"/>
             <w:r>
               <w:rPr>
                 <w:rFonts w:ascii="Latha" w:hAnsi="Latha" w:cs="Latha"/>
@@ -19106,6 +26152,7 @@
               </w:rPr>
               <w:t>வாத</w:t>
             </w:r>
+            <w:proofErr w:type="gramEnd"/>
             <w:r>
               <w:rPr>
                 <w:rFonts w:ascii="BRH Tamil Tab Extra" w:hAnsi="BRH Tamil Tab Extra" w:cs="Latha"/>
@@ -19667,6 +26714,7 @@
               <w:lastRenderedPageBreak/>
               <w:t>(</w:t>
             </w:r>
+            <w:proofErr w:type="gramStart"/>
             <w:r>
               <w:rPr>
                 <w:rFonts w:ascii="Latha" w:hAnsi="Latha" w:cs="Latha"/>
@@ -19688,6 +26736,7 @@
               </w:rPr>
               <w:t>)[</w:t>
             </w:r>
+            <w:proofErr w:type="gramEnd"/>
             <w:r>
               <w:rPr>
                 <w:rFonts w:ascii="Latha" w:hAnsi="Latha" w:cs="Latha"/>
@@ -19802,6 +26851,7 @@
               </w:rPr>
               <w:t>)</w:t>
             </w:r>
+            <w:proofErr w:type="gramStart"/>
             <w:r>
               <w:rPr>
                 <w:rFonts w:ascii="Latha" w:hAnsi="Latha" w:cs="Latha"/>
@@ -19821,6 +26871,7 @@
               </w:rPr>
               <w:t>மீ</w:t>
             </w:r>
+            <w:proofErr w:type="gramEnd"/>
             <w:r>
               <w:rPr>
                 <w:rFonts w:ascii="BRH Tamil Tab Extra" w:hAnsi="BRH Tamil Tab Extra" w:cs="Latha"/>
@@ -20145,6 +27196,7 @@
               </w:rPr>
               <w:t>(</w:t>
             </w:r>
+            <w:proofErr w:type="gramStart"/>
             <w:r>
               <w:rPr>
                 <w:rFonts w:ascii="Latha" w:hAnsi="Latha" w:cs="Latha"/>
@@ -20166,6 +27218,7 @@
               </w:rPr>
               <w:t>)[</w:t>
             </w:r>
+            <w:proofErr w:type="gramEnd"/>
             <w:r>
               <w:rPr>
                 <w:rFonts w:ascii="Latha" w:hAnsi="Latha" w:cs="Latha"/>
@@ -20280,6 +27333,7 @@
               </w:rPr>
               <w:t>)</w:t>
             </w:r>
+            <w:proofErr w:type="gramStart"/>
             <w:r>
               <w:rPr>
                 <w:rFonts w:ascii="Latha" w:hAnsi="Latha" w:cs="Latha"/>
@@ -20301,6 +27355,7 @@
               <w:t>மீ</w:t>
             </w:r>
             <w:bookmarkEnd w:id="4"/>
+            <w:proofErr w:type="gramEnd"/>
             <w:r>
               <w:rPr>
                 <w:rFonts w:ascii="BRH Tamil Tab Extra" w:hAnsi="BRH Tamil Tab Extra" w:cs="Latha"/>
@@ -20630,6 +27685,7 @@
               </w:rPr>
               <w:t>(</w:t>
             </w:r>
+            <w:proofErr w:type="gramStart"/>
             <w:r>
               <w:rPr>
                 <w:rFonts w:ascii="Latha" w:hAnsi="Latha" w:cs="Latha"/>
@@ -20662,6 +27718,7 @@
               </w:rPr>
               <w:t>[</w:t>
             </w:r>
+            <w:proofErr w:type="gramEnd"/>
             <w:r>
               <w:rPr>
                 <w:rFonts w:ascii="Latha" w:hAnsi="Latha" w:cs="Latha"/>
@@ -20755,6 +27812,7 @@
               </w:rPr>
               <w:t>4)</w:t>
             </w:r>
+            <w:proofErr w:type="gramStart"/>
             <w:r>
               <w:rPr>
                 <w:rFonts w:ascii="Latha" w:hAnsi="Latha" w:cs="Latha"/>
@@ -20774,6 +27832,7 @@
               </w:rPr>
               <w:t>த</w:t>
             </w:r>
+            <w:proofErr w:type="gramEnd"/>
             <w:r>
               <w:rPr>
                 <w:rFonts w:ascii="Latha" w:hAnsi="Latha" w:cs="Latha"/>
@@ -21006,6 +28065,7 @@
               </w:rPr>
               <w:t>(</w:t>
             </w:r>
+            <w:proofErr w:type="gramStart"/>
             <w:r>
               <w:rPr>
                 <w:rFonts w:ascii="Latha" w:hAnsi="Latha" w:cs="Latha"/>
@@ -21038,6 +28098,7 @@
               </w:rPr>
               <w:t>[</w:t>
             </w:r>
+            <w:proofErr w:type="gramEnd"/>
             <w:r>
               <w:rPr>
                 <w:rFonts w:ascii="Latha" w:hAnsi="Latha" w:cs="Latha"/>
@@ -21131,6 +28192,7 @@
               </w:rPr>
               <w:t>4)</w:t>
             </w:r>
+            <w:proofErr w:type="gramStart"/>
             <w:r>
               <w:rPr>
                 <w:rFonts w:ascii="Latha" w:hAnsi="Latha" w:cs="Latha"/>
@@ -21150,6 +28212,7 @@
               </w:rPr>
               <w:t>த</w:t>
             </w:r>
+            <w:proofErr w:type="gramEnd"/>
             <w:r>
               <w:rPr>
                 <w:rFonts w:ascii="Latha" w:hAnsi="Latha" w:cs="Latha"/>
@@ -21388,6 +28451,7 @@
               </w:rPr>
               <w:t>(</w:t>
             </w:r>
+            <w:proofErr w:type="gramStart"/>
             <w:r>
               <w:rPr>
                 <w:rFonts w:ascii="Latha" w:hAnsi="Latha" w:cs="Latha"/>
@@ -21419,6 +28483,7 @@
               </w:rPr>
               <w:t>[</w:t>
             </w:r>
+            <w:proofErr w:type="gramEnd"/>
             <w:r>
               <w:rPr>
                 <w:rFonts w:ascii="Latha" w:hAnsi="Latha" w:cs="Latha"/>
@@ -21553,6 +28618,7 @@
               </w:rPr>
               <w:t>)</w:t>
             </w:r>
+            <w:proofErr w:type="gramStart"/>
             <w:r>
               <w:rPr>
                 <w:rFonts w:ascii="Latha" w:hAnsi="Latha" w:cs="Latha"/>
@@ -21572,6 +28638,7 @@
               </w:rPr>
               <w:t>அதி</w:t>
             </w:r>
+            <w:proofErr w:type="gramEnd"/>
             <w:r>
               <w:rPr>
                 <w:rFonts w:ascii="BRH Tamil Tab Extra" w:hAnsi="BRH Tamil Tab Extra" w:cs="Latha"/>
@@ -22420,6 +29487,7 @@
               </w:rPr>
               <w:t>(</w:t>
             </w:r>
+            <w:proofErr w:type="gramStart"/>
             <w:r>
               <w:rPr>
                 <w:rFonts w:ascii="Latha" w:hAnsi="Latha" w:cs="Latha"/>
@@ -22451,6 +29519,7 @@
               </w:rPr>
               <w:t>[</w:t>
             </w:r>
+            <w:proofErr w:type="gramEnd"/>
             <w:r>
               <w:rPr>
                 <w:rFonts w:ascii="Latha" w:hAnsi="Latha" w:cs="Latha"/>
@@ -22585,6 +29654,7 @@
               </w:rPr>
               <w:t>)</w:t>
             </w:r>
+            <w:proofErr w:type="gramStart"/>
             <w:r>
               <w:rPr>
                 <w:rFonts w:ascii="Latha" w:hAnsi="Latha" w:cs="Latha"/>
@@ -22604,6 +29674,7 @@
               </w:rPr>
               <w:t>பு</w:t>
             </w:r>
+            <w:proofErr w:type="gramEnd"/>
             <w:r>
               <w:rPr>
                 <w:rFonts w:ascii="BRH Tamil Tab Extra" w:hAnsi="BRH Tamil Tab Extra" w:cs="Latha"/>
@@ -23510,6 +30581,7 @@
               </w:rPr>
               <w:t>(</w:t>
             </w:r>
+            <w:proofErr w:type="gramStart"/>
             <w:r>
               <w:rPr>
                 <w:rFonts w:ascii="Latha" w:hAnsi="Latha" w:cs="Latha"/>
@@ -23541,6 +30613,7 @@
               </w:rPr>
               <w:t>[</w:t>
             </w:r>
+            <w:proofErr w:type="gramEnd"/>
             <w:r>
               <w:rPr>
                 <w:rFonts w:ascii="Latha" w:hAnsi="Latha" w:cs="Latha"/>
@@ -24542,6 +31615,7 @@
               </w:rPr>
               <w:t>(</w:t>
             </w:r>
+            <w:proofErr w:type="gramStart"/>
             <w:r>
               <w:rPr>
                 <w:rFonts w:ascii="Latha" w:hAnsi="Latha" w:cs="Latha"/>
@@ -24573,6 +31647,7 @@
               </w:rPr>
               <w:t>[</w:t>
             </w:r>
+            <w:proofErr w:type="gramEnd"/>
             <w:r>
               <w:rPr>
                 <w:rFonts w:ascii="Latha" w:hAnsi="Latha" w:cs="Latha"/>
@@ -24707,6 +31782,7 @@
               </w:rPr>
               <w:t>)</w:t>
             </w:r>
+            <w:proofErr w:type="gramStart"/>
             <w:r>
               <w:rPr>
                 <w:rFonts w:ascii="Latha" w:hAnsi="Latha" w:cs="Latha"/>
@@ -24726,6 +31802,7 @@
               </w:rPr>
               <w:t>பு</w:t>
             </w:r>
+            <w:proofErr w:type="gramEnd"/>
             <w:r>
               <w:rPr>
                 <w:rFonts w:ascii="BRH Tamil Tab Extra" w:hAnsi="BRH Tamil Tab Extra" w:cs="Latha"/>
@@ -25636,7 +32713,18 @@
                 <w:lang w:bidi="ta-IN"/>
               </w:rPr>
               <w:lastRenderedPageBreak/>
-              <w:t>(2</w:t>
+              <w:t>(</w:t>
+            </w:r>
+            <w:proofErr w:type="gramStart"/>
+            <w:r>
+              <w:rPr>
+                <w:rFonts w:ascii="Latha" w:hAnsi="Latha" w:cs="Latha"/>
+                <w:b/>
+                <w:bCs/>
+                <w:szCs w:val="24"/>
+                <w:lang w:bidi="ta-IN"/>
+              </w:rPr>
+              <w:t>2</w:t>
             </w:r>
             <w:r>
               <w:rPr>
@@ -25659,6 +32747,7 @@
               </w:rPr>
               <w:t>[</w:t>
             </w:r>
+            <w:proofErr w:type="gramEnd"/>
             <w:r>
               <w:rPr>
                 <w:rFonts w:ascii="Latha" w:hAnsi="Latha" w:cs="Latha"/>
@@ -25783,6 +32872,7 @@
               </w:rPr>
               <w:t>)</w:t>
             </w:r>
+            <w:proofErr w:type="gramStart"/>
             <w:r>
               <w:rPr>
                 <w:rFonts w:ascii="Latha" w:hAnsi="Latha" w:cs="Latha"/>
@@ -25802,6 +32892,7 @@
               </w:rPr>
               <w:t>இ</w:t>
             </w:r>
+            <w:proofErr w:type="gramEnd"/>
             <w:r>
               <w:rPr>
                 <w:rFonts w:ascii="BRH Tamil Tab Extra" w:hAnsi="BRH Tamil Tab Extra" w:cs="Latha"/>
@@ -26168,7 +33259,18 @@
                 <w:szCs w:val="24"/>
                 <w:lang w:bidi="ta-IN"/>
               </w:rPr>
-              <w:t>(2</w:t>
+              <w:t>(</w:t>
+            </w:r>
+            <w:proofErr w:type="gramStart"/>
+            <w:r>
+              <w:rPr>
+                <w:rFonts w:ascii="Latha" w:hAnsi="Latha" w:cs="Latha"/>
+                <w:b/>
+                <w:bCs/>
+                <w:szCs w:val="24"/>
+                <w:lang w:bidi="ta-IN"/>
+              </w:rPr>
+              <w:t>2</w:t>
             </w:r>
             <w:r>
               <w:rPr>
@@ -26191,6 +33293,7 @@
               </w:rPr>
               <w:t>[</w:t>
             </w:r>
+            <w:proofErr w:type="gramEnd"/>
             <w:r>
               <w:rPr>
                 <w:rFonts w:ascii="Latha" w:hAnsi="Latha" w:cs="Latha"/>
@@ -26315,6 +33418,7 @@
               </w:rPr>
               <w:t>)</w:t>
             </w:r>
+            <w:proofErr w:type="gramStart"/>
             <w:r>
               <w:rPr>
                 <w:rFonts w:ascii="Latha" w:hAnsi="Latha" w:cs="Latha"/>
@@ -26334,6 +33438,7 @@
               </w:rPr>
               <w:t>இ</w:t>
             </w:r>
+            <w:proofErr w:type="gramEnd"/>
             <w:r>
               <w:rPr>
                 <w:rFonts w:ascii="BRH Tamil Tab Extra" w:hAnsi="BRH Tamil Tab Extra" w:cs="Latha"/>
@@ -26703,7 +33808,18 @@
                 <w:szCs w:val="24"/>
                 <w:lang w:bidi="ta-IN"/>
               </w:rPr>
-              <w:t>(4</w:t>
+              <w:t>(</w:t>
+            </w:r>
+            <w:proofErr w:type="gramStart"/>
+            <w:r>
+              <w:rPr>
+                <w:rFonts w:ascii="Latha" w:hAnsi="Latha" w:cs="Latha"/>
+                <w:b/>
+                <w:bCs/>
+                <w:szCs w:val="24"/>
+                <w:lang w:bidi="ta-IN"/>
+              </w:rPr>
+              <w:t>4</w:t>
             </w:r>
             <w:r>
               <w:rPr>
@@ -26736,6 +33852,7 @@
               </w:rPr>
               <w:t>[</w:t>
             </w:r>
+            <w:proofErr w:type="gramEnd"/>
             <w:r>
               <w:rPr>
                 <w:rFonts w:ascii="Latha" w:hAnsi="Latha" w:cs="Latha"/>
@@ -26851,6 +33968,7 @@
               </w:rPr>
               <w:t>4)</w:t>
             </w:r>
+            <w:proofErr w:type="gramStart"/>
             <w:r>
               <w:rPr>
                 <w:rFonts w:ascii="Latha" w:hAnsi="Latha" w:cs="Latha"/>
@@ -26870,6 +33988,7 @@
               </w:rPr>
               <w:t>இ</w:t>
             </w:r>
+            <w:proofErr w:type="gramEnd"/>
             <w:r>
               <w:rPr>
                 <w:rFonts w:ascii="BRH Tamil Tab Extra" w:hAnsi="BRH Tamil Tab Extra" w:cs="Latha"/>
@@ -27508,7 +34627,18 @@
                 <w:szCs w:val="24"/>
                 <w:lang w:bidi="ta-IN"/>
               </w:rPr>
-              <w:t>(4</w:t>
+              <w:t>(</w:t>
+            </w:r>
+            <w:proofErr w:type="gramStart"/>
+            <w:r>
+              <w:rPr>
+                <w:rFonts w:ascii="Latha" w:hAnsi="Latha" w:cs="Latha"/>
+                <w:b/>
+                <w:bCs/>
+                <w:szCs w:val="24"/>
+                <w:lang w:bidi="ta-IN"/>
+              </w:rPr>
+              <w:t>4</w:t>
             </w:r>
             <w:r>
               <w:rPr>
@@ -27531,6 +34661,7 @@
               </w:rPr>
               <w:t>[</w:t>
             </w:r>
+            <w:proofErr w:type="gramEnd"/>
             <w:r>
               <w:rPr>
                 <w:rFonts w:ascii="Latha" w:hAnsi="Latha" w:cs="Latha"/>
@@ -27656,6 +34787,7 @@
               </w:rPr>
               <w:t>)</w:t>
             </w:r>
+            <w:proofErr w:type="gramStart"/>
             <w:r>
               <w:rPr>
                 <w:rFonts w:ascii="Latha" w:hAnsi="Latha" w:cs="Latha"/>
@@ -27675,6 +34807,7 @@
               </w:rPr>
               <w:t>க்ஷ</w:t>
             </w:r>
+            <w:proofErr w:type="gramEnd"/>
             <w:r>
               <w:rPr>
                 <w:rFonts w:ascii="BRH Tamil Tab Extra" w:hAnsi="BRH Tamil Tab Extra" w:cs="Latha"/>
@@ -28464,7 +35597,18 @@
                 <w:szCs w:val="24"/>
                 <w:lang w:bidi="ta-IN"/>
               </w:rPr>
-              <w:t>(4</w:t>
+              <w:t>(</w:t>
+            </w:r>
+            <w:proofErr w:type="gramStart"/>
+            <w:r>
+              <w:rPr>
+                <w:rFonts w:ascii="Latha" w:hAnsi="Latha" w:cs="Latha"/>
+                <w:b/>
+                <w:bCs/>
+                <w:szCs w:val="24"/>
+                <w:lang w:bidi="ta-IN"/>
+              </w:rPr>
+              <w:t>4</w:t>
             </w:r>
             <w:r>
               <w:rPr>
@@ -28487,6 +35631,7 @@
               </w:rPr>
               <w:t>[</w:t>
             </w:r>
+            <w:proofErr w:type="gramEnd"/>
             <w:r>
               <w:rPr>
                 <w:rFonts w:ascii="Latha" w:hAnsi="Latha" w:cs="Latha"/>
@@ -28612,6 +35757,7 @@
               </w:rPr>
               <w:t>)</w:t>
             </w:r>
+            <w:proofErr w:type="gramStart"/>
             <w:r>
               <w:rPr>
                 <w:rFonts w:ascii="Latha" w:hAnsi="Latha" w:cs="Latha"/>
@@ -28631,6 +35777,7 @@
               </w:rPr>
               <w:t>மி</w:t>
             </w:r>
+            <w:proofErr w:type="gramEnd"/>
             <w:r>
               <w:rPr>
                 <w:rFonts w:ascii="BRH Tamil Tab Extra" w:hAnsi="BRH Tamil Tab Extra" w:cs="Latha"/>
@@ -29646,7 +36793,18 @@
                 <w:szCs w:val="24"/>
                 <w:lang w:bidi="ta-IN"/>
               </w:rPr>
-              <w:t>(4</w:t>
+              <w:t>(</w:t>
+            </w:r>
+            <w:proofErr w:type="gramStart"/>
+            <w:r>
+              <w:rPr>
+                <w:rFonts w:ascii="Latha" w:hAnsi="Latha" w:cs="Latha"/>
+                <w:b/>
+                <w:bCs/>
+                <w:szCs w:val="24"/>
+                <w:lang w:bidi="ta-IN"/>
+              </w:rPr>
+              <w:t>4</w:t>
             </w:r>
             <w:r>
               <w:rPr>
@@ -29669,6 +36827,7 @@
               </w:rPr>
               <w:t>[</w:t>
             </w:r>
+            <w:proofErr w:type="gramEnd"/>
             <w:r>
               <w:rPr>
                 <w:rFonts w:ascii="Latha" w:hAnsi="Latha" w:cs="Latha"/>
@@ -29794,6 +36953,7 @@
               </w:rPr>
               <w:t>)</w:t>
             </w:r>
+            <w:proofErr w:type="gramStart"/>
             <w:r>
               <w:rPr>
                 <w:rFonts w:ascii="Latha" w:hAnsi="Latha" w:cs="Latha"/>
@@ -29813,6 +36973,7 @@
               </w:rPr>
               <w:t>மி</w:t>
             </w:r>
+            <w:proofErr w:type="gramEnd"/>
             <w:r>
               <w:rPr>
                 <w:rFonts w:ascii="BRH Tamil Tab Extra" w:hAnsi="BRH Tamil Tab Extra" w:cs="Latha"/>
@@ -30080,7 +37241,18 @@
                 <w:lang w:bidi="ta-IN"/>
               </w:rPr>
               <w:lastRenderedPageBreak/>
-              <w:t>(4</w:t>
+              <w:t>(</w:t>
+            </w:r>
+            <w:proofErr w:type="gramStart"/>
+            <w:r>
+              <w:rPr>
+                <w:rFonts w:ascii="Latha" w:hAnsi="Latha" w:cs="Latha"/>
+                <w:b/>
+                <w:bCs/>
+                <w:szCs w:val="24"/>
+                <w:lang w:bidi="ta-IN"/>
+              </w:rPr>
+              <w:t>4</w:t>
             </w:r>
             <w:r>
               <w:rPr>
@@ -30113,6 +37285,7 @@
               </w:rPr>
               <w:t>[</w:t>
             </w:r>
+            <w:proofErr w:type="gramEnd"/>
             <w:r>
               <w:rPr>
                 <w:rFonts w:ascii="Latha" w:hAnsi="Latha" w:cs="Latha"/>
@@ -30228,6 +37401,7 @@
               </w:rPr>
               <w:t>4)</w:t>
             </w:r>
+            <w:proofErr w:type="gramStart"/>
             <w:r>
               <w:rPr>
                 <w:rFonts w:ascii="Latha" w:hAnsi="Latha" w:cs="Latha"/>
@@ -30247,6 +37421,7 @@
               </w:rPr>
               <w:t>இ</w:t>
             </w:r>
+            <w:proofErr w:type="gramEnd"/>
             <w:r>
               <w:rPr>
                 <w:rFonts w:ascii="BRH Tamil Tab Extra" w:hAnsi="BRH Tamil Tab Extra" w:cs="Latha"/>
@@ -30926,7 +38101,18 @@
                 <w:szCs w:val="24"/>
                 <w:lang w:bidi="ta-IN"/>
               </w:rPr>
-              <w:t>(4</w:t>
+              <w:t>(</w:t>
+            </w:r>
+            <w:proofErr w:type="gramStart"/>
+            <w:r>
+              <w:rPr>
+                <w:rFonts w:ascii="Latha" w:hAnsi="Latha" w:cs="Latha"/>
+                <w:b/>
+                <w:bCs/>
+                <w:szCs w:val="24"/>
+                <w:lang w:bidi="ta-IN"/>
+              </w:rPr>
+              <w:t>4</w:t>
             </w:r>
             <w:r>
               <w:rPr>
@@ -30949,6 +38135,7 @@
               </w:rPr>
               <w:t>[</w:t>
             </w:r>
+            <w:proofErr w:type="gramEnd"/>
             <w:r>
               <w:rPr>
                 <w:rFonts w:ascii="Latha" w:hAnsi="Latha" w:cs="Latha"/>
@@ -31074,6 +38261,7 @@
               </w:rPr>
               <w:t>)</w:t>
             </w:r>
+            <w:proofErr w:type="gramStart"/>
             <w:r>
               <w:rPr>
                 <w:rFonts w:ascii="Latha" w:hAnsi="Latha" w:cs="Latha"/>
@@ -31093,6 +38281,7 @@
               </w:rPr>
               <w:t>க்ஷ</w:t>
             </w:r>
+            <w:proofErr w:type="gramEnd"/>
             <w:r>
               <w:rPr>
                 <w:rFonts w:ascii="BRH Tamil Tab Extra" w:hAnsi="BRH Tamil Tab Extra" w:cs="Latha"/>
@@ -31944,7 +39133,18 @@
                 <w:szCs w:val="24"/>
                 <w:lang w:bidi="ta-IN"/>
               </w:rPr>
-              <w:t>(4</w:t>
+              <w:t>(</w:t>
+            </w:r>
+            <w:proofErr w:type="gramStart"/>
+            <w:r>
+              <w:rPr>
+                <w:rFonts w:ascii="Latha" w:hAnsi="Latha" w:cs="Latha"/>
+                <w:b/>
+                <w:bCs/>
+                <w:szCs w:val="24"/>
+                <w:lang w:bidi="ta-IN"/>
+              </w:rPr>
+              <w:t>4</w:t>
             </w:r>
             <w:r>
               <w:rPr>
@@ -31967,6 +39167,7 @@
               </w:rPr>
               <w:t>[</w:t>
             </w:r>
+            <w:proofErr w:type="gramEnd"/>
             <w:r>
               <w:rPr>
                 <w:rFonts w:ascii="Latha" w:hAnsi="Latha" w:cs="Latha"/>
@@ -32092,6 +39293,7 @@
               </w:rPr>
               <w:t>)</w:t>
             </w:r>
+            <w:proofErr w:type="gramStart"/>
             <w:r>
               <w:rPr>
                 <w:rFonts w:ascii="Latha" w:hAnsi="Latha" w:cs="Latha"/>
@@ -32111,6 +39313,7 @@
               </w:rPr>
               <w:t>மி</w:t>
             </w:r>
+            <w:proofErr w:type="gramEnd"/>
             <w:r>
               <w:rPr>
                 <w:rFonts w:ascii="BRH Tamil Tab Extra" w:hAnsi="BRH Tamil Tab Extra" w:cs="Latha"/>
@@ -33236,7 +40439,18 @@
                 <w:szCs w:val="24"/>
                 <w:lang w:bidi="ta-IN"/>
               </w:rPr>
-              <w:t>(4</w:t>
+              <w:t>(</w:t>
+            </w:r>
+            <w:proofErr w:type="gramStart"/>
+            <w:r>
+              <w:rPr>
+                <w:rFonts w:ascii="Latha" w:hAnsi="Latha" w:cs="Latha"/>
+                <w:b/>
+                <w:bCs/>
+                <w:szCs w:val="24"/>
+                <w:lang w:bidi="ta-IN"/>
+              </w:rPr>
+              <w:t>4</w:t>
             </w:r>
             <w:r>
               <w:rPr>
@@ -33259,6 +40473,7 @@
               </w:rPr>
               <w:t>[</w:t>
             </w:r>
+            <w:proofErr w:type="gramEnd"/>
             <w:r>
               <w:rPr>
                 <w:rFonts w:ascii="Latha" w:hAnsi="Latha" w:cs="Latha"/>
@@ -33384,6 +40599,7 @@
               </w:rPr>
               <w:t>)</w:t>
             </w:r>
+            <w:proofErr w:type="gramStart"/>
             <w:r>
               <w:rPr>
                 <w:rFonts w:ascii="Latha" w:hAnsi="Latha" w:cs="Latha"/>
@@ -33403,6 +40619,7 @@
               </w:rPr>
               <w:t>மி</w:t>
             </w:r>
+            <w:proofErr w:type="gramEnd"/>
             <w:r>
               <w:rPr>
                 <w:rFonts w:ascii="BRH Tamil Tab Extra" w:hAnsi="BRH Tamil Tab Extra" w:cs="Latha"/>
@@ -33687,6 +40904,7 @@
               <w:lastRenderedPageBreak/>
               <w:t>(</w:t>
             </w:r>
+            <w:proofErr w:type="gramStart"/>
             <w:r>
               <w:rPr>
                 <w:rFonts w:ascii="Latha" w:hAnsi="Latha" w:cs="Latha"/>
@@ -33718,6 +40936,7 @@
               </w:rPr>
               <w:t>[</w:t>
             </w:r>
+            <w:proofErr w:type="gramEnd"/>
             <w:r>
               <w:rPr>
                 <w:rFonts w:ascii="Latha" w:hAnsi="Latha" w:cs="Latha"/>
@@ -33843,6 +41062,7 @@
               </w:rPr>
               <w:t>)</w:t>
             </w:r>
+            <w:proofErr w:type="gramStart"/>
             <w:r>
               <w:rPr>
                 <w:rFonts w:ascii="Latha" w:hAnsi="Latha" w:cs="Latha"/>
@@ -33862,6 +41082,7 @@
               </w:rPr>
               <w:t>க்</w:t>
             </w:r>
+            <w:proofErr w:type="gramEnd"/>
             <w:r>
               <w:rPr>
                 <w:rFonts w:ascii="Latha" w:hAnsi="Latha" w:cs="Latha"/>
@@ -34252,6 +41473,7 @@
               </w:rPr>
               <w:t>(</w:t>
             </w:r>
+            <w:proofErr w:type="gramStart"/>
             <w:r>
               <w:rPr>
                 <w:rFonts w:ascii="Latha" w:hAnsi="Latha" w:cs="Latha"/>
@@ -34283,6 +41505,7 @@
               </w:rPr>
               <w:t>[</w:t>
             </w:r>
+            <w:proofErr w:type="gramEnd"/>
             <w:r>
               <w:rPr>
                 <w:rFonts w:ascii="Latha" w:hAnsi="Latha" w:cs="Latha"/>
@@ -34408,6 +41631,7 @@
               </w:rPr>
               <w:t>)</w:t>
             </w:r>
+            <w:proofErr w:type="gramStart"/>
             <w:r>
               <w:rPr>
                 <w:rFonts w:ascii="Latha" w:hAnsi="Latha" w:cs="Latha"/>
@@ -34427,6 +41651,7 @@
               </w:rPr>
               <w:t>க்</w:t>
             </w:r>
+            <w:proofErr w:type="gramEnd"/>
             <w:r>
               <w:rPr>
                 <w:rFonts w:ascii="Latha" w:hAnsi="Latha" w:cs="Latha"/>
@@ -34831,6 +42056,143 @@
                 <w:szCs w:val="24"/>
                 <w:lang w:bidi="ta-IN"/>
               </w:rPr>
+              <w:t>(</w:t>
+            </w:r>
+            <w:proofErr w:type="gramStart"/>
+            <w:r>
+              <w:rPr>
+                <w:rFonts w:ascii="Latha" w:hAnsi="Latha" w:cs="Latha"/>
+                <w:b/>
+                <w:bCs/>
+                <w:szCs w:val="24"/>
+                <w:lang w:bidi="ta-IN"/>
+              </w:rPr>
+              <w:t>3</w:t>
+            </w:r>
+            <w:r>
+              <w:rPr>
+                <w:rFonts w:ascii="Latha" w:hAnsi="Latha" w:cs="Latha"/>
+                <w:b/>
+                <w:bCs/>
+                <w:szCs w:val="24"/>
+                <w:cs/>
+                <w:lang w:bidi="ta-IN"/>
+              </w:rPr>
+              <w:t>4)</w:t>
+            </w:r>
+            <w:r>
+              <w:rPr>
+                <w:rFonts w:ascii="Latha" w:hAnsi="Latha" w:cs="Latha"/>
+                <w:b/>
+                <w:bCs/>
+                <w:szCs w:val="24"/>
+                <w:lang w:bidi="ta-IN"/>
+              </w:rPr>
+              <w:t>[</w:t>
+            </w:r>
+            <w:proofErr w:type="gramEnd"/>
+            <w:r>
+              <w:rPr>
+                <w:rFonts w:ascii="Latha" w:hAnsi="Latha" w:cs="Latha"/>
+                <w:b/>
+                <w:bCs/>
+                <w:szCs w:val="24"/>
+                <w:cs/>
+                <w:lang w:bidi="ta-IN"/>
+              </w:rPr>
+              <w:t>ப</w:t>
+            </w:r>
+            <w:r>
+              <w:rPr>
+                <w:rFonts w:ascii="Latha" w:hAnsi="Latha" w:cs="Latha"/>
+                <w:b/>
+                <w:bCs/>
+                <w:szCs w:val="24"/>
+                <w:lang w:bidi="ta-IN"/>
+              </w:rPr>
+              <w:t>3</w:t>
+            </w:r>
+            <w:r>
+              <w:rPr>
+                <w:rFonts w:ascii="Latha" w:hAnsi="Latha" w:cs="Latha"/>
+                <w:b/>
+                <w:bCs/>
+                <w:szCs w:val="24"/>
+                <w:cs/>
+                <w:lang w:bidi="ta-IN"/>
+              </w:rPr>
+              <w:t>6</w:t>
+            </w:r>
+            <w:r>
+              <w:rPr>
+                <w:rFonts w:ascii="Latha" w:hAnsi="Latha" w:cs="Latha"/>
+                <w:b/>
+                <w:bCs/>
+                <w:szCs w:val="24"/>
+                <w:lang w:bidi="ta-IN"/>
+              </w:rPr>
+              <w:t>]</w:t>
+            </w:r>
+            <w:r>
+              <w:rPr>
+                <w:rFonts w:ascii="Latha" w:hAnsi="Latha" w:cs="Latha"/>
+                <w:color w:val="000000"/>
+                <w:szCs w:val="24"/>
+                <w:lang w:bidi="ta-IN"/>
+              </w:rPr>
+              <w:t xml:space="preserve"> </w:t>
+            </w:r>
+            <w:r>
+              <w:rPr>
+                <w:rFonts w:ascii="Latha" w:hAnsi="Latha" w:cs="Latha"/>
+                <w:b/>
+                <w:bCs/>
+                <w:szCs w:val="24"/>
+                <w:cs/>
+                <w:lang w:bidi="ta-IN"/>
+              </w:rPr>
+              <w:t>4.4</w:t>
+            </w:r>
+            <w:r>
+              <w:rPr>
+                <w:rFonts w:ascii="Latha" w:hAnsi="Latha" w:cs="Latha"/>
+                <w:b/>
+                <w:bCs/>
+                <w:szCs w:val="24"/>
+                <w:lang w:bidi="ta-IN"/>
+              </w:rPr>
+              <w:t>.</w:t>
+            </w:r>
+            <w:r>
+              <w:rPr>
+                <w:rFonts w:ascii="Latha" w:hAnsi="Latha" w:cs="Latha"/>
+                <w:b/>
+                <w:bCs/>
+                <w:szCs w:val="24"/>
+                <w:cs/>
+                <w:lang w:bidi="ta-IN"/>
+              </w:rPr>
+              <w:t>12</w:t>
+            </w:r>
+            <w:r>
+              <w:rPr>
+                <w:rFonts w:ascii="Latha" w:hAnsi="Latha" w:cs="Latha"/>
+                <w:b/>
+                <w:bCs/>
+                <w:szCs w:val="24"/>
+                <w:cs/>
+                <w:lang w:bidi="ta-IN"/>
+              </w:rPr>
+              <w:t>.4</w:t>
+            </w:r>
+            <w:r>
+              <w:rPr>
+                <w:rFonts w:ascii="Latha" w:hAnsi="Latha" w:cs="Latha"/>
+                <w:b/>
+                <w:bCs/>
+                <w:szCs w:val="24"/>
+                <w:lang w:bidi="ta-IN"/>
+              </w:rPr>
               <w:t>(3</w:t>
             </w:r>
             <w:r>
@@ -34839,131 +42201,6 @@
                 <w:b/>
                 <w:bCs/>
                 <w:szCs w:val="24"/>
-                <w:cs/>
-                <w:lang w:bidi="ta-IN"/>
-              </w:rPr>
-              <w:t>4)</w:t>
-            </w:r>
-            <w:r>
-              <w:rPr>
-                <w:rFonts w:ascii="Latha" w:hAnsi="Latha" w:cs="Latha"/>
-                <w:b/>
-                <w:bCs/>
-                <w:szCs w:val="24"/>
-                <w:lang w:bidi="ta-IN"/>
-              </w:rPr>
-              <w:t>[</w:t>
-            </w:r>
-            <w:r>
-              <w:rPr>
-                <w:rFonts w:ascii="Latha" w:hAnsi="Latha" w:cs="Latha"/>
-                <w:b/>
-                <w:bCs/>
-                <w:szCs w:val="24"/>
-                <w:cs/>
-                <w:lang w:bidi="ta-IN"/>
-              </w:rPr>
-              <w:t>ப</w:t>
-            </w:r>
-            <w:r>
-              <w:rPr>
-                <w:rFonts w:ascii="Latha" w:hAnsi="Latha" w:cs="Latha"/>
-                <w:b/>
-                <w:bCs/>
-                <w:szCs w:val="24"/>
-                <w:lang w:bidi="ta-IN"/>
-              </w:rPr>
-              <w:t>3</w:t>
-            </w:r>
-            <w:r>
-              <w:rPr>
-                <w:rFonts w:ascii="Latha" w:hAnsi="Latha" w:cs="Latha"/>
-                <w:b/>
-                <w:bCs/>
-                <w:szCs w:val="24"/>
-                <w:cs/>
-                <w:lang w:bidi="ta-IN"/>
-              </w:rPr>
-              <w:t>6</w:t>
-            </w:r>
-            <w:r>
-              <w:rPr>
-                <w:rFonts w:ascii="Latha" w:hAnsi="Latha" w:cs="Latha"/>
-                <w:b/>
-                <w:bCs/>
-                <w:szCs w:val="24"/>
-                <w:lang w:bidi="ta-IN"/>
-              </w:rPr>
-              <w:t>]</w:t>
-            </w:r>
-            <w:r>
-              <w:rPr>
-                <w:rFonts w:ascii="Latha" w:hAnsi="Latha" w:cs="Latha"/>
-                <w:color w:val="000000"/>
-                <w:szCs w:val="24"/>
-                <w:lang w:bidi="ta-IN"/>
-              </w:rPr>
-              <w:t xml:space="preserve"> </w:t>
-            </w:r>
-            <w:r>
-              <w:rPr>
-                <w:rFonts w:ascii="Latha" w:hAnsi="Latha" w:cs="Latha"/>
-                <w:b/>
-                <w:bCs/>
-                <w:szCs w:val="24"/>
-                <w:cs/>
-                <w:lang w:bidi="ta-IN"/>
-              </w:rPr>
-              <w:t>4.4</w:t>
-            </w:r>
-            <w:r>
-              <w:rPr>
-                <w:rFonts w:ascii="Latha" w:hAnsi="Latha" w:cs="Latha"/>
-                <w:b/>
-                <w:bCs/>
-                <w:szCs w:val="24"/>
-                <w:lang w:bidi="ta-IN"/>
-              </w:rPr>
-              <w:t>.</w:t>
-            </w:r>
-            <w:r>
-              <w:rPr>
-                <w:rFonts w:ascii="Latha" w:hAnsi="Latha" w:cs="Latha"/>
-                <w:b/>
-                <w:bCs/>
-                <w:szCs w:val="24"/>
-                <w:cs/>
-                <w:lang w:bidi="ta-IN"/>
-              </w:rPr>
-              <w:t>12</w:t>
-            </w:r>
-            <w:r>
-              <w:rPr>
-                <w:rFonts w:ascii="Latha" w:hAnsi="Latha" w:cs="Latha"/>
-                <w:b/>
-                <w:bCs/>
-                <w:szCs w:val="24"/>
-                <w:cs/>
-                <w:lang w:bidi="ta-IN"/>
-              </w:rPr>
-              <w:t>.4</w:t>
-            </w:r>
-            <w:r>
-              <w:rPr>
-                <w:rFonts w:ascii="Latha" w:hAnsi="Latha" w:cs="Latha"/>
-                <w:b/>
-                <w:bCs/>
-                <w:szCs w:val="24"/>
-                <w:lang w:bidi="ta-IN"/>
-              </w:rPr>
-              <w:t>(3</w:t>
-            </w:r>
-            <w:r>
-              <w:rPr>
-                <w:rFonts w:ascii="Latha" w:hAnsi="Latha" w:cs="Latha"/>
-                <w:b/>
-                <w:bCs/>
-                <w:szCs w:val="24"/>
                 <w:lang w:bidi="ta-IN"/>
               </w:rPr>
               <w:t>0</w:t>
@@ -34978,6 +42215,7 @@
               </w:rPr>
               <w:t>)</w:t>
             </w:r>
+            <w:proofErr w:type="gramStart"/>
             <w:r>
               <w:rPr>
                 <w:rFonts w:ascii="Latha" w:hAnsi="Latha" w:cs="Latha"/>
@@ -34997,6 +42235,7 @@
               </w:rPr>
               <w:t>ஆஶா</w:t>
             </w:r>
+            <w:proofErr w:type="gramEnd"/>
             <w:r>
               <w:rPr>
                 <w:rFonts w:ascii="BRH Tamil Tab Extra" w:hAnsi="BRH Tamil Tab Extra" w:cs="Latha"/>
@@ -35955,6 +43194,143 @@
                 <w:szCs w:val="24"/>
                 <w:lang w:bidi="ta-IN"/>
               </w:rPr>
+              <w:t>(</w:t>
+            </w:r>
+            <w:proofErr w:type="gramStart"/>
+            <w:r>
+              <w:rPr>
+                <w:rFonts w:ascii="Latha" w:hAnsi="Latha" w:cs="Latha"/>
+                <w:b/>
+                <w:bCs/>
+                <w:szCs w:val="24"/>
+                <w:lang w:bidi="ta-IN"/>
+              </w:rPr>
+              <w:t>3</w:t>
+            </w:r>
+            <w:r>
+              <w:rPr>
+                <w:rFonts w:ascii="Latha" w:hAnsi="Latha" w:cs="Latha"/>
+                <w:b/>
+                <w:bCs/>
+                <w:szCs w:val="24"/>
+                <w:cs/>
+                <w:lang w:bidi="ta-IN"/>
+              </w:rPr>
+              <w:t>4)</w:t>
+            </w:r>
+            <w:r>
+              <w:rPr>
+                <w:rFonts w:ascii="Latha" w:hAnsi="Latha" w:cs="Latha"/>
+                <w:b/>
+                <w:bCs/>
+                <w:szCs w:val="24"/>
+                <w:lang w:bidi="ta-IN"/>
+              </w:rPr>
+              <w:t>[</w:t>
+            </w:r>
+            <w:proofErr w:type="gramEnd"/>
+            <w:r>
+              <w:rPr>
+                <w:rFonts w:ascii="Latha" w:hAnsi="Latha" w:cs="Latha"/>
+                <w:b/>
+                <w:bCs/>
+                <w:szCs w:val="24"/>
+                <w:cs/>
+                <w:lang w:bidi="ta-IN"/>
+              </w:rPr>
+              <w:t>ப</w:t>
+            </w:r>
+            <w:r>
+              <w:rPr>
+                <w:rFonts w:ascii="Latha" w:hAnsi="Latha" w:cs="Latha"/>
+                <w:b/>
+                <w:bCs/>
+                <w:szCs w:val="24"/>
+                <w:lang w:bidi="ta-IN"/>
+              </w:rPr>
+              <w:t>3</w:t>
+            </w:r>
+            <w:r>
+              <w:rPr>
+                <w:rFonts w:ascii="Latha" w:hAnsi="Latha" w:cs="Latha"/>
+                <w:b/>
+                <w:bCs/>
+                <w:szCs w:val="24"/>
+                <w:cs/>
+                <w:lang w:bidi="ta-IN"/>
+              </w:rPr>
+              <w:t>6</w:t>
+            </w:r>
+            <w:r>
+              <w:rPr>
+                <w:rFonts w:ascii="Latha" w:hAnsi="Latha" w:cs="Latha"/>
+                <w:b/>
+                <w:bCs/>
+                <w:szCs w:val="24"/>
+                <w:lang w:bidi="ta-IN"/>
+              </w:rPr>
+              <w:t>]</w:t>
+            </w:r>
+            <w:r>
+              <w:rPr>
+                <w:rFonts w:ascii="Latha" w:hAnsi="Latha" w:cs="Latha"/>
+                <w:color w:val="000000"/>
+                <w:szCs w:val="24"/>
+                <w:lang w:bidi="ta-IN"/>
+              </w:rPr>
+              <w:t xml:space="preserve"> </w:t>
+            </w:r>
+            <w:r>
+              <w:rPr>
+                <w:rFonts w:ascii="Latha" w:hAnsi="Latha" w:cs="Latha"/>
+                <w:b/>
+                <w:bCs/>
+                <w:szCs w:val="24"/>
+                <w:cs/>
+                <w:lang w:bidi="ta-IN"/>
+              </w:rPr>
+              <w:t>4.4</w:t>
+            </w:r>
+            <w:r>
+              <w:rPr>
+                <w:rFonts w:ascii="Latha" w:hAnsi="Latha" w:cs="Latha"/>
+                <w:b/>
+                <w:bCs/>
+                <w:szCs w:val="24"/>
+                <w:lang w:bidi="ta-IN"/>
+              </w:rPr>
+              <w:t>.</w:t>
+            </w:r>
+            <w:r>
+              <w:rPr>
+                <w:rFonts w:ascii="Latha" w:hAnsi="Latha" w:cs="Latha"/>
+                <w:b/>
+                <w:bCs/>
+                <w:szCs w:val="24"/>
+                <w:cs/>
+                <w:lang w:bidi="ta-IN"/>
+              </w:rPr>
+              <w:t>12</w:t>
+            </w:r>
+            <w:r>
+              <w:rPr>
+                <w:rFonts w:ascii="Latha" w:hAnsi="Latha" w:cs="Latha"/>
+                <w:b/>
+                <w:bCs/>
+                <w:szCs w:val="24"/>
+                <w:cs/>
+                <w:lang w:bidi="ta-IN"/>
+              </w:rPr>
+              <w:t>.4</w:t>
+            </w:r>
+            <w:r>
+              <w:rPr>
+                <w:rFonts w:ascii="Latha" w:hAnsi="Latha" w:cs="Latha"/>
+                <w:b/>
+                <w:bCs/>
+                <w:szCs w:val="24"/>
+                <w:lang w:bidi="ta-IN"/>
+              </w:rPr>
               <w:t>(3</w:t>
             </w:r>
             <w:r>
@@ -35963,131 +43339,6 @@
                 <w:b/>
                 <w:bCs/>
                 <w:szCs w:val="24"/>
-                <w:cs/>
-                <w:lang w:bidi="ta-IN"/>
-              </w:rPr>
-              <w:t>4)</w:t>
-            </w:r>
-            <w:r>
-              <w:rPr>
-                <w:rFonts w:ascii="Latha" w:hAnsi="Latha" w:cs="Latha"/>
-                <w:b/>
-                <w:bCs/>
-                <w:szCs w:val="24"/>
-                <w:lang w:bidi="ta-IN"/>
-              </w:rPr>
-              <w:t>[</w:t>
-            </w:r>
-            <w:r>
-              <w:rPr>
-                <w:rFonts w:ascii="Latha" w:hAnsi="Latha" w:cs="Latha"/>
-                <w:b/>
-                <w:bCs/>
-                <w:szCs w:val="24"/>
-                <w:cs/>
-                <w:lang w:bidi="ta-IN"/>
-              </w:rPr>
-              <w:t>ப</w:t>
-            </w:r>
-            <w:r>
-              <w:rPr>
-                <w:rFonts w:ascii="Latha" w:hAnsi="Latha" w:cs="Latha"/>
-                <w:b/>
-                <w:bCs/>
-                <w:szCs w:val="24"/>
-                <w:lang w:bidi="ta-IN"/>
-              </w:rPr>
-              <w:t>3</w:t>
-            </w:r>
-            <w:r>
-              <w:rPr>
-                <w:rFonts w:ascii="Latha" w:hAnsi="Latha" w:cs="Latha"/>
-                <w:b/>
-                <w:bCs/>
-                <w:szCs w:val="24"/>
-                <w:cs/>
-                <w:lang w:bidi="ta-IN"/>
-              </w:rPr>
-              <w:t>6</w:t>
-            </w:r>
-            <w:r>
-              <w:rPr>
-                <w:rFonts w:ascii="Latha" w:hAnsi="Latha" w:cs="Latha"/>
-                <w:b/>
-                <w:bCs/>
-                <w:szCs w:val="24"/>
-                <w:lang w:bidi="ta-IN"/>
-              </w:rPr>
-              <w:t>]</w:t>
-            </w:r>
-            <w:r>
-              <w:rPr>
-                <w:rFonts w:ascii="Latha" w:hAnsi="Latha" w:cs="Latha"/>
-                <w:color w:val="000000"/>
-                <w:szCs w:val="24"/>
-                <w:lang w:bidi="ta-IN"/>
-              </w:rPr>
-              <w:t xml:space="preserve"> </w:t>
-            </w:r>
-            <w:r>
-              <w:rPr>
-                <w:rFonts w:ascii="Latha" w:hAnsi="Latha" w:cs="Latha"/>
-                <w:b/>
-                <w:bCs/>
-                <w:szCs w:val="24"/>
-                <w:cs/>
-                <w:lang w:bidi="ta-IN"/>
-              </w:rPr>
-              <w:t>4.4</w:t>
-            </w:r>
-            <w:r>
-              <w:rPr>
-                <w:rFonts w:ascii="Latha" w:hAnsi="Latha" w:cs="Latha"/>
-                <w:b/>
-                <w:bCs/>
-                <w:szCs w:val="24"/>
-                <w:lang w:bidi="ta-IN"/>
-              </w:rPr>
-              <w:t>.</w:t>
-            </w:r>
-            <w:r>
-              <w:rPr>
-                <w:rFonts w:ascii="Latha" w:hAnsi="Latha" w:cs="Latha"/>
-                <w:b/>
-                <w:bCs/>
-                <w:szCs w:val="24"/>
-                <w:cs/>
-                <w:lang w:bidi="ta-IN"/>
-              </w:rPr>
-              <w:t>12</w:t>
-            </w:r>
-            <w:r>
-              <w:rPr>
-                <w:rFonts w:ascii="Latha" w:hAnsi="Latha" w:cs="Latha"/>
-                <w:b/>
-                <w:bCs/>
-                <w:szCs w:val="24"/>
-                <w:cs/>
-                <w:lang w:bidi="ta-IN"/>
-              </w:rPr>
-              <w:t>.4</w:t>
-            </w:r>
-            <w:r>
-              <w:rPr>
-                <w:rFonts w:ascii="Latha" w:hAnsi="Latha" w:cs="Latha"/>
-                <w:b/>
-                <w:bCs/>
-                <w:szCs w:val="24"/>
-                <w:lang w:bidi="ta-IN"/>
-              </w:rPr>
-              <w:t>(3</w:t>
-            </w:r>
-            <w:r>
-              <w:rPr>
-                <w:rFonts w:ascii="Latha" w:hAnsi="Latha" w:cs="Latha"/>
-                <w:b/>
-                <w:bCs/>
-                <w:szCs w:val="24"/>
                 <w:lang w:bidi="ta-IN"/>
               </w:rPr>
               <w:t>0</w:t>
@@ -36102,6 +43353,7 @@
               </w:rPr>
               <w:t>)</w:t>
             </w:r>
+            <w:proofErr w:type="gramStart"/>
             <w:r>
               <w:rPr>
                 <w:rFonts w:ascii="Latha" w:hAnsi="Latha" w:cs="Latha"/>
@@ -36121,6 +43373,7 @@
               </w:rPr>
               <w:t>ஆஶா</w:t>
             </w:r>
+            <w:proofErr w:type="gramEnd"/>
             <w:r>
               <w:rPr>
                 <w:rFonts w:ascii="BRH Tamil Tab Extra" w:hAnsi="BRH Tamil Tab Extra" w:cs="Latha"/>
@@ -37084,111 +44337,124 @@
                 <w:szCs w:val="24"/>
                 <w:lang w:bidi="ta-IN"/>
               </w:rPr>
+              <w:t>(</w:t>
+            </w:r>
+            <w:proofErr w:type="gramStart"/>
+            <w:r>
+              <w:rPr>
+                <w:rFonts w:ascii="Latha" w:hAnsi="Latha" w:cs="Latha"/>
+                <w:b/>
+                <w:bCs/>
+                <w:szCs w:val="24"/>
+                <w:lang w:bidi="ta-IN"/>
+              </w:rPr>
+              <w:t>2)</w:t>
+            </w:r>
+            <w:r>
+              <w:rPr>
+                <w:rFonts w:ascii="Latha" w:hAnsi="Latha" w:cs="Latha"/>
+                <w:b/>
+                <w:bCs/>
+                <w:szCs w:val="24"/>
+                <w:lang w:bidi="ta-IN"/>
+              </w:rPr>
+              <w:t>[</w:t>
+            </w:r>
+            <w:proofErr w:type="gramEnd"/>
+            <w:r>
+              <w:rPr>
+                <w:rFonts w:ascii="Latha" w:hAnsi="Latha" w:cs="Latha"/>
+                <w:b/>
+                <w:bCs/>
+                <w:szCs w:val="24"/>
+                <w:cs/>
+                <w:lang w:bidi="ta-IN"/>
+              </w:rPr>
+              <w:t>ப</w:t>
+            </w:r>
+            <w:r>
+              <w:rPr>
+                <w:rFonts w:ascii="Latha" w:hAnsi="Latha" w:cs="Latha"/>
+                <w:b/>
+                <w:bCs/>
+                <w:szCs w:val="24"/>
+                <w:lang w:bidi="ta-IN"/>
+              </w:rPr>
+              <w:t>3</w:t>
+            </w:r>
+            <w:r>
+              <w:rPr>
+                <w:rFonts w:ascii="Latha" w:hAnsi="Latha" w:cs="Latha"/>
+                <w:b/>
+                <w:bCs/>
+                <w:szCs w:val="24"/>
+                <w:cs/>
+                <w:lang w:bidi="ta-IN"/>
+              </w:rPr>
+              <w:t>7</w:t>
+            </w:r>
+            <w:r>
+              <w:rPr>
+                <w:rFonts w:ascii="Latha" w:hAnsi="Latha" w:cs="Latha"/>
+                <w:b/>
+                <w:bCs/>
+                <w:szCs w:val="24"/>
+                <w:lang w:bidi="ta-IN"/>
+              </w:rPr>
+              <w:t>]</w:t>
+            </w:r>
+            <w:r>
+              <w:rPr>
+                <w:rFonts w:ascii="Latha" w:hAnsi="Latha" w:cs="Latha"/>
+                <w:color w:val="000000"/>
+                <w:szCs w:val="24"/>
+                <w:lang w:bidi="ta-IN"/>
+              </w:rPr>
+              <w:t xml:space="preserve"> </w:t>
+            </w:r>
+            <w:r>
+              <w:rPr>
+                <w:rFonts w:ascii="Latha" w:hAnsi="Latha" w:cs="Latha"/>
+                <w:b/>
+                <w:bCs/>
+                <w:szCs w:val="24"/>
+                <w:cs/>
+                <w:lang w:bidi="ta-IN"/>
+              </w:rPr>
+              <w:t>4.4</w:t>
+            </w:r>
+            <w:r>
+              <w:rPr>
+                <w:rFonts w:ascii="Latha" w:hAnsi="Latha" w:cs="Latha"/>
+                <w:b/>
+                <w:bCs/>
+                <w:szCs w:val="24"/>
+                <w:lang w:bidi="ta-IN"/>
+              </w:rPr>
+              <w:t>.</w:t>
+            </w:r>
+            <w:r>
+              <w:rPr>
+                <w:rFonts w:ascii="Latha" w:hAnsi="Latha" w:cs="Latha"/>
+                <w:b/>
+                <w:bCs/>
+                <w:szCs w:val="24"/>
+                <w:cs/>
+                <w:lang w:bidi="ta-IN"/>
+              </w:rPr>
+              <w:t>12.5</w:t>
+            </w:r>
+            <w:r>
+              <w:rPr>
+                <w:rFonts w:ascii="Latha" w:hAnsi="Latha" w:cs="Latha"/>
+                <w:b/>
+                <w:bCs/>
+                <w:szCs w:val="24"/>
+                <w:lang w:bidi="ta-IN"/>
+              </w:rPr>
               <w:t>(2)</w:t>
             </w:r>
-            <w:r>
-              <w:rPr>
-                <w:rFonts w:ascii="Latha" w:hAnsi="Latha" w:cs="Latha"/>
-                <w:b/>
-                <w:bCs/>
-                <w:szCs w:val="24"/>
-                <w:lang w:bidi="ta-IN"/>
-              </w:rPr>
-              <w:t>[</w:t>
-            </w:r>
-            <w:r>
-              <w:rPr>
-                <w:rFonts w:ascii="Latha" w:hAnsi="Latha" w:cs="Latha"/>
-                <w:b/>
-                <w:bCs/>
-                <w:szCs w:val="24"/>
-                <w:cs/>
-                <w:lang w:bidi="ta-IN"/>
-              </w:rPr>
-              <w:t>ப</w:t>
-            </w:r>
-            <w:r>
-              <w:rPr>
-                <w:rFonts w:ascii="Latha" w:hAnsi="Latha" w:cs="Latha"/>
-                <w:b/>
-                <w:bCs/>
-                <w:szCs w:val="24"/>
-                <w:lang w:bidi="ta-IN"/>
-              </w:rPr>
-              <w:t>3</w:t>
-            </w:r>
-            <w:r>
-              <w:rPr>
-                <w:rFonts w:ascii="Latha" w:hAnsi="Latha" w:cs="Latha"/>
-                <w:b/>
-                <w:bCs/>
-                <w:szCs w:val="24"/>
-                <w:cs/>
-                <w:lang w:bidi="ta-IN"/>
-              </w:rPr>
-              <w:t>7</w:t>
-            </w:r>
-            <w:r>
-              <w:rPr>
-                <w:rFonts w:ascii="Latha" w:hAnsi="Latha" w:cs="Latha"/>
-                <w:b/>
-                <w:bCs/>
-                <w:szCs w:val="24"/>
-                <w:lang w:bidi="ta-IN"/>
-              </w:rPr>
-              <w:t>]</w:t>
-            </w:r>
-            <w:r>
-              <w:rPr>
-                <w:rFonts w:ascii="Latha" w:hAnsi="Latha" w:cs="Latha"/>
-                <w:color w:val="000000"/>
-                <w:szCs w:val="24"/>
-                <w:lang w:bidi="ta-IN"/>
-              </w:rPr>
-              <w:t xml:space="preserve"> </w:t>
-            </w:r>
-            <w:r>
-              <w:rPr>
-                <w:rFonts w:ascii="Latha" w:hAnsi="Latha" w:cs="Latha"/>
-                <w:b/>
-                <w:bCs/>
-                <w:szCs w:val="24"/>
-                <w:cs/>
-                <w:lang w:bidi="ta-IN"/>
-              </w:rPr>
-              <w:t>4.4</w:t>
-            </w:r>
-            <w:r>
-              <w:rPr>
-                <w:rFonts w:ascii="Latha" w:hAnsi="Latha" w:cs="Latha"/>
-                <w:b/>
-                <w:bCs/>
-                <w:szCs w:val="24"/>
-                <w:lang w:bidi="ta-IN"/>
-              </w:rPr>
-              <w:t>.</w:t>
-            </w:r>
-            <w:r>
-              <w:rPr>
-                <w:rFonts w:ascii="Latha" w:hAnsi="Latha" w:cs="Latha"/>
-                <w:b/>
-                <w:bCs/>
-                <w:szCs w:val="24"/>
-                <w:cs/>
-                <w:lang w:bidi="ta-IN"/>
-              </w:rPr>
-              <w:t>12.5</w:t>
-            </w:r>
-            <w:r>
-              <w:rPr>
-                <w:rFonts w:ascii="Latha" w:hAnsi="Latha" w:cs="Latha"/>
-                <w:b/>
-                <w:bCs/>
-                <w:szCs w:val="24"/>
-                <w:lang w:bidi="ta-IN"/>
-              </w:rPr>
-              <w:t>(2)</w:t>
-            </w:r>
+            <w:proofErr w:type="gramStart"/>
             <w:r>
               <w:rPr>
                 <w:rFonts w:ascii="Latha" w:hAnsi="Latha" w:cs="Latha"/>
@@ -37208,6 +44474,7 @@
               </w:rPr>
               <w:t>க்</w:t>
             </w:r>
+            <w:proofErr w:type="gramEnd"/>
             <w:r>
               <w:rPr>
                 <w:rFonts w:ascii="Latha" w:hAnsi="Latha" w:cs="Latha"/>
@@ -38231,7 +45498,18 @@
                 <w:szCs w:val="24"/>
                 <w:lang w:bidi="ta-IN"/>
               </w:rPr>
-              <w:t>(3</w:t>
+              <w:t>(</w:t>
+            </w:r>
+            <w:proofErr w:type="gramStart"/>
+            <w:r>
+              <w:rPr>
+                <w:rFonts w:ascii="Latha" w:hAnsi="Latha" w:cs="Latha"/>
+                <w:b/>
+                <w:bCs/>
+                <w:szCs w:val="24"/>
+                <w:lang w:bidi="ta-IN"/>
+              </w:rPr>
+              <w:t>3</w:t>
             </w:r>
             <w:r>
               <w:rPr>
@@ -38253,6 +45531,7 @@
               </w:rPr>
               <w:t>[</w:t>
             </w:r>
+            <w:proofErr w:type="gramEnd"/>
             <w:r>
               <w:rPr>
                 <w:rFonts w:ascii="Latha" w:hAnsi="Latha" w:cs="Latha"/>
@@ -38346,6 +45625,7 @@
               </w:rPr>
               <w:t>(2)</w:t>
             </w:r>
+            <w:proofErr w:type="gramStart"/>
             <w:r>
               <w:rPr>
                 <w:rFonts w:ascii="Latha" w:hAnsi="Latha" w:cs="Latha"/>
@@ -38365,6 +45645,7 @@
               </w:rPr>
               <w:t>க்</w:t>
             </w:r>
+            <w:proofErr w:type="gramEnd"/>
             <w:r>
               <w:rPr>
                 <w:rFonts w:ascii="Latha" w:hAnsi="Latha" w:cs="Latha"/>
@@ -38707,111 +45988,124 @@
                 <w:lang w:bidi="ta-IN"/>
               </w:rPr>
               <w:lastRenderedPageBreak/>
+              <w:t>(</w:t>
+            </w:r>
+            <w:proofErr w:type="gramStart"/>
+            <w:r>
+              <w:rPr>
+                <w:rFonts w:ascii="Latha" w:hAnsi="Latha" w:cs="Latha"/>
+                <w:b/>
+                <w:bCs/>
+                <w:szCs w:val="24"/>
+                <w:lang w:bidi="ta-IN"/>
+              </w:rPr>
+              <w:t>2)</w:t>
+            </w:r>
+            <w:r>
+              <w:rPr>
+                <w:rFonts w:ascii="Latha" w:hAnsi="Latha" w:cs="Latha"/>
+                <w:b/>
+                <w:bCs/>
+                <w:szCs w:val="24"/>
+                <w:lang w:bidi="ta-IN"/>
+              </w:rPr>
+              <w:t>[</w:t>
+            </w:r>
+            <w:proofErr w:type="gramEnd"/>
+            <w:r>
+              <w:rPr>
+                <w:rFonts w:ascii="Latha" w:hAnsi="Latha" w:cs="Latha"/>
+                <w:b/>
+                <w:bCs/>
+                <w:szCs w:val="24"/>
+                <w:cs/>
+                <w:lang w:bidi="ta-IN"/>
+              </w:rPr>
+              <w:t>ப</w:t>
+            </w:r>
+            <w:r>
+              <w:rPr>
+                <w:rFonts w:ascii="Latha" w:hAnsi="Latha" w:cs="Latha"/>
+                <w:b/>
+                <w:bCs/>
+                <w:szCs w:val="24"/>
+                <w:lang w:bidi="ta-IN"/>
+              </w:rPr>
+              <w:t>3</w:t>
+            </w:r>
+            <w:r>
+              <w:rPr>
+                <w:rFonts w:ascii="Latha" w:hAnsi="Latha" w:cs="Latha"/>
+                <w:b/>
+                <w:bCs/>
+                <w:szCs w:val="24"/>
+                <w:cs/>
+                <w:lang w:bidi="ta-IN"/>
+              </w:rPr>
+              <w:t>7</w:t>
+            </w:r>
+            <w:r>
+              <w:rPr>
+                <w:rFonts w:ascii="Latha" w:hAnsi="Latha" w:cs="Latha"/>
+                <w:b/>
+                <w:bCs/>
+                <w:szCs w:val="24"/>
+                <w:lang w:bidi="ta-IN"/>
+              </w:rPr>
+              <w:t>]</w:t>
+            </w:r>
+            <w:r>
+              <w:rPr>
+                <w:rFonts w:ascii="Latha" w:hAnsi="Latha" w:cs="Latha"/>
+                <w:color w:val="000000"/>
+                <w:szCs w:val="24"/>
+                <w:lang w:bidi="ta-IN"/>
+              </w:rPr>
+              <w:t xml:space="preserve"> </w:t>
+            </w:r>
+            <w:r>
+              <w:rPr>
+                <w:rFonts w:ascii="Latha" w:hAnsi="Latha" w:cs="Latha"/>
+                <w:b/>
+                <w:bCs/>
+                <w:szCs w:val="24"/>
+                <w:cs/>
+                <w:lang w:bidi="ta-IN"/>
+              </w:rPr>
+              <w:t>4.4</w:t>
+            </w:r>
+            <w:r>
+              <w:rPr>
+                <w:rFonts w:ascii="Latha" w:hAnsi="Latha" w:cs="Latha"/>
+                <w:b/>
+                <w:bCs/>
+                <w:szCs w:val="24"/>
+                <w:lang w:bidi="ta-IN"/>
+              </w:rPr>
+              <w:t>.</w:t>
+            </w:r>
+            <w:r>
+              <w:rPr>
+                <w:rFonts w:ascii="Latha" w:hAnsi="Latha" w:cs="Latha"/>
+                <w:b/>
+                <w:bCs/>
+                <w:szCs w:val="24"/>
+                <w:cs/>
+                <w:lang w:bidi="ta-IN"/>
+              </w:rPr>
+              <w:t>12.5</w:t>
+            </w:r>
+            <w:r>
+              <w:rPr>
+                <w:rFonts w:ascii="Latha" w:hAnsi="Latha" w:cs="Latha"/>
+                <w:b/>
+                <w:bCs/>
+                <w:szCs w:val="24"/>
+                <w:lang w:bidi="ta-IN"/>
+              </w:rPr>
               <w:t>(2)</w:t>
             </w:r>
-            <w:r>
-              <w:rPr>
-                <w:rFonts w:ascii="Latha" w:hAnsi="Latha" w:cs="Latha"/>
-                <w:b/>
-                <w:bCs/>
-                <w:szCs w:val="24"/>
-                <w:lang w:bidi="ta-IN"/>
-              </w:rPr>
-              <w:t>[</w:t>
-            </w:r>
-            <w:r>
-              <w:rPr>
-                <w:rFonts w:ascii="Latha" w:hAnsi="Latha" w:cs="Latha"/>
-                <w:b/>
-                <w:bCs/>
-                <w:szCs w:val="24"/>
-                <w:cs/>
-                <w:lang w:bidi="ta-IN"/>
-              </w:rPr>
-              <w:t>ப</w:t>
-            </w:r>
-            <w:r>
-              <w:rPr>
-                <w:rFonts w:ascii="Latha" w:hAnsi="Latha" w:cs="Latha"/>
-                <w:b/>
-                <w:bCs/>
-                <w:szCs w:val="24"/>
-                <w:lang w:bidi="ta-IN"/>
-              </w:rPr>
-              <w:t>3</w:t>
-            </w:r>
-            <w:r>
-              <w:rPr>
-                <w:rFonts w:ascii="Latha" w:hAnsi="Latha" w:cs="Latha"/>
-                <w:b/>
-                <w:bCs/>
-                <w:szCs w:val="24"/>
-                <w:cs/>
-                <w:lang w:bidi="ta-IN"/>
-              </w:rPr>
-              <w:t>7</w:t>
-            </w:r>
-            <w:r>
-              <w:rPr>
-                <w:rFonts w:ascii="Latha" w:hAnsi="Latha" w:cs="Latha"/>
-                <w:b/>
-                <w:bCs/>
-                <w:szCs w:val="24"/>
-                <w:lang w:bidi="ta-IN"/>
-              </w:rPr>
-              <w:t>]</w:t>
-            </w:r>
-            <w:r>
-              <w:rPr>
-                <w:rFonts w:ascii="Latha" w:hAnsi="Latha" w:cs="Latha"/>
-                <w:color w:val="000000"/>
-                <w:szCs w:val="24"/>
-                <w:lang w:bidi="ta-IN"/>
-              </w:rPr>
-              <w:t xml:space="preserve"> </w:t>
-            </w:r>
-            <w:r>
-              <w:rPr>
-                <w:rFonts w:ascii="Latha" w:hAnsi="Latha" w:cs="Latha"/>
-                <w:b/>
-                <w:bCs/>
-                <w:szCs w:val="24"/>
-                <w:cs/>
-                <w:lang w:bidi="ta-IN"/>
-              </w:rPr>
-              <w:t>4.4</w:t>
-            </w:r>
-            <w:r>
-              <w:rPr>
-                <w:rFonts w:ascii="Latha" w:hAnsi="Latha" w:cs="Latha"/>
-                <w:b/>
-                <w:bCs/>
-                <w:szCs w:val="24"/>
-                <w:lang w:bidi="ta-IN"/>
-              </w:rPr>
-              <w:t>.</w:t>
-            </w:r>
-            <w:r>
-              <w:rPr>
-                <w:rFonts w:ascii="Latha" w:hAnsi="Latha" w:cs="Latha"/>
-                <w:b/>
-                <w:bCs/>
-                <w:szCs w:val="24"/>
-                <w:cs/>
-                <w:lang w:bidi="ta-IN"/>
-              </w:rPr>
-              <w:t>12.5</w:t>
-            </w:r>
-            <w:r>
-              <w:rPr>
-                <w:rFonts w:ascii="Latha" w:hAnsi="Latha" w:cs="Latha"/>
-                <w:b/>
-                <w:bCs/>
-                <w:szCs w:val="24"/>
-                <w:lang w:bidi="ta-IN"/>
-              </w:rPr>
-              <w:t>(2)</w:t>
-            </w:r>
+            <w:proofErr w:type="gramStart"/>
             <w:r>
               <w:rPr>
                 <w:rFonts w:ascii="Latha" w:hAnsi="Latha" w:cs="Latha"/>
@@ -38831,6 +46125,7 @@
               </w:rPr>
               <w:t>க்</w:t>
             </w:r>
+            <w:proofErr w:type="gramEnd"/>
             <w:r>
               <w:rPr>
                 <w:rFonts w:ascii="Latha" w:hAnsi="Latha" w:cs="Latha"/>
@@ -39839,7 +47134,18 @@
                 <w:szCs w:val="24"/>
                 <w:lang w:bidi="ta-IN"/>
               </w:rPr>
-              <w:t>(3</w:t>
+              <w:t>(</w:t>
+            </w:r>
+            <w:proofErr w:type="gramStart"/>
+            <w:r>
+              <w:rPr>
+                <w:rFonts w:ascii="Latha" w:hAnsi="Latha" w:cs="Latha"/>
+                <w:b/>
+                <w:bCs/>
+                <w:szCs w:val="24"/>
+                <w:lang w:bidi="ta-IN"/>
+              </w:rPr>
+              <w:t>3</w:t>
             </w:r>
             <w:r>
               <w:rPr>
@@ -39861,6 +47167,7 @@
               </w:rPr>
               <w:t>[</w:t>
             </w:r>
+            <w:proofErr w:type="gramEnd"/>
             <w:r>
               <w:rPr>
                 <w:rFonts w:ascii="Latha" w:hAnsi="Latha" w:cs="Latha"/>
@@ -39954,6 +47261,7 @@
               </w:rPr>
               <w:t>(2)</w:t>
             </w:r>
+            <w:proofErr w:type="gramStart"/>
             <w:r>
               <w:rPr>
                 <w:rFonts w:ascii="Latha" w:hAnsi="Latha" w:cs="Latha"/>
@@ -39973,6 +47281,7 @@
               </w:rPr>
               <w:t>க்</w:t>
             </w:r>
+            <w:proofErr w:type="gramEnd"/>
             <w:r>
               <w:rPr>
                 <w:rFonts w:ascii="Latha" w:hAnsi="Latha" w:cs="Latha"/>
@@ -40335,7 +47644,18 @@
                 <w:lang w:bidi="ta-IN"/>
               </w:rPr>
               <w:lastRenderedPageBreak/>
-              <w:t>(3</w:t>
+              <w:t>(</w:t>
+            </w:r>
+            <w:proofErr w:type="gramStart"/>
+            <w:r>
+              <w:rPr>
+                <w:rFonts w:ascii="Latha" w:hAnsi="Latha" w:cs="Latha"/>
+                <w:b/>
+                <w:bCs/>
+                <w:szCs w:val="24"/>
+                <w:lang w:bidi="ta-IN"/>
+              </w:rPr>
+              <w:t>3</w:t>
             </w:r>
             <w:r>
               <w:rPr>
@@ -40368,6 +47688,7 @@
               </w:rPr>
               <w:t>[</w:t>
             </w:r>
+            <w:proofErr w:type="gramEnd"/>
             <w:r>
               <w:rPr>
                 <w:rFonts w:ascii="Latha" w:hAnsi="Latha" w:cs="Latha"/>
@@ -41301,7 +48622,18 @@
                 <w:szCs w:val="24"/>
                 <w:lang w:bidi="ta-IN"/>
               </w:rPr>
-              <w:t>(3</w:t>
+              <w:t>(</w:t>
+            </w:r>
+            <w:proofErr w:type="gramStart"/>
+            <w:r>
+              <w:rPr>
+                <w:rFonts w:ascii="Latha" w:hAnsi="Latha" w:cs="Latha"/>
+                <w:b/>
+                <w:bCs/>
+                <w:szCs w:val="24"/>
+                <w:lang w:bidi="ta-IN"/>
+              </w:rPr>
+              <w:t>3</w:t>
             </w:r>
             <w:r>
               <w:rPr>
@@ -41334,6 +48666,7 @@
               </w:rPr>
               <w:t>[</w:t>
             </w:r>
+            <w:proofErr w:type="gramEnd"/>
             <w:r>
               <w:rPr>
                 <w:rFonts w:ascii="Latha" w:hAnsi="Latha" w:cs="Latha"/>
@@ -42392,6 +49725,7 @@
         <w:lastRenderedPageBreak/>
         <w:t xml:space="preserve">TS </w:t>
       </w:r>
+      <w:proofErr w:type="gramStart"/>
       <w:r>
         <w:rPr>
           <w:b/>
@@ -42430,7 +49764,18 @@
           <w:szCs w:val="32"/>
           <w:u w:val="single"/>
         </w:rPr>
-        <w:t xml:space="preserve">– TS </w:t>
+        <w:t>–</w:t>
+      </w:r>
+      <w:proofErr w:type="gramEnd"/>
+      <w:r>
+        <w:rPr>
+          <w:b/>
+          <w:bCs/>
+          <w:sz w:val="32"/>
+          <w:szCs w:val="32"/>
+          <w:u w:val="single"/>
+        </w:rPr>
+        <w:t xml:space="preserve"> TS </w:t>
       </w:r>
       <w:r>
         <w:rPr>
@@ -42825,7 +50170,7 @@
 </file>
 
 <file path=word/endnotes.xml><?xml version="1.0" encoding="utf-8"?>
-<w:endnotes xmlns:wpc="http://schemas.microsoft.com/office/word/2010/wordprocessingCanvas" xmlns:cx="http://schemas.microsoft.com/office/drawing/2014/chartex" xmlns:cx1="http://schemas.microsoft.com/office/drawing/2015/9/8/chartex" xmlns:cx2="http://schemas.microsoft.com/office/drawing/2015/10/21/chartex" xmlns:cx3="http://schemas.microsoft.com/office/drawing/2016/5/9/chartex" xmlns:cx4="http://schemas.microsoft.com/office/drawing/2016/5/10/chartex" xmlns:cx5="http://schemas.microsoft.com/office/drawing/2016/5/11/chartex" xmlns:cx6="http://schemas.microsoft.com/office/drawing/2016/5/12/chartex" xmlns:cx7="http://schemas.microsoft.com/office/drawing/2016/5/13/chartex" xmlns:cx8="http://schemas.microsoft.com/office/drawing/2016/5/14/chartex" xmlns:mc="http://schemas.openxmlformats.org/markup-compatibility/2006" xmlns:aink="http://schemas.microsoft.com/office/drawing/2016/ink" xmlns:am3d="http://schemas.microsoft.com/office/drawing/2017/model3d" xmlns:o="urn:schemas-microsoft-com:office:office" xmlns:oel="http://schemas.microsoft.com/office/2019/extlst" xmlns:r="http://schemas.openxmlformats.org/officeDocument/2006/relationships" xmlns:m="http://schemas.openxmlformats.org/officeDocument/2006/math" xmlns:v="urn:schemas-microsoft-com:vml" xmlns:wp14="http://schemas.microsoft.com/office/word/2010/wordprocessingDrawing" xmlns:wp="http://schemas.openxmlformats.org/drawingml/2006/wordprocessingDrawing" xmlns:w10="urn:schemas-microsoft-com:office:word" xmlns:w="http://schemas.openxmlformats.org/wordprocessingml/2006/main" xmlns:w14="http://schemas.microsoft.com/office/word/2010/wordml" xmlns:w15="http://schemas.microsoft.com/office/word/2012/wordml" xmlns:w16cex="http://schemas.microsoft.com/office/word/2018/wordml/cex" xmlns:w16cid="http://schemas.microsoft.com/office/word/2016/wordml/cid" xmlns:w16="http://schemas.microsoft.com/office/word/2018/wordml" xmlns:w16du="http://schemas.microsoft.com/office/word/2023/wordml/word16du" xmlns:w16sdtdh="http://schemas.microsoft.com/office/word/2020/wordml/sdtdatahash" xmlns:w16se="http://schemas.microsoft.com/office/word/2015/wordml/symex" xmlns:wpg="http://schemas.microsoft.com/office/word/2010/wordprocessingGroup" xmlns:wpi="http://schemas.microsoft.com/office/word/2010/wordprocessingInk" xmlns:wne="http://schemas.microsoft.com/office/word/2006/wordml" xmlns:wps="http://schemas.microsoft.com/office/word/2010/wordprocessingShape" mc:Ignorable="w14 w15 w16se w16cid w16 w16cex w16sdtdh w16du wp14">
+<w:endnotes xmlns:wpc="http://schemas.microsoft.com/office/word/2010/wordprocessingCanvas" xmlns:cx="http://schemas.microsoft.com/office/drawing/2014/chartex" xmlns:cx1="http://schemas.microsoft.com/office/drawing/2015/9/8/chartex" xmlns:cx2="http://schemas.microsoft.com/office/drawing/2015/10/21/chartex" xmlns:cx3="http://schemas.microsoft.com/office/drawing/2016/5/9/chartex" xmlns:cx4="http://schemas.microsoft.com/office/drawing/2016/5/10/chartex" xmlns:cx5="http://schemas.microsoft.com/office/drawing/2016/5/11/chartex" xmlns:cx6="http://schemas.microsoft.com/office/drawing/2016/5/12/chartex" xmlns:cx7="http://schemas.microsoft.com/office/drawing/2016/5/13/chartex" xmlns:cx8="http://schemas.microsoft.com/office/drawing/2016/5/14/chartex" xmlns:mc="http://schemas.openxmlformats.org/markup-compatibility/2006" xmlns:aink="http://schemas.microsoft.com/office/drawing/2016/ink" xmlns:am3d="http://schemas.microsoft.com/office/drawing/2017/model3d" xmlns:o="urn:schemas-microsoft-com:office:office" xmlns:oel="http://schemas.microsoft.com/office/2019/extlst" xmlns:r="http://schemas.openxmlformats.org/officeDocument/2006/relationships" xmlns:m="http://schemas.openxmlformats.org/officeDocument/2006/math" xmlns:v="urn:schemas-microsoft-com:vml" xmlns:wp14="http://schemas.microsoft.com/office/word/2010/wordprocessingDrawing" xmlns:wp="http://schemas.openxmlformats.org/drawingml/2006/wordprocessingDrawing" xmlns:w10="urn:schemas-microsoft-com:office:word" xmlns:w="http://schemas.openxmlformats.org/wordprocessingml/2006/main" xmlns:w14="http://schemas.microsoft.com/office/word/2010/wordml" xmlns:w15="http://schemas.microsoft.com/office/word/2012/wordml" xmlns:w16cex="http://schemas.microsoft.com/office/word/2018/wordml/cex" xmlns:w16cid="http://schemas.microsoft.com/office/word/2016/wordml/cid" xmlns:w16="http://schemas.microsoft.com/office/word/2018/wordml" xmlns:w16du="http://schemas.microsoft.com/office/word/2023/wordml/word16du" xmlns:w16sdtdh="http://schemas.microsoft.com/office/word/2020/wordml/sdtdatahash" xmlns:w16sdtfl="http://schemas.microsoft.com/office/word/2024/wordml/sdtformatlock" xmlns:w16se="http://schemas.microsoft.com/office/word/2015/wordml/symex" xmlns:wpg="http://schemas.microsoft.com/office/word/2010/wordprocessingGroup" xmlns:wpi="http://schemas.microsoft.com/office/word/2010/wordprocessingInk" xmlns:wne="http://schemas.microsoft.com/office/word/2006/wordml" xmlns:wps="http://schemas.microsoft.com/office/word/2010/wordprocessingShape" mc:Ignorable="w14 w15 w16se w16cid w16 w16cex w16sdtdh w16sdtfl w16du wp14">
   <w:endnote w:type="separator" w:id="-1">
     <w:p>
       <w:pPr>
@@ -42850,7 +50195,7 @@
 </file>
 
 <file path=word/footer1.xml><?xml version="1.0" encoding="utf-8"?>
-<w:ftr xmlns:wpc="http://schemas.microsoft.com/office/word/2010/wordprocessingCanvas" xmlns:cx="http://schemas.microsoft.com/office/drawing/2014/chartex" xmlns:cx1="http://schemas.microsoft.com/office/drawing/2015/9/8/chartex" xmlns:cx2="http://schemas.microsoft.com/office/drawing/2015/10/21/chartex" xmlns:cx3="http://schemas.microsoft.com/office/drawing/2016/5/9/chartex" xmlns:cx4="http://schemas.microsoft.com/office/drawing/2016/5/10/chartex" xmlns:cx5="http://schemas.microsoft.com/office/drawing/2016/5/11/chartex" xmlns:cx6="http://schemas.microsoft.com/office/drawing/2016/5/12/chartex" xmlns:cx7="http://schemas.microsoft.com/office/drawing/2016/5/13/chartex" xmlns:cx8="http://schemas.microsoft.com/office/drawing/2016/5/14/chartex" xmlns:mc="http://schemas.openxmlformats.org/markup-compatibility/2006" xmlns:aink="http://schemas.microsoft.com/office/drawing/2016/ink" xmlns:am3d="http://schemas.microsoft.com/office/drawing/2017/model3d" xmlns:o="urn:schemas-microsoft-com:office:office" xmlns:oel="http://schemas.microsoft.com/office/2019/extlst" xmlns:r="http://schemas.openxmlformats.org/officeDocument/2006/relationships" xmlns:m="http://schemas.openxmlformats.org/officeDocument/2006/math" xmlns:v="urn:schemas-microsoft-com:vml" xmlns:wp14="http://schemas.microsoft.com/office/word/2010/wordprocessingDrawing" xmlns:wp="http://schemas.openxmlformats.org/drawingml/2006/wordprocessingDrawing" xmlns:w10="urn:schemas-microsoft-com:office:word" xmlns:w="http://schemas.openxmlformats.org/wordprocessingml/2006/main" xmlns:w14="http://schemas.microsoft.com/office/word/2010/wordml" xmlns:w15="http://schemas.microsoft.com/office/word/2012/wordml" xmlns:w16cex="http://schemas.microsoft.com/office/word/2018/wordml/cex" xmlns:w16cid="http://schemas.microsoft.com/office/word/2016/wordml/cid" xmlns:w16="http://schemas.microsoft.com/office/word/2018/wordml" xmlns:w16du="http://schemas.microsoft.com/office/word/2023/wordml/word16du" xmlns:w16sdtdh="http://schemas.microsoft.com/office/word/2020/wordml/sdtdatahash" xmlns:w16se="http://schemas.microsoft.com/office/word/2015/wordml/symex" xmlns:wpg="http://schemas.microsoft.com/office/word/2010/wordprocessingGroup" xmlns:wpi="http://schemas.microsoft.com/office/word/2010/wordprocessingInk" xmlns:wne="http://schemas.microsoft.com/office/word/2006/wordml" xmlns:wps="http://schemas.microsoft.com/office/word/2010/wordprocessingShape" mc:Ignorable="w14 w15 w16se w16cid w16 w16cex w16sdtdh w16du wp14">
+<w:ftr xmlns:wpc="http://schemas.microsoft.com/office/word/2010/wordprocessingCanvas" xmlns:cx="http://schemas.microsoft.com/office/drawing/2014/chartex" xmlns:cx1="http://schemas.microsoft.com/office/drawing/2015/9/8/chartex" xmlns:cx2="http://schemas.microsoft.com/office/drawing/2015/10/21/chartex" xmlns:cx3="http://schemas.microsoft.com/office/drawing/2016/5/9/chartex" xmlns:cx4="http://schemas.microsoft.com/office/drawing/2016/5/10/chartex" xmlns:cx5="http://schemas.microsoft.com/office/drawing/2016/5/11/chartex" xmlns:cx6="http://schemas.microsoft.com/office/drawing/2016/5/12/chartex" xmlns:cx7="http://schemas.microsoft.com/office/drawing/2016/5/13/chartex" xmlns:cx8="http://schemas.microsoft.com/office/drawing/2016/5/14/chartex" xmlns:mc="http://schemas.openxmlformats.org/markup-compatibility/2006" xmlns:aink="http://schemas.microsoft.com/office/drawing/2016/ink" xmlns:am3d="http://schemas.microsoft.com/office/drawing/2017/model3d" xmlns:o="urn:schemas-microsoft-com:office:office" xmlns:oel="http://schemas.microsoft.com/office/2019/extlst" xmlns:r="http://schemas.openxmlformats.org/officeDocument/2006/relationships" xmlns:m="http://schemas.openxmlformats.org/officeDocument/2006/math" xmlns:v="urn:schemas-microsoft-com:vml" xmlns:wp14="http://schemas.microsoft.com/office/word/2010/wordprocessingDrawing" xmlns:wp="http://schemas.openxmlformats.org/drawingml/2006/wordprocessingDrawing" xmlns:w10="urn:schemas-microsoft-com:office:word" xmlns:w="http://schemas.openxmlformats.org/wordprocessingml/2006/main" xmlns:w14="http://schemas.microsoft.com/office/word/2010/wordml" xmlns:w15="http://schemas.microsoft.com/office/word/2012/wordml" xmlns:w16cex="http://schemas.microsoft.com/office/word/2018/wordml/cex" xmlns:w16cid="http://schemas.microsoft.com/office/word/2016/wordml/cid" xmlns:w16="http://schemas.microsoft.com/office/word/2018/wordml" xmlns:w16du="http://schemas.microsoft.com/office/word/2023/wordml/word16du" xmlns:w16sdtdh="http://schemas.microsoft.com/office/word/2020/wordml/sdtdatahash" xmlns:w16sdtfl="http://schemas.microsoft.com/office/word/2024/wordml/sdtformatlock" xmlns:w16se="http://schemas.microsoft.com/office/word/2015/wordml/symex" xmlns:wpg="http://schemas.microsoft.com/office/word/2010/wordprocessingGroup" xmlns:wpi="http://schemas.microsoft.com/office/word/2010/wordprocessingInk" xmlns:wne="http://schemas.microsoft.com/office/word/2006/wordml" xmlns:wps="http://schemas.microsoft.com/office/word/2010/wordprocessingShape" mc:Ignorable="w14 w15 w16se w16cid w16 w16cex w16sdtdh w16sdtfl w16du wp14">
   <w:p>
     <w:pPr>
       <w:pBdr>
@@ -43032,7 +50377,7 @@
 </file>
 
 <file path=word/footer2.xml><?xml version="1.0" encoding="utf-8"?>
-<w:ftr xmlns:wpc="http://schemas.microsoft.com/office/word/2010/wordprocessingCanvas" xmlns:cx="http://schemas.microsoft.com/office/drawing/2014/chartex" xmlns:cx1="http://schemas.microsoft.com/office/drawing/2015/9/8/chartex" xmlns:cx2="http://schemas.microsoft.com/office/drawing/2015/10/21/chartex" xmlns:cx3="http://schemas.microsoft.com/office/drawing/2016/5/9/chartex" xmlns:cx4="http://schemas.microsoft.com/office/drawing/2016/5/10/chartex" xmlns:cx5="http://schemas.microsoft.com/office/drawing/2016/5/11/chartex" xmlns:cx6="http://schemas.microsoft.com/office/drawing/2016/5/12/chartex" xmlns:cx7="http://schemas.microsoft.com/office/drawing/2016/5/13/chartex" xmlns:cx8="http://schemas.microsoft.com/office/drawing/2016/5/14/chartex" xmlns:mc="http://schemas.openxmlformats.org/markup-compatibility/2006" xmlns:aink="http://schemas.microsoft.com/office/drawing/2016/ink" xmlns:am3d="http://schemas.microsoft.com/office/drawing/2017/model3d" xmlns:o="urn:schemas-microsoft-com:office:office" xmlns:oel="http://schemas.microsoft.com/office/2019/extlst" xmlns:r="http://schemas.openxmlformats.org/officeDocument/2006/relationships" xmlns:m="http://schemas.openxmlformats.org/officeDocument/2006/math" xmlns:v="urn:schemas-microsoft-com:vml" xmlns:wp14="http://schemas.microsoft.com/office/word/2010/wordprocessingDrawing" xmlns:wp="http://schemas.openxmlformats.org/drawingml/2006/wordprocessingDrawing" xmlns:w10="urn:schemas-microsoft-com:office:word" xmlns:w="http://schemas.openxmlformats.org/wordprocessingml/2006/main" xmlns:w14="http://schemas.microsoft.com/office/word/2010/wordml" xmlns:w15="http://schemas.microsoft.com/office/word/2012/wordml" xmlns:w16cex="http://schemas.microsoft.com/office/word/2018/wordml/cex" xmlns:w16cid="http://schemas.microsoft.com/office/word/2016/wordml/cid" xmlns:w16="http://schemas.microsoft.com/office/word/2018/wordml" xmlns:w16du="http://schemas.microsoft.com/office/word/2023/wordml/word16du" xmlns:w16sdtdh="http://schemas.microsoft.com/office/word/2020/wordml/sdtdatahash" xmlns:w16se="http://schemas.microsoft.com/office/word/2015/wordml/symex" xmlns:wpg="http://schemas.microsoft.com/office/word/2010/wordprocessingGroup" xmlns:wpi="http://schemas.microsoft.com/office/word/2010/wordprocessingInk" xmlns:wne="http://schemas.microsoft.com/office/word/2006/wordml" xmlns:wps="http://schemas.microsoft.com/office/word/2010/wordprocessingShape" mc:Ignorable="w14 w15 w16se w16cid w16 w16cex w16sdtdh w16du wp14">
+<w:ftr xmlns:wpc="http://schemas.microsoft.com/office/word/2010/wordprocessingCanvas" xmlns:cx="http://schemas.microsoft.com/office/drawing/2014/chartex" xmlns:cx1="http://schemas.microsoft.com/office/drawing/2015/9/8/chartex" xmlns:cx2="http://schemas.microsoft.com/office/drawing/2015/10/21/chartex" xmlns:cx3="http://schemas.microsoft.com/office/drawing/2016/5/9/chartex" xmlns:cx4="http://schemas.microsoft.com/office/drawing/2016/5/10/chartex" xmlns:cx5="http://schemas.microsoft.com/office/drawing/2016/5/11/chartex" xmlns:cx6="http://schemas.microsoft.com/office/drawing/2016/5/12/chartex" xmlns:cx7="http://schemas.microsoft.com/office/drawing/2016/5/13/chartex" xmlns:cx8="http://schemas.microsoft.com/office/drawing/2016/5/14/chartex" xmlns:mc="http://schemas.openxmlformats.org/markup-compatibility/2006" xmlns:aink="http://schemas.microsoft.com/office/drawing/2016/ink" xmlns:am3d="http://schemas.microsoft.com/office/drawing/2017/model3d" xmlns:o="urn:schemas-microsoft-com:office:office" xmlns:oel="http://schemas.microsoft.com/office/2019/extlst" xmlns:r="http://schemas.openxmlformats.org/officeDocument/2006/relationships" xmlns:m="http://schemas.openxmlformats.org/officeDocument/2006/math" xmlns:v="urn:schemas-microsoft-com:vml" xmlns:wp14="http://schemas.microsoft.com/office/word/2010/wordprocessingDrawing" xmlns:wp="http://schemas.openxmlformats.org/drawingml/2006/wordprocessingDrawing" xmlns:w10="urn:schemas-microsoft-com:office:word" xmlns:w="http://schemas.openxmlformats.org/wordprocessingml/2006/main" xmlns:w14="http://schemas.microsoft.com/office/word/2010/wordml" xmlns:w15="http://schemas.microsoft.com/office/word/2012/wordml" xmlns:w16cex="http://schemas.microsoft.com/office/word/2018/wordml/cex" xmlns:w16cid="http://schemas.microsoft.com/office/word/2016/wordml/cid" xmlns:w16="http://schemas.microsoft.com/office/word/2018/wordml" xmlns:w16du="http://schemas.microsoft.com/office/word/2023/wordml/word16du" xmlns:w16sdtdh="http://schemas.microsoft.com/office/word/2020/wordml/sdtdatahash" xmlns:w16sdtfl="http://schemas.microsoft.com/office/word/2024/wordml/sdtformatlock" xmlns:w16se="http://schemas.microsoft.com/office/word/2015/wordml/symex" xmlns:wpg="http://schemas.microsoft.com/office/word/2010/wordprocessingGroup" xmlns:wpi="http://schemas.microsoft.com/office/word/2010/wordprocessingInk" xmlns:wne="http://schemas.microsoft.com/office/word/2006/wordml" xmlns:wps="http://schemas.microsoft.com/office/word/2010/wordprocessingShape" mc:Ignorable="w14 w15 w16se w16cid w16 w16cex w16sdtdh w16sdtfl w16du wp14">
   <w:p>
     <w:pPr>
       <w:pBdr>
@@ -43252,7 +50597,7 @@
 </file>
 
 <file path=word/footnotes.xml><?xml version="1.0" encoding="utf-8"?>
-<w:footnotes xmlns:wpc="http://schemas.microsoft.com/office/word/2010/wordprocessingCanvas" xmlns:cx="http://schemas.microsoft.com/office/drawing/2014/chartex" xmlns:cx1="http://schemas.microsoft.com/office/drawing/2015/9/8/chartex" xmlns:cx2="http://schemas.microsoft.com/office/drawing/2015/10/21/chartex" xmlns:cx3="http://schemas.microsoft.com/office/drawing/2016/5/9/chartex" xmlns:cx4="http://schemas.microsoft.com/office/drawing/2016/5/10/chartex" xmlns:cx5="http://schemas.microsoft.com/office/drawing/2016/5/11/chartex" xmlns:cx6="http://schemas.microsoft.com/office/drawing/2016/5/12/chartex" xmlns:cx7="http://schemas.microsoft.com/office/drawing/2016/5/13/chartex" xmlns:cx8="http://schemas.microsoft.com/office/drawing/2016/5/14/chartex" xmlns:mc="http://schemas.openxmlformats.org/markup-compatibility/2006" xmlns:aink="http://schemas.microsoft.com/office/drawing/2016/ink" xmlns:am3d="http://schemas.microsoft.com/office/drawing/2017/model3d" xmlns:o="urn:schemas-microsoft-com:office:office" xmlns:oel="http://schemas.microsoft.com/office/2019/extlst" xmlns:r="http://schemas.openxmlformats.org/officeDocument/2006/relationships" xmlns:m="http://schemas.openxmlformats.org/officeDocument/2006/math" xmlns:v="urn:schemas-microsoft-com:vml" xmlns:wp14="http://schemas.microsoft.com/office/word/2010/wordprocessingDrawing" xmlns:wp="http://schemas.openxmlformats.org/drawingml/2006/wordprocessingDrawing" xmlns:w10="urn:schemas-microsoft-com:office:word" xmlns:w="http://schemas.openxmlformats.org/wordprocessingml/2006/main" xmlns:w14="http://schemas.microsoft.com/office/word/2010/wordml" xmlns:w15="http://schemas.microsoft.com/office/word/2012/wordml" xmlns:w16cex="http://schemas.microsoft.com/office/word/2018/wordml/cex" xmlns:w16cid="http://schemas.microsoft.com/office/word/2016/wordml/cid" xmlns:w16="http://schemas.microsoft.com/office/word/2018/wordml" xmlns:w16du="http://schemas.microsoft.com/office/word/2023/wordml/word16du" xmlns:w16sdtdh="http://schemas.microsoft.com/office/word/2020/wordml/sdtdatahash" xmlns:w16se="http://schemas.microsoft.com/office/word/2015/wordml/symex" xmlns:wpg="http://schemas.microsoft.com/office/word/2010/wordprocessingGroup" xmlns:wpi="http://schemas.microsoft.com/office/word/2010/wordprocessingInk" xmlns:wne="http://schemas.microsoft.com/office/word/2006/wordml" xmlns:wps="http://schemas.microsoft.com/office/word/2010/wordprocessingShape" mc:Ignorable="w14 w15 w16se w16cid w16 w16cex w16sdtdh w16du wp14">
+<w:footnotes xmlns:wpc="http://schemas.microsoft.com/office/word/2010/wordprocessingCanvas" xmlns:cx="http://schemas.microsoft.com/office/drawing/2014/chartex" xmlns:cx1="http://schemas.microsoft.com/office/drawing/2015/9/8/chartex" xmlns:cx2="http://schemas.microsoft.com/office/drawing/2015/10/21/chartex" xmlns:cx3="http://schemas.microsoft.com/office/drawing/2016/5/9/chartex" xmlns:cx4="http://schemas.microsoft.com/office/drawing/2016/5/10/chartex" xmlns:cx5="http://schemas.microsoft.com/office/drawing/2016/5/11/chartex" xmlns:cx6="http://schemas.microsoft.com/office/drawing/2016/5/12/chartex" xmlns:cx7="http://schemas.microsoft.com/office/drawing/2016/5/13/chartex" xmlns:cx8="http://schemas.microsoft.com/office/drawing/2016/5/14/chartex" xmlns:mc="http://schemas.openxmlformats.org/markup-compatibility/2006" xmlns:aink="http://schemas.microsoft.com/office/drawing/2016/ink" xmlns:am3d="http://schemas.microsoft.com/office/drawing/2017/model3d" xmlns:o="urn:schemas-microsoft-com:office:office" xmlns:oel="http://schemas.microsoft.com/office/2019/extlst" xmlns:r="http://schemas.openxmlformats.org/officeDocument/2006/relationships" xmlns:m="http://schemas.openxmlformats.org/officeDocument/2006/math" xmlns:v="urn:schemas-microsoft-com:vml" xmlns:wp14="http://schemas.microsoft.com/office/word/2010/wordprocessingDrawing" xmlns:wp="http://schemas.openxmlformats.org/drawingml/2006/wordprocessingDrawing" xmlns:w10="urn:schemas-microsoft-com:office:word" xmlns:w="http://schemas.openxmlformats.org/wordprocessingml/2006/main" xmlns:w14="http://schemas.microsoft.com/office/word/2010/wordml" xmlns:w15="http://schemas.microsoft.com/office/word/2012/wordml" xmlns:w16cex="http://schemas.microsoft.com/office/word/2018/wordml/cex" xmlns:w16cid="http://schemas.microsoft.com/office/word/2016/wordml/cid" xmlns:w16="http://schemas.microsoft.com/office/word/2018/wordml" xmlns:w16du="http://schemas.microsoft.com/office/word/2023/wordml/word16du" xmlns:w16sdtdh="http://schemas.microsoft.com/office/word/2020/wordml/sdtdatahash" xmlns:w16sdtfl="http://schemas.microsoft.com/office/word/2024/wordml/sdtformatlock" xmlns:w16se="http://schemas.microsoft.com/office/word/2015/wordml/symex" xmlns:wpg="http://schemas.microsoft.com/office/word/2010/wordprocessingGroup" xmlns:wpi="http://schemas.microsoft.com/office/word/2010/wordprocessingInk" xmlns:wne="http://schemas.microsoft.com/office/word/2006/wordml" xmlns:wps="http://schemas.microsoft.com/office/word/2010/wordprocessingShape" mc:Ignorable="w14 w15 w16se w16cid w16 w16cex w16sdtdh w16sdtfl w16du wp14">
   <w:footnote w:type="separator" w:id="-1">
     <w:p>
       <w:pPr>
@@ -43277,7 +50622,7 @@
 </file>
 
 <file path=word/header1.xml><?xml version="1.0" encoding="utf-8"?>
-<w:hdr xmlns:wpc="http://schemas.microsoft.com/office/word/2010/wordprocessingCanvas" xmlns:cx="http://schemas.microsoft.com/office/drawing/2014/chartex" xmlns:cx1="http://schemas.microsoft.com/office/drawing/2015/9/8/chartex" xmlns:cx2="http://schemas.microsoft.com/office/drawing/2015/10/21/chartex" xmlns:cx3="http://schemas.microsoft.com/office/drawing/2016/5/9/chartex" xmlns:cx4="http://schemas.microsoft.com/office/drawing/2016/5/10/chartex" xmlns:cx5="http://schemas.microsoft.com/office/drawing/2016/5/11/chartex" xmlns:cx6="http://schemas.microsoft.com/office/drawing/2016/5/12/chartex" xmlns:cx7="http://schemas.microsoft.com/office/drawing/2016/5/13/chartex" xmlns:cx8="http://schemas.microsoft.com/office/drawing/2016/5/14/chartex" xmlns:mc="http://schemas.openxmlformats.org/markup-compatibility/2006" xmlns:aink="http://schemas.microsoft.com/office/drawing/2016/ink" xmlns:am3d="http://schemas.microsoft.com/office/drawing/2017/model3d" xmlns:o="urn:schemas-microsoft-com:office:office" xmlns:oel="http://schemas.microsoft.com/office/2019/extlst" xmlns:r="http://schemas.openxmlformats.org/officeDocument/2006/relationships" xmlns:m="http://schemas.openxmlformats.org/officeDocument/2006/math" xmlns:v="urn:schemas-microsoft-com:vml" xmlns:wp14="http://schemas.microsoft.com/office/word/2010/wordprocessingDrawing" xmlns:wp="http://schemas.openxmlformats.org/drawingml/2006/wordprocessingDrawing" xmlns:w10="urn:schemas-microsoft-com:office:word" xmlns:w="http://schemas.openxmlformats.org/wordprocessingml/2006/main" xmlns:w14="http://schemas.microsoft.com/office/word/2010/wordml" xmlns:w15="http://schemas.microsoft.com/office/word/2012/wordml" xmlns:w16cex="http://schemas.microsoft.com/office/word/2018/wordml/cex" xmlns:w16cid="http://schemas.microsoft.com/office/word/2016/wordml/cid" xmlns:w16="http://schemas.microsoft.com/office/word/2018/wordml" xmlns:w16du="http://schemas.microsoft.com/office/word/2023/wordml/word16du" xmlns:w16sdtdh="http://schemas.microsoft.com/office/word/2020/wordml/sdtdatahash" xmlns:w16se="http://schemas.microsoft.com/office/word/2015/wordml/symex" xmlns:wpg="http://schemas.microsoft.com/office/word/2010/wordprocessingGroup" xmlns:wpi="http://schemas.microsoft.com/office/word/2010/wordprocessingInk" xmlns:wne="http://schemas.microsoft.com/office/word/2006/wordml" xmlns:wps="http://schemas.microsoft.com/office/word/2010/wordprocessingShape" mc:Ignorable="w14 w15 w16se w16cid w16 w16cex w16sdtdh w16du wp14">
+<w:hdr xmlns:wpc="http://schemas.microsoft.com/office/word/2010/wordprocessingCanvas" xmlns:cx="http://schemas.microsoft.com/office/drawing/2014/chartex" xmlns:cx1="http://schemas.microsoft.com/office/drawing/2015/9/8/chartex" xmlns:cx2="http://schemas.microsoft.com/office/drawing/2015/10/21/chartex" xmlns:cx3="http://schemas.microsoft.com/office/drawing/2016/5/9/chartex" xmlns:cx4="http://schemas.microsoft.com/office/drawing/2016/5/10/chartex" xmlns:cx5="http://schemas.microsoft.com/office/drawing/2016/5/11/chartex" xmlns:cx6="http://schemas.microsoft.com/office/drawing/2016/5/12/chartex" xmlns:cx7="http://schemas.microsoft.com/office/drawing/2016/5/13/chartex" xmlns:cx8="http://schemas.microsoft.com/office/drawing/2016/5/14/chartex" xmlns:mc="http://schemas.openxmlformats.org/markup-compatibility/2006" xmlns:aink="http://schemas.microsoft.com/office/drawing/2016/ink" xmlns:am3d="http://schemas.microsoft.com/office/drawing/2017/model3d" xmlns:o="urn:schemas-microsoft-com:office:office" xmlns:oel="http://schemas.microsoft.com/office/2019/extlst" xmlns:r="http://schemas.openxmlformats.org/officeDocument/2006/relationships" xmlns:m="http://schemas.openxmlformats.org/officeDocument/2006/math" xmlns:v="urn:schemas-microsoft-com:vml" xmlns:wp14="http://schemas.microsoft.com/office/word/2010/wordprocessingDrawing" xmlns:wp="http://schemas.openxmlformats.org/drawingml/2006/wordprocessingDrawing" xmlns:w10="urn:schemas-microsoft-com:office:word" xmlns:w="http://schemas.openxmlformats.org/wordprocessingml/2006/main" xmlns:w14="http://schemas.microsoft.com/office/word/2010/wordml" xmlns:w15="http://schemas.microsoft.com/office/word/2012/wordml" xmlns:w16cex="http://schemas.microsoft.com/office/word/2018/wordml/cex" xmlns:w16cid="http://schemas.microsoft.com/office/word/2016/wordml/cid" xmlns:w16="http://schemas.microsoft.com/office/word/2018/wordml" xmlns:w16du="http://schemas.microsoft.com/office/word/2023/wordml/word16du" xmlns:w16sdtdh="http://schemas.microsoft.com/office/word/2020/wordml/sdtdatahash" xmlns:w16sdtfl="http://schemas.microsoft.com/office/word/2024/wordml/sdtformatlock" xmlns:w16se="http://schemas.microsoft.com/office/word/2015/wordml/symex" xmlns:wpg="http://schemas.microsoft.com/office/word/2010/wordprocessingGroup" xmlns:wpi="http://schemas.microsoft.com/office/word/2010/wordprocessingInk" xmlns:wne="http://schemas.microsoft.com/office/word/2006/wordml" xmlns:wps="http://schemas.microsoft.com/office/word/2010/wordprocessingShape" mc:Ignorable="w14 w15 w16se w16cid w16 w16cex w16sdtdh w16sdtfl w16du wp14">
   <w:p>
     <w:pPr>
       <w:pStyle w:val="Header"/>
@@ -43298,7 +50643,7 @@
 </file>
 
 <file path=word/header2.xml><?xml version="1.0" encoding="utf-8"?>
-<w:hdr xmlns:wpc="http://schemas.microsoft.com/office/word/2010/wordprocessingCanvas" xmlns:cx="http://schemas.microsoft.com/office/drawing/2014/chartex" xmlns:cx1="http://schemas.microsoft.com/office/drawing/2015/9/8/chartex" xmlns:cx2="http://schemas.microsoft.com/office/drawing/2015/10/21/chartex" xmlns:cx3="http://schemas.microsoft.com/office/drawing/2016/5/9/chartex" xmlns:cx4="http://schemas.microsoft.com/office/drawing/2016/5/10/chartex" xmlns:cx5="http://schemas.microsoft.com/office/drawing/2016/5/11/chartex" xmlns:cx6="http://schemas.microsoft.com/office/drawing/2016/5/12/chartex" xmlns:cx7="http://schemas.microsoft.com/office/drawing/2016/5/13/chartex" xmlns:cx8="http://schemas.microsoft.com/office/drawing/2016/5/14/chartex" xmlns:mc="http://schemas.openxmlformats.org/markup-compatibility/2006" xmlns:aink="http://schemas.microsoft.com/office/drawing/2016/ink" xmlns:am3d="http://schemas.microsoft.com/office/drawing/2017/model3d" xmlns:o="urn:schemas-microsoft-com:office:office" xmlns:oel="http://schemas.microsoft.com/office/2019/extlst" xmlns:r="http://schemas.openxmlformats.org/officeDocument/2006/relationships" xmlns:m="http://schemas.openxmlformats.org/officeDocument/2006/math" xmlns:v="urn:schemas-microsoft-com:vml" xmlns:wp14="http://schemas.microsoft.com/office/word/2010/wordprocessingDrawing" xmlns:wp="http://schemas.openxmlformats.org/drawingml/2006/wordprocessingDrawing" xmlns:w10="urn:schemas-microsoft-com:office:word" xmlns:w="http://schemas.openxmlformats.org/wordprocessingml/2006/main" xmlns:w14="http://schemas.microsoft.com/office/word/2010/wordml" xmlns:w15="http://schemas.microsoft.com/office/word/2012/wordml" xmlns:w16cex="http://schemas.microsoft.com/office/word/2018/wordml/cex" xmlns:w16cid="http://schemas.microsoft.com/office/word/2016/wordml/cid" xmlns:w16="http://schemas.microsoft.com/office/word/2018/wordml" xmlns:w16du="http://schemas.microsoft.com/office/word/2023/wordml/word16du" xmlns:w16sdtdh="http://schemas.microsoft.com/office/word/2020/wordml/sdtdatahash" xmlns:w16se="http://schemas.microsoft.com/office/word/2015/wordml/symex" xmlns:wpg="http://schemas.microsoft.com/office/word/2010/wordprocessingGroup" xmlns:wpi="http://schemas.microsoft.com/office/word/2010/wordprocessingInk" xmlns:wne="http://schemas.microsoft.com/office/word/2006/wordml" xmlns:wps="http://schemas.microsoft.com/office/word/2010/wordprocessingShape" mc:Ignorable="w14 w15 w16se w16cid w16 w16cex w16sdtdh w16du wp14">
+<w:hdr xmlns:wpc="http://schemas.microsoft.com/office/word/2010/wordprocessingCanvas" xmlns:cx="http://schemas.microsoft.com/office/drawing/2014/chartex" xmlns:cx1="http://schemas.microsoft.com/office/drawing/2015/9/8/chartex" xmlns:cx2="http://schemas.microsoft.com/office/drawing/2015/10/21/chartex" xmlns:cx3="http://schemas.microsoft.com/office/drawing/2016/5/9/chartex" xmlns:cx4="http://schemas.microsoft.com/office/drawing/2016/5/10/chartex" xmlns:cx5="http://schemas.microsoft.com/office/drawing/2016/5/11/chartex" xmlns:cx6="http://schemas.microsoft.com/office/drawing/2016/5/12/chartex" xmlns:cx7="http://schemas.microsoft.com/office/drawing/2016/5/13/chartex" xmlns:cx8="http://schemas.microsoft.com/office/drawing/2016/5/14/chartex" xmlns:mc="http://schemas.openxmlformats.org/markup-compatibility/2006" xmlns:aink="http://schemas.microsoft.com/office/drawing/2016/ink" xmlns:am3d="http://schemas.microsoft.com/office/drawing/2017/model3d" xmlns:o="urn:schemas-microsoft-com:office:office" xmlns:oel="http://schemas.microsoft.com/office/2019/extlst" xmlns:r="http://schemas.openxmlformats.org/officeDocument/2006/relationships" xmlns:m="http://schemas.openxmlformats.org/officeDocument/2006/math" xmlns:v="urn:schemas-microsoft-com:vml" xmlns:wp14="http://schemas.microsoft.com/office/word/2010/wordprocessingDrawing" xmlns:wp="http://schemas.openxmlformats.org/drawingml/2006/wordprocessingDrawing" xmlns:w10="urn:schemas-microsoft-com:office:word" xmlns:w="http://schemas.openxmlformats.org/wordprocessingml/2006/main" xmlns:w14="http://schemas.microsoft.com/office/word/2010/wordml" xmlns:w15="http://schemas.microsoft.com/office/word/2012/wordml" xmlns:w16cex="http://schemas.microsoft.com/office/word/2018/wordml/cex" xmlns:w16cid="http://schemas.microsoft.com/office/word/2016/wordml/cid" xmlns:w16="http://schemas.microsoft.com/office/word/2018/wordml" xmlns:w16du="http://schemas.microsoft.com/office/word/2023/wordml/word16du" xmlns:w16sdtdh="http://schemas.microsoft.com/office/word/2020/wordml/sdtdatahash" xmlns:w16sdtfl="http://schemas.microsoft.com/office/word/2024/wordml/sdtformatlock" xmlns:w16se="http://schemas.microsoft.com/office/word/2015/wordml/symex" xmlns:wpg="http://schemas.microsoft.com/office/word/2010/wordprocessingGroup" xmlns:wpi="http://schemas.microsoft.com/office/word/2010/wordprocessingInk" xmlns:wne="http://schemas.microsoft.com/office/word/2006/wordml" xmlns:wps="http://schemas.microsoft.com/office/word/2010/wordprocessingShape" mc:Ignorable="w14 w15 w16se w16cid w16 w16cex w16sdtdh w16sdtfl w16du wp14">
   <w:p>
     <w:pPr>
       <w:pStyle w:val="Header"/>
@@ -43311,7 +50656,7 @@
 </file>
 
 <file path=word/styles.xml><?xml version="1.0" encoding="utf-8"?>
-<w:styles xmlns:mc="http://schemas.openxmlformats.org/markup-compatibility/2006" xmlns:r="http://schemas.openxmlformats.org/officeDocument/2006/relationships" xmlns:w="http://schemas.openxmlformats.org/wordprocessingml/2006/main" xmlns:w14="http://schemas.microsoft.com/office/word/2010/wordml" xmlns:w15="http://schemas.microsoft.com/office/word/2012/wordml" xmlns:w16cex="http://schemas.microsoft.com/office/word/2018/wordml/cex" xmlns:w16cid="http://schemas.microsoft.com/office/word/2016/wordml/cid" xmlns:w16="http://schemas.microsoft.com/office/word/2018/wordml" xmlns:w16du="http://schemas.microsoft.com/office/word/2023/wordml/word16du" xmlns:w16sdtdh="http://schemas.microsoft.com/office/word/2020/wordml/sdtdatahash" xmlns:w16se="http://schemas.microsoft.com/office/word/2015/wordml/symex" mc:Ignorable="w14 w15 w16se w16cid w16 w16cex w16sdtdh w16du">
+<w:styles xmlns:mc="http://schemas.openxmlformats.org/markup-compatibility/2006" xmlns:r="http://schemas.openxmlformats.org/officeDocument/2006/relationships" xmlns:w="http://schemas.openxmlformats.org/wordprocessingml/2006/main" xmlns:w14="http://schemas.microsoft.com/office/word/2010/wordml" xmlns:w15="http://schemas.microsoft.com/office/word/2012/wordml" xmlns:w16cex="http://schemas.microsoft.com/office/word/2018/wordml/cex" xmlns:w16cid="http://schemas.microsoft.com/office/word/2016/wordml/cid" xmlns:w16="http://schemas.microsoft.com/office/word/2018/wordml" xmlns:w16du="http://schemas.microsoft.com/office/word/2023/wordml/word16du" xmlns:w16sdtdh="http://schemas.microsoft.com/office/word/2020/wordml/sdtdatahash" xmlns:w16sdtfl="http://schemas.microsoft.com/office/word/2024/wordml/sdtformatlock" xmlns:w16se="http://schemas.microsoft.com/office/word/2015/wordml/symex" mc:Ignorable="w14 w15 w16se w16cid w16 w16cex w16sdtdh w16sdtfl w16du">
   <w:docDefaults>
     <w:rPrDefault>
       <w:rPr>
